--- a/ORLANDO RYAN SADEWA - P11/Worksheet/11. Worksheet_PABW_Pertemuan11 - ID (revisi sinkron).docx
+++ b/ORLANDO RYAN SADEWA - P11/Worksheet/11. Worksheet_PABW_Pertemuan11 - ID (revisi sinkron).docx
@@ -1,6 +1,6 @@
 
 <file path=word/document.xml><?xml version="1.0" encoding="utf-8"?>
-<w:document xmlns:wpc="http://schemas.microsoft.com/office/word/2010/wordprocessingCanvas" xmlns:cx="http://schemas.microsoft.com/office/drawing/2014/chartex" xmlns:cx1="http://schemas.microsoft.com/office/drawing/2015/9/8/chartex" xmlns:cx2="http://schemas.microsoft.com/office/drawing/2015/10/21/chartex" xmlns:cx3="http://schemas.microsoft.com/office/drawing/2016/5/9/chartex" xmlns:cx4="http://schemas.microsoft.com/office/drawing/2016/5/10/chartex" xmlns:cx5="http://schemas.microsoft.com/office/drawing/2016/5/11/chartex" xmlns:cx6="http://schemas.microsoft.com/office/drawing/2016/5/12/chartex" xmlns:cx7="http://schemas.microsoft.com/office/drawing/2016/5/13/chartex" xmlns:cx8="http://schemas.microsoft.com/office/drawing/2016/5/14/chartex" xmlns:mc="http://schemas.openxmlformats.org/markup-compatibility/2006" xmlns:m="http://schemas.openxmlformats.org/officeDocument/2006/math" xmlns:aink="http://schemas.microsoft.com/office/drawing/2016/ink" xmlns:am3d="http://schemas.microsoft.com/office/drawing/2017/model3d" xmlns:oel="http://schemas.microsoft.com/office/2019/extlst" xmlns:r="http://schemas.openxmlformats.org/officeDocument/2006/relationships" xmlns:wp14="http://schemas.microsoft.com/office/word/2010/wordprocessingDrawing" xmlns:wp="http://schemas.openxmlformats.org/drawingml/2006/wordprocessingDrawing" xmlns:wpg="http://schemas.microsoft.com/office/word/2010/wordprocessingGroup" xmlns:wpi="http://schemas.microsoft.com/office/word/2010/wordprocessingInk" xmlns:wps="http://schemas.microsoft.com/office/word/2010/wordprocessingShape" xmlns:o="urn:schemas-microsoft-com:office:office" xmlns:v="urn:schemas-microsoft-com:vml" xmlns:w10="urn:schemas-microsoft-com:office:word" xmlns:w="http://schemas.openxmlformats.org/wordprocessingml/2006/main" xmlns:w14="http://schemas.microsoft.com/office/word/2010/wordml" xmlns:w15="http://schemas.microsoft.com/office/word/2012/wordml" xmlns:w16cex="http://schemas.microsoft.com/office/word/2018/wordml/cex" xmlns:w16cid="http://schemas.microsoft.com/office/word/2016/wordml/cid" xmlns:w16="http://schemas.microsoft.com/office/word/2018/wordml" xmlns:w16sdtdh="http://schemas.microsoft.com/office/word/2020/wordml/sdtdatahash" xmlns:w16sdtfl="http://schemas.microsoft.com/office/word/2024/wordml/sdtformatlock" xmlns:w16se="http://schemas.microsoft.com/office/word/2015/wordml/symex" xmlns:w16du="http://schemas.microsoft.com/office/word/2023/wordml/word16du" xmlns:wne="http://schemas.microsoft.com/office/word/2006/wordml" mc:Ignorable="w14 w15 w16se w16cid w16 w16cex w16sdtdh w16sdtfl w16du wp14">
+<w:document xmlns:wpc="http://schemas.microsoft.com/office/word/2010/wordprocessingCanvas" xmlns:cx="http://schemas.microsoft.com/office/drawing/2014/chartex" xmlns:cx1="http://schemas.microsoft.com/office/drawing/2015/9/8/chartex" xmlns:cx2="http://schemas.microsoft.com/office/drawing/2015/10/21/chartex" xmlns:cx3="http://schemas.microsoft.com/office/drawing/2016/5/9/chartex" xmlns:cx4="http://schemas.microsoft.com/office/drawing/2016/5/10/chartex" xmlns:cx5="http://schemas.microsoft.com/office/drawing/2016/5/11/chartex" xmlns:cx6="http://schemas.microsoft.com/office/drawing/2016/5/12/chartex" xmlns:cx7="http://schemas.microsoft.com/office/drawing/2016/5/13/chartex" xmlns:cx8="http://schemas.microsoft.com/office/drawing/2016/5/14/chartex" xmlns:mc="http://schemas.openxmlformats.org/markup-compatibility/2006" xmlns:aink="http://schemas.microsoft.com/office/drawing/2016/ink" xmlns:am3d="http://schemas.microsoft.com/office/drawing/2017/model3d" xmlns:o="urn:schemas-microsoft-com:office:office" xmlns:oel="http://schemas.microsoft.com/office/2019/extlst" xmlns:r="http://schemas.openxmlformats.org/officeDocument/2006/relationships" xmlns:m="http://schemas.openxmlformats.org/officeDocument/2006/math" xmlns:v="urn:schemas-microsoft-com:vml" xmlns:wp14="http://schemas.microsoft.com/office/word/2010/wordprocessingDrawing" xmlns:wp="http://schemas.openxmlformats.org/drawingml/2006/wordprocessingDrawing" xmlns:w10="urn:schemas-microsoft-com:office:word" xmlns:w="http://schemas.openxmlformats.org/wordprocessingml/2006/main" xmlns:w14="http://schemas.microsoft.com/office/word/2010/wordml" xmlns:w15="http://schemas.microsoft.com/office/word/2012/wordml" xmlns:w16cex="http://schemas.microsoft.com/office/word/2018/wordml/cex" xmlns:w16cid="http://schemas.microsoft.com/office/word/2016/wordml/cid" xmlns:w16="http://schemas.microsoft.com/office/word/2018/wordml" xmlns:w16du="http://schemas.microsoft.com/office/word/2023/wordml/word16du" xmlns:w16sdtdh="http://schemas.microsoft.com/office/word/2020/wordml/sdtdatahash" xmlns:w16sdtfl="http://schemas.microsoft.com/office/word/2024/wordml/sdtformatlock" xmlns:w16se="http://schemas.microsoft.com/office/word/2015/wordml/symex" xmlns:wpg="http://schemas.microsoft.com/office/word/2010/wordprocessingGroup" xmlns:wpi="http://schemas.microsoft.com/office/word/2010/wordprocessingInk" xmlns:wne="http://schemas.microsoft.com/office/word/2006/wordml" xmlns:wps="http://schemas.microsoft.com/office/word/2010/wordprocessingShape" mc:Ignorable="w14 w15 w16se w16cid w16 w16cex w16sdtdh w16sdtfl w16du wp14">
   <w:body>
     <w:tbl>
       <w:tblPr>
@@ -63,7 +63,7 @@
                 <w:color w:val="1A1A2E"/>
                 <w:sz w:val="30"/>
               </w:rPr>
-              <w:t xml:space="preserve">P11</w:t>
+              <w:t>P11</w:t>
             </w:r>
           </w:p>
         </w:tc>
@@ -89,7 +89,7 @@
                 <w:color w:val="003796"/>
                 <w:sz w:val="18"/>
               </w:rPr>
-              <w:t xml:space="preserve">Pertemuan 11  ·  Modul, State, dan Penyimpanan Klien</w:t>
+              <w:t>Pertemuan 11  ·  Modul, State, dan Penyimpanan Klien</w:t>
             </w:r>
           </w:p>
         </w:tc>
@@ -107,7 +107,7 @@
           <w:color w:val="003796"/>
           <w:sz w:val="34"/>
         </w:rPr>
-        <w:t xml:space="preserve">Membagi Satu Berkas Menjadi Lima yang Jelas Tugasnya</w:t>
+        <w:t>Membagi Satu Berkas Menjadi Lima yang Jelas Tugasnya</w:t>
       </w:r>
     </w:p>
     <w:p>
@@ -122,7 +122,7 @@
           <w:color w:val="5A6080"/>
           <w:sz w:val="18"/>
         </w:rPr>
-        <w:t xml:space="preserve">Pengembangan Aplikasi Berbasis Web  ·  SIF302  ·  Semester Gasal 2026/2027</w:t>
+        <w:t>Pengembangan Aplikasi Berbasis Web  ·  SIF302  ·  Semester Gasal 2026/2027</w:t>
       </w:r>
     </w:p>
     <w:tbl>
@@ -163,7 +163,7 @@
                 <w:color w:val="003796"/>
                 <w:sz w:val="18"/>
               </w:rPr>
-              <w:t xml:space="preserve">NAMA</w:t>
+              <w:t>NAMA</w:t>
             </w:r>
           </w:p>
         </w:tc>
@@ -180,7 +180,18 @@
           <w:p>
             <w:pPr>
               <w:spacing w:after="0"/>
-            </w:pPr>
+              <w:rPr>
+                <w:sz w:val="18"/>
+                <w:szCs w:val="18"/>
+              </w:rPr>
+            </w:pPr>
+            <w:r>
+              <w:rPr>
+                <w:sz w:val="18"/>
+                <w:szCs w:val="18"/>
+              </w:rPr>
+              <w:t>Orlando Ryan Sadewa</w:t>
+            </w:r>
           </w:p>
         </w:tc>
         <w:tc>
@@ -197,6 +208,10 @@
           <w:p>
             <w:pPr>
               <w:spacing w:after="0"/>
+              <w:rPr>
+                <w:sz w:val="18"/>
+                <w:szCs w:val="18"/>
+              </w:rPr>
             </w:pPr>
             <w:r>
               <w:rPr>
@@ -204,8 +219,9 @@
                 <w:b/>
                 <w:color w:val="003796"/>
                 <w:sz w:val="18"/>
-              </w:rPr>
-              <w:t xml:space="preserve">NIM</w:t>
+                <w:szCs w:val="18"/>
+              </w:rPr>
+              <w:t>NIM</w:t>
             </w:r>
           </w:p>
         </w:tc>
@@ -222,7 +238,18 @@
           <w:p>
             <w:pPr>
               <w:spacing w:after="0"/>
-            </w:pPr>
+              <w:rPr>
+                <w:sz w:val="18"/>
+                <w:szCs w:val="18"/>
+              </w:rPr>
+            </w:pPr>
+            <w:r>
+              <w:rPr>
+                <w:sz w:val="18"/>
+                <w:szCs w:val="18"/>
+              </w:rPr>
+              <w:t>25523129</w:t>
+            </w:r>
           </w:p>
         </w:tc>
       </w:tr>
@@ -252,7 +279,7 @@
                 <w:color w:val="003796"/>
                 <w:sz w:val="18"/>
               </w:rPr>
-              <w:t xml:space="preserve">KELAS</w:t>
+              <w:t>KELAS</w:t>
             </w:r>
           </w:p>
         </w:tc>
@@ -269,7 +296,18 @@
           <w:p>
             <w:pPr>
               <w:spacing w:after="0"/>
-            </w:pPr>
+              <w:rPr>
+                <w:sz w:val="18"/>
+                <w:szCs w:val="18"/>
+              </w:rPr>
+            </w:pPr>
+            <w:r>
+              <w:rPr>
+                <w:sz w:val="18"/>
+                <w:szCs w:val="18"/>
+              </w:rPr>
+              <w:t>D</w:t>
+            </w:r>
           </w:p>
         </w:tc>
         <w:tc>
@@ -286,6 +324,10 @@
           <w:p>
             <w:pPr>
               <w:spacing w:after="0"/>
+              <w:rPr>
+                <w:sz w:val="18"/>
+                <w:szCs w:val="18"/>
+              </w:rPr>
             </w:pPr>
             <w:r>
               <w:rPr>
@@ -293,8 +335,9 @@
                 <w:b/>
                 <w:color w:val="003796"/>
                 <w:sz w:val="18"/>
-              </w:rPr>
-              <w:t xml:space="preserve">TANGGAL</w:t>
+                <w:szCs w:val="18"/>
+              </w:rPr>
+              <w:t>TANGGAL</w:t>
             </w:r>
           </w:p>
         </w:tc>
@@ -311,7 +354,18 @@
           <w:p>
             <w:pPr>
               <w:spacing w:after="0"/>
-            </w:pPr>
+              <w:rPr>
+                <w:sz w:val="18"/>
+                <w:szCs w:val="18"/>
+              </w:rPr>
+            </w:pPr>
+            <w:r>
+              <w:rPr>
+                <w:sz w:val="18"/>
+                <w:szCs w:val="18"/>
+              </w:rPr>
+              <w:t>19 October 2026</w:t>
+            </w:r>
           </w:p>
         </w:tc>
       </w:tr>
@@ -353,7 +407,7 @@
                 <w:color w:val="B00020"/>
                 <w:sz w:val="20"/>
               </w:rPr>
-              <w:t xml:space="preserve">Dikerjakan sendiri, bukan berpasangan.  Setiap mahasiswa melanjutkan halaman profilnya sendiri. Anda bebas memilih isi halaman; yang dinilai adalah apakah tanggung jawab setiap berkas jelas dan apakah halaman mengingat pilihan pengguna.</w:t>
+              <w:t>Dikerjakan sendiri, bukan berpasangan.  Setiap mahasiswa melanjutkan halaman profilnya sendiri. Anda bebas memilih isi halaman; yang dinilai adalah apakah tanggung jawab setiap berkas jelas dan apakah halaman mengingat pilihan pengguna.</w:t>
             </w:r>
           </w:p>
         </w:tc>
@@ -403,7 +457,7 @@
                 <w:color w:val="FFFFFF"/>
                 <w:sz w:val="19"/>
               </w:rPr>
-              <w:t xml:space="preserve">Capaian pembelajaran</w:t>
+              <w:t>Capaian pembelajaran</w:t>
             </w:r>
           </w:p>
         </w:tc>
@@ -429,7 +483,7 @@
                 <w:color w:val="FFFFFF"/>
                 <w:sz w:val="19"/>
               </w:rPr>
-              <w:t xml:space="preserve">Yang dinilai hari ini</w:t>
+              <w:t>Yang dinilai hari ini</w:t>
             </w:r>
           </w:p>
         </w:tc>
@@ -459,7 +513,7 @@
                 <w:rFonts w:cs="Carlito"/>
                 <w:sz w:val="19"/>
               </w:rPr>
-              <w:t xml:space="preserve">Mahasiswa mampu memecah berkas JavaScript menurut tanggung jawab, memisahkan keadaan aplikasi dari tampilan, dan menyimpannya di peramban sehingga halaman mengingat pilihan pengguna.</w:t>
+              <w:t>Mahasiswa mampu memecah berkas JavaScript menurut tanggung jawab, memisahkan keadaan aplikasi dari tampilan, dan menyimpannya di peramban sehingga halaman mengingat pilihan pengguna.</w:t>
             </w:r>
           </w:p>
         </w:tc>
@@ -482,39 +536,47 @@
                 <w:rFonts w:cs="Carlito"/>
                 <w:sz w:val="19"/>
               </w:rPr>
-              <w:t xml:space="preserve">1. Lima modul tersusun dan berjalan tanpa galat impor.</w:t>
-            </w:r>
-            <w:br/>
+              <w:t>1. Lima modul tersusun dan berjalan tanpa galat impor.</w:t>
+            </w:r>
+            <w:r>
+              <w:br/>
+            </w:r>
             <w:r>
               <w:rPr>
                 <w:rFonts w:cs="Carlito"/>
                 <w:sz w:val="19"/>
               </w:rPr>
-              <w:t xml:space="preserve">2. Seluruh keadaan aplikasi berada di satu objek state.</w:t>
-            </w:r>
-            <w:br/>
+              <w:t>2. Seluruh keadaan aplikasi berada di satu objek state.</w:t>
+            </w:r>
+            <w:r>
+              <w:br/>
+            </w:r>
             <w:r>
               <w:rPr>
                 <w:rFonts w:cs="Carlito"/>
                 <w:sz w:val="19"/>
               </w:rPr>
-              <w:t xml:space="preserve">3. Tampilan digambar dari state, bukan disimpan di DOM.</w:t>
-            </w:r>
-            <w:br/>
+              <w:t>3. Tampilan digambar dari state, bukan disimpan di DOM.</w:t>
+            </w:r>
+            <w:r>
+              <w:br/>
+            </w:r>
             <w:r>
               <w:rPr>
                 <w:rFonts w:cs="Carlito"/>
                 <w:sz w:val="19"/>
               </w:rPr>
-              <w:t xml:space="preserve">4. Pilihan terakhir tetap ada setelah halaman dimuat ulang.</w:t>
-            </w:r>
-            <w:br/>
+              <w:t>4. Pilihan terakhir tetap ada setelah halaman dimuat ulang.</w:t>
+            </w:r>
+            <w:r>
+              <w:br/>
+            </w:r>
             <w:r>
               <w:rPr>
                 <w:rFonts w:cs="Carlito"/>
                 <w:sz w:val="19"/>
               </w:rPr>
-              <w:t xml:space="preserve">5. Simpanan yang rusak tertangani, halaman tetap terbuka.</w:t>
+              <w:t>5. Simpanan yang rusak tertangani, halaman tetap terbuka.</w:t>
             </w:r>
           </w:p>
         </w:tc>
@@ -537,7 +599,7 @@
           <w:color w:val="003796"/>
           <w:sz w:val="22"/>
         </w:rPr>
-        <w:t xml:space="preserve">Aturan pengerjaan</w:t>
+        <w:t>Aturan pengerjaan</w:t>
       </w:r>
     </w:p>
     <w:tbl>
@@ -579,7 +641,7 @@
                 <w:color w:val="FFFFFF"/>
                 <w:sz w:val="19"/>
               </w:rPr>
-              <w:t xml:space="preserve">Hal</w:t>
+              <w:t>Hal</w:t>
             </w:r>
           </w:p>
         </w:tc>
@@ -605,7 +667,7 @@
                 <w:color w:val="FFFFFF"/>
                 <w:sz w:val="19"/>
               </w:rPr>
-              <w:t xml:space="preserve">Ketetapan</w:t>
+              <w:t>Ketetapan</w:t>
             </w:r>
           </w:p>
         </w:tc>
@@ -635,7 +697,7 @@
                 <w:rFonts w:cs="Carlito"/>
                 <w:sz w:val="19"/>
               </w:rPr>
-              <w:t xml:space="preserve">Bentuk kerja</w:t>
+              <w:t>Bentuk kerja</w:t>
             </w:r>
           </w:p>
         </w:tc>
@@ -658,7 +720,7 @@
                 <w:rFonts w:cs="Carlito"/>
                 <w:sz w:val="19"/>
               </w:rPr>
-              <w:t xml:space="preserve">Individu. Satu mahasiswa, satu halaman, satu topik.</w:t>
+              <w:t>Individu. Satu mahasiswa, satu halaman, satu topik.</w:t>
             </w:r>
           </w:p>
         </w:tc>
@@ -688,7 +750,7 @@
                 <w:rFonts w:cs="Carlito"/>
                 <w:sz w:val="19"/>
               </w:rPr>
-              <w:t xml:space="preserve">Perkakas</w:t>
+              <w:t>Perkakas</w:t>
             </w:r>
           </w:p>
         </w:tc>
@@ -711,7 +773,7 @@
                 <w:rFonts w:cs="Carlito"/>
                 <w:sz w:val="19"/>
               </w:rPr>
-              <w:t xml:space="preserve">VS Code + peramban Chrome atau Firefox. Node.js tidak dipakai hari ini — npm dan Vite hanya diperagakan dosen.</w:t>
+              <w:t>VS Code + peramban Chrome atau Firefox. Node.js tidak dipakai hari ini — npm dan Vite hanya diperagakan dosen.</w:t>
             </w:r>
           </w:p>
         </w:tc>
@@ -741,7 +803,7 @@
                 <w:rFonts w:cs="Carlito"/>
                 <w:sz w:val="19"/>
               </w:rPr>
-              <w:t xml:space="preserve">Berkas awal</w:t>
+              <w:t>Berkas awal</w:t>
             </w:r>
           </w:p>
         </w:tc>
@@ -764,7 +826,7 @@
                 <w:rFonts w:cs="Carlito"/>
                 <w:sz w:val="19"/>
               </w:rPr>
-              <w:t xml:space="preserve">Hasil pekerjaan Anda sendiri dari Pertemuan 10, yaitu profil.html, seluruh berkas CSS, js/app.js, js/dom.js, dan js/api.js, disalin ke folder worksheet-p11/. Tidak ada berkas contoh.</w:t>
+              <w:t>Hasil pekerjaan Anda sendiri dari Pertemuan 10, yaitu profil.html, seluruh berkas CSS, js/app.js, js/dom.js, dan js/api.js, disalin ke folder worksheet-p11/. Tidak ada berkas contoh.</w:t>
             </w:r>
           </w:p>
         </w:tc>
@@ -794,7 +856,7 @@
                 <w:rFonts w:cs="Carlito"/>
                 <w:sz w:val="19"/>
               </w:rPr>
-              <w:t xml:space="preserve">Waktu</w:t>
+              <w:t>Waktu</w:t>
             </w:r>
           </w:p>
         </w:tc>
@@ -817,7 +879,7 @@
                 <w:rFonts w:cs="Carlito"/>
                 <w:sz w:val="19"/>
               </w:rPr>
-              <w:t xml:space="preserve">90 menit di kelas. Bila belum selesai, dilanjutkan di luar kelas paling lambat pukul 23.59 pada hari yang sama.</w:t>
+              <w:t>90 menit di kelas. Bila belum selesai, dilanjutkan di luar kelas paling lambat pukul 23.59 pada hari yang sama.</w:t>
             </w:r>
           </w:p>
         </w:tc>
@@ -847,7 +909,7 @@
                 <w:rFonts w:cs="Carlito"/>
                 <w:sz w:val="19"/>
               </w:rPr>
-              <w:t xml:space="preserve">Penyerahan</w:t>
+              <w:t>Penyerahan</w:t>
             </w:r>
           </w:p>
         </w:tc>
@@ -870,7 +932,7 @@
                 <w:rFonts w:cs="Carlito"/>
                 <w:sz w:val="19"/>
               </w:rPr>
-              <w:t xml:space="preserve">Seluruh isi worksheet-p11/ diunggah ke repositori GitHub Anda sendiri, di dalam folder semester ~/pabw/. Periksa halaman repositori Anda, bukan hanya folder di laptop.</w:t>
+              <w:t>Seluruh isi worksheet-p11/ diunggah ke repositori GitHub Anda sendiri, di dalam folder semester ~/pabw/. Periksa halaman repositori Anda, bukan hanya folder di laptop.</w:t>
             </w:r>
           </w:p>
         </w:tc>
@@ -893,7 +955,7 @@
           <w:color w:val="003796"/>
           <w:sz w:val="22"/>
         </w:rPr>
-        <w:t xml:space="preserve">Anggaran waktu 90 menit</w:t>
+        <w:t>Anggaran waktu 90 menit</w:t>
       </w:r>
     </w:p>
     <w:tbl>
@@ -937,7 +999,7 @@
                 <w:color w:val="FFFFFF"/>
                 <w:sz w:val="18"/>
               </w:rPr>
-              <w:t xml:space="preserve">Menit</w:t>
+              <w:t>Menit</w:t>
             </w:r>
           </w:p>
         </w:tc>
@@ -963,7 +1025,7 @@
                 <w:color w:val="FFFFFF"/>
                 <w:sz w:val="18"/>
               </w:rPr>
-              <w:t xml:space="preserve">Lembar</w:t>
+              <w:t>Lembar</w:t>
             </w:r>
           </w:p>
         </w:tc>
@@ -989,7 +1051,7 @@
                 <w:color w:val="FFFFFF"/>
                 <w:sz w:val="18"/>
               </w:rPr>
-              <w:t xml:space="preserve">Yang Anda kerjakan</w:t>
+              <w:t>Yang Anda kerjakan</w:t>
             </w:r>
           </w:p>
         </w:tc>
@@ -1015,7 +1077,7 @@
                 <w:color w:val="FFFFFF"/>
                 <w:sz w:val="18"/>
               </w:rPr>
-              <w:t xml:space="preserve">Kalau waktu habis, berhenti di sini</w:t>
+              <w:t>Kalau waktu habis, berhenti di sini</w:t>
             </w:r>
           </w:p>
         </w:tc>
@@ -1045,7 +1107,7 @@
                 <w:rFonts w:cs="Carlito"/>
                 <w:sz w:val="18"/>
               </w:rPr>
-              <w:t xml:space="preserve">0–18</w:t>
+              <w:t>0–18</w:t>
             </w:r>
           </w:p>
         </w:tc>
@@ -1068,7 +1130,7 @@
                 <w:rFonts w:cs="Carlito"/>
                 <w:sz w:val="18"/>
               </w:rPr>
-              <w:t xml:space="preserve">A</w:t>
+              <w:t>A</w:t>
             </w:r>
           </w:p>
         </w:tc>
@@ -1091,7 +1153,7 @@
                 <w:rFonts w:cs="Carlito"/>
                 <w:sz w:val="18"/>
               </w:rPr>
-              <w:t xml:space="preserve">Salin hasil Pertemuan 10 ke worksheet-p11/, periksa api.js, gambar susunan modul</w:t>
+              <w:t>Salin hasil Pertemuan 10 ke worksheet-p11/, periksa api.js, gambar susunan modul</w:t>
             </w:r>
           </w:p>
         </w:tc>
@@ -1114,7 +1176,7 @@
                 <w:rFonts w:cs="Carlito"/>
                 <w:sz w:val="18"/>
               </w:rPr>
-              <w:t xml:space="preserve">Sketsa modul terisi</w:t>
+              <w:t>Sketsa modul terisi</w:t>
             </w:r>
           </w:p>
         </w:tc>
@@ -1144,7 +1206,7 @@
                 <w:rFonts w:cs="Carlito"/>
                 <w:sz w:val="18"/>
               </w:rPr>
-              <w:t xml:space="preserve">18–42</w:t>
+              <w:t>18–42</w:t>
             </w:r>
           </w:p>
         </w:tc>
@@ -1167,7 +1229,7 @@
                 <w:rFonts w:cs="Carlito"/>
                 <w:sz w:val="18"/>
               </w:rPr>
-              <w:t xml:space="preserve">B</w:t>
+              <w:t>B</w:t>
             </w:r>
           </w:p>
         </w:tc>
@@ -1190,7 +1252,7 @@
                 <w:rFonts w:cs="Carlito"/>
                 <w:sz w:val="18"/>
               </w:rPr>
-              <w:t xml:space="preserve">Pecah menjadi js/data.js, js/state.js, js/events.js; js/app.js jadi perakit</w:t>
+              <w:t>Pecah menjadi js/data.js, js/state.js, js/events.js; js/app.js jadi perakit</w:t>
             </w:r>
           </w:p>
         </w:tc>
@@ -1213,7 +1275,7 @@
                 <w:rFonts w:cs="Carlito"/>
                 <w:sz w:val="18"/>
               </w:rPr>
-              <w:t xml:space="preserve">Halaman berjalan sama seperti P10, nol galat impor</w:t>
+              <w:t>Halaman berjalan sama seperti P10, nol galat impor</w:t>
             </w:r>
           </w:p>
         </w:tc>
@@ -1243,7 +1305,7 @@
                 <w:rFonts w:cs="Carlito"/>
                 <w:sz w:val="18"/>
               </w:rPr>
-              <w:t xml:space="preserve">42–66</w:t>
+              <w:t>42–66</w:t>
             </w:r>
           </w:p>
         </w:tc>
@@ -1266,7 +1328,7 @@
                 <w:rFonts w:cs="Carlito"/>
                 <w:sz w:val="18"/>
               </w:rPr>
-              <w:t xml:space="preserve">C</w:t>
+              <w:t>C</w:t>
             </w:r>
           </w:p>
         </w:tc>
@@ -1289,7 +1351,7 @@
                 <w:rFonts w:cs="Carlito"/>
                 <w:sz w:val="18"/>
               </w:rPr>
-              <w:t xml:space="preserve">Pindahkan tampilan ke render(state), tambah tombol favorit; keadaan keluar dari DOM</w:t>
+              <w:t>Pindahkan tampilan ke render(state), tambah tombol favorit; keadaan keluar dari DOM</w:t>
             </w:r>
           </w:p>
         </w:tc>
@@ -1312,7 +1374,7 @@
                 <w:rFonts w:cs="Carlito"/>
                 <w:sz w:val="18"/>
               </w:rPr>
-              <w:t xml:space="preserve">Ganti kategori hanya mengubah state</w:t>
+              <w:t>Ganti kategori hanya mengubah state</w:t>
             </w:r>
           </w:p>
         </w:tc>
@@ -1342,7 +1404,7 @@
                 <w:rFonts w:cs="Carlito"/>
                 <w:sz w:val="18"/>
               </w:rPr>
-              <w:t xml:space="preserve">66–92</w:t>
+              <w:t>66–92</w:t>
             </w:r>
           </w:p>
         </w:tc>
@@ -1365,7 +1427,7 @@
                 <w:rFonts w:cs="Carlito"/>
                 <w:sz w:val="18"/>
               </w:rPr>
-              <w:t xml:space="preserve">D</w:t>
+              <w:t>D</w:t>
             </w:r>
           </w:p>
         </w:tc>
@@ -1388,7 +1450,7 @@
                 <w:rFonts w:cs="Carlito"/>
                 <w:sz w:val="18"/>
               </w:rPr>
-              <w:t xml:space="preserve">Simpan dan muat dengan localStorage dan JSON, nilai bawaan, tombol atur ulang</w:t>
+              <w:t>Simpan dan muat dengan localStorage dan JSON, nilai bawaan, tombol atur ulang</w:t>
             </w:r>
           </w:p>
         </w:tc>
@@ -1411,7 +1473,7 @@
                 <w:rFonts w:cs="Carlito"/>
                 <w:sz w:val="18"/>
               </w:rPr>
-              <w:t xml:space="preserve">Muat ulang halaman, pilihan terakhir tetap ada</w:t>
+              <w:t>Muat ulang halaman, pilihan terakhir tetap ada</w:t>
             </w:r>
           </w:p>
         </w:tc>
@@ -1441,7 +1503,7 @@
                 <w:rFonts w:cs="Carlito"/>
                 <w:sz w:val="18"/>
               </w:rPr>
-              <w:t xml:space="preserve">92–118</w:t>
+              <w:t>92–118</w:t>
             </w:r>
           </w:p>
         </w:tc>
@@ -1464,7 +1526,7 @@
                 <w:rFonts w:cs="Carlito"/>
                 <w:sz w:val="18"/>
               </w:rPr>
-              <w:t xml:space="preserve">E</w:t>
+              <w:t>E</w:t>
             </w:r>
           </w:p>
         </w:tc>
@@ -1487,7 +1549,7 @@
                 <w:rFonts w:cs="Carlito"/>
                 <w:sz w:val="18"/>
               </w:rPr>
-              <w:t xml:space="preserve">Tiga kasus sulit: simpanan rusak, versi skema lama, data yang tidak boleh disimpan</w:t>
+              <w:t>Tiga kasus sulit: simpanan rusak, versi skema lama, data yang tidak boleh disimpan</w:t>
             </w:r>
           </w:p>
         </w:tc>
@@ -1510,7 +1572,7 @@
                 <w:rFonts w:cs="Carlito"/>
                 <w:sz w:val="18"/>
               </w:rPr>
-              <w:t xml:space="preserve">Tiga kasus ditangani + catatan apa yang tidak disimpan</w:t>
+              <w:t>Tiga kasus ditangani + catatan apa yang tidak disimpan</w:t>
             </w:r>
           </w:p>
         </w:tc>
@@ -1540,7 +1602,7 @@
                 <w:rFonts w:cs="Carlito"/>
                 <w:sz w:val="18"/>
               </w:rPr>
-              <w:t xml:space="preserve">118–150</w:t>
+              <w:t>118–150</w:t>
             </w:r>
           </w:p>
         </w:tc>
@@ -1563,7 +1625,7 @@
                 <w:rFonts w:cs="Carlito"/>
                 <w:sz w:val="18"/>
               </w:rPr>
-              <w:t xml:space="preserve">F</w:t>
+              <w:t>F</w:t>
             </w:r>
           </w:p>
         </w:tc>
@@ -1586,7 +1648,7 @@
                 <w:rFonts w:cs="Carlito"/>
                 <w:sz w:val="18"/>
               </w:rPr>
-              <w:t xml:space="preserve">Periksa satu per satu, satu baris untuk diingat, tiket keluar, penilaian mandiri, README, catat PR Node.js</w:t>
+              <w:t>Periksa satu per satu, satu baris untuk diingat, tiket keluar, penilaian mandiri, README, catat PR Node.js</w:t>
             </w:r>
           </w:p>
         </w:tc>
@@ -1609,7 +1671,7 @@
                 <w:rFonts w:cs="Carlito"/>
                 <w:sz w:val="18"/>
               </w:rPr>
-              <w:t xml:space="preserve">Lembar F terisi dan tersimpan</w:t>
+              <w:t>Lembar F terisi dan tersimpan</w:t>
             </w:r>
           </w:p>
         </w:tc>
@@ -1652,7 +1714,7 @@
                 <w:color w:val="003796"/>
                 <w:sz w:val="20"/>
               </w:rPr>
-              <w:t xml:space="preserve">Selalu kerjakan berurutan.  Setiap lembar mengandaikan lembar sebelumnya sudah selesai. Kolom paling kanan bukan batas waktu — hanya penunjuk laju.</w:t>
+              <w:t>Selalu kerjakan berurutan.  Setiap lembar mengandaikan lembar sebelumnya sudah selesai. Kolom paling kanan bukan batas waktu — hanya penunjuk laju.</w:t>
             </w:r>
           </w:p>
         </w:tc>
@@ -1707,6 +1769,7 @@
                 <w:color w:val="FFFFFF"/>
                 <w:sz w:val="22"/>
               </w:rPr>
+              <w:lastRenderedPageBreak/>
               <w:t>WORKSHEET</w:t>
             </w:r>
           </w:p>
@@ -1734,7 +1797,7 @@
                 <w:color w:val="1A1A2E"/>
                 <w:sz w:val="30"/>
               </w:rPr>
-              <w:t xml:space="preserve">A</w:t>
+              <w:t>A</w:t>
             </w:r>
           </w:p>
         </w:tc>
@@ -1760,7 +1823,7 @@
                 <w:color w:val="003796"/>
                 <w:sz w:val="18"/>
               </w:rPr>
-              <w:t xml:space="preserve">Pertemuan 11  ·  Modul, State, dan Penyimpanan Klien</w:t>
+              <w:t>Pertemuan 11  ·  Modul, State, dan Penyimpanan Klien</w:t>
             </w:r>
           </w:p>
         </w:tc>
@@ -1778,7 +1841,7 @@
           <w:color w:val="5A6080"/>
           <w:sz w:val="17"/>
         </w:rPr>
-        <w:t xml:space="preserve">Lembar A — Memeriksa berkas dan menggambar susunan modul</w:t>
+        <w:t>Lembar A — Memeriksa berkas dan menggambar susunan modul</w:t>
       </w:r>
     </w:p>
     <w:p>
@@ -1810,7 +1873,7 @@
                 <w:b/>
                 <w:color w:val="FFFFFF"/>
               </w:rPr>
-              <w:t xml:space="preserve">▌  BERKAS YANG TERLALU PANJANG ADALAH BERKAS YANG BELUM DIPECAH</w:t>
+              <w:t>▌  BERKAS YANG TERLALU PANJANG ADALAH BERKAS YANG BELUM DIPECAH</w:t>
             </w:r>
           </w:p>
         </w:tc>
@@ -1827,7 +1890,7 @@
           <w:rFonts w:cs="Carlito"/>
           <w:sz w:val="20"/>
         </w:rPr>
-        <w:t xml:space="preserve">Selama enam pertemuan berkas JavaScript Anda tumbuh terus. Hari ini berkas itu dipotong menjadi beberapa berkas, dan setiap berkas mendapat satu tanggung jawab. Lembar ini memeriksa bahan yang Anda bawa, sebelum ada satu baris pun yang dipecah.</w:t>
+        <w:t>Selama enam pertemuan berkas JavaScript Anda tumbuh terus. Hari ini berkas itu dipotong menjadi beberapa berkas, dan setiap berkas mendapat satu tanggung jawab. Lembar ini memeriksa bahan yang Anda bawa, sebelum ada satu baris pun yang dipecah.</w:t>
       </w:r>
     </w:p>
     <w:p>
@@ -1846,7 +1909,7 @@
           <w:b/>
           <w:color w:val="003796"/>
         </w:rPr>
-        <w:t xml:space="preserve">A.1  Berkas yang harus ada sebelum Anda mulai</w:t>
+        <w:t>A.1  Berkas yang harus ada sebelum Anda mulai</w:t>
       </w:r>
     </w:p>
     <w:p>
@@ -1855,7 +1918,7 @@
           <w:rFonts w:cs="Carlito"/>
           <w:sz w:val="20"/>
         </w:rPr>
-        <w:t xml:space="preserve">Salin seluruh hasil Pertemuan 10 ke folder worksheet-p11/. Periksa satu per satu, karena pekerjaan hari ini bertumpu pada berkas-berkas itu, dan yang hilang akan terasa sebagai galat impor di lembar B.</w:t>
+        <w:t>Salin seluruh hasil Pertemuan 10 ke folder worksheet-p11/. Periksa satu per satu, karena pekerjaan hari ini bertumpu pada berkas-berkas itu, dan yang hilang akan terasa sebagai galat impor di lembar B.</w:t>
       </w:r>
     </w:p>
     <w:tbl>
@@ -1899,7 +1962,7 @@
                 <w:color w:val="FFFFFF"/>
                 <w:sz w:val="18"/>
               </w:rPr>
-              <w:t xml:space="preserve">Berkas</w:t>
+              <w:t>Berkas</w:t>
             </w:r>
           </w:p>
         </w:tc>
@@ -1925,7 +1988,7 @@
                 <w:color w:val="FFFFFF"/>
                 <w:sz w:val="18"/>
               </w:rPr>
-              <w:t xml:space="preserve">Dari</w:t>
+              <w:t>Dari</w:t>
             </w:r>
           </w:p>
         </w:tc>
@@ -1951,7 +2014,7 @@
                 <w:color w:val="FFFFFF"/>
                 <w:sz w:val="18"/>
               </w:rPr>
-              <w:t xml:space="preserve">Ada?</w:t>
+              <w:t>Ada?</w:t>
             </w:r>
           </w:p>
         </w:tc>
@@ -1977,7 +2040,7 @@
                 <w:color w:val="FFFFFF"/>
                 <w:sz w:val="18"/>
               </w:rPr>
-              <w:t xml:space="preserve">Jumlah baris</w:t>
+              <w:t>Jumlah baris</w:t>
             </w:r>
           </w:p>
         </w:tc>
@@ -2007,7 +2070,7 @@
                 <w:rFonts w:cs="Carlito"/>
                 <w:sz w:val="18"/>
               </w:rPr>
-              <w:t xml:space="preserve">profil.html</w:t>
+              <w:t>profil.html</w:t>
             </w:r>
           </w:p>
         </w:tc>
@@ -2030,7 +2093,7 @@
                 <w:rFonts w:cs="Carlito"/>
                 <w:sz w:val="18"/>
               </w:rPr>
-              <w:t xml:space="preserve">P9, P10</w:t>
+              <w:t>P9, P10</w:t>
             </w:r>
           </w:p>
         </w:tc>
@@ -2048,13 +2111,6 @@
             <w:pPr>
               <w:spacing w:before="20" w:after="20" w:line="252" w:lineRule="auto"/>
             </w:pPr>
-            <w:r>
-              <w:rPr>
-                <w:rFonts w:cs="Carlito"/>
-                <w:sz w:val="18"/>
-              </w:rPr>
-              <w:t xml:space="preserve"/>
-            </w:r>
           </w:p>
         </w:tc>
         <w:tc>
@@ -2071,13 +2127,6 @@
             <w:pPr>
               <w:spacing w:before="20" w:after="20" w:line="252" w:lineRule="auto"/>
             </w:pPr>
-            <w:r>
-              <w:rPr>
-                <w:rFonts w:cs="Carlito"/>
-                <w:sz w:val="18"/>
-              </w:rPr>
-              <w:t xml:space="preserve"/>
-            </w:r>
           </w:p>
         </w:tc>
       </w:tr>
@@ -2106,7 +2155,7 @@
                 <w:rFonts w:cs="Carlito"/>
                 <w:sz w:val="18"/>
               </w:rPr>
-              <w:t xml:space="preserve">Seluruh berkas CSS (enam berkas)</w:t>
+              <w:t>Seluruh berkas CSS (enam berkas)</w:t>
             </w:r>
           </w:p>
         </w:tc>
@@ -2129,7 +2178,7 @@
                 <w:rFonts w:cs="Carlito"/>
                 <w:sz w:val="18"/>
               </w:rPr>
-              <w:t xml:space="preserve">P4–P6</w:t>
+              <w:t>P4–P6</w:t>
             </w:r>
           </w:p>
         </w:tc>
@@ -2147,13 +2196,6 @@
             <w:pPr>
               <w:spacing w:before="20" w:after="20" w:line="252" w:lineRule="auto"/>
             </w:pPr>
-            <w:r>
-              <w:rPr>
-                <w:rFonts w:cs="Carlito"/>
-                <w:sz w:val="18"/>
-              </w:rPr>
-              <w:t xml:space="preserve"/>
-            </w:r>
           </w:p>
         </w:tc>
         <w:tc>
@@ -2170,13 +2212,6 @@
             <w:pPr>
               <w:spacing w:before="20" w:after="20" w:line="252" w:lineRule="auto"/>
             </w:pPr>
-            <w:r>
-              <w:rPr>
-                <w:rFonts w:cs="Carlito"/>
-                <w:sz w:val="18"/>
-              </w:rPr>
-              <w:t xml:space="preserve"/>
-            </w:r>
           </w:p>
         </w:tc>
       </w:tr>
@@ -2205,7 +2240,7 @@
                 <w:rFonts w:cs="Carlito"/>
                 <w:sz w:val="18"/>
               </w:rPr>
-              <w:t xml:space="preserve">js/app.js</w:t>
+              <w:t>js/app.js</w:t>
             </w:r>
           </w:p>
         </w:tc>
@@ -2228,7 +2263,7 @@
                 <w:rFonts w:cs="Carlito"/>
                 <w:sz w:val="18"/>
               </w:rPr>
-              <w:t xml:space="preserve">P8</w:t>
+              <w:t>P8</w:t>
             </w:r>
           </w:p>
         </w:tc>
@@ -2246,13 +2281,6 @@
             <w:pPr>
               <w:spacing w:before="20" w:after="20" w:line="252" w:lineRule="auto"/>
             </w:pPr>
-            <w:r>
-              <w:rPr>
-                <w:rFonts w:cs="Carlito"/>
-                <w:sz w:val="18"/>
-              </w:rPr>
-              <w:t xml:space="preserve"/>
-            </w:r>
           </w:p>
         </w:tc>
         <w:tc>
@@ -2269,13 +2297,6 @@
             <w:pPr>
               <w:spacing w:before="20" w:after="20" w:line="252" w:lineRule="auto"/>
             </w:pPr>
-            <w:r>
-              <w:rPr>
-                <w:rFonts w:cs="Carlito"/>
-                <w:sz w:val="18"/>
-              </w:rPr>
-              <w:t xml:space="preserve"/>
-            </w:r>
           </w:p>
         </w:tc>
       </w:tr>
@@ -2304,7 +2325,7 @@
                 <w:rFonts w:cs="Carlito"/>
                 <w:sz w:val="18"/>
               </w:rPr>
-              <w:t xml:space="preserve">js/dom.js</w:t>
+              <w:t>js/dom.js</w:t>
             </w:r>
           </w:p>
         </w:tc>
@@ -2327,7 +2348,7 @@
                 <w:rFonts w:cs="Carlito"/>
                 <w:sz w:val="18"/>
               </w:rPr>
-              <w:t xml:space="preserve">P9, P10</w:t>
+              <w:t>P9, P10</w:t>
             </w:r>
           </w:p>
         </w:tc>
@@ -2345,13 +2366,6 @@
             <w:pPr>
               <w:spacing w:before="20" w:after="20" w:line="252" w:lineRule="auto"/>
             </w:pPr>
-            <w:r>
-              <w:rPr>
-                <w:rFonts w:cs="Carlito"/>
-                <w:sz w:val="18"/>
-              </w:rPr>
-              <w:t xml:space="preserve"/>
-            </w:r>
           </w:p>
         </w:tc>
         <w:tc>
@@ -2368,13 +2382,6 @@
             <w:pPr>
               <w:spacing w:before="20" w:after="20" w:line="252" w:lineRule="auto"/>
             </w:pPr>
-            <w:r>
-              <w:rPr>
-                <w:rFonts w:cs="Carlito"/>
-                <w:sz w:val="18"/>
-              </w:rPr>
-              <w:t xml:space="preserve"/>
-            </w:r>
           </w:p>
         </w:tc>
       </w:tr>
@@ -2403,7 +2410,7 @@
                 <w:rFonts w:cs="Carlito"/>
                 <w:sz w:val="18"/>
               </w:rPr>
-              <w:t xml:space="preserve">js/api.js</w:t>
+              <w:t>js/api.js</w:t>
             </w:r>
           </w:p>
         </w:tc>
@@ -2426,7 +2433,7 @@
                 <w:rFonts w:cs="Carlito"/>
                 <w:sz w:val="18"/>
               </w:rPr>
-              <w:t xml:space="preserve">P10</w:t>
+              <w:t>P10</w:t>
             </w:r>
           </w:p>
         </w:tc>
@@ -2444,13 +2451,6 @@
             <w:pPr>
               <w:spacing w:before="20" w:after="20" w:line="252" w:lineRule="auto"/>
             </w:pPr>
-            <w:r>
-              <w:rPr>
-                <w:rFonts w:cs="Carlito"/>
-                <w:sz w:val="18"/>
-              </w:rPr>
-              <w:t xml:space="preserve"/>
-            </w:r>
           </w:p>
         </w:tc>
         <w:tc>
@@ -2467,13 +2467,6 @@
             <w:pPr>
               <w:spacing w:before="20" w:after="20" w:line="252" w:lineRule="auto"/>
             </w:pPr>
-            <w:r>
-              <w:rPr>
-                <w:rFonts w:cs="Carlito"/>
-                <w:sz w:val="18"/>
-              </w:rPr>
-              <w:t xml:space="preserve"/>
-            </w:r>
           </w:p>
         </w:tc>
       </w:tr>
@@ -2494,7 +2487,7 @@
           <w:b/>
           <w:color w:val="003796"/>
         </w:rPr>
-        <w:t xml:space="preserve">A.2  Periksa js/api.js dari Pertemuan 10</w:t>
+        <w:t>A.2  Periksa js/api.js dari Pertemuan 10</w:t>
       </w:r>
     </w:p>
     <w:p>
@@ -2503,7 +2496,7 @@
           <w:rFonts w:cs="Carlito"/>
           <w:sz w:val="20"/>
         </w:rPr>
-        <w:t xml:space="preserve">Pertemuan 10 menghasilkan js/api.js dengan fungsi ambilProyek. File itu dipakai apa adanya hari ini. Periksa juga apakah ada file lain di folder js/ yang namanya sama dengan file yang akan Anda buat hari ini. Isi tabel ini apa adanya; kalau tidak ada file lain, tulis "tidak ada".</w:t>
+        <w:t>Pertemuan 10 menghasilkan js/api.js dengan fungsi ambilProyek. File itu dipakai apa adanya hari ini. Periksa juga apakah ada file lain di folder js/ yang namanya sama dengan file yang akan Anda buat hari ini. Isi tabel ini apa adanya; kalau tidak ada file lain, tulis "tidak ada".</w:t>
       </w:r>
     </w:p>
     <w:tbl>
@@ -2546,7 +2539,7 @@
                 <w:color w:val="FFFFFF"/>
                 <w:sz w:val="18"/>
               </w:rPr>
-              <w:t xml:space="preserve">Nama berkas di js/</w:t>
+              <w:t>Nama berkas di js/</w:t>
             </w:r>
           </w:p>
         </w:tc>
@@ -2572,7 +2565,7 @@
                 <w:color w:val="FFFFFF"/>
                 <w:sz w:val="18"/>
               </w:rPr>
-              <w:t xml:space="preserve">Apakah namanya sama dengan yang akan saya buat hari ini?</w:t>
+              <w:t>Apakah namanya sama dengan yang akan saya buat hari ini?</w:t>
             </w:r>
           </w:p>
         </w:tc>
@@ -2598,7 +2591,7 @@
                 <w:color w:val="FFFFFF"/>
                 <w:sz w:val="18"/>
               </w:rPr>
-              <w:t xml:space="preserve">Yang saya lakukan</w:t>
+              <w:t>Yang saya lakukan</w:t>
             </w:r>
           </w:p>
         </w:tc>
@@ -2623,13 +2616,6 @@
             <w:pPr>
               <w:spacing w:before="20" w:after="20" w:line="252" w:lineRule="auto"/>
             </w:pPr>
-            <w:r>
-              <w:rPr>
-                <w:rFonts w:cs="Carlito"/>
-                <w:sz w:val="18"/>
-              </w:rPr>
-              <w:t xml:space="preserve"/>
-            </w:r>
           </w:p>
         </w:tc>
         <w:tc>
@@ -2646,13 +2632,6 @@
             <w:pPr>
               <w:spacing w:before="20" w:after="20" w:line="252" w:lineRule="auto"/>
             </w:pPr>
-            <w:r>
-              <w:rPr>
-                <w:rFonts w:cs="Carlito"/>
-                <w:sz w:val="18"/>
-              </w:rPr>
-              <w:t xml:space="preserve"/>
-            </w:r>
           </w:p>
         </w:tc>
         <w:tc>
@@ -2669,13 +2648,6 @@
             <w:pPr>
               <w:spacing w:before="20" w:after="20" w:line="252" w:lineRule="auto"/>
             </w:pPr>
-            <w:r>
-              <w:rPr>
-                <w:rFonts w:cs="Carlito"/>
-                <w:sz w:val="18"/>
-              </w:rPr>
-              <w:t xml:space="preserve"/>
-            </w:r>
           </w:p>
         </w:tc>
       </w:tr>
@@ -2699,13 +2671,6 @@
             <w:pPr>
               <w:spacing w:before="20" w:after="20" w:line="252" w:lineRule="auto"/>
             </w:pPr>
-            <w:r>
-              <w:rPr>
-                <w:rFonts w:cs="Carlito"/>
-                <w:sz w:val="18"/>
-              </w:rPr>
-              <w:t xml:space="preserve"/>
-            </w:r>
           </w:p>
         </w:tc>
         <w:tc>
@@ -2722,13 +2687,6 @@
             <w:pPr>
               <w:spacing w:before="20" w:after="20" w:line="252" w:lineRule="auto"/>
             </w:pPr>
-            <w:r>
-              <w:rPr>
-                <w:rFonts w:cs="Carlito"/>
-                <w:sz w:val="18"/>
-              </w:rPr>
-              <w:t xml:space="preserve"/>
-            </w:r>
           </w:p>
         </w:tc>
         <w:tc>
@@ -2745,13 +2703,6 @@
             <w:pPr>
               <w:spacing w:before="20" w:after="20" w:line="252" w:lineRule="auto"/>
             </w:pPr>
-            <w:r>
-              <w:rPr>
-                <w:rFonts w:cs="Carlito"/>
-                <w:sz w:val="18"/>
-              </w:rPr>
-              <w:t xml:space="preserve"/>
-            </w:r>
           </w:p>
         </w:tc>
       </w:tr>
@@ -2775,13 +2726,6 @@
             <w:pPr>
               <w:spacing w:before="20" w:after="20" w:line="252" w:lineRule="auto"/>
             </w:pPr>
-            <w:r>
-              <w:rPr>
-                <w:rFonts w:cs="Carlito"/>
-                <w:sz w:val="18"/>
-              </w:rPr>
-              <w:t xml:space="preserve"/>
-            </w:r>
           </w:p>
         </w:tc>
         <w:tc>
@@ -2798,13 +2742,6 @@
             <w:pPr>
               <w:spacing w:before="20" w:after="20" w:line="252" w:lineRule="auto"/>
             </w:pPr>
-            <w:r>
-              <w:rPr>
-                <w:rFonts w:cs="Carlito"/>
-                <w:sz w:val="18"/>
-              </w:rPr>
-              <w:t xml:space="preserve"/>
-            </w:r>
           </w:p>
         </w:tc>
         <w:tc>
@@ -2821,13 +2758,6 @@
             <w:pPr>
               <w:spacing w:before="20" w:after="20" w:line="252" w:lineRule="auto"/>
             </w:pPr>
-            <w:r>
-              <w:rPr>
-                <w:rFonts w:cs="Carlito"/>
-                <w:sz w:val="18"/>
-              </w:rPr>
-              <w:t xml:space="preserve"/>
-            </w:r>
           </w:p>
         </w:tc>
       </w:tr>
@@ -2869,7 +2799,7 @@
                 <w:color w:val="8A5A00"/>
                 <w:sz w:val="20"/>
               </w:rPr>
-              <w:t xml:space="preserve">Bila ada nama yang bentrok, jangan menimpa.  Beri keterangan pada berkas lama, misalnya state-api.js, lalu pakai nama yang baru untuk pekerjaan hari ini. Cara ini membuat kedua pekerjaan tetap bisa dibuka.</w:t>
+              <w:t>Bila ada nama yang bentrok, jangan menimpa.  Beri keterangan pada berkas lama, misalnya state-api.js, lalu pakai nama yang baru untuk pekerjaan hari ini. Cara ini membuat kedua pekerjaan tetap bisa dibuka.</w:t>
             </w:r>
           </w:p>
         </w:tc>
@@ -2891,7 +2821,7 @@
           <w:b/>
           <w:color w:val="003796"/>
         </w:rPr>
-        <w:t xml:space="preserve">A.3  Menghitung berapa banyak baris yang menyentuh halaman</w:t>
+        <w:t>A.3  Menghitung berapa banyak baris yang menyentuh halaman</w:t>
       </w:r>
     </w:p>
     <w:p>
@@ -2900,7 +2830,7 @@
           <w:rFonts w:cs="Carlito"/>
           <w:sz w:val="20"/>
         </w:rPr>
-        <w:t xml:space="preserve">Sebelum memecah, hitung dulu. Buka js/app.js dan js/dom.js, lalu hitung berapa baris yang menyentuh halaman — yaitu baris yang memakai querySelector, createElement, append, classList, atau textContent. Angka itu menunjukkan seberapa besar bagian tampilan yang harus keluar dari berkas data.</w:t>
+        <w:t>Sebelum memecah, hitung dulu. Buka js/app.js dan js/dom.js, lalu hitung berapa baris yang menyentuh halaman — yaitu baris yang memakai querySelector, createElement, append, classList, atau textContent. Angka itu menunjukkan seberapa besar bagian tampilan yang harus keluar dari berkas data.</w:t>
       </w:r>
     </w:p>
     <w:tbl>
@@ -2943,7 +2873,7 @@
                 <w:color w:val="FFFFFF"/>
                 <w:sz w:val="18"/>
               </w:rPr>
-              <w:t xml:space="preserve">Berkas</w:t>
+              <w:t>Berkas</w:t>
             </w:r>
           </w:p>
         </w:tc>
@@ -2969,7 +2899,7 @@
                 <w:color w:val="FFFFFF"/>
                 <w:sz w:val="18"/>
               </w:rPr>
-              <w:t xml:space="preserve">Jumlah baris seluruhnya</w:t>
+              <w:t>Jumlah baris seluruhnya</w:t>
             </w:r>
           </w:p>
         </w:tc>
@@ -2995,7 +2925,7 @@
                 <w:color w:val="FFFFFF"/>
                 <w:sz w:val="18"/>
               </w:rPr>
-              <w:t xml:space="preserve">Baris yang menyentuh halaman</w:t>
+              <w:t>Baris yang menyentuh halaman</w:t>
             </w:r>
           </w:p>
         </w:tc>
@@ -3025,7 +2955,7 @@
                 <w:rFonts w:cs="Carlito"/>
                 <w:sz w:val="18"/>
               </w:rPr>
-              <w:t xml:space="preserve">js/app.js</w:t>
+              <w:t>js/app.js</w:t>
             </w:r>
           </w:p>
         </w:tc>
@@ -3043,13 +2973,6 @@
             <w:pPr>
               <w:spacing w:before="20" w:after="20" w:line="252" w:lineRule="auto"/>
             </w:pPr>
-            <w:r>
-              <w:rPr>
-                <w:rFonts w:cs="Carlito"/>
-                <w:sz w:val="18"/>
-              </w:rPr>
-              <w:t xml:space="preserve"/>
-            </w:r>
           </w:p>
         </w:tc>
         <w:tc>
@@ -3066,13 +2989,6 @@
             <w:pPr>
               <w:spacing w:before="20" w:after="20" w:line="252" w:lineRule="auto"/>
             </w:pPr>
-            <w:r>
-              <w:rPr>
-                <w:rFonts w:cs="Carlito"/>
-                <w:sz w:val="18"/>
-              </w:rPr>
-              <w:t xml:space="preserve"/>
-            </w:r>
           </w:p>
         </w:tc>
       </w:tr>
@@ -3101,7 +3017,7 @@
                 <w:rFonts w:cs="Carlito"/>
                 <w:sz w:val="18"/>
               </w:rPr>
-              <w:t xml:space="preserve">js/dom.js</w:t>
+              <w:t>js/dom.js</w:t>
             </w:r>
           </w:p>
         </w:tc>
@@ -3119,13 +3035,6 @@
             <w:pPr>
               <w:spacing w:before="20" w:after="20" w:line="252" w:lineRule="auto"/>
             </w:pPr>
-            <w:r>
-              <w:rPr>
-                <w:rFonts w:cs="Carlito"/>
-                <w:sz w:val="18"/>
-              </w:rPr>
-              <w:t xml:space="preserve"/>
-            </w:r>
           </w:p>
         </w:tc>
         <w:tc>
@@ -3142,13 +3051,6 @@
             <w:pPr>
               <w:spacing w:before="20" w:after="20" w:line="252" w:lineRule="auto"/>
             </w:pPr>
-            <w:r>
-              <w:rPr>
-                <w:rFonts w:cs="Carlito"/>
-                <w:sz w:val="18"/>
-              </w:rPr>
-              <w:t xml:space="preserve"/>
-            </w:r>
           </w:p>
         </w:tc>
       </w:tr>
@@ -3169,7 +3071,7 @@
           <w:b/>
           <w:color w:val="003796"/>
         </w:rPr>
-        <w:t xml:space="preserve">A.4  Susunan modul yang akan saya buat</w:t>
+        <w:t>A.4  Susunan modul yang akan saya buat</w:t>
       </w:r>
     </w:p>
     <w:p>
@@ -3178,7 +3080,7 @@
           <w:rFonts w:cs="Carlito"/>
           <w:sz w:val="20"/>
         </w:rPr>
-        <w:t xml:space="preserve">Isi tabel ini sebelum menulis kode. Satu berkas, satu tanggung jawab — kalau satu berkas punya dua pekerjaan, pecahlah.</w:t>
+        <w:t>Isi tabel ini sebelum menulis kode. Satu berkas, satu tanggung jawab — kalau satu berkas punya dua pekerjaan, pecahlah.</w:t>
       </w:r>
     </w:p>
     <w:tbl>
@@ -3189,9 +3091,9 @@
         <w:tblLook w:val="04A0" w:firstRow="1" w:lastRow="0" w:firstColumn="1" w:lastColumn="0" w:noHBand="0" w:noVBand="1"/>
       </w:tblPr>
       <w:tblGrid>
-        <w:gridCol w:w="2500"/>
-        <w:gridCol w:w="3200"/>
-        <w:gridCol w:w="2250"/>
+        <w:gridCol w:w="3019"/>
+        <w:gridCol w:w="3865"/>
+        <w:gridCol w:w="2717"/>
       </w:tblGrid>
       <w:tr>
         <w:trPr>
@@ -3221,7 +3123,7 @@
                 <w:color w:val="FFFFFF"/>
                 <w:sz w:val="18"/>
               </w:rPr>
-              <w:t xml:space="preserve">Berkas</w:t>
+              <w:t>Berkas</w:t>
             </w:r>
           </w:p>
         </w:tc>
@@ -3247,7 +3149,7 @@
                 <w:color w:val="FFFFFF"/>
                 <w:sz w:val="18"/>
               </w:rPr>
-              <w:t xml:space="preserve">Tanggung jawabnya</w:t>
+              <w:t>Tanggung jawabnya</w:t>
             </w:r>
           </w:p>
         </w:tc>
@@ -3273,7 +3175,7 @@
                 <w:color w:val="FFFFFF"/>
                 <w:sz w:val="18"/>
               </w:rPr>
-              <w:t xml:space="preserve">Yang dipindah dari mana</w:t>
+              <w:t>Yang dipindah dari mana</w:t>
             </w:r>
           </w:p>
         </w:tc>
@@ -3303,7 +3205,8 @@
                 <w:rFonts w:cs="Carlito"/>
                 <w:sz w:val="18"/>
               </w:rPr>
-              <w:t xml:space="preserve">js/data.js</w:t>
+              <w:lastRenderedPageBreak/>
+              <w:t>js/data.js</w:t>
             </w:r>
           </w:p>
         </w:tc>
@@ -3326,7 +3229,7 @@
                 <w:rFonts w:cs="Carlito"/>
                 <w:sz w:val="18"/>
               </w:rPr>
-              <w:t xml:space="preserve">Objek profil dan fungsi murni (buatPerkenalan, formatKeahlian, saring); daftar proyek tetap di data/proyek.json</w:t>
+              <w:t>Objek profil dan fungsi murni (buatPerkenalan, formatKeahlian, saring); daftar proyek tetap di data/proyek.json</w:t>
             </w:r>
           </w:p>
         </w:tc>
@@ -3344,13 +3247,6 @@
             <w:pPr>
               <w:spacing w:before="20" w:after="20" w:line="252" w:lineRule="auto"/>
             </w:pPr>
-            <w:r>
-              <w:rPr>
-                <w:rFonts w:cs="Carlito"/>
-                <w:sz w:val="18"/>
-              </w:rPr>
-              <w:t xml:space="preserve"/>
-            </w:r>
           </w:p>
         </w:tc>
       </w:tr>
@@ -3379,7 +3275,7 @@
                 <w:rFonts w:cs="Carlito"/>
                 <w:sz w:val="18"/>
               </w:rPr>
-              <w:t xml:space="preserve">js/state.js</w:t>
+              <w:t>js/state.js</w:t>
             </w:r>
           </w:p>
         </w:tc>
@@ -3402,7 +3298,7 @@
                 <w:rFonts w:cs="Carlito"/>
                 <w:sz w:val="18"/>
               </w:rPr>
-              <w:t xml:space="preserve">Objek state tunggal dan fungsi pengubahnya</w:t>
+              <w:t>Objek state tunggal dan fungsi pengubahnya</w:t>
             </w:r>
           </w:p>
         </w:tc>
@@ -3420,13 +3316,6 @@
             <w:pPr>
               <w:spacing w:before="20" w:after="20" w:line="252" w:lineRule="auto"/>
             </w:pPr>
-            <w:r>
-              <w:rPr>
-                <w:rFonts w:cs="Carlito"/>
-                <w:sz w:val="18"/>
-              </w:rPr>
-              <w:t xml:space="preserve"/>
-            </w:r>
           </w:p>
         </w:tc>
       </w:tr>
@@ -3455,7 +3344,7 @@
                 <w:rFonts w:cs="Carlito"/>
                 <w:sz w:val="18"/>
               </w:rPr>
-              <w:t xml:space="preserve">js/dom.js</w:t>
+              <w:t>js/dom.js</w:t>
             </w:r>
           </w:p>
         </w:tc>
@@ -3478,7 +3367,7 @@
                 <w:rFonts w:cs="Carlito"/>
                 <w:sz w:val="18"/>
               </w:rPr>
-              <w:t xml:space="preserve">Seluruh sentuhan ke halaman: pemilih, render, kelas</w:t>
+              <w:t>Seluruh sentuhan ke halaman: pemilih, render, kelas</w:t>
             </w:r>
           </w:p>
         </w:tc>
@@ -3496,13 +3385,6 @@
             <w:pPr>
               <w:spacing w:before="20" w:after="20" w:line="252" w:lineRule="auto"/>
             </w:pPr>
-            <w:r>
-              <w:rPr>
-                <w:rFonts w:cs="Carlito"/>
-                <w:sz w:val="18"/>
-              </w:rPr>
-              <w:t xml:space="preserve"/>
-            </w:r>
           </w:p>
         </w:tc>
       </w:tr>
@@ -3531,7 +3413,7 @@
                 <w:rFonts w:cs="Carlito"/>
                 <w:sz w:val="18"/>
               </w:rPr>
-              <w:t xml:space="preserve">js/events.js</w:t>
+              <w:t>js/events.js</w:t>
             </w:r>
           </w:p>
         </w:tc>
@@ -3554,7 +3436,7 @@
                 <w:rFonts w:cs="Carlito"/>
                 <w:sz w:val="18"/>
               </w:rPr>
-              <w:t xml:space="preserve">Pemasangan seluruh pendengar peristiwa</w:t>
+              <w:t>Pemasangan seluruh pendengar peristiwa</w:t>
             </w:r>
           </w:p>
         </w:tc>
@@ -3572,13 +3454,6 @@
             <w:pPr>
               <w:spacing w:before="20" w:after="20" w:line="252" w:lineRule="auto"/>
             </w:pPr>
-            <w:r>
-              <w:rPr>
-                <w:rFonts w:cs="Carlito"/>
-                <w:sz w:val="18"/>
-              </w:rPr>
-              <w:t xml:space="preserve"/>
-            </w:r>
           </w:p>
         </w:tc>
       </w:tr>
@@ -3607,7 +3482,7 @@
                 <w:rFonts w:cs="Carlito"/>
                 <w:sz w:val="18"/>
               </w:rPr>
-              <w:t xml:space="preserve">js/app.js</w:t>
+              <w:t>js/app.js</w:t>
             </w:r>
           </w:p>
         </w:tc>
@@ -3630,7 +3505,7 @@
                 <w:rFonts w:cs="Carlito"/>
                 <w:sz w:val="18"/>
               </w:rPr>
-              <w:t xml:space="preserve">Perakit: mengimpor semuanya dan menjalankan aplikasi</w:t>
+              <w:t>Perakit: mengimpor semuanya dan menjalankan aplikasi</w:t>
             </w:r>
           </w:p>
         </w:tc>
@@ -3648,13 +3523,6 @@
             <w:pPr>
               <w:spacing w:before="20" w:after="20" w:line="252" w:lineRule="auto"/>
             </w:pPr>
-            <w:r>
-              <w:rPr>
-                <w:rFonts w:cs="Carlito"/>
-                <w:sz w:val="18"/>
-              </w:rPr>
-              <w:t xml:space="preserve"/>
-            </w:r>
           </w:p>
         </w:tc>
       </w:tr>
@@ -3703,7 +3571,7 @@
                 <w:color w:val="FFFFFF"/>
                 <w:sz w:val="19"/>
               </w:rPr>
-              <w:t xml:space="preserve">Sudah dikerjakan</w:t>
+              <w:t>Sudah dikerjakan</w:t>
             </w:r>
           </w:p>
         </w:tc>
@@ -3729,7 +3597,7 @@
                 <w:color w:val="FFFFFF"/>
                 <w:sz w:val="19"/>
               </w:rPr>
-              <w:t xml:space="preserve">Tanda</w:t>
+              <w:t>Tanda</w:t>
             </w:r>
           </w:p>
         </w:tc>
@@ -3759,7 +3627,7 @@
                 <w:rFonts w:cs="Carlito"/>
                 <w:sz w:val="19"/>
               </w:rPr>
-              <w:t xml:space="preserve">Folder worksheet-p11/ berisi profil.html, seluruh CSS, js/app.js, dan js/dom.js</w:t>
+              <w:t>Folder worksheet-p11/ berisi profil.html, seluruh CSS, js/app.js, dan js/dom.js</w:t>
             </w:r>
           </w:p>
         </w:tc>
@@ -3805,7 +3673,7 @@
                 <w:rFonts w:cs="Carlito"/>
                 <w:sz w:val="19"/>
               </w:rPr>
-              <w:t xml:space="preserve">js/api.js dari Pertemuan 10 sudah diperiksa, dan nama yang bentrok sudah diberi keterangan</w:t>
+              <w:t>js/api.js dari Pertemuan 10 sudah diperiksa, dan nama yang bentrok sudah diberi keterangan</w:t>
             </w:r>
           </w:p>
         </w:tc>
@@ -3851,7 +3719,7 @@
                 <w:rFonts w:cs="Carlito"/>
                 <w:sz w:val="19"/>
               </w:rPr>
-              <w:t xml:space="preserve">Saya sudah menghitung berapa baris yang menyentuh halaman</w:t>
+              <w:t>Saya sudah menghitung berapa baris yang menyentuh halaman</w:t>
             </w:r>
           </w:p>
         </w:tc>
@@ -3897,7 +3765,7 @@
                 <w:rFonts w:cs="Carlito"/>
                 <w:sz w:val="19"/>
               </w:rPr>
-              <w:t xml:space="preserve">Tabel A.4 terisi lengkap, dan tidak ada berkas dengan dua tanggung jawab</w:t>
+              <w:t>Tabel A.4 terisi lengkap, dan tidak ada berkas dengan dua tanggung jawab</w:t>
             </w:r>
           </w:p>
         </w:tc>
@@ -3943,7 +3811,7 @@
                 <w:rFonts w:cs="Carlito"/>
                 <w:sz w:val="19"/>
               </w:rPr>
-              <w:t xml:space="preserve">Halaman dibuka lewat server lokal dan Console masih bersih seperti di P10</w:t>
+              <w:t>Halaman dibuka lewat server lokal dan Console masih bersih seperti di P10</w:t>
             </w:r>
           </w:p>
         </w:tc>
@@ -4002,7 +3870,7 @@
                 <w:color w:val="1B6B3A"/>
                 <w:sz w:val="20"/>
               </w:rPr>
-              <w:t xml:space="preserve">Jangan memecah berkas sambil menambah fitur.  Selain satu tombol favorit di lembar C, pertemuan ini tidak menambah fitur apa pun. Yang berubah hanya tempat kode itu ditulis. Bila perilaku halaman berubah, ada yang salah dalam pemecahan, bukan fitur baru yang kurang.</w:t>
+              <w:t>Jangan memecah berkas sambil menambah fitur.  Selain satu tombol favorit di lembar C, pertemuan ini tidak menambah fitur apa pun. Yang berubah hanya tempat kode itu ditulis. Bila perilaku halaman berubah, ada yang salah dalam pemecahan, bukan fitur baru yang kurang.</w:t>
             </w:r>
           </w:p>
         </w:tc>
@@ -4042,7 +3910,7 @@
                 <w:b/>
                 <w:color w:val="FFFFFF"/>
               </w:rPr>
-              <w:t xml:space="preserve">▌  SIMPAN KE GIT — SETELAH LEMBAR A</w:t>
+              <w:t>▌  SIMPAN KE GIT — SETELAH LEMBAR A</w:t>
             </w:r>
           </w:p>
         </w:tc>
@@ -4087,52 +3955,54 @@
                 <w:color w:val="E2E8F0"/>
                 <w:sz w:val="17"/>
               </w:rPr>
-              <w:t xml:space="preserve">git add .</w:t>
-            </w:r>
-            <w:br/>
+              <w:t>git add .</w:t>
+            </w:r>
+            <w:r>
+              <w:br/>
+            </w:r>
             <w:r>
               <w:rPr>
                 <w:rFonts w:ascii="DejaVu Sans Mono" w:eastAsia="DejaVu Sans Mono" w:hAnsi="DejaVu Sans Mono" w:cs="DejaVu Sans Mono"/>
                 <w:color w:val="E2E8F0"/>
                 <w:sz w:val="17"/>
               </w:rPr>
-              <w:t xml:space="preserve">git commit -m "pesan Anda"</w:t>
-            </w:r>
-            <w:br/>
+              <w:t>git commit -m "pesan Anda"</w:t>
+            </w:r>
+            <w:r>
+              <w:br/>
+            </w:r>
             <w:r>
               <w:rPr>
                 <w:rFonts w:ascii="DejaVu Sans Mono" w:eastAsia="DejaVu Sans Mono" w:hAnsi="DejaVu Sans Mono" w:cs="DejaVu Sans Mono"/>
                 <w:color w:val="E2E8F0"/>
                 <w:sz w:val="17"/>
               </w:rPr>
-              <w:t xml:space="preserve">git push</w:t>
-            </w:r>
-            <w:br/>
+              <w:t>git push</w:t>
+            </w:r>
+            <w:r>
+              <w:br/>
+            </w:r>
+            <w:r>
+              <w:br/>
+            </w:r>
             <w:r>
               <w:rPr>
                 <w:rFonts w:ascii="DejaVu Sans Mono" w:eastAsia="DejaVu Sans Mono" w:hAnsi="DejaVu Sans Mono" w:cs="DejaVu Sans Mono"/>
                 <w:color w:val="E2E8F0"/>
                 <w:sz w:val="17"/>
               </w:rPr>
-              <w:t xml:space="preserve"/>
-            </w:r>
-            <w:br/>
+              <w:t># pesan commit yang disarankan:</w:t>
+            </w:r>
+            <w:r>
+              <w:br/>
+            </w:r>
             <w:r>
               <w:rPr>
                 <w:rFonts w:ascii="DejaVu Sans Mono" w:eastAsia="DejaVu Sans Mono" w:hAnsi="DejaVu Sans Mono" w:cs="DejaVu Sans Mono"/>
                 <w:color w:val="E2E8F0"/>
                 <w:sz w:val="17"/>
               </w:rPr>
-              <w:t xml:space="preserve"># pesan commit yang disarankan:</w:t>
-            </w:r>
-            <w:br/>
-            <w:r>
-              <w:rPr>
-                <w:rFonts w:ascii="DejaVu Sans Mono" w:eastAsia="DejaVu Sans Mono" w:hAnsi="DejaVu Sans Mono" w:cs="DejaVu Sans Mono"/>
-                <w:color w:val="E2E8F0"/>
-                <w:sz w:val="17"/>
-              </w:rPr>
-              <w:t xml:space="preserve"># P11 — periksa bahan, gambar rencana</w:t>
+              <w:t># P11 — periksa bahan, gambar rencana</w:t>
             </w:r>
           </w:p>
         </w:tc>
@@ -4149,7 +4019,7 @@
           <w:rFonts w:cs="Carlito"/>
           <w:sz w:val="20"/>
         </w:rPr>
-        <w:t xml:space="preserve">Lembar A sudah selesai? Simpan hasilnya sekarang, jangan menunggu kelas berakhir. Simpanan ini tidak memerlukan langkah tambahan apa pun — hanya memastikan pekerjaan Anda tidak bergantung pada satu berkas di satu komputer.</w:t>
+        <w:t>Lembar A sudah selesai? Simpan hasilnya sekarang, jangan menunggu kelas berakhir. Simpanan ini tidak memerlukan langkah tambahan apa pun — hanya memastikan pekerjaan Anda tidak bergantung pada satu berkas di satu komputer.</w:t>
       </w:r>
     </w:p>
     <w:p>
@@ -4164,7 +4034,7 @@
           <w:color w:val="5A6080"/>
           <w:sz w:val="17"/>
         </w:rPr>
-        <w:t xml:space="preserve">A — simpan perubahan</w:t>
+        <w:t>A — simpan perubahan</w:t>
       </w:r>
     </w:p>
     <w:p>
@@ -4173,7 +4043,7 @@
           <w:rFonts w:cs="Carlito"/>
           <w:sz w:val="20"/>
         </w:rPr>
-        <w:t xml:space="preserve">Cara memastikan: buka Console. Halaman berjalan persis seperti akhir Pertemuan 10, tanpa satu galat pun.</w:t>
+        <w:t>Cara memastikan: buka Console. Halaman berjalan persis seperti akhir Pertemuan 10, tanpa satu galat pun.</w:t>
       </w:r>
     </w:p>
     <w:p>
@@ -4225,6 +4095,7 @@
                 <w:color w:val="FFFFFF"/>
                 <w:sz w:val="22"/>
               </w:rPr>
+              <w:lastRenderedPageBreak/>
               <w:t>WORKSHEET</w:t>
             </w:r>
           </w:p>
@@ -4252,7 +4123,7 @@
                 <w:color w:val="1A1A2E"/>
                 <w:sz w:val="30"/>
               </w:rPr>
-              <w:t xml:space="preserve">B</w:t>
+              <w:t>B</w:t>
             </w:r>
           </w:p>
         </w:tc>
@@ -4278,7 +4149,7 @@
                 <w:color w:val="003796"/>
                 <w:sz w:val="18"/>
               </w:rPr>
-              <w:t xml:space="preserve">Pertemuan 11  ·  Modul, State, dan Penyimpanan Klien</w:t>
+              <w:t>Pertemuan 11  ·  Modul, State, dan Penyimpanan Klien</w:t>
             </w:r>
           </w:p>
         </w:tc>
@@ -4296,7 +4167,7 @@
           <w:color w:val="5A6080"/>
           <w:sz w:val="17"/>
         </w:rPr>
-        <w:t xml:space="preserve">Lembar B — Memecah berkas dan menyambungkannya kembali</w:t>
+        <w:t>Lembar B — Memecah berkas dan menyambungkannya kembali</w:t>
       </w:r>
     </w:p>
     <w:p>
@@ -4328,7 +4199,7 @@
                 <w:b/>
                 <w:color w:val="FFFFFF"/>
               </w:rPr>
-              <w:t xml:space="preserve">▌  SATU BERKAS, SATU TANGGUNG JAWAB</w:t>
+              <w:t>▌  SATU BERKAS, SATU TANGGUNG JAWAB</w:t>
             </w:r>
           </w:p>
         </w:tc>
@@ -4345,7 +4216,7 @@
           <w:rFonts w:cs="Carlito"/>
           <w:sz w:val="20"/>
         </w:rPr>
-        <w:t xml:space="preserve">Lembar ini adalah inti pertemuan. Lima berkas dibuat, dan setiap berkas hanya boleh tahu pekerjaannya sendiri. app.js berhenti berisi logika; ia hanya merakit berkas lain.</w:t>
+        <w:t>Lembar ini adalah inti pertemuan. Lima berkas dibuat, dan setiap berkas hanya boleh tahu pekerjaannya sendiri. app.js berhenti berisi logika; ia hanya merakit berkas lain.</w:t>
       </w:r>
     </w:p>
     <w:p>
@@ -4364,7 +4235,7 @@
           <w:b/>
           <w:color w:val="003796"/>
         </w:rPr>
-        <w:t xml:space="preserve">B.1  export dan import, serta jalur yang wajib</w:t>
+        <w:t>B.1  export dan import, serta jalur yang wajib</w:t>
       </w:r>
     </w:p>
     <w:p>
@@ -4373,7 +4244,7 @@
           <w:rFonts w:cs="Carlito"/>
           <w:sz w:val="20"/>
         </w:rPr>
-        <w:t xml:space="preserve">Setiap modul punya lingkupnya sendiri: yang tidak Anda ekspor tidak bisa dilihat berkas lain. Jalur relatif pada import wajib diawali ./ dan wajib diakhiri .js — peramban tidak menambahkan akhiran itu sendiri. File pertama yang dibuat adalah js/data.js. Ingat isi app.js di Pertemuan 8: objek profil, array daftarProyek, dan dua fungsi, buatPerkenalan dan formatKeahlian. Sejak Pertemuan 10, daftarProyek sudah pindah ke data/proyek.json dan diambil lewat api.js, jadi tidak ditulis lagi di data.js. Yang masih tertinggal di app.js adalah objek profil dan kedua fungsi itu; ketiganya dipindah ke data.js, ditambah saring() di lembar C. Setelah itu app.js benar-benar hanya merakit.</w:t>
+        <w:t>Setiap modul punya lingkupnya sendiri: yang tidak Anda ekspor tidak bisa dilihat berkas lain. Jalur relatif pada import wajib diawali ./ dan wajib diakhiri .js — peramban tidak menambahkan akhiran itu sendiri. File pertama yang dibuat adalah js/data.js. Ingat isi app.js di Pertemuan 8: objek profil, array daftarProyek, dan dua fungsi, buatPerkenalan dan formatKeahlian. Sejak Pertemuan 10, daftarProyek sudah pindah ke data/proyek.json dan diambil lewat api.js, jadi tidak ditulis lagi di data.js. Yang masih tertinggal di app.js adalah objek profil dan kedua fungsi itu; ketiganya dipindah ke data.js, ditambah saring() di lembar C. Setelah itu app.js benar-benar hanya merakit.</w:t>
       </w:r>
     </w:p>
     <w:tbl>
@@ -4412,7 +4283,9 @@
               </w:rPr>
               <w:t xml:space="preserve">  // js/data.js: sisa P8 yang tidak diambil dari server</w:t>
             </w:r>
-            <w:br/>
+            <w:r>
+              <w:br/>
+            </w:r>
             <w:r>
               <w:rPr>
                 <w:rFonts w:ascii="DejaVu Sans Mono" w:eastAsia="DejaVu Sans Mono" w:hAnsi="DejaVu Sans Mono" w:cs="DejaVu Sans Mono"/>
@@ -4421,7 +4294,9 @@
               </w:rPr>
               <w:t xml:space="preserve">  export const profil = { nama: "...", peran: "...", keahlian: [ /* ... */ ] };</w:t>
             </w:r>
-            <w:br/>
+            <w:r>
+              <w:br/>
+            </w:r>
             <w:r>
               <w:rPr>
                 <w:rFonts w:ascii="DejaVu Sans Mono" w:eastAsia="DejaVu Sans Mono" w:hAnsi="DejaVu Sans Mono" w:cs="DejaVu Sans Mono"/>
@@ -4430,7 +4305,9 @@
               </w:rPr>
               <w:t xml:space="preserve">  export function buatPerkenalan({ nama, peran }) { /* ... dari P8 */ }</w:t>
             </w:r>
-            <w:br/>
+            <w:r>
+              <w:br/>
+            </w:r>
             <w:r>
               <w:rPr>
                 <w:rFonts w:ascii="DejaVu Sans Mono" w:eastAsia="DejaVu Sans Mono" w:hAnsi="DejaVu Sans Mono" w:cs="DejaVu Sans Mono"/>
@@ -4439,7 +4316,9 @@
               </w:rPr>
               <w:t xml:space="preserve">  export const formatKeahlian = (daftar) =&gt; daftar.join(" · ");</w:t>
             </w:r>
-            <w:br/>
+            <w:r>
+              <w:br/>
+            </w:r>
             <w:r>
               <w:rPr>
                 <w:rFonts w:ascii="DejaVu Sans Mono" w:eastAsia="DejaVu Sans Mono" w:hAnsi="DejaVu Sans Mono" w:cs="DejaVu Sans Mono"/>
@@ -4448,7 +4327,9 @@
               </w:rPr>
               <w:t xml:space="preserve">  export function saring(daftar, kategori) { /* ... ditulis di lembar C */ }</w:t>
             </w:r>
-            <w:br/>
+            <w:r>
+              <w:br/>
+            </w:r>
             <w:r>
               <w:rPr>
                 <w:rFonts w:ascii="DejaVu Sans Mono" w:eastAsia="DejaVu Sans Mono" w:hAnsi="DejaVu Sans Mono" w:cs="DejaVu Sans Mono"/>
@@ -4457,43 +4338,45 @@
               </w:rPr>
               <w:t xml:space="preserve">  // daftarProyek TIDAK di sini: ia ada di data/proyek.json sejak P10</w:t>
             </w:r>
-            <w:br/>
+            <w:r>
+              <w:br/>
+            </w:r>
+            <w:r>
+              <w:br/>
+            </w:r>
             <w:r>
               <w:rPr>
                 <w:rFonts w:ascii="DejaVu Sans Mono" w:eastAsia="DejaVu Sans Mono" w:hAnsi="DejaVu Sans Mono" w:cs="DejaVu Sans Mono"/>
                 <w:color w:val="E2E8F0"/>
                 <w:sz w:val="17"/>
               </w:rPr>
-              <w:t xml:space="preserve"/>
-            </w:r>
-            <w:br/>
+              <w:t xml:space="preserve">  // js/dom.js: memakai isi data.js</w:t>
+            </w:r>
+            <w:r>
+              <w:br/>
+            </w:r>
             <w:r>
               <w:rPr>
                 <w:rFonts w:ascii="DejaVu Sans Mono" w:eastAsia="DejaVu Sans Mono" w:hAnsi="DejaVu Sans Mono" w:cs="DejaVu Sans Mono"/>
                 <w:color w:val="E2E8F0"/>
                 <w:sz w:val="17"/>
               </w:rPr>
-              <w:t xml:space="preserve">  // js/dom.js: memakai isi data.js</w:t>
-            </w:r>
-            <w:br/>
+              <w:t xml:space="preserve">  import { profil, buatPerkenalan, formatKeahlian, saring } from './data.js';</w:t>
+            </w:r>
+            <w:r>
+              <w:br/>
+            </w:r>
             <w:r>
               <w:rPr>
                 <w:rFonts w:ascii="DejaVu Sans Mono" w:eastAsia="DejaVu Sans Mono" w:hAnsi="DejaVu Sans Mono" w:cs="DejaVu Sans Mono"/>
                 <w:color w:val="E2E8F0"/>
                 <w:sz w:val="17"/>
               </w:rPr>
-              <w:t xml:space="preserve">  import { profil, buatPerkenalan, formatKeahlian, saring } from './data.js';</w:t>
-            </w:r>
-            <w:br/>
-            <w:r>
-              <w:rPr>
-                <w:rFonts w:ascii="DejaVu Sans Mono" w:eastAsia="DejaVu Sans Mono" w:hAnsi="DejaVu Sans Mono" w:cs="DejaVu Sans Mono"/>
-                <w:color w:val="E2E8F0"/>
-                <w:sz w:val="17"/>
-              </w:rPr>
               <w:t xml:space="preserve">  //       nama di dalam { } sama persis dengan yang di-export;</w:t>
             </w:r>
-            <w:br/>
+            <w:r>
+              <w:br/>
+            </w:r>
             <w:r>
               <w:rPr>
                 <w:rFonts w:ascii="DejaVu Sans Mono" w:eastAsia="DejaVu Sans Mono" w:hAnsi="DejaVu Sans Mono" w:cs="DejaVu Sans Mono"/>
@@ -4551,7 +4434,7 @@
                 <w:color w:val="FFFFFF"/>
                 <w:sz w:val="18"/>
               </w:rPr>
-              <w:t xml:space="preserve">Bentuk</w:t>
+              <w:t>Bentuk</w:t>
             </w:r>
           </w:p>
         </w:tc>
@@ -4577,7 +4460,7 @@
                 <w:color w:val="FFFFFF"/>
                 <w:sz w:val="18"/>
               </w:rPr>
-              <w:t xml:space="preserve">Ditulis di berkas asal</w:t>
+              <w:t>Ditulis di berkas asal</w:t>
             </w:r>
           </w:p>
         </w:tc>
@@ -4603,7 +4486,7 @@
                 <w:color w:val="FFFFFF"/>
                 <w:sz w:val="18"/>
               </w:rPr>
-              <w:t xml:space="preserve">Diimpor dengan</w:t>
+              <w:t>Diimpor dengan</w:t>
             </w:r>
           </w:p>
         </w:tc>
@@ -4633,7 +4516,7 @@
                 <w:rFonts w:cs="Carlito"/>
                 <w:sz w:val="18"/>
               </w:rPr>
-              <w:t xml:space="preserve">Named export</w:t>
+              <w:t>Named export</w:t>
             </w:r>
           </w:p>
         </w:tc>
@@ -4656,7 +4539,7 @@
                 <w:rFonts w:cs="Carlito"/>
                 <w:sz w:val="18"/>
               </w:rPr>
-              <w:t xml:space="preserve">export const state = { ... }</w:t>
+              <w:t>export const state = { ... }</w:t>
             </w:r>
           </w:p>
         </w:tc>
@@ -4679,7 +4562,7 @@
                 <w:rFonts w:cs="Carlito"/>
                 <w:sz w:val="18"/>
               </w:rPr>
-              <w:t xml:space="preserve">import { state } from './state.js'</w:t>
+              <w:t>import { state } from './state.js'</w:t>
             </w:r>
           </w:p>
         </w:tc>
@@ -4709,7 +4592,7 @@
                 <w:rFonts w:cs="Carlito"/>
                 <w:sz w:val="18"/>
               </w:rPr>
-              <w:t xml:space="preserve">Named function</w:t>
+              <w:t>Named function</w:t>
             </w:r>
           </w:p>
         </w:tc>
@@ -4732,7 +4615,7 @@
                 <w:rFonts w:cs="Carlito"/>
                 <w:sz w:val="18"/>
               </w:rPr>
-              <w:t xml:space="preserve">export function formatKeahlian() {}</w:t>
+              <w:t>export function formatKeahlian() {}</w:t>
             </w:r>
           </w:p>
         </w:tc>
@@ -4755,7 +4638,7 @@
                 <w:rFonts w:cs="Carlito"/>
                 <w:sz w:val="18"/>
               </w:rPr>
-              <w:t xml:space="preserve">import { formatKeahlian } from './data.js'</w:t>
+              <w:t>import { formatKeahlian } from './data.js'</w:t>
             </w:r>
           </w:p>
         </w:tc>
@@ -4785,7 +4668,7 @@
                 <w:rFonts w:cs="Carlito"/>
                 <w:sz w:val="18"/>
               </w:rPr>
-              <w:t xml:space="preserve">Default export</w:t>
+              <w:t>Default export</w:t>
             </w:r>
           </w:p>
         </w:tc>
@@ -4808,7 +4691,7 @@
                 <w:rFonts w:cs="Carlito"/>
                 <w:sz w:val="18"/>
               </w:rPr>
-              <w:t xml:space="preserve">export default ...  (tidak dipakai hari ini)</w:t>
+              <w:t>export default ...  (tidak dipakai hari ini)</w:t>
             </w:r>
           </w:p>
         </w:tc>
@@ -4831,7 +4714,7 @@
                 <w:rFonts w:cs="Carlito"/>
                 <w:sz w:val="18"/>
               </w:rPr>
-              <w:t xml:space="preserve">cukup dikenali; semua file hari ini memakai named export</w:t>
+              <w:t>cukup dikenali; semua file hari ini memakai named export</w:t>
             </w:r>
           </w:p>
         </w:tc>
@@ -4861,7 +4744,7 @@
                 <w:rFonts w:cs="Carlito"/>
                 <w:sz w:val="18"/>
               </w:rPr>
-              <w:t xml:space="preserve">Yang tidak diekspor</w:t>
+              <w:t>Yang tidak diekspor</w:t>
             </w:r>
           </w:p>
         </w:tc>
@@ -4884,7 +4767,7 @@
                 <w:rFonts w:cs="Carlito"/>
                 <w:sz w:val="18"/>
               </w:rPr>
-              <w:t xml:space="preserve">const bantu = ...</w:t>
+              <w:t>const bantu = ...</w:t>
             </w:r>
           </w:p>
         </w:tc>
@@ -4907,7 +4790,7 @@
                 <w:rFonts w:cs="Carlito"/>
                 <w:sz w:val="18"/>
               </w:rPr>
-              <w:t xml:space="preserve">Tidak bisa diimpor berkas lain sama sekali</w:t>
+              <w:t>Tidak bisa diimpor berkas lain sama sekali</w:t>
             </w:r>
           </w:p>
         </w:tc>
@@ -4929,7 +4812,7 @@
           <w:b/>
           <w:color w:val="003796"/>
         </w:rPr>
-        <w:t xml:space="preserve">B.2  Satu baris di profil.html yang tidak boleh terlupa</w:t>
+        <w:t>B.2  Satu baris di profil.html yang tidak boleh terlupa</w:t>
       </w:r>
     </w:p>
     <w:p>
@@ -4938,7 +4821,7 @@
           <w:rFonts w:cs="Carlito"/>
           <w:sz w:val="20"/>
         </w:rPr>
-        <w:t xml:space="preserve">Tanpa type="module", peramban membaca berkas itu sebagai skrip biasa dan berhenti pada kata export pertama. Hanya satu baris pemanggil di profil.html; berkas lain dipanggil lewat import. Sejak Pertemuan 10 profil.html sudah hanya memuat app.js. Pastikan masih begitu: bila baris &lt;script&gt; untuk dom.js dari Pertemuan 9 masih ada, hapus. dom.js, state.js, events.js, data.js, dan api.js semuanya dipanggil lewat import, bukan lewat tag script.</w:t>
+        <w:t>Tanpa type="module", peramban membaca berkas itu sebagai skrip biasa dan berhenti pada kata export pertama. Hanya satu baris pemanggil di profil.html; berkas lain dipanggil lewat import. Sejak Pertemuan 10 profil.html sudah hanya memuat app.js. Pastikan masih begitu: bila baris &lt;script&gt; untuk dom.js dari Pertemuan 9 masih ada, hapus. dom.js, state.js, events.js, data.js, dan api.js semuanya dipanggil lewat import, bukan lewat tag script.</w:t>
       </w:r>
     </w:p>
     <w:tbl>
@@ -4977,16 +4860,12 @@
               </w:rPr>
               <w:t xml:space="preserve">  &lt;!-- profil.html — hanya satu baris ini yang berubah --&gt;</w:t>
             </w:r>
-            <w:br/>
-            <w:r>
-              <w:rPr>
-                <w:rFonts w:ascii="DejaVu Sans Mono" w:eastAsia="DejaVu Sans Mono" w:hAnsi="DejaVu Sans Mono" w:cs="DejaVu Sans Mono"/>
-                <w:color w:val="E2E8F0"/>
-                <w:sz w:val="17"/>
-              </w:rPr>
-              <w:t xml:space="preserve"/>
-            </w:r>
-            <w:br/>
+            <w:r>
+              <w:br/>
+            </w:r>
+            <w:r>
+              <w:br/>
+            </w:r>
             <w:r>
               <w:rPr>
                 <w:rFonts w:ascii="DejaVu Sans Mono" w:eastAsia="DejaVu Sans Mono" w:hAnsi="DejaVu Sans Mono" w:cs="DejaVu Sans Mono"/>
@@ -5015,7 +4894,7 @@
           <w:b/>
           <w:color w:val="003796"/>
         </w:rPr>
-        <w:t xml:space="preserve">B.3  Lima berkas, lima tanggung jawab</w:t>
+        <w:t>B.3  Lima berkas, lima tanggung jawab</w:t>
       </w:r>
     </w:p>
     <w:p>
@@ -5024,7 +4903,7 @@
           <w:rFonts w:cs="Carlito"/>
           <w:sz w:val="20"/>
         </w:rPr>
-        <w:t xml:space="preserve">Kerjakan satu berkas sampai selesai, lalu periksa Console sebelum menambah berkas berikutnya. Cara itu membuat galat impor mudah dilacak — saat baru satu berkas dipindahkan, satu-satunya sebab galat pasti berkas itu.</w:t>
+        <w:t>Kerjakan satu berkas sampai selesai, lalu periksa Console sebelum menambah berkas berikutnya. Cara itu membuat galat impor mudah dilacak — saat baru satu berkas dipindahkan, satu-satunya sebab galat pasti berkas itu.</w:t>
       </w:r>
     </w:p>
     <w:tbl>
@@ -5067,7 +4946,7 @@
                 <w:color w:val="FFFFFF"/>
                 <w:sz w:val="18"/>
               </w:rPr>
-              <w:t xml:space="preserve">Langkah</w:t>
+              <w:t>Langkah</w:t>
             </w:r>
           </w:p>
         </w:tc>
@@ -5093,7 +4972,7 @@
                 <w:color w:val="FFFFFF"/>
                 <w:sz w:val="18"/>
               </w:rPr>
-              <w:t xml:space="preserve">Yang dilakukan</w:t>
+              <w:t>Yang dilakukan</w:t>
             </w:r>
           </w:p>
         </w:tc>
@@ -5119,7 +4998,7 @@
                 <w:color w:val="FFFFFF"/>
                 <w:sz w:val="18"/>
               </w:rPr>
-              <w:t xml:space="preserve">Console harus</w:t>
+              <w:t>Console harus</w:t>
             </w:r>
           </w:p>
         </w:tc>
@@ -5149,7 +5028,8 @@
                 <w:rFonts w:cs="Carlito"/>
                 <w:sz w:val="18"/>
               </w:rPr>
-              <w:t xml:space="preserve">1. data.js</w:t>
+              <w:lastRenderedPageBreak/>
+              <w:t>1. data.js</w:t>
             </w:r>
           </w:p>
         </w:tc>
@@ -5172,7 +5052,7 @@
                 <w:rFonts w:cs="Carlito"/>
                 <w:sz w:val="18"/>
               </w:rPr>
-              <w:t xml:space="preserve">Pindahkan objek profil, buatPerkenalan, dan formatKeahlian dari app.js; daftar proyek tetap di data/proyek.json</w:t>
+              <w:t>Pindahkan objek profil, buatPerkenalan, dan formatKeahlian dari app.js; daftar proyek tetap di data/proyek.json</w:t>
             </w:r>
           </w:p>
         </w:tc>
@@ -5195,7 +5075,7 @@
                 <w:rFonts w:cs="Carlito"/>
                 <w:sz w:val="18"/>
               </w:rPr>
-              <w:t xml:space="preserve">Bersih; app.js belum diubah</w:t>
+              <w:t>Bersih; app.js belum diubah</w:t>
             </w:r>
           </w:p>
         </w:tc>
@@ -5225,7 +5105,7 @@
                 <w:rFonts w:cs="Carlito"/>
                 <w:sz w:val="18"/>
               </w:rPr>
-              <w:t xml:space="preserve">2. state.js</w:t>
+              <w:t>2. state.js</w:t>
             </w:r>
           </w:p>
         </w:tc>
@@ -5248,7 +5128,7 @@
                 <w:rFonts w:cs="Carlito"/>
                 <w:sz w:val="18"/>
               </w:rPr>
-              <w:t xml:space="preserve">Buat objek state dan fungsi pengubahnya; daftar proyek mula-mula [], lalu diisi isiProyek()</w:t>
+              <w:t>Buat objek state dan fungsi pengubahnya; daftar proyek mula-mula [], lalu diisi isiProyek()</w:t>
             </w:r>
           </w:p>
         </w:tc>
@@ -5271,7 +5151,7 @@
                 <w:rFonts w:cs="Carlito"/>
                 <w:sz w:val="18"/>
               </w:rPr>
-              <w:t xml:space="preserve">Bersih</w:t>
+              <w:t>Bersih</w:t>
             </w:r>
           </w:p>
         </w:tc>
@@ -5301,7 +5181,7 @@
                 <w:rFonts w:cs="Carlito"/>
                 <w:sz w:val="18"/>
               </w:rPr>
-              <w:t xml:space="preserve">3. events.js</w:t>
+              <w:t>3. events.js</w:t>
             </w:r>
           </w:p>
         </w:tc>
@@ -5324,7 +5204,7 @@
                 <w:rFonts w:cs="Carlito"/>
                 <w:sz w:val="18"/>
               </w:rPr>
-              <w:t xml:space="preserve">Pindahkan seluruh addEventListener dari app.js dan dom.js</w:t>
+              <w:t>Pindahkan seluruh addEventListener dari app.js dan dom.js</w:t>
             </w:r>
           </w:p>
         </w:tc>
@@ -5347,7 +5227,7 @@
                 <w:rFonts w:cs="Carlito"/>
                 <w:sz w:val="18"/>
               </w:rPr>
-              <w:t xml:space="preserve">Bersih; halaman belum berubah perilaku</w:t>
+              <w:t>Bersih; halaman belum berubah perilaku</w:t>
             </w:r>
           </w:p>
         </w:tc>
@@ -5377,7 +5257,7 @@
                 <w:rFonts w:cs="Carlito"/>
                 <w:sz w:val="18"/>
               </w:rPr>
-              <w:t xml:space="preserve">4. dom.js</w:t>
+              <w:t>4. dom.js</w:t>
             </w:r>
           </w:p>
         </w:tc>
@@ -5400,7 +5280,7 @@
                 <w:rFonts w:cs="Carlito"/>
                 <w:sz w:val="18"/>
               </w:rPr>
-              <w:t xml:space="preserve">Sisakan hanya pemilih, render, dan perubahan kelas</w:t>
+              <w:t>Sisakan hanya pemilih, render, dan perubahan kelas</w:t>
             </w:r>
           </w:p>
         </w:tc>
@@ -5423,7 +5303,7 @@
                 <w:rFonts w:cs="Carlito"/>
                 <w:sz w:val="18"/>
               </w:rPr>
-              <w:t xml:space="preserve">Bersih; halaman tampil sama seperti P10</w:t>
+              <w:t>Bersih; halaman tampil sama seperti P10</w:t>
             </w:r>
           </w:p>
         </w:tc>
@@ -5453,7 +5333,7 @@
                 <w:rFonts w:cs="Carlito"/>
                 <w:sz w:val="18"/>
               </w:rPr>
-              <w:t xml:space="preserve">5. app.js</w:t>
+              <w:t>5. app.js</w:t>
             </w:r>
           </w:p>
         </w:tc>
@@ -5476,7 +5356,7 @@
                 <w:rFonts w:cs="Carlito"/>
                 <w:sz w:val="18"/>
               </w:rPr>
-              <w:t xml:space="preserve">Hapus sisa logika; sisakan import dan pemanggilan</w:t>
+              <w:t>Hapus sisa logika; sisakan import dan pemanggilan</w:t>
             </w:r>
           </w:p>
         </w:tc>
@@ -5499,7 +5379,7 @@
                 <w:rFonts w:cs="Carlito"/>
                 <w:sz w:val="18"/>
               </w:rPr>
-              <w:t xml:space="preserve">Bersih; halaman berperilaku persis seperti P10</w:t>
+              <w:t>Bersih; halaman berperilaku persis seperti P10</w:t>
             </w:r>
           </w:p>
         </w:tc>
@@ -5521,7 +5401,7 @@
           <w:b/>
           <w:color w:val="003796"/>
         </w:rPr>
-        <w:t xml:space="preserve">B.4  Menyambungkan js/api.js dari Pertemuan 10</w:t>
+        <w:t>B.4  Menyambungkan js/api.js dari Pertemuan 10</w:t>
       </w:r>
     </w:p>
     <w:p>
@@ -5530,7 +5410,7 @@
           <w:rFonts w:cs="Carlito"/>
           <w:sz w:val="20"/>
         </w:rPr>
-        <w:t xml:space="preserve">Impor file itu apa adanya, jangan diubah, dan jangan dihitung sebagai salah satu dari lima modul. Data dari server masuk ke state lewat fungsi pengubah di state.js, bukan ditulis langsung dari app.js. Blok try/catch serta pesan memuat dan gagal dari Pertemuan 10 tetap dipertahankan di app.js. Baris pulihkan(muat()) baru bekerja setelah lembar D selesai; sampai saat itu boleh dijadikan komentar dulu.</w:t>
+        <w:t>Impor file itu apa adanya, jangan diubah, dan jangan dihitung sebagai salah satu dari lima modul. Data dari server masuk ke state lewat fungsi pengubah di state.js, bukan ditulis langsung dari app.js. Blok try/catch serta pesan memuat dan gagal dari Pertemuan 10 tetap dipertahankan di app.js. Baris pulihkan(muat()) baru bekerja setelah lembar D selesai; sampai saat itu boleh dijadikan komentar dulu.</w:t>
       </w:r>
     </w:p>
     <w:tbl>
@@ -5569,7 +5449,9 @@
               </w:rPr>
               <w:t xml:space="preserve">  // state.js: data dari server masuk lewat fungsi pengubah</w:t>
             </w:r>
-            <w:br/>
+            <w:r>
+              <w:br/>
+            </w:r>
             <w:r>
               <w:rPr>
                 <w:rFonts w:ascii="DejaVu Sans Mono" w:eastAsia="DejaVu Sans Mono" w:hAnsi="DejaVu Sans Mono" w:cs="DejaVu Sans Mono"/>
@@ -5578,7 +5460,9 @@
               </w:rPr>
               <w:t xml:space="preserve">  export function isiProyek(daftar) {</w:t>
             </w:r>
-            <w:br/>
+            <w:r>
+              <w:br/>
+            </w:r>
             <w:r>
               <w:rPr>
                 <w:rFonts w:ascii="DejaVu Sans Mono" w:eastAsia="DejaVu Sans Mono" w:hAnsi="DejaVu Sans Mono" w:cs="DejaVu Sans Mono"/>
@@ -5587,7 +5471,9 @@
               </w:rPr>
               <w:t xml:space="preserve">    state.daftarProyek = daftar;</w:t>
             </w:r>
-            <w:br/>
+            <w:r>
+              <w:br/>
+            </w:r>
             <w:r>
               <w:rPr>
                 <w:rFonts w:ascii="DejaVu Sans Mono" w:eastAsia="DejaVu Sans Mono" w:hAnsi="DejaVu Sans Mono" w:cs="DejaVu Sans Mono"/>
@@ -5596,7 +5482,9 @@
               </w:rPr>
               <w:t xml:space="preserve">    render(state);</w:t>
             </w:r>
-            <w:br/>
+            <w:r>
+              <w:br/>
+            </w:r>
             <w:r>
               <w:rPr>
                 <w:rFonts w:ascii="DejaVu Sans Mono" w:eastAsia="DejaVu Sans Mono" w:hAnsi="DejaVu Sans Mono" w:cs="DejaVu Sans Mono"/>
@@ -5605,187 +5493,213 @@
               </w:rPr>
               <w:t xml:space="preserve">  }</w:t>
             </w:r>
-            <w:br/>
+            <w:r>
+              <w:br/>
+            </w:r>
+            <w:r>
+              <w:br/>
+            </w:r>
             <w:r>
               <w:rPr>
                 <w:rFonts w:ascii="DejaVu Sans Mono" w:eastAsia="DejaVu Sans Mono" w:hAnsi="DejaVu Sans Mono" w:cs="DejaVu Sans Mono"/>
                 <w:color w:val="E2E8F0"/>
                 <w:sz w:val="17"/>
               </w:rPr>
-              <w:t xml:space="preserve"/>
-            </w:r>
-            <w:br/>
+              <w:t xml:space="preserve">  // app.js: perakit. Di P10 fungsi ini bernama muat(); di P11</w:t>
+            </w:r>
+            <w:r>
+              <w:br/>
+            </w:r>
             <w:r>
               <w:rPr>
                 <w:rFonts w:ascii="DejaVu Sans Mono" w:eastAsia="DejaVu Sans Mono" w:hAnsi="DejaVu Sans Mono" w:cs="DejaVu Sans Mono"/>
                 <w:color w:val="E2E8F0"/>
                 <w:sz w:val="17"/>
               </w:rPr>
-              <w:t xml:space="preserve">  // app.js: perakit. Di P10 fungsi ini bernama muat(); di P11</w:t>
-            </w:r>
-            <w:br/>
+              <w:t xml:space="preserve">  // namanya mulai(), karena nama muat() dipakai untuk localStorage (lembar D).</w:t>
+            </w:r>
+            <w:r>
+              <w:br/>
+            </w:r>
             <w:r>
               <w:rPr>
                 <w:rFonts w:ascii="DejaVu Sans Mono" w:eastAsia="DejaVu Sans Mono" w:hAnsi="DejaVu Sans Mono" w:cs="DejaVu Sans Mono"/>
                 <w:color w:val="E2E8F0"/>
                 <w:sz w:val="17"/>
               </w:rPr>
-              <w:t xml:space="preserve">  // namanya mulai(), karena nama muat() dipakai untuk localStorage (lembar D).</w:t>
-            </w:r>
-            <w:br/>
+              <w:t xml:space="preserve">  import { ambilProyek } from './api.js';</w:t>
+            </w:r>
+            <w:r>
+              <w:br/>
+            </w:r>
             <w:r>
               <w:rPr>
                 <w:rFonts w:ascii="DejaVu Sans Mono" w:eastAsia="DejaVu Sans Mono" w:hAnsi="DejaVu Sans Mono" w:cs="DejaVu Sans Mono"/>
                 <w:color w:val="E2E8F0"/>
                 <w:sz w:val="17"/>
               </w:rPr>
-              <w:t xml:space="preserve">  import { ambilProyek } from './api.js';</w:t>
-            </w:r>
-            <w:br/>
+              <w:t xml:space="preserve">  import { isiProyek, pulihkan, muat } from './state.js';</w:t>
+            </w:r>
+            <w:r>
+              <w:br/>
+            </w:r>
             <w:r>
               <w:rPr>
                 <w:rFonts w:ascii="DejaVu Sans Mono" w:eastAsia="DejaVu Sans Mono" w:hAnsi="DejaVu Sans Mono" w:cs="DejaVu Sans Mono"/>
                 <w:color w:val="E2E8F0"/>
                 <w:sz w:val="17"/>
               </w:rPr>
-              <w:t xml:space="preserve">  import { isiProyek, pulihkan, muat } from './state.js';</w:t>
-            </w:r>
-            <w:br/>
+              <w:t xml:space="preserve">  import { tampilkanGalat, aturMemuat } from './dom.js';</w:t>
+            </w:r>
+            <w:r>
+              <w:br/>
+            </w:r>
             <w:r>
               <w:rPr>
                 <w:rFonts w:ascii="DejaVu Sans Mono" w:eastAsia="DejaVu Sans Mono" w:hAnsi="DejaVu Sans Mono" w:cs="DejaVu Sans Mono"/>
                 <w:color w:val="E2E8F0"/>
                 <w:sz w:val="17"/>
               </w:rPr>
-              <w:t xml:space="preserve">  import { tampilkanGalat, aturMemuat } from './dom.js';</w:t>
-            </w:r>
-            <w:br/>
+              <w:t xml:space="preserve">  import { pasangPendengar } from './events.js';</w:t>
+            </w:r>
+            <w:r>
+              <w:br/>
+            </w:r>
+            <w:r>
+              <w:br/>
+            </w:r>
             <w:r>
               <w:rPr>
                 <w:rFonts w:ascii="DejaVu Sans Mono" w:eastAsia="DejaVu Sans Mono" w:hAnsi="DejaVu Sans Mono" w:cs="DejaVu Sans Mono"/>
                 <w:color w:val="E2E8F0"/>
                 <w:sz w:val="17"/>
               </w:rPr>
-              <w:t xml:space="preserve">  import { pasangPendengar } from './events.js';</w:t>
-            </w:r>
-            <w:br/>
+              <w:t xml:space="preserve">  async function mulai() {</w:t>
+            </w:r>
+            <w:r>
+              <w:br/>
+            </w:r>
             <w:r>
               <w:rPr>
                 <w:rFonts w:ascii="DejaVu Sans Mono" w:eastAsia="DejaVu Sans Mono" w:hAnsi="DejaVu Sans Mono" w:cs="DejaVu Sans Mono"/>
                 <w:color w:val="E2E8F0"/>
                 <w:sz w:val="17"/>
               </w:rPr>
-              <w:t xml:space="preserve"/>
-            </w:r>
-            <w:br/>
+              <w:t xml:space="preserve">    pulihkan(muat());                 // lembar D: pilihan terakhir, atau nilai bawaan</w:t>
+            </w:r>
+            <w:r>
+              <w:br/>
+            </w:r>
             <w:r>
               <w:rPr>
                 <w:rFonts w:ascii="DejaVu Sans Mono" w:eastAsia="DejaVu Sans Mono" w:hAnsi="DejaVu Sans Mono" w:cs="DejaVu Sans Mono"/>
                 <w:color w:val="E2E8F0"/>
                 <w:sz w:val="17"/>
               </w:rPr>
-              <w:t xml:space="preserve">  async function mulai() {</w:t>
-            </w:r>
-            <w:br/>
+              <w:t xml:space="preserve">    pasangPendengar();                // events.js: klik filter, favorit, atur ulang</w:t>
+            </w:r>
+            <w:r>
+              <w:br/>
+            </w:r>
             <w:r>
               <w:rPr>
                 <w:rFonts w:ascii="DejaVu Sans Mono" w:eastAsia="DejaVu Sans Mono" w:hAnsi="DejaVu Sans Mono" w:cs="DejaVu Sans Mono"/>
                 <w:color w:val="E2E8F0"/>
                 <w:sz w:val="17"/>
               </w:rPr>
-              <w:t xml:space="preserve">    pulihkan(muat());                 // lembar D: pilihan terakhir, atau nilai bawaan</w:t>
-            </w:r>
-            <w:br/>
+              <w:t xml:space="preserve">    aturMemuat(true);</w:t>
+            </w:r>
+            <w:r>
+              <w:br/>
+            </w:r>
             <w:r>
               <w:rPr>
                 <w:rFonts w:ascii="DejaVu Sans Mono" w:eastAsia="DejaVu Sans Mono" w:hAnsi="DejaVu Sans Mono" w:cs="DejaVu Sans Mono"/>
                 <w:color w:val="E2E8F0"/>
                 <w:sz w:val="17"/>
               </w:rPr>
-              <w:t xml:space="preserve">    pasangPendengar();                // events.js: klik filter, favorit, atur ulang</w:t>
-            </w:r>
-            <w:br/>
+              <w:t xml:space="preserve">    try {</w:t>
+            </w:r>
+            <w:r>
+              <w:br/>
+            </w:r>
             <w:r>
               <w:rPr>
                 <w:rFonts w:ascii="DejaVu Sans Mono" w:eastAsia="DejaVu Sans Mono" w:hAnsi="DejaVu Sans Mono" w:cs="DejaVu Sans Mono"/>
                 <w:color w:val="E2E8F0"/>
                 <w:sz w:val="17"/>
               </w:rPr>
-              <w:t xml:space="preserve">    aturMemuat(true);</w:t>
-            </w:r>
-            <w:br/>
+              <w:t xml:space="preserve">      isiProyek(await ambilProyek()); // isiProyek memanggil render(state)</w:t>
+            </w:r>
+            <w:r>
+              <w:br/>
+            </w:r>
             <w:r>
               <w:rPr>
                 <w:rFonts w:ascii="DejaVu Sans Mono" w:eastAsia="DejaVu Sans Mono" w:hAnsi="DejaVu Sans Mono" w:cs="DejaVu Sans Mono"/>
                 <w:color w:val="E2E8F0"/>
                 <w:sz w:val="17"/>
               </w:rPr>
-              <w:t xml:space="preserve">    try {</w:t>
-            </w:r>
-            <w:br/>
+              <w:t xml:space="preserve">    } catch (galat) {</w:t>
+            </w:r>
+            <w:r>
+              <w:br/>
+            </w:r>
             <w:r>
               <w:rPr>
                 <w:rFonts w:ascii="DejaVu Sans Mono" w:eastAsia="DejaVu Sans Mono" w:hAnsi="DejaVu Sans Mono" w:cs="DejaVu Sans Mono"/>
                 <w:color w:val="E2E8F0"/>
                 <w:sz w:val="17"/>
               </w:rPr>
-              <w:t xml:space="preserve">      isiProyek(await ambilProyek()); // isiProyek memanggil render(state)</w:t>
-            </w:r>
-            <w:br/>
+              <w:t xml:space="preserve">      tampilkanGalat('Data gagal dimuat. Periksa koneksi, lalu muat ulang.');</w:t>
+            </w:r>
+            <w:r>
+              <w:br/>
+            </w:r>
             <w:r>
               <w:rPr>
                 <w:rFonts w:ascii="DejaVu Sans Mono" w:eastAsia="DejaVu Sans Mono" w:hAnsi="DejaVu Sans Mono" w:cs="DejaVu Sans Mono"/>
                 <w:color w:val="E2E8F0"/>
                 <w:sz w:val="17"/>
               </w:rPr>
-              <w:t xml:space="preserve">    } catch (galat) {</w:t>
-            </w:r>
-            <w:br/>
+              <w:t xml:space="preserve">    } finally {</w:t>
+            </w:r>
+            <w:r>
+              <w:br/>
+            </w:r>
             <w:r>
               <w:rPr>
                 <w:rFonts w:ascii="DejaVu Sans Mono" w:eastAsia="DejaVu Sans Mono" w:hAnsi="DejaVu Sans Mono" w:cs="DejaVu Sans Mono"/>
                 <w:color w:val="E2E8F0"/>
                 <w:sz w:val="17"/>
               </w:rPr>
-              <w:t xml:space="preserve">      tampilkanGalat('Data gagal dimuat. Periksa koneksi, lalu muat ulang.');</w:t>
-            </w:r>
-            <w:br/>
+              <w:t xml:space="preserve">      aturMemuat(false);</w:t>
+            </w:r>
+            <w:r>
+              <w:br/>
+            </w:r>
             <w:r>
               <w:rPr>
                 <w:rFonts w:ascii="DejaVu Sans Mono" w:eastAsia="DejaVu Sans Mono" w:hAnsi="DejaVu Sans Mono" w:cs="DejaVu Sans Mono"/>
                 <w:color w:val="E2E8F0"/>
                 <w:sz w:val="17"/>
               </w:rPr>
-              <w:t xml:space="preserve">    } finally {</w:t>
-            </w:r>
-            <w:br/>
+              <w:t xml:space="preserve">    }</w:t>
+            </w:r>
+            <w:r>
+              <w:br/>
+            </w:r>
             <w:r>
               <w:rPr>
                 <w:rFonts w:ascii="DejaVu Sans Mono" w:eastAsia="DejaVu Sans Mono" w:hAnsi="DejaVu Sans Mono" w:cs="DejaVu Sans Mono"/>
                 <w:color w:val="E2E8F0"/>
                 <w:sz w:val="17"/>
               </w:rPr>
-              <w:t xml:space="preserve">      aturMemuat(false);</w:t>
-            </w:r>
-            <w:br/>
-            <w:r>
-              <w:rPr>
-                <w:rFonts w:ascii="DejaVu Sans Mono" w:eastAsia="DejaVu Sans Mono" w:hAnsi="DejaVu Sans Mono" w:cs="DejaVu Sans Mono"/>
-                <w:color w:val="E2E8F0"/>
-                <w:sz w:val="17"/>
-              </w:rPr>
-              <w:t xml:space="preserve">    }</w:t>
-            </w:r>
-            <w:br/>
-            <w:r>
-              <w:rPr>
-                <w:rFonts w:ascii="DejaVu Sans Mono" w:eastAsia="DejaVu Sans Mono" w:hAnsi="DejaVu Sans Mono" w:cs="DejaVu Sans Mono"/>
-                <w:color w:val="E2E8F0"/>
-                <w:sz w:val="17"/>
-              </w:rPr>
               <w:t xml:space="preserve">  }</w:t>
             </w:r>
-            <w:br/>
+            <w:r>
+              <w:br/>
+            </w:r>
             <w:r>
               <w:rPr>
                 <w:rFonts w:ascii="DejaVu Sans Mono" w:eastAsia="DejaVu Sans Mono" w:hAnsi="DejaVu Sans Mono" w:cs="DejaVu Sans Mono"/>
@@ -5814,7 +5728,7 @@
           <w:b/>
           <w:color w:val="003796"/>
         </w:rPr>
-        <w:t xml:space="preserve">B.5  Periksa hasil pemecahan</w:t>
+        <w:t>B.5  Periksa hasil pemecahan</w:t>
       </w:r>
     </w:p>
     <w:tbl>
@@ -5857,7 +5771,7 @@
                 <w:color w:val="FFFFFF"/>
                 <w:sz w:val="18"/>
               </w:rPr>
-              <w:t xml:space="preserve">Yang diperiksa</w:t>
+              <w:t>Yang diperiksa</w:t>
             </w:r>
           </w:p>
         </w:tc>
@@ -5883,7 +5797,7 @@
                 <w:color w:val="FFFFFF"/>
                 <w:sz w:val="18"/>
               </w:rPr>
-              <w:t xml:space="preserve">Hasil yang benar</w:t>
+              <w:t>Hasil yang benar</w:t>
             </w:r>
           </w:p>
         </w:tc>
@@ -5909,7 +5823,7 @@
                 <w:color w:val="FFFFFF"/>
                 <w:sz w:val="18"/>
               </w:rPr>
-              <w:t xml:space="preserve">Hasil yang saya dapat</w:t>
+              <w:t>Hasil yang saya dapat</w:t>
             </w:r>
           </w:p>
         </w:tc>
@@ -5939,7 +5853,7 @@
                 <w:rFonts w:cs="Carlito"/>
                 <w:sz w:val="18"/>
               </w:rPr>
-              <w:t xml:space="preserve">Console</w:t>
+              <w:t>Console</w:t>
             </w:r>
           </w:p>
         </w:tc>
@@ -5962,7 +5876,7 @@
                 <w:rFonts w:cs="Carlito"/>
                 <w:sz w:val="18"/>
               </w:rPr>
-              <w:t xml:space="preserve">Bersih, tidak ada pesan merah maupun kuning</w:t>
+              <w:t>Bersih, tidak ada pesan merah maupun kuning</w:t>
             </w:r>
           </w:p>
         </w:tc>
@@ -5980,13 +5894,6 @@
             <w:pPr>
               <w:spacing w:before="20" w:after="20" w:line="252" w:lineRule="auto"/>
             </w:pPr>
-            <w:r>
-              <w:rPr>
-                <w:rFonts w:cs="Carlito"/>
-                <w:sz w:val="18"/>
-              </w:rPr>
-              <w:t xml:space="preserve"/>
-            </w:r>
           </w:p>
         </w:tc>
       </w:tr>
@@ -6015,7 +5922,7 @@
                 <w:rFonts w:cs="Carlito"/>
                 <w:sz w:val="18"/>
               </w:rPr>
-              <w:t xml:space="preserve">Perilaku halaman</w:t>
+              <w:t>Perilaku halaman</w:t>
             </w:r>
           </w:p>
         </w:tc>
@@ -6038,7 +5945,7 @@
                 <w:rFonts w:cs="Carlito"/>
                 <w:sz w:val="18"/>
               </w:rPr>
-              <w:t xml:space="preserve">Sama persis seperti akhir Pertemuan 10</w:t>
+              <w:t>Sama persis seperti akhir Pertemuan 10</w:t>
             </w:r>
           </w:p>
         </w:tc>
@@ -6056,13 +5963,6 @@
             <w:pPr>
               <w:spacing w:before="20" w:after="20" w:line="252" w:lineRule="auto"/>
             </w:pPr>
-            <w:r>
-              <w:rPr>
-                <w:rFonts w:cs="Carlito"/>
-                <w:sz w:val="18"/>
-              </w:rPr>
-              <w:t xml:space="preserve"/>
-            </w:r>
           </w:p>
         </w:tc>
       </w:tr>
@@ -6091,7 +5991,7 @@
                 <w:rFonts w:cs="Carlito"/>
                 <w:sz w:val="18"/>
               </w:rPr>
-              <w:t xml:space="preserve">Isi app.js</w:t>
+              <w:t>Isi app.js</w:t>
             </w:r>
           </w:p>
         </w:tc>
@@ -6114,7 +6014,7 @@
                 <w:rFonts w:cs="Carlito"/>
                 <w:sz w:val="18"/>
               </w:rPr>
-              <w:t xml:space="preserve">Hanya import dan pemanggilan; tidak ada logika</w:t>
+              <w:t>Hanya import dan pemanggilan; tidak ada logika</w:t>
             </w:r>
           </w:p>
         </w:tc>
@@ -6132,13 +6032,6 @@
             <w:pPr>
               <w:spacing w:before="20" w:after="20" w:line="252" w:lineRule="auto"/>
             </w:pPr>
-            <w:r>
-              <w:rPr>
-                <w:rFonts w:cs="Carlito"/>
-                <w:sz w:val="18"/>
-              </w:rPr>
-              <w:t xml:space="preserve"/>
-            </w:r>
           </w:p>
         </w:tc>
       </w:tr>
@@ -6167,7 +6060,7 @@
                 <w:rFonts w:cs="Carlito"/>
                 <w:sz w:val="18"/>
               </w:rPr>
-              <w:t xml:space="preserve">Jumlah modul</w:t>
+              <w:t>Jumlah modul</w:t>
             </w:r>
           </w:p>
         </w:tc>
@@ -6190,7 +6083,7 @@
                 <w:rFonts w:cs="Carlito"/>
                 <w:sz w:val="18"/>
               </w:rPr>
-              <w:t xml:space="preserve">Lima berkas wajib; api.js dari P10 dihitung terpisah</w:t>
+              <w:t>Lima berkas wajib; api.js dari P10 dihitung terpisah</w:t>
             </w:r>
           </w:p>
         </w:tc>
@@ -6208,13 +6101,6 @@
             <w:pPr>
               <w:spacing w:before="20" w:after="20" w:line="252" w:lineRule="auto"/>
             </w:pPr>
-            <w:r>
-              <w:rPr>
-                <w:rFonts w:cs="Carlito"/>
-                <w:sz w:val="18"/>
-              </w:rPr>
-              <w:t xml:space="preserve"/>
-            </w:r>
           </w:p>
         </w:tc>
       </w:tr>
@@ -6243,7 +6129,8 @@
                 <w:rFonts w:cs="Carlito"/>
                 <w:sz w:val="18"/>
               </w:rPr>
-              <w:t xml:space="preserve">Jalur import</w:t>
+              <w:lastRenderedPageBreak/>
+              <w:t>Jalur import</w:t>
             </w:r>
           </w:p>
         </w:tc>
@@ -6266,7 +6153,7 @@
                 <w:rFonts w:cs="Carlito"/>
                 <w:sz w:val="18"/>
               </w:rPr>
-              <w:t xml:space="preserve">Semua berawalan ./ dan berakhiran .js</w:t>
+              <w:t>Semua berawalan ./ dan berakhiran .js</w:t>
             </w:r>
           </w:p>
         </w:tc>
@@ -6284,13 +6171,6 @@
             <w:pPr>
               <w:spacing w:before="20" w:after="20" w:line="252" w:lineRule="auto"/>
             </w:pPr>
-            <w:r>
-              <w:rPr>
-                <w:rFonts w:cs="Carlito"/>
-                <w:sz w:val="18"/>
-              </w:rPr>
-              <w:t xml:space="preserve"/>
-            </w:r>
           </w:p>
         </w:tc>
       </w:tr>
@@ -6332,7 +6212,7 @@
                 <w:color w:val="003796"/>
                 <w:sz w:val="20"/>
               </w:rPr>
-              <w:t xml:space="preserve">Yang dinilai adalah pemecahan lima modul wajib, bukan jumlah berkas.  Dengan api.js dari Pertemuan 10, totalnya enam file, dan itu benar. Yang tidak boleh adalah satu file memikul dua tanggung jawab.</w:t>
+              <w:t>Yang dinilai adalah pemecahan lima modul wajib, bukan jumlah berkas.  Dengan api.js dari Pertemuan 10, totalnya enam file, dan itu benar. Yang tidak boleh adalah satu file memikul dua tanggung jawab.</w:t>
             </w:r>
           </w:p>
         </w:tc>
@@ -6372,7 +6252,7 @@
                 <w:b/>
                 <w:color w:val="FFFFFF"/>
               </w:rPr>
-              <w:t xml:space="preserve">▌  SIMPAN KE GIT — SETELAH LEMBAR B</w:t>
+              <w:t>▌  SIMPAN KE GIT — SETELAH LEMBAR B</w:t>
             </w:r>
           </w:p>
         </w:tc>
@@ -6417,52 +6297,54 @@
                 <w:color w:val="E2E8F0"/>
                 <w:sz w:val="17"/>
               </w:rPr>
-              <w:t xml:space="preserve">git add .</w:t>
-            </w:r>
-            <w:br/>
+              <w:t>git add .</w:t>
+            </w:r>
+            <w:r>
+              <w:br/>
+            </w:r>
             <w:r>
               <w:rPr>
                 <w:rFonts w:ascii="DejaVu Sans Mono" w:eastAsia="DejaVu Sans Mono" w:hAnsi="DejaVu Sans Mono" w:cs="DejaVu Sans Mono"/>
                 <w:color w:val="E2E8F0"/>
                 <w:sz w:val="17"/>
               </w:rPr>
-              <w:t xml:space="preserve">git commit -m "pesan Anda"</w:t>
-            </w:r>
-            <w:br/>
+              <w:t>git commit -m "pesan Anda"</w:t>
+            </w:r>
+            <w:r>
+              <w:br/>
+            </w:r>
             <w:r>
               <w:rPr>
                 <w:rFonts w:ascii="DejaVu Sans Mono" w:eastAsia="DejaVu Sans Mono" w:hAnsi="DejaVu Sans Mono" w:cs="DejaVu Sans Mono"/>
                 <w:color w:val="E2E8F0"/>
                 <w:sz w:val="17"/>
               </w:rPr>
-              <w:t xml:space="preserve">git push</w:t>
-            </w:r>
-            <w:br/>
+              <w:t>git push</w:t>
+            </w:r>
+            <w:r>
+              <w:br/>
+            </w:r>
+            <w:r>
+              <w:br/>
+            </w:r>
             <w:r>
               <w:rPr>
                 <w:rFonts w:ascii="DejaVu Sans Mono" w:eastAsia="DejaVu Sans Mono" w:hAnsi="DejaVu Sans Mono" w:cs="DejaVu Sans Mono"/>
                 <w:color w:val="E2E8F0"/>
                 <w:sz w:val="17"/>
               </w:rPr>
-              <w:t xml:space="preserve"/>
-            </w:r>
-            <w:br/>
+              <w:t># pesan commit yang disarankan:</w:t>
+            </w:r>
+            <w:r>
+              <w:br/>
+            </w:r>
             <w:r>
               <w:rPr>
                 <w:rFonts w:ascii="DejaVu Sans Mono" w:eastAsia="DejaVu Sans Mono" w:hAnsi="DejaVu Sans Mono" w:cs="DejaVu Sans Mono"/>
                 <w:color w:val="E2E8F0"/>
                 <w:sz w:val="17"/>
               </w:rPr>
-              <w:t xml:space="preserve"># pesan commit yang disarankan:</w:t>
-            </w:r>
-            <w:br/>
-            <w:r>
-              <w:rPr>
-                <w:rFonts w:ascii="DejaVu Sans Mono" w:eastAsia="DejaVu Sans Mono" w:hAnsi="DejaVu Sans Mono" w:cs="DejaVu Sans Mono"/>
-                <w:color w:val="E2E8F0"/>
-                <w:sz w:val="17"/>
-              </w:rPr>
-              <w:t xml:space="preserve"># P11 — lima modul berjalan</w:t>
+              <w:t># P11 — lima modul berjalan</w:t>
             </w:r>
           </w:p>
         </w:tc>
@@ -6479,7 +6361,7 @@
           <w:rFonts w:cs="Carlito"/>
           <w:sz w:val="20"/>
         </w:rPr>
-        <w:t xml:space="preserve">Lembar B sudah selesai? Simpan hasilnya sekarang, jangan menunggu kelas berakhir. Simpanan ini tidak memerlukan langkah tambahan apa pun — hanya memastikan pekerjaan Anda tidak bergantung pada satu berkas di satu komputer.</w:t>
+        <w:t>Lembar B sudah selesai? Simpan hasilnya sekarang, jangan menunggu kelas berakhir. Simpanan ini tidak memerlukan langkah tambahan apa pun — hanya memastikan pekerjaan Anda tidak bergantung pada satu berkas di satu komputer.</w:t>
       </w:r>
     </w:p>
     <w:p>
@@ -6494,7 +6376,7 @@
           <w:color w:val="5A6080"/>
           <w:sz w:val="17"/>
         </w:rPr>
-        <w:t xml:space="preserve">B — simpan perubahan</w:t>
+        <w:t>B — simpan perubahan</w:t>
       </w:r>
     </w:p>
     <w:p>
@@ -6503,7 +6385,7 @@
           <w:rFonts w:cs="Carlito"/>
           <w:sz w:val="20"/>
         </w:rPr>
-        <w:t xml:space="preserve">Cara memastikan: muat ulang halaman. Tampilannya sama seperti kemarin, Console bersih, dan tidak ada satu pun pesan Failed to resolve module specifier.</w:t>
+        <w:t>Cara memastikan: muat ulang halaman. Tampilannya sama seperti kemarin, Console bersih, dan tidak ada satu pun pesan Failed to resolve module specifier.</w:t>
       </w:r>
     </w:p>
     <w:p>
@@ -6555,6 +6437,7 @@
                 <w:color w:val="FFFFFF"/>
                 <w:sz w:val="22"/>
               </w:rPr>
+              <w:lastRenderedPageBreak/>
               <w:t>WORKSHEET</w:t>
             </w:r>
           </w:p>
@@ -6582,7 +6465,7 @@
                 <w:color w:val="1A1A2E"/>
                 <w:sz w:val="30"/>
               </w:rPr>
-              <w:t xml:space="preserve">C</w:t>
+              <w:t>C</w:t>
             </w:r>
           </w:p>
         </w:tc>
@@ -6608,7 +6491,7 @@
                 <w:color w:val="003796"/>
                 <w:sz w:val="18"/>
               </w:rPr>
-              <w:t xml:space="preserve">Pertemuan 11  ·  Modul, State, dan Penyimpanan Klien</w:t>
+              <w:t>Pertemuan 11  ·  Modul, State, dan Penyimpanan Klien</w:t>
             </w:r>
           </w:p>
         </w:tc>
@@ -6626,7 +6509,7 @@
           <w:color w:val="5A6080"/>
           <w:sz w:val="17"/>
         </w:rPr>
-        <w:t xml:space="preserve">Lembar C — Memindahkan keadaan keluar dari halaman</w:t>
+        <w:t>Lembar C — Memindahkan keadaan keluar dari halaman</w:t>
       </w:r>
     </w:p>
     <w:p>
@@ -6658,7 +6541,7 @@
                 <w:b/>
                 <w:color w:val="FFFFFF"/>
               </w:rPr>
-              <w:t xml:space="preserve">▌  TAMPILAN ADALAH FUNGSI DARI KEADAAN</w:t>
+              <w:t>▌  TAMPILAN ADALAH FUNGSI DARI KEADAAN</w:t>
             </w:r>
           </w:p>
         </w:tc>
@@ -6675,7 +6558,7 @@
           <w:rFonts w:cs="Carlito"/>
           <w:sz w:val="20"/>
         </w:rPr>
-        <w:t xml:space="preserve">Sampai lembar B, keadaan aplikasi Anda masih menempel di halaman: kategori aktif tersimpan sebagai kelas pada tombol. Selama halaman tidak pernah digambar ulang, cara itu bekerja — dan itulah jebaknya.</w:t>
+        <w:t>Sampai lembar B, keadaan aplikasi Anda masih menempel di halaman: kategori aktif tersimpan sebagai kelas pada tombol. Selama halaman tidak pernah digambar ulang, cara itu bekerja — dan itulah jebaknya.</w:t>
       </w:r>
     </w:p>
     <w:p>
@@ -6694,7 +6577,7 @@
           <w:b/>
           <w:color w:val="003796"/>
         </w:rPr>
-        <w:t xml:space="preserve">C.1  Mengapa keadaan yang menempel di halaman akhirnya kacau</w:t>
+        <w:t>C.1  Mengapa keadaan yang menempel di halaman akhirnya kacau</w:t>
       </w:r>
     </w:p>
     <w:p>
@@ -6703,7 +6586,7 @@
           <w:rFonts w:cs="Carlito"/>
           <w:sz w:val="20"/>
         </w:rPr>
-        <w:t xml:space="preserve">Begitu daftar digambar ulang, seluruh elemen lama dibuang dan yang baru belum membawa keadaan apa pun. Nilai yang tersimpan di halaman ikut hilang, dan halaman tampak "lupa".</w:t>
+        <w:t>Begitu daftar digambar ulang, seluruh elemen lama dibuang dan yang baru belum membawa keadaan apa pun. Nilai yang tersimpan di halaman ikut hilang, dan halaman tampak "lupa".</w:t>
       </w:r>
     </w:p>
     <w:tbl>
@@ -6745,7 +6628,7 @@
                 <w:color w:val="FFFFFF"/>
                 <w:sz w:val="19"/>
               </w:rPr>
-              <w:t xml:space="preserve">Keadaan menempel di DOM</w:t>
+              <w:t>Keadaan menempel di DOM</w:t>
             </w:r>
           </w:p>
         </w:tc>
@@ -6771,7 +6654,7 @@
                 <w:color w:val="FFFFFF"/>
                 <w:sz w:val="19"/>
               </w:rPr>
-              <w:t xml:space="preserve">Keadaan di satu objek</w:t>
+              <w:t>Keadaan di satu objek</w:t>
             </w:r>
           </w:p>
         </w:tc>
@@ -6801,7 +6684,7 @@
                 <w:rFonts w:cs="Carlito"/>
                 <w:sz w:val="19"/>
               </w:rPr>
-              <w:t xml:space="preserve">Dibaca dari kelas aktif tombol: document.querySelector(".aktif")</w:t>
+              <w:t>Dibaca dari kelas aktif tombol: document.querySelector(".aktif")</w:t>
             </w:r>
           </w:p>
         </w:tc>
@@ -6824,7 +6707,7 @@
                 <w:rFonts w:cs="Carlito"/>
                 <w:sz w:val="19"/>
               </w:rPr>
-              <w:t xml:space="preserve">Dibaca dari state.kategoriAktif</w:t>
+              <w:t>Dibaca dari state.kategoriAktif</w:t>
             </w:r>
           </w:p>
         </w:tc>
@@ -6854,7 +6737,7 @@
                 <w:rFonts w:cs="Carlito"/>
                 <w:sz w:val="19"/>
               </w:rPr>
-              <w:t xml:space="preserve">Hilang setiap kali wadah digambar ulang</w:t>
+              <w:t>Hilang setiap kali wadah digambar ulang</w:t>
             </w:r>
           </w:p>
         </w:tc>
@@ -6877,7 +6760,7 @@
                 <w:rFonts w:cs="Carlito"/>
                 <w:sz w:val="19"/>
               </w:rPr>
-              <w:t xml:space="preserve">Bertahan, karena tidak berada di halaman</w:t>
+              <w:t>Bertahan, karena tidak berada di halaman</w:t>
             </w:r>
           </w:p>
         </w:tc>
@@ -6907,7 +6790,7 @@
                 <w:rFonts w:cs="Carlito"/>
                 <w:sz w:val="19"/>
               </w:rPr>
-              <w:t xml:space="preserve">Bisa berbeda dari tampilan yang terlihat</w:t>
+              <w:t>Bisa berbeda dari tampilan yang terlihat</w:t>
             </w:r>
           </w:p>
         </w:tc>
@@ -6930,7 +6813,7 @@
                 <w:rFonts w:cs="Carlito"/>
                 <w:sz w:val="19"/>
               </w:rPr>
-              <w:t xml:space="preserve">Satu-satunya sumber: tidak ada salinan kedua</w:t>
+              <w:t>Satu-satunya sumber: tidak ada salinan kedua</w:t>
             </w:r>
           </w:p>
         </w:tc>
@@ -6960,7 +6843,7 @@
                 <w:rFonts w:cs="Carlito"/>
                 <w:sz w:val="19"/>
               </w:rPr>
-              <w:t xml:space="preserve">Sulit diuji karena butuh halaman</w:t>
+              <w:t>Sulit diuji karena butuh halaman</w:t>
             </w:r>
           </w:p>
         </w:tc>
@@ -6983,7 +6866,7 @@
                 <w:rFonts w:cs="Carlito"/>
                 <w:sz w:val="19"/>
               </w:rPr>
-              <w:t xml:space="preserve">Bisa diperiksa cukup dengan melihat isi satu objek state</w:t>
+              <w:t>Bisa diperiksa cukup dengan melihat isi satu objek state</w:t>
             </w:r>
           </w:p>
         </w:tc>
@@ -7005,7 +6888,7 @@
           <w:b/>
           <w:color w:val="003796"/>
         </w:rPr>
-        <w:t xml:space="preserve">C.2  render(data) menjadi render(state)</w:t>
+        <w:t>C.2  render(data) menjadi render(state)</w:t>
       </w:r>
     </w:p>
     <w:p>
@@ -7014,7 +6897,7 @@
           <w:rFonts w:cs="Carlito"/>
           <w:sz w:val="20"/>
         </w:rPr>
-        <w:t xml:space="preserve">Ubah fungsi render Anda supaya menerima objek state, bukan array mentah. Setelah itu render punya tiga pekerjaan tetap, dan urutannya tidak boleh ditukar: kosongkan wadahnya, periksa keadaan kosong, lalu isi ulang dari state. Fungsi saring() ditulis di data.js karena ia fungsi murni: menerima daftar dan kategori, lalu mengembalikan daftar yang lolos filter. Dengan begitu dom.js tidak perlu mengimpor dari state.js, dan tidak ada dua file yang saling mengimpor. Fungsi pasangFilter() dari Pertemuan 10 tidak dipakai lagi: pendengar kliknya pindah ke events.js dan hanya memanggil pilihKategori(), sedangkan penyaringannya pindah ke saring() di data.js.</w:t>
+        <w:t>Ubah fungsi render Anda supaya menerima objek state, bukan array mentah. Setelah itu render punya tiga pekerjaan tetap, dan urutannya tidak boleh ditukar: kosongkan wadahnya, periksa keadaan kosong, lalu isi ulang dari state. Fungsi saring() ditulis di data.js karena ia fungsi murni: menerima daftar dan kategori, lalu mengembalikan daftar yang lolos filter. Dengan begitu dom.js tidak perlu mengimpor dari state.js, dan tidak ada dua file yang saling mengimpor. Fungsi pasangFilter() dari Pertemuan 10 tidak dipakai lagi: pendengar kliknya pindah ke events.js dan hanya memanggil pilihKategori(), sedangkan penyaringannya pindah ke saring() di data.js.</w:t>
       </w:r>
     </w:p>
     <w:tbl>
@@ -7053,7 +6936,9 @@
               </w:rPr>
               <w:t xml:space="preserve">  function render(state) {</w:t>
             </w:r>
-            <w:br/>
+            <w:r>
+              <w:br/>
+            </w:r>
             <w:r>
               <w:rPr>
                 <w:rFonts w:ascii="DejaVu Sans Mono" w:eastAsia="DejaVu Sans Mono" w:hAnsi="DejaVu Sans Mono" w:cs="DejaVu Sans Mono"/>
@@ -7062,7 +6947,9 @@
               </w:rPr>
               <w:t xml:space="preserve">    wadah.textContent = "";                              // 1. kosongkan</w:t>
             </w:r>
-            <w:br/>
+            <w:r>
+              <w:br/>
+            </w:r>
             <w:r>
               <w:rPr>
                 <w:rFonts w:ascii="DejaVu Sans Mono" w:eastAsia="DejaVu Sans Mono" w:hAnsi="DejaVu Sans Mono" w:cs="DejaVu Sans Mono"/>
@@ -7071,7 +6958,9 @@
               </w:rPr>
               <w:t xml:space="preserve">    const tampil = saring(state.daftarProyek, state.kategoriAktif);  // dari data.js</w:t>
             </w:r>
-            <w:br/>
+            <w:r>
+              <w:br/>
+            </w:r>
             <w:r>
               <w:rPr>
                 <w:rFonts w:ascii="DejaVu Sans Mono" w:eastAsia="DejaVu Sans Mono" w:hAnsi="DejaVu Sans Mono" w:cs="DejaVu Sans Mono"/>
@@ -7080,7 +6969,9 @@
               </w:rPr>
               <w:t xml:space="preserve">    if (tampil.length === 0) {                           // 2. keadaan kosong</w:t>
             </w:r>
-            <w:br/>
+            <w:r>
+              <w:br/>
+            </w:r>
             <w:r>
               <w:rPr>
                 <w:rFonts w:ascii="DejaVu Sans Mono" w:eastAsia="DejaVu Sans Mono" w:hAnsi="DejaVu Sans Mono" w:cs="DejaVu Sans Mono"/>
@@ -7089,7 +6980,9 @@
               </w:rPr>
               <w:t xml:space="preserve">      kosong.hidden = false;</w:t>
             </w:r>
-            <w:br/>
+            <w:r>
+              <w:br/>
+            </w:r>
             <w:r>
               <w:rPr>
                 <w:rFonts w:ascii="DejaVu Sans Mono" w:eastAsia="DejaVu Sans Mono" w:hAnsi="DejaVu Sans Mono" w:cs="DejaVu Sans Mono"/>
@@ -7098,7 +6991,9 @@
               </w:rPr>
               <w:t xml:space="preserve">      return;</w:t>
             </w:r>
-            <w:br/>
+            <w:r>
+              <w:br/>
+            </w:r>
             <w:r>
               <w:rPr>
                 <w:rFonts w:ascii="DejaVu Sans Mono" w:eastAsia="DejaVu Sans Mono" w:hAnsi="DejaVu Sans Mono" w:cs="DejaVu Sans Mono"/>
@@ -7107,7 +7002,9 @@
               </w:rPr>
               <w:t xml:space="preserve">    }</w:t>
             </w:r>
-            <w:br/>
+            <w:r>
+              <w:br/>
+            </w:r>
             <w:r>
               <w:rPr>
                 <w:rFonts w:ascii="DejaVu Sans Mono" w:eastAsia="DejaVu Sans Mono" w:hAnsi="DejaVu Sans Mono" w:cs="DejaVu Sans Mono"/>
@@ -7116,7 +7013,9 @@
               </w:rPr>
               <w:t xml:space="preserve">    kosong.hidden = true;</w:t>
             </w:r>
-            <w:br/>
+            <w:r>
+              <w:br/>
+            </w:r>
             <w:r>
               <w:rPr>
                 <w:rFonts w:ascii="DejaVu Sans Mono" w:eastAsia="DejaVu Sans Mono" w:hAnsi="DejaVu Sans Mono" w:cs="DejaVu Sans Mono"/>
@@ -7125,7 +7024,9 @@
               </w:rPr>
               <w:t xml:space="preserve">    tampil.forEach((item) =&gt;                             // 3. isi ulang</w:t>
             </w:r>
-            <w:br/>
+            <w:r>
+              <w:br/>
+            </w:r>
             <w:r>
               <w:rPr>
                 <w:rFonts w:ascii="DejaVu Sans Mono" w:eastAsia="DejaVu Sans Mono" w:hAnsi="DejaVu Sans Mono" w:cs="DejaVu Sans Mono"/>
@@ -7134,7 +7035,9 @@
               </w:rPr>
               <w:t xml:space="preserve">      wadah.append(buatKartu(item, state.favorit)));</w:t>
             </w:r>
-            <w:br/>
+            <w:r>
+              <w:br/>
+            </w:r>
             <w:r>
               <w:rPr>
                 <w:rFonts w:ascii="DejaVu Sans Mono" w:eastAsia="DejaVu Sans Mono" w:hAnsi="DejaVu Sans Mono" w:cs="DejaVu Sans Mono"/>
@@ -7163,7 +7066,7 @@
           <w:b/>
           <w:color w:val="003796"/>
         </w:rPr>
-        <w:t xml:space="preserve">C.3  Satu tombol kecil: tanda favorit</w:t>
+        <w:t>C.3  Satu tombol kecil: tanda favorit</w:t>
       </w:r>
     </w:p>
     <w:p>
@@ -7172,7 +7075,7 @@
           <w:rFonts w:cs="Carlito"/>
           <w:sz w:val="20"/>
         </w:rPr>
-        <w:t xml:space="preserve">Hari ini hanya ada satu tambahan di tampilan: tombol ☆ di setiap kartu, supaya pengguna bisa menandai proyek yang disukai. Tombol ini diperlukan karena state Anda perlu menyimpan sebuah array (daftar favorit), bukan hanya satu teks (kategori aktif). Klik pada tombol ditangani dengan satu pendengar di wadah daftar, sama seperti tombol filter di Pertemuan 9.</w:t>
+        <w:t>Hari ini hanya ada satu tambahan di tampilan: tombol ☆ di setiap kartu, supaya pengguna bisa menandai proyek yang disukai. Tombol ini diperlukan karena state Anda perlu menyimpan sebuah array (daftar favorit), bukan hanya satu teks (kategori aktif). Klik pada tombol ditangani dengan satu pendengar di wadah daftar, sama seperti tombol filter di Pertemuan 9.</w:t>
       </w:r>
     </w:p>
     <w:tbl>
@@ -7209,9 +7112,12 @@
                 <w:color w:val="E2E8F0"/>
                 <w:sz w:val="17"/>
               </w:rPr>
+              <w:lastRenderedPageBreak/>
               <w:t xml:space="preserve">  // dom.js: buatKartu() dari P9, ditambah satu tombol</w:t>
             </w:r>
-            <w:br/>
+            <w:r>
+              <w:br/>
+            </w:r>
             <w:r>
               <w:rPr>
                 <w:rFonts w:ascii="DejaVu Sans Mono" w:eastAsia="DejaVu Sans Mono" w:hAnsi="DejaVu Sans Mono" w:cs="DejaVu Sans Mono"/>
@@ -7220,7 +7126,9 @@
               </w:rPr>
               <w:t xml:space="preserve">  export function buatKartu(proyek, favorit) {</w:t>
             </w:r>
-            <w:br/>
+            <w:r>
+              <w:br/>
+            </w:r>
             <w:r>
               <w:rPr>
                 <w:rFonts w:ascii="DejaVu Sans Mono" w:eastAsia="DejaVu Sans Mono" w:hAnsi="DejaVu Sans Mono" w:cs="DejaVu Sans Mono"/>
@@ -7229,7 +7137,9 @@
               </w:rPr>
               <w:t xml:space="preserve">    const li = document.createElement("li");</w:t>
             </w:r>
-            <w:br/>
+            <w:r>
+              <w:br/>
+            </w:r>
             <w:r>
               <w:rPr>
                 <w:rFonts w:ascii="DejaVu Sans Mono" w:eastAsia="DejaVu Sans Mono" w:hAnsi="DejaVu Sans Mono" w:cs="DejaVu Sans Mono"/>
@@ -7238,7 +7148,9 @@
               </w:rPr>
               <w:t xml:space="preserve">    li.className = "kartu";</w:t>
             </w:r>
-            <w:br/>
+            <w:r>
+              <w:br/>
+            </w:r>
             <w:r>
               <w:rPr>
                 <w:rFonts w:ascii="DejaVu Sans Mono" w:eastAsia="DejaVu Sans Mono" w:hAnsi="DejaVu Sans Mono" w:cs="DejaVu Sans Mono"/>
@@ -7247,7 +7159,9 @@
               </w:rPr>
               <w:t xml:space="preserve">    li.textContent = proyek.judul;</w:t>
             </w:r>
-            <w:br/>
+            <w:r>
+              <w:br/>
+            </w:r>
             <w:r>
               <w:rPr>
                 <w:rFonts w:ascii="DejaVu Sans Mono" w:eastAsia="DejaVu Sans Mono" w:hAnsi="DejaVu Sans Mono" w:cs="DejaVu Sans Mono"/>
@@ -7256,7 +7170,9 @@
               </w:rPr>
               <w:t xml:space="preserve">    const tombol = document.createElement("button");</w:t>
             </w:r>
-            <w:br/>
+            <w:r>
+              <w:br/>
+            </w:r>
             <w:r>
               <w:rPr>
                 <w:rFonts w:ascii="DejaVu Sans Mono" w:eastAsia="DejaVu Sans Mono" w:hAnsi="DejaVu Sans Mono" w:cs="DejaVu Sans Mono"/>
@@ -7265,7 +7181,9 @@
               </w:rPr>
               <w:t xml:space="preserve">    tombol.className = "favorit";</w:t>
             </w:r>
-            <w:br/>
+            <w:r>
+              <w:br/>
+            </w:r>
             <w:r>
               <w:rPr>
                 <w:rFonts w:ascii="DejaVu Sans Mono" w:eastAsia="DejaVu Sans Mono" w:hAnsi="DejaVu Sans Mono" w:cs="DejaVu Sans Mono"/>
@@ -7274,7 +7192,9 @@
               </w:rPr>
               <w:t xml:space="preserve">    tombol.dataset.id = proyek.id;</w:t>
             </w:r>
-            <w:br/>
+            <w:r>
+              <w:br/>
+            </w:r>
             <w:r>
               <w:rPr>
                 <w:rFonts w:ascii="DejaVu Sans Mono" w:eastAsia="DejaVu Sans Mono" w:hAnsi="DejaVu Sans Mono" w:cs="DejaVu Sans Mono"/>
@@ -7283,7 +7203,9 @@
               </w:rPr>
               <w:t xml:space="preserve">    tombol.textContent = favorit.includes(proyek.id) ? "★" : "☆";</w:t>
             </w:r>
-            <w:br/>
+            <w:r>
+              <w:br/>
+            </w:r>
             <w:r>
               <w:rPr>
                 <w:rFonts w:ascii="DejaVu Sans Mono" w:eastAsia="DejaVu Sans Mono" w:hAnsi="DejaVu Sans Mono" w:cs="DejaVu Sans Mono"/>
@@ -7292,7 +7214,9 @@
               </w:rPr>
               <w:t xml:space="preserve">    li.append(tombol);</w:t>
             </w:r>
-            <w:br/>
+            <w:r>
+              <w:br/>
+            </w:r>
             <w:r>
               <w:rPr>
                 <w:rFonts w:ascii="DejaVu Sans Mono" w:eastAsia="DejaVu Sans Mono" w:hAnsi="DejaVu Sans Mono" w:cs="DejaVu Sans Mono"/>
@@ -7301,7 +7225,9 @@
               </w:rPr>
               <w:t xml:space="preserve">    return li;</w:t>
             </w:r>
-            <w:br/>
+            <w:r>
+              <w:br/>
+            </w:r>
             <w:r>
               <w:rPr>
                 <w:rFonts w:ascii="DejaVu Sans Mono" w:eastAsia="DejaVu Sans Mono" w:hAnsi="DejaVu Sans Mono" w:cs="DejaVu Sans Mono"/>
@@ -7310,124 +7236,136 @@
               </w:rPr>
               <w:t xml:space="preserve">  }</w:t>
             </w:r>
-            <w:br/>
+            <w:r>
+              <w:br/>
+            </w:r>
+            <w:r>
+              <w:br/>
+            </w:r>
             <w:r>
               <w:rPr>
                 <w:rFonts w:ascii="DejaVu Sans Mono" w:eastAsia="DejaVu Sans Mono" w:hAnsi="DejaVu Sans Mono" w:cs="DejaVu Sans Mono"/>
                 <w:color w:val="E2E8F0"/>
                 <w:sz w:val="17"/>
               </w:rPr>
-              <w:t xml:space="preserve"/>
-            </w:r>
-            <w:br/>
+              <w:t xml:space="preserve">  // events.js: di dalam export function pasangPendengar()</w:t>
+            </w:r>
+            <w:r>
+              <w:br/>
+            </w:r>
             <w:r>
               <w:rPr>
                 <w:rFonts w:ascii="DejaVu Sans Mono" w:eastAsia="DejaVu Sans Mono" w:hAnsi="DejaVu Sans Mono" w:cs="DejaVu Sans Mono"/>
                 <w:color w:val="E2E8F0"/>
                 <w:sz w:val="17"/>
               </w:rPr>
-              <w:t xml:space="preserve">  // events.js: di dalam export function pasangPendengar()</w:t>
-            </w:r>
-            <w:br/>
+              <w:t xml:space="preserve">  document.querySelector("#daftar").addEventListener("click", (event) =&gt; {</w:t>
+            </w:r>
+            <w:r>
+              <w:br/>
+            </w:r>
             <w:r>
               <w:rPr>
                 <w:rFonts w:ascii="DejaVu Sans Mono" w:eastAsia="DejaVu Sans Mono" w:hAnsi="DejaVu Sans Mono" w:cs="DejaVu Sans Mono"/>
                 <w:color w:val="E2E8F0"/>
                 <w:sz w:val="17"/>
               </w:rPr>
-              <w:t xml:space="preserve">  document.querySelector("#daftar").addEventListener("click", (event) =&gt; {</w:t>
-            </w:r>
-            <w:br/>
+              <w:t xml:space="preserve">    const tombol = event.target.closest(".favorit");</w:t>
+            </w:r>
+            <w:r>
+              <w:br/>
+            </w:r>
             <w:r>
               <w:rPr>
                 <w:rFonts w:ascii="DejaVu Sans Mono" w:eastAsia="DejaVu Sans Mono" w:hAnsi="DejaVu Sans Mono" w:cs="DejaVu Sans Mono"/>
                 <w:color w:val="E2E8F0"/>
                 <w:sz w:val="17"/>
               </w:rPr>
-              <w:t xml:space="preserve">    const tombol = event.target.closest(".favorit");</w:t>
-            </w:r>
-            <w:br/>
+              <w:t xml:space="preserve">    if (!tombol) return;</w:t>
+            </w:r>
+            <w:r>
+              <w:br/>
+            </w:r>
             <w:r>
               <w:rPr>
                 <w:rFonts w:ascii="DejaVu Sans Mono" w:eastAsia="DejaVu Sans Mono" w:hAnsi="DejaVu Sans Mono" w:cs="DejaVu Sans Mono"/>
                 <w:color w:val="E2E8F0"/>
                 <w:sz w:val="17"/>
               </w:rPr>
-              <w:t xml:space="preserve">    if (!tombol) return;</w:t>
-            </w:r>
-            <w:br/>
+              <w:t xml:space="preserve">    tambahFavorit(Number(tombol.dataset.id));</w:t>
+            </w:r>
+            <w:r>
+              <w:br/>
+            </w:r>
             <w:r>
               <w:rPr>
                 <w:rFonts w:ascii="DejaVu Sans Mono" w:eastAsia="DejaVu Sans Mono" w:hAnsi="DejaVu Sans Mono" w:cs="DejaVu Sans Mono"/>
                 <w:color w:val="E2E8F0"/>
                 <w:sz w:val="17"/>
               </w:rPr>
-              <w:t xml:space="preserve">    tambahFavorit(Number(tombol.dataset.id));</w:t>
-            </w:r>
-            <w:br/>
+              <w:t xml:space="preserve">  });</w:t>
+            </w:r>
+            <w:r>
+              <w:br/>
+            </w:r>
+            <w:r>
+              <w:br/>
+            </w:r>
             <w:r>
               <w:rPr>
                 <w:rFonts w:ascii="DejaVu Sans Mono" w:eastAsia="DejaVu Sans Mono" w:hAnsi="DejaVu Sans Mono" w:cs="DejaVu Sans Mono"/>
                 <w:color w:val="E2E8F0"/>
                 <w:sz w:val="17"/>
               </w:rPr>
-              <w:t xml:space="preserve">  });</w:t>
-            </w:r>
-            <w:br/>
+              <w:t xml:space="preserve">  // state.js: salinan baru, bukan push</w:t>
+            </w:r>
+            <w:r>
+              <w:br/>
+            </w:r>
             <w:r>
               <w:rPr>
                 <w:rFonts w:ascii="DejaVu Sans Mono" w:eastAsia="DejaVu Sans Mono" w:hAnsi="DejaVu Sans Mono" w:cs="DejaVu Sans Mono"/>
                 <w:color w:val="E2E8F0"/>
                 <w:sz w:val="17"/>
               </w:rPr>
-              <w:t xml:space="preserve"/>
-            </w:r>
-            <w:br/>
+              <w:t xml:space="preserve">  export function tambahFavorit(id) {</w:t>
+            </w:r>
+            <w:r>
+              <w:br/>
+            </w:r>
             <w:r>
               <w:rPr>
                 <w:rFonts w:ascii="DejaVu Sans Mono" w:eastAsia="DejaVu Sans Mono" w:hAnsi="DejaVu Sans Mono" w:cs="DejaVu Sans Mono"/>
                 <w:color w:val="E2E8F0"/>
                 <w:sz w:val="17"/>
               </w:rPr>
-              <w:t xml:space="preserve">  // state.js: salinan baru, bukan push</w:t>
-            </w:r>
-            <w:br/>
+              <w:t xml:space="preserve">    if (state.favorit.includes(id)) return;</w:t>
+            </w:r>
+            <w:r>
+              <w:br/>
+            </w:r>
             <w:r>
               <w:rPr>
                 <w:rFonts w:ascii="DejaVu Sans Mono" w:eastAsia="DejaVu Sans Mono" w:hAnsi="DejaVu Sans Mono" w:cs="DejaVu Sans Mono"/>
                 <w:color w:val="E2E8F0"/>
                 <w:sz w:val="17"/>
               </w:rPr>
-              <w:t xml:space="preserve">  export function tambahFavorit(id) {</w:t>
-            </w:r>
-            <w:br/>
+              <w:t xml:space="preserve">    state.favorit = [...state.favorit, id];</w:t>
+            </w:r>
+            <w:r>
+              <w:br/>
+            </w:r>
             <w:r>
               <w:rPr>
                 <w:rFonts w:ascii="DejaVu Sans Mono" w:eastAsia="DejaVu Sans Mono" w:hAnsi="DejaVu Sans Mono" w:cs="DejaVu Sans Mono"/>
                 <w:color w:val="E2E8F0"/>
                 <w:sz w:val="17"/>
               </w:rPr>
-              <w:t xml:space="preserve">    if (state.favorit.includes(id)) return;</w:t>
-            </w:r>
-            <w:br/>
-            <w:r>
-              <w:rPr>
-                <w:rFonts w:ascii="DejaVu Sans Mono" w:eastAsia="DejaVu Sans Mono" w:hAnsi="DejaVu Sans Mono" w:cs="DejaVu Sans Mono"/>
-                <w:color w:val="E2E8F0"/>
-                <w:sz w:val="17"/>
-              </w:rPr>
-              <w:t xml:space="preserve">    state.favorit = [...state.favorit, id];</w:t>
-            </w:r>
-            <w:br/>
-            <w:r>
-              <w:rPr>
-                <w:rFonts w:ascii="DejaVu Sans Mono" w:eastAsia="DejaVu Sans Mono" w:hAnsi="DejaVu Sans Mono" w:cs="DejaVu Sans Mono"/>
-                <w:color w:val="E2E8F0"/>
-                <w:sz w:val="17"/>
-              </w:rPr>
               <w:t xml:space="preserve">    render(state);</w:t>
             </w:r>
-            <w:br/>
+            <w:r>
+              <w:br/>
+            </w:r>
             <w:r>
               <w:rPr>
                 <w:rFonts w:ascii="DejaVu Sans Mono" w:eastAsia="DejaVu Sans Mono" w:hAnsi="DejaVu Sans Mono" w:cs="DejaVu Sans Mono"/>
@@ -7446,7 +7384,7 @@
           <w:rFonts w:cs="Carlito"/>
           <w:sz w:val="20"/>
         </w:rPr>
-        <w:t xml:space="preserve">Setiap proyek perlu punya id yang unik. Sejak Pertemuan 10 setiap butir di data/proyek.json sudah punya id; periksa sekali lagi. Nilai dataset selalu berupa teks, karena itu id diubah dulu dengan Number() bila id di data Anda berupa angka.</w:t>
+        <w:t>Setiap proyek perlu punya id yang unik. Sejak Pertemuan 10 setiap butir di data/proyek.json sudah punya id; periksa sekali lagi. Nilai dataset selalu berupa teks, karena itu id diubah dulu dengan Number() bila id di data Anda berupa angka.</w:t>
       </w:r>
     </w:p>
     <w:p>
@@ -7465,7 +7403,7 @@
           <w:b/>
           <w:color w:val="003796"/>
         </w:rPr>
-        <w:t xml:space="preserve">C.4  Fungsi pengubah: satu pintu masuk untuk setiap perubahan</w:t>
+        <w:t>C.4  Fungsi pengubah: satu pintu masuk untuk setiap perubahan</w:t>
       </w:r>
     </w:p>
     <w:p>
@@ -7474,7 +7412,7 @@
           <w:rFonts w:cs="Carlito"/>
           <w:sz w:val="20"/>
         </w:rPr>
-        <w:t xml:space="preserve">Tidak ada bagian lain yang boleh mengubah state langsung. Setiap perubahan ditulis sebagai fungsi bernama di state.js, dan fungsi itu memanggil render. Dengan begitu pertanyaan "mengapa tampilan berubah?" selalu punya satu jawaban. Penanda tombol aktif dari Pertemuan 9 (tandaiTombolAktif) tetap dipakai, tetapi pindah ke dom.js dan dipanggil dari render(state). Syaratnya diubah dari tombol === tombolAktif menjadi tombol.dataset.kategori === state.kategoriAktif. Tanpa perubahan itu, setelah halaman dimuat ulang pilihannya pulih dari simpanan, tetapi tombolnya tidak terlihat aktif.</w:t>
+        <w:t>Tidak ada bagian lain yang boleh mengubah state langsung. Setiap perubahan ditulis sebagai fungsi bernama di state.js, dan fungsi itu memanggil render. Dengan begitu pertanyaan "mengapa tampilan berubah?" selalu punya satu jawaban. Penanda tombol aktif dari Pertemuan 9 (tandaiTombolAktif) tetap dipakai, tetapi pindah ke dom.js dan dipanggil dari render(state). Syaratnya diubah dari tombol === tombolAktif menjadi tombol.dataset.kategori === state.kategoriAktif. Tanpa perubahan itu, setelah halaman dimuat ulang pilihannya pulih dari simpanan, tetapi tombolnya tidak terlihat aktif.</w:t>
       </w:r>
     </w:p>
     <w:tbl>
@@ -7517,7 +7455,7 @@
                 <w:color w:val="FFFFFF"/>
                 <w:sz w:val="18"/>
               </w:rPr>
-              <w:t xml:space="preserve">Jangan ditulis di events.js</w:t>
+              <w:t>Jangan ditulis di events.js</w:t>
             </w:r>
           </w:p>
         </w:tc>
@@ -7543,7 +7481,7 @@
                 <w:color w:val="FFFFFF"/>
                 <w:sz w:val="18"/>
               </w:rPr>
-              <w:t xml:space="preserve">Tulis di state.js</w:t>
+              <w:t>Tulis di state.js</w:t>
             </w:r>
           </w:p>
         </w:tc>
@@ -7569,7 +7507,7 @@
                 <w:color w:val="FFFFFF"/>
                 <w:sz w:val="18"/>
               </w:rPr>
-              <w:t xml:space="preserve">Alasannya</w:t>
+              <w:t>Alasannya</w:t>
             </w:r>
           </w:p>
         </w:tc>
@@ -7599,7 +7537,7 @@
                 <w:rFonts w:cs="Carlito"/>
                 <w:sz w:val="18"/>
               </w:rPr>
-              <w:t xml:space="preserve">state.kategoriAktif = "web"</w:t>
+              <w:t>state.kategoriAktif = "web"</w:t>
             </w:r>
           </w:p>
         </w:tc>
@@ -7622,7 +7560,7 @@
                 <w:rFonts w:cs="Carlito"/>
                 <w:sz w:val="18"/>
               </w:rPr>
-              <w:t xml:space="preserve">export function pilihKategori(nilai) { ... }</w:t>
+              <w:t>export function pilihKategori(nilai) { ... }</w:t>
             </w:r>
           </w:p>
         </w:tc>
@@ -7645,7 +7583,7 @@
                 <w:rFonts w:cs="Carlito"/>
                 <w:sz w:val="18"/>
               </w:rPr>
-              <w:t xml:space="preserve">Satu tempat yang perlu diperiksa ketika tampilan tidak berubah</w:t>
+              <w:t>Satu tempat yang perlu diperiksa ketika tampilan tidak berubah</w:t>
             </w:r>
           </w:p>
         </w:tc>
@@ -7675,7 +7613,7 @@
                 <w:rFonts w:cs="Carlito"/>
                 <w:sz w:val="18"/>
               </w:rPr>
-              <w:t xml:space="preserve">state.favorit.push(id)</w:t>
+              <w:t>state.favorit.push(id)</w:t>
             </w:r>
           </w:p>
         </w:tc>
@@ -7698,7 +7636,7 @@
                 <w:rFonts w:cs="Carlito"/>
                 <w:sz w:val="18"/>
               </w:rPr>
-              <w:t xml:space="preserve">export function tambahFavorit(id) { ... }</w:t>
+              <w:t>export function tambahFavorit(id) { ... }</w:t>
             </w:r>
           </w:p>
         </w:tc>
@@ -7721,7 +7659,7 @@
                 <w:rFonts w:cs="Carlito"/>
                 <w:sz w:val="18"/>
               </w:rPr>
-              <w:t xml:space="preserve">Salinan baru dibuat di dalam, data asli tidak diubah di tempat</w:t>
+              <w:t>Salinan baru dibuat di dalam, data asli tidak diubah di tempat</w:t>
             </w:r>
           </w:p>
         </w:tc>
@@ -7751,7 +7689,7 @@
                 <w:rFonts w:cs="Carlito"/>
                 <w:sz w:val="18"/>
               </w:rPr>
-              <w:t xml:space="preserve">render() dipanggil dari banyak tempat</w:t>
+              <w:t>render() dipanggil dari banyak tempat</w:t>
             </w:r>
           </w:p>
         </w:tc>
@@ -7774,7 +7712,7 @@
                 <w:rFonts w:cs="Carlito"/>
                 <w:sz w:val="18"/>
               </w:rPr>
-              <w:t xml:space="preserve">render dipanggil di dalam fungsi pengubah</w:t>
+              <w:t>render dipanggil di dalam fungsi pengubah</w:t>
             </w:r>
           </w:p>
         </w:tc>
@@ -7797,7 +7735,7 @@
                 <w:rFonts w:cs="Carlito"/>
                 <w:sz w:val="18"/>
               </w:rPr>
-              <w:t xml:space="preserve">Tidak ada keadaan berubah tanpa tampilan ikut berubah</w:t>
+              <w:t>Tidak ada keadaan berubah tanpa tampilan ikut berubah</w:t>
             </w:r>
           </w:p>
         </w:tc>
@@ -7819,7 +7757,7 @@
           <w:b/>
           <w:color w:val="003796"/>
         </w:rPr>
-        <w:t xml:space="preserve">C.5  Periksa hasil kerja Anda</w:t>
+        <w:t>C.5  Periksa hasil kerja Anda</w:t>
       </w:r>
     </w:p>
     <w:tbl>
@@ -7862,7 +7800,7 @@
                 <w:color w:val="FFFFFF"/>
                 <w:sz w:val="18"/>
               </w:rPr>
-              <w:t xml:space="preserve">Yang diperiksa</w:t>
+              <w:t>Yang diperiksa</w:t>
             </w:r>
           </w:p>
         </w:tc>
@@ -7888,7 +7826,7 @@
                 <w:color w:val="FFFFFF"/>
                 <w:sz w:val="18"/>
               </w:rPr>
-              <w:t xml:space="preserve">Hasil yang benar</w:t>
+              <w:t>Hasil yang benar</w:t>
             </w:r>
           </w:p>
         </w:tc>
@@ -7914,7 +7852,7 @@
                 <w:color w:val="FFFFFF"/>
                 <w:sz w:val="18"/>
               </w:rPr>
-              <w:t xml:space="preserve">Hasil yang saya dapat</w:t>
+              <w:t>Hasil yang saya dapat</w:t>
             </w:r>
           </w:p>
         </w:tc>
@@ -7944,7 +7882,7 @@
                 <w:rFonts w:cs="Carlito"/>
                 <w:sz w:val="18"/>
               </w:rPr>
-              <w:t xml:space="preserve">Ganti kategori</w:t>
+              <w:t>Ganti kategori</w:t>
             </w:r>
           </w:p>
         </w:tc>
@@ -7967,7 +7905,7 @@
                 <w:rFonts w:cs="Carlito"/>
                 <w:sz w:val="18"/>
               </w:rPr>
-              <w:t xml:space="preserve">Hanya state.kategoriAktif yang berubah</w:t>
+              <w:t>Hanya state.kategoriAktif yang berubah</w:t>
             </w:r>
           </w:p>
         </w:tc>
@@ -7985,13 +7923,6 @@
             <w:pPr>
               <w:spacing w:before="20" w:after="20" w:line="252" w:lineRule="auto"/>
             </w:pPr>
-            <w:r>
-              <w:rPr>
-                <w:rFonts w:cs="Carlito"/>
-                <w:sz w:val="18"/>
-              </w:rPr>
-              <w:t xml:space="preserve"/>
-            </w:r>
           </w:p>
         </w:tc>
       </w:tr>
@@ -8020,7 +7951,7 @@
                 <w:rFonts w:cs="Carlito"/>
                 <w:sz w:val="18"/>
               </w:rPr>
-              <w:t xml:space="preserve">state  (ketik di Console, lihat catatan di bawah)</w:t>
+              <w:t>state  (ketik di Console, lihat catatan di bawah)</w:t>
             </w:r>
           </w:p>
         </w:tc>
@@ -8043,7 +7974,7 @@
                 <w:rFonts w:cs="Carlito"/>
                 <w:sz w:val="18"/>
               </w:rPr>
-              <w:t xml:space="preserve">Seluruh keadaan terlihat dalam satu objek</w:t>
+              <w:t>Seluruh keadaan terlihat dalam satu objek</w:t>
             </w:r>
           </w:p>
         </w:tc>
@@ -8061,13 +7992,6 @@
             <w:pPr>
               <w:spacing w:before="20" w:after="20" w:line="252" w:lineRule="auto"/>
             </w:pPr>
-            <w:r>
-              <w:rPr>
-                <w:rFonts w:cs="Carlito"/>
-                <w:sz w:val="18"/>
-              </w:rPr>
-              <w:t xml:space="preserve"/>
-            </w:r>
           </w:p>
         </w:tc>
       </w:tr>
@@ -8096,7 +8020,7 @@
                 <w:rFonts w:cs="Carlito"/>
                 <w:sz w:val="18"/>
               </w:rPr>
-              <w:t xml:space="preserve">Cari di berkas</w:t>
+              <w:t>Cari di berkas</w:t>
             </w:r>
           </w:p>
         </w:tc>
@@ -8119,7 +8043,7 @@
                 <w:rFonts w:cs="Carlito"/>
                 <w:sz w:val="18"/>
               </w:rPr>
-              <w:t xml:space="preserve">Tidak ada pembacaan keadaan dari DOM</w:t>
+              <w:t>Tidak ada pembacaan keadaan dari DOM</w:t>
             </w:r>
           </w:p>
         </w:tc>
@@ -8137,13 +8061,6 @@
             <w:pPr>
               <w:spacing w:before="20" w:after="20" w:line="252" w:lineRule="auto"/>
             </w:pPr>
-            <w:r>
-              <w:rPr>
-                <w:rFonts w:cs="Carlito"/>
-                <w:sz w:val="18"/>
-              </w:rPr>
-              <w:t xml:space="preserve"/>
-            </w:r>
           </w:p>
         </w:tc>
       </w:tr>
@@ -8172,7 +8089,7 @@
                 <w:rFonts w:cs="Carlito"/>
                 <w:sz w:val="18"/>
               </w:rPr>
-              <w:t xml:space="preserve">Gambar ulang</w:t>
+              <w:t>Gambar ulang</w:t>
             </w:r>
           </w:p>
         </w:tc>
@@ -8195,7 +8112,7 @@
                 <w:rFonts w:cs="Carlito"/>
                 <w:sz w:val="18"/>
               </w:rPr>
-              <w:t xml:space="preserve">Pilihan tetap benar setelah render dipanggil ulang</w:t>
+              <w:t>Pilihan tetap benar setelah render dipanggil ulang</w:t>
             </w:r>
           </w:p>
         </w:tc>
@@ -8213,13 +8130,6 @@
             <w:pPr>
               <w:spacing w:before="20" w:after="20" w:line="252" w:lineRule="auto"/>
             </w:pPr>
-            <w:r>
-              <w:rPr>
-                <w:rFonts w:cs="Carlito"/>
-                <w:sz w:val="18"/>
-              </w:rPr>
-              <w:t xml:space="preserve"/>
-            </w:r>
           </w:p>
         </w:tc>
       </w:tr>
@@ -8261,7 +8171,7 @@
                 <w:color w:val="8A5A00"/>
                 <w:sz w:val="20"/>
               </w:rPr>
-              <w:t xml:space="preserve">Tanda keadaan sudah benar-benar keluar dari halaman:  klik tombol kategori yang sama dua kali berturut-turut. Tampilannya tidak berubah maupun berlipat.</w:t>
+              <w:t>Tanda keadaan sudah benar-benar keluar dari halaman:  klik tombol kategori yang sama dua kali berturut-turut. Tampilannya tidak berubah maupun berlipat.</w:t>
             </w:r>
           </w:p>
         </w:tc>
@@ -8301,7 +8211,7 @@
                 <w:b/>
                 <w:color w:val="FFFFFF"/>
               </w:rPr>
-              <w:t xml:space="preserve">▌  SIMPAN KE GIT — SETELAH LEMBAR C</w:t>
+              <w:t>▌  SIMPAN KE GIT — SETELAH LEMBAR C</w:t>
             </w:r>
           </w:p>
         </w:tc>
@@ -8346,52 +8256,54 @@
                 <w:color w:val="E2E8F0"/>
                 <w:sz w:val="17"/>
               </w:rPr>
-              <w:t xml:space="preserve">git add .</w:t>
-            </w:r>
-            <w:br/>
+              <w:t>git add .</w:t>
+            </w:r>
+            <w:r>
+              <w:br/>
+            </w:r>
             <w:r>
               <w:rPr>
                 <w:rFonts w:ascii="DejaVu Sans Mono" w:eastAsia="DejaVu Sans Mono" w:hAnsi="DejaVu Sans Mono" w:cs="DejaVu Sans Mono"/>
                 <w:color w:val="E2E8F0"/>
                 <w:sz w:val="17"/>
               </w:rPr>
-              <w:t xml:space="preserve">git commit -m "pesan Anda"</w:t>
-            </w:r>
-            <w:br/>
+              <w:t>git commit -m "pesan Anda"</w:t>
+            </w:r>
+            <w:r>
+              <w:br/>
+            </w:r>
             <w:r>
               <w:rPr>
                 <w:rFonts w:ascii="DejaVu Sans Mono" w:eastAsia="DejaVu Sans Mono" w:hAnsi="DejaVu Sans Mono" w:cs="DejaVu Sans Mono"/>
                 <w:color w:val="E2E8F0"/>
                 <w:sz w:val="17"/>
               </w:rPr>
-              <w:t xml:space="preserve">git push</w:t>
-            </w:r>
-            <w:br/>
+              <w:t>git push</w:t>
+            </w:r>
+            <w:r>
+              <w:br/>
+            </w:r>
+            <w:r>
+              <w:br/>
+            </w:r>
             <w:r>
               <w:rPr>
                 <w:rFonts w:ascii="DejaVu Sans Mono" w:eastAsia="DejaVu Sans Mono" w:hAnsi="DejaVu Sans Mono" w:cs="DejaVu Sans Mono"/>
                 <w:color w:val="E2E8F0"/>
                 <w:sz w:val="17"/>
               </w:rPr>
-              <w:t xml:space="preserve"/>
-            </w:r>
-            <w:br/>
+              <w:t># pesan commit yang disarankan:</w:t>
+            </w:r>
+            <w:r>
+              <w:br/>
+            </w:r>
             <w:r>
               <w:rPr>
                 <w:rFonts w:ascii="DejaVu Sans Mono" w:eastAsia="DejaVu Sans Mono" w:hAnsi="DejaVu Sans Mono" w:cs="DejaVu Sans Mono"/>
                 <w:color w:val="E2E8F0"/>
                 <w:sz w:val="17"/>
               </w:rPr>
-              <w:t xml:space="preserve"># pesan commit yang disarankan:</w:t>
-            </w:r>
-            <w:br/>
-            <w:r>
-              <w:rPr>
-                <w:rFonts w:ascii="DejaVu Sans Mono" w:eastAsia="DejaVu Sans Mono" w:hAnsi="DejaVu Sans Mono" w:cs="DejaVu Sans Mono"/>
-                <w:color w:val="E2E8F0"/>
-                <w:sz w:val="17"/>
-              </w:rPr>
-              <w:t xml:space="preserve"># P11 — keadaan keluar dari halaman</w:t>
+              <w:t># P11 — keadaan keluar dari halaman</w:t>
             </w:r>
           </w:p>
         </w:tc>
@@ -8408,7 +8320,7 @@
           <w:rFonts w:cs="Carlito"/>
           <w:sz w:val="20"/>
         </w:rPr>
-        <w:t xml:space="preserve">Lembar C sudah selesai? Simpan hasilnya sekarang, jangan menunggu kelas berakhir. Simpanan ini tidak memerlukan langkah tambahan apa pun — hanya memastikan pekerjaan Anda tidak bergantung pada satu berkas di satu komputer.</w:t>
+        <w:t>Lembar C sudah selesai? Simpan hasilnya sekarang, jangan menunggu kelas berakhir. Simpanan ini tidak memerlukan langkah tambahan apa pun — hanya memastikan pekerjaan Anda tidak bergantung pada satu berkas di satu komputer.</w:t>
       </w:r>
     </w:p>
     <w:p>
@@ -8423,7 +8335,7 @@
           <w:color w:val="5A6080"/>
           <w:sz w:val="17"/>
         </w:rPr>
-        <w:t xml:space="preserve">C — simpan perubahan</w:t>
+        <w:t>C — simpan perubahan</w:t>
       </w:r>
     </w:p>
     <w:p>
@@ -8432,7 +8344,7 @@
           <w:rFonts w:cs="Carlito"/>
           <w:sz w:val="20"/>
         </w:rPr>
-        <w:t xml:space="preserve">Cara memastikan: tambahkan sementara baris window.state = state; di akhir app.js, muat ulang halaman, lalu ketik state di Console. Fungsi dan variabel di dalam file module tidak bisa dipanggil langsung dari Console, karena itu perlu baris sementara ini. Seluruh keadaan yang bisa berubah terlihat di sana, dan tidak satu pun disimpan pada elemen. Hapus baris window.state sebelum diserahkan.</w:t>
+        <w:t>Cara memastikan: tambahkan sementara baris window.state = state; di akhir app.js, muat ulang halaman, lalu ketik state di Console. Fungsi dan variabel di dalam file module tidak bisa dipanggil langsung dari Console, karena itu perlu baris sementara ini. Seluruh keadaan yang bisa berubah terlihat di sana, dan tidak satu pun disimpan pada elemen. Hapus baris window.state sebelum diserahkan.</w:t>
       </w:r>
     </w:p>
     <w:p>
@@ -8484,6 +8396,7 @@
                 <w:color w:val="FFFFFF"/>
                 <w:sz w:val="22"/>
               </w:rPr>
+              <w:lastRenderedPageBreak/>
               <w:t>WORKSHEET</w:t>
             </w:r>
           </w:p>
@@ -8511,7 +8424,7 @@
                 <w:color w:val="1A1A2E"/>
                 <w:sz w:val="30"/>
               </w:rPr>
-              <w:t xml:space="preserve">D</w:t>
+              <w:t>D</w:t>
             </w:r>
           </w:p>
         </w:tc>
@@ -8537,7 +8450,7 @@
                 <w:color w:val="003796"/>
                 <w:sz w:val="18"/>
               </w:rPr>
-              <w:t xml:space="preserve">Pertemuan 11  ·  Modul, State, dan Penyimpanan Klien</w:t>
+              <w:t>Pertemuan 11  ·  Modul, State, dan Penyimpanan Klien</w:t>
             </w:r>
           </w:p>
         </w:tc>
@@ -8555,7 +8468,7 @@
           <w:color w:val="5A6080"/>
           <w:sz w:val="17"/>
         </w:rPr>
-        <w:t xml:space="preserve">Lembar D — Halaman yang mengingat pilihan</w:t>
+        <w:t>Lembar D — Halaman yang mengingat pilihan</w:t>
       </w:r>
     </w:p>
     <w:p>
@@ -8587,7 +8500,7 @@
                 <w:b/>
                 <w:color w:val="FFFFFF"/>
               </w:rPr>
-              <w:t xml:space="preserve">▌  HALAMAN YANG MENGINGAT LEBIH NYAMAN DIPAKAI</w:t>
+              <w:t>▌  HALAMAN YANG MENGINGAT LEBIH NYAMAN DIPAKAI</w:t>
             </w:r>
           </w:p>
         </w:tc>
@@ -8604,7 +8517,7 @@
           <w:rFonts w:cs="Carlito"/>
           <w:sz w:val="20"/>
         </w:rPr>
-        <w:t xml:space="preserve">Sampai lembar C, keadaan Anda benar tetapi tidak bertahan: begitu halaman dimuat ulang, semuanya kembali ke nilai awal. Lembar ini membuat pilihan terakhir bertahan — dan hanya yang memang perlu diingat.</w:t>
+        <w:t>Sampai lembar C, keadaan Anda benar tetapi tidak bertahan: begitu halaman dimuat ulang, semuanya kembali ke nilai awal. Lembar ini membuat pilihan terakhir bertahan — dan hanya yang memang perlu diingat.</w:t>
       </w:r>
     </w:p>
     <w:p>
@@ -8623,7 +8536,7 @@
           <w:b/>
           <w:color w:val="003796"/>
         </w:rPr>
-        <w:t xml:space="preserve">D.1  localStorage hanya menerima teks</w:t>
+        <w:t>D.1  localStorage hanya menerima teks</w:t>
       </w:r>
     </w:p>
     <w:p>
@@ -8632,7 +8545,7 @@
           <w:rFonts w:cs="Carlito"/>
           <w:sz w:val="20"/>
         </w:rPr>
-        <w:t xml:space="preserve">localStorage menyimpan teks, bukan objek. Karena itu objek atau array harus diubah menjadi teks lebih dulu dengan JSON.stringify, lalu diubah kembali dengan JSON.parse saat dibaca. Melewatkan langkah itu membuat isinya tersimpan sebagai [object Object]. Tulis KUNCI, VERSI, dan ketiga fungsi di bawah ini di state.js. VERSI cukup ditulis sekali di sini dan ikut disimpan, karena di lembar E nomor itulah yang diperiksa saat memuat.</w:t>
+        <w:t>localStorage menyimpan teks, bukan objek. Karena itu objek atau array harus diubah menjadi teks lebih dulu dengan JSON.stringify, lalu diubah kembali dengan JSON.parse saat dibaca. Melewatkan langkah itu membuat isinya tersimpan sebagai [object Object]. Tulis KUNCI, VERSI, dan ketiga fungsi di bawah ini di state.js. VERSI cukup ditulis sekali di sini dan ikut disimpan, karena di lembar E nomor itulah yang diperiksa saat memuat.</w:t>
       </w:r>
     </w:p>
     <w:tbl>
@@ -8671,7 +8584,9 @@
               </w:rPr>
               <w:t xml:space="preserve">  // js/state.js</w:t>
             </w:r>
-            <w:br/>
+            <w:r>
+              <w:br/>
+            </w:r>
             <w:r>
               <w:rPr>
                 <w:rFonts w:ascii="DejaVu Sans Mono" w:eastAsia="DejaVu Sans Mono" w:hAnsi="DejaVu Sans Mono" w:cs="DejaVu Sans Mono"/>
@@ -8680,7 +8595,9 @@
               </w:rPr>
               <w:t xml:space="preserve">  const KUNCI = "pabw-p11";</w:t>
             </w:r>
-            <w:br/>
+            <w:r>
+              <w:br/>
+            </w:r>
             <w:r>
               <w:rPr>
                 <w:rFonts w:ascii="DejaVu Sans Mono" w:eastAsia="DejaVu Sans Mono" w:hAnsi="DejaVu Sans Mono" w:cs="DejaVu Sans Mono"/>
@@ -8689,223 +8606,241 @@
               </w:rPr>
               <w:t xml:space="preserve">  const VERSI = 2;</w:t>
             </w:r>
-            <w:br/>
+            <w:r>
+              <w:br/>
+            </w:r>
+            <w:r>
+              <w:br/>
+            </w:r>
             <w:r>
               <w:rPr>
                 <w:rFonts w:ascii="DejaVu Sans Mono" w:eastAsia="DejaVu Sans Mono" w:hAnsi="DejaVu Sans Mono" w:cs="DejaVu Sans Mono"/>
                 <w:color w:val="E2E8F0"/>
                 <w:sz w:val="17"/>
               </w:rPr>
-              <w:t xml:space="preserve"/>
-            </w:r>
-            <w:br/>
+              <w:t xml:space="preserve">  export function simpan(state) {</w:t>
+            </w:r>
+            <w:r>
+              <w:br/>
+            </w:r>
             <w:r>
               <w:rPr>
                 <w:rFonts w:ascii="DejaVu Sans Mono" w:eastAsia="DejaVu Sans Mono" w:hAnsi="DejaVu Sans Mono" w:cs="DejaVu Sans Mono"/>
                 <w:color w:val="E2E8F0"/>
                 <w:sz w:val="17"/>
               </w:rPr>
-              <w:t xml:space="preserve">  export function simpan(state) {</w:t>
-            </w:r>
-            <w:br/>
+              <w:t xml:space="preserve">    const isi = { versi: VERSI,</w:t>
+            </w:r>
+            <w:r>
+              <w:br/>
+            </w:r>
             <w:r>
               <w:rPr>
                 <w:rFonts w:ascii="DejaVu Sans Mono" w:eastAsia="DejaVu Sans Mono" w:hAnsi="DejaVu Sans Mono" w:cs="DejaVu Sans Mono"/>
                 <w:color w:val="E2E8F0"/>
                 <w:sz w:val="17"/>
               </w:rPr>
-              <w:t xml:space="preserve">    const isi = { versi: VERSI,</w:t>
-            </w:r>
-            <w:br/>
+              <w:t xml:space="preserve">                  kategoriAktif: state.kategoriAktif,</w:t>
+            </w:r>
+            <w:r>
+              <w:br/>
+            </w:r>
             <w:r>
               <w:rPr>
                 <w:rFonts w:ascii="DejaVu Sans Mono" w:eastAsia="DejaVu Sans Mono" w:hAnsi="DejaVu Sans Mono" w:cs="DejaVu Sans Mono"/>
                 <w:color w:val="E2E8F0"/>
                 <w:sz w:val="17"/>
               </w:rPr>
-              <w:t xml:space="preserve">                  kategoriAktif: state.kategoriAktif,</w:t>
-            </w:r>
-            <w:br/>
+              <w:t xml:space="preserve">                  favorit: state.favorit };</w:t>
+            </w:r>
+            <w:r>
+              <w:br/>
+            </w:r>
             <w:r>
               <w:rPr>
                 <w:rFonts w:ascii="DejaVu Sans Mono" w:eastAsia="DejaVu Sans Mono" w:hAnsi="DejaVu Sans Mono" w:cs="DejaVu Sans Mono"/>
                 <w:color w:val="E2E8F0"/>
                 <w:sz w:val="17"/>
               </w:rPr>
-              <w:t xml:space="preserve">                  favorit: state.favorit };</w:t>
-            </w:r>
-            <w:br/>
+              <w:t xml:space="preserve">    localStorage.setItem(KUNCI, JSON.stringify(isi));</w:t>
+            </w:r>
+            <w:r>
+              <w:br/>
+            </w:r>
             <w:r>
               <w:rPr>
                 <w:rFonts w:ascii="DejaVu Sans Mono" w:eastAsia="DejaVu Sans Mono" w:hAnsi="DejaVu Sans Mono" w:cs="DejaVu Sans Mono"/>
                 <w:color w:val="E2E8F0"/>
                 <w:sz w:val="17"/>
               </w:rPr>
-              <w:t xml:space="preserve">    localStorage.setItem(KUNCI, JSON.stringify(isi));</w:t>
-            </w:r>
-            <w:br/>
+              <w:t xml:space="preserve">  }</w:t>
+            </w:r>
+            <w:r>
+              <w:br/>
+            </w:r>
+            <w:r>
+              <w:br/>
+            </w:r>
             <w:r>
               <w:rPr>
                 <w:rFonts w:ascii="DejaVu Sans Mono" w:eastAsia="DejaVu Sans Mono" w:hAnsi="DejaVu Sans Mono" w:cs="DejaVu Sans Mono"/>
                 <w:color w:val="E2E8F0"/>
                 <w:sz w:val="17"/>
               </w:rPr>
-              <w:t xml:space="preserve">  }</w:t>
-            </w:r>
-            <w:br/>
+              <w:t xml:space="preserve">  export function muat() {</w:t>
+            </w:r>
+            <w:r>
+              <w:br/>
+            </w:r>
             <w:r>
               <w:rPr>
                 <w:rFonts w:ascii="DejaVu Sans Mono" w:eastAsia="DejaVu Sans Mono" w:hAnsi="DejaVu Sans Mono" w:cs="DejaVu Sans Mono"/>
                 <w:color w:val="E2E8F0"/>
                 <w:sz w:val="17"/>
               </w:rPr>
-              <w:t xml:space="preserve"/>
-            </w:r>
-            <w:br/>
+              <w:t xml:space="preserve">    try { return JSON.parse(localStorage.getItem(KUNCI)); }</w:t>
+            </w:r>
+            <w:r>
+              <w:br/>
+            </w:r>
             <w:r>
               <w:rPr>
                 <w:rFonts w:ascii="DejaVu Sans Mono" w:eastAsia="DejaVu Sans Mono" w:hAnsi="DejaVu Sans Mono" w:cs="DejaVu Sans Mono"/>
                 <w:color w:val="E2E8F0"/>
                 <w:sz w:val="17"/>
               </w:rPr>
-              <w:t xml:space="preserve">  export function muat() {</w:t>
-            </w:r>
-            <w:br/>
+              <w:t xml:space="preserve">    catch { return null; }        // simpanan rusak: pakai nilai bawaan</w:t>
+            </w:r>
+            <w:r>
+              <w:br/>
+            </w:r>
             <w:r>
               <w:rPr>
                 <w:rFonts w:ascii="DejaVu Sans Mono" w:eastAsia="DejaVu Sans Mono" w:hAnsi="DejaVu Sans Mono" w:cs="DejaVu Sans Mono"/>
                 <w:color w:val="E2E8F0"/>
                 <w:sz w:val="17"/>
               </w:rPr>
-              <w:t xml:space="preserve">    try { return JSON.parse(localStorage.getItem(KUNCI)); }</w:t>
-            </w:r>
-            <w:br/>
+              <w:t xml:space="preserve">  }</w:t>
+            </w:r>
+            <w:r>
+              <w:br/>
+            </w:r>
+            <w:r>
+              <w:br/>
+            </w:r>
             <w:r>
               <w:rPr>
                 <w:rFonts w:ascii="DejaVu Sans Mono" w:eastAsia="DejaVu Sans Mono" w:hAnsi="DejaVu Sans Mono" w:cs="DejaVu Sans Mono"/>
                 <w:color w:val="E2E8F0"/>
                 <w:sz w:val="17"/>
               </w:rPr>
-              <w:t xml:space="preserve">    catch { return null; }        // simpanan rusak: pakai nilai bawaan</w:t>
-            </w:r>
-            <w:br/>
+              <w:t xml:space="preserve">  export function pulihkan(isi) {   // dipanggil sekali dari mulai() di app.js</w:t>
+            </w:r>
+            <w:r>
+              <w:br/>
+            </w:r>
             <w:r>
               <w:rPr>
                 <w:rFonts w:ascii="DejaVu Sans Mono" w:eastAsia="DejaVu Sans Mono" w:hAnsi="DejaVu Sans Mono" w:cs="DejaVu Sans Mono"/>
                 <w:color w:val="E2E8F0"/>
                 <w:sz w:val="17"/>
               </w:rPr>
-              <w:t xml:space="preserve">  }</w:t>
-            </w:r>
-            <w:br/>
+              <w:t xml:space="preserve">    if (!isi) return;               // kunjungan pertama: nilai bawaan tetap</w:t>
+            </w:r>
+            <w:r>
+              <w:br/>
+            </w:r>
             <w:r>
               <w:rPr>
                 <w:rFonts w:ascii="DejaVu Sans Mono" w:eastAsia="DejaVu Sans Mono" w:hAnsi="DejaVu Sans Mono" w:cs="DejaVu Sans Mono"/>
                 <w:color w:val="E2E8F0"/>
                 <w:sz w:val="17"/>
               </w:rPr>
-              <w:t xml:space="preserve"/>
-            </w:r>
-            <w:br/>
+              <w:t xml:space="preserve">    state.kategoriAktif = isi.kategoriAktif;</w:t>
+            </w:r>
+            <w:r>
+              <w:br/>
+            </w:r>
             <w:r>
               <w:rPr>
                 <w:rFonts w:ascii="DejaVu Sans Mono" w:eastAsia="DejaVu Sans Mono" w:hAnsi="DejaVu Sans Mono" w:cs="DejaVu Sans Mono"/>
                 <w:color w:val="E2E8F0"/>
                 <w:sz w:val="17"/>
               </w:rPr>
-              <w:t xml:space="preserve">  export function pulihkan(isi) {   // dipanggil sekali dari mulai() di app.js</w:t>
-            </w:r>
-            <w:br/>
+              <w:t xml:space="preserve">    state.favorit = isi.favorit;</w:t>
+            </w:r>
+            <w:r>
+              <w:br/>
+            </w:r>
             <w:r>
               <w:rPr>
                 <w:rFonts w:ascii="DejaVu Sans Mono" w:eastAsia="DejaVu Sans Mono" w:hAnsi="DejaVu Sans Mono" w:cs="DejaVu Sans Mono"/>
                 <w:color w:val="E2E8F0"/>
                 <w:sz w:val="17"/>
               </w:rPr>
-              <w:t xml:space="preserve">    if (!isi) return;               // kunjungan pertama: nilai bawaan tetap</w:t>
-            </w:r>
-            <w:br/>
+              <w:t xml:space="preserve">  }</w:t>
+            </w:r>
+            <w:r>
+              <w:br/>
+            </w:r>
+            <w:r>
+              <w:br/>
+            </w:r>
             <w:r>
               <w:rPr>
                 <w:rFonts w:ascii="DejaVu Sans Mono" w:eastAsia="DejaVu Sans Mono" w:hAnsi="DejaVu Sans Mono" w:cs="DejaVu Sans Mono"/>
                 <w:color w:val="E2E8F0"/>
                 <w:sz w:val="17"/>
               </w:rPr>
-              <w:t xml:space="preserve">    state.kategoriAktif = isi.kategoriAktif;</w:t>
-            </w:r>
-            <w:br/>
+              <w:t xml:space="preserve">  export function aturUlang() {</w:t>
+            </w:r>
+            <w:r>
+              <w:br/>
+            </w:r>
             <w:r>
               <w:rPr>
                 <w:rFonts w:ascii="DejaVu Sans Mono" w:eastAsia="DejaVu Sans Mono" w:hAnsi="DejaVu Sans Mono" w:cs="DejaVu Sans Mono"/>
                 <w:color w:val="E2E8F0"/>
                 <w:sz w:val="17"/>
               </w:rPr>
-              <w:t xml:space="preserve">    state.favorit = isi.favorit;</w:t>
-            </w:r>
-            <w:br/>
+              <w:t xml:space="preserve">    localStorage.removeItem(KUNCI);</w:t>
+            </w:r>
+            <w:r>
+              <w:br/>
+            </w:r>
             <w:r>
               <w:rPr>
                 <w:rFonts w:ascii="DejaVu Sans Mono" w:eastAsia="DejaVu Sans Mono" w:hAnsi="DejaVu Sans Mono" w:cs="DejaVu Sans Mono"/>
                 <w:color w:val="E2E8F0"/>
                 <w:sz w:val="17"/>
               </w:rPr>
-              <w:t xml:space="preserve">  }</w:t>
-            </w:r>
-            <w:br/>
+              <w:t xml:space="preserve">    state.kategoriAktif = 'semua';</w:t>
+            </w:r>
+            <w:r>
+              <w:br/>
+            </w:r>
             <w:r>
               <w:rPr>
                 <w:rFonts w:ascii="DejaVu Sans Mono" w:eastAsia="DejaVu Sans Mono" w:hAnsi="DejaVu Sans Mono" w:cs="DejaVu Sans Mono"/>
                 <w:color w:val="E2E8F0"/>
                 <w:sz w:val="17"/>
               </w:rPr>
-              <w:t xml:space="preserve"/>
-            </w:r>
-            <w:br/>
+              <w:t xml:space="preserve">    state.favorit = [];</w:t>
+            </w:r>
+            <w:r>
+              <w:br/>
+            </w:r>
             <w:r>
               <w:rPr>
                 <w:rFonts w:ascii="DejaVu Sans Mono" w:eastAsia="DejaVu Sans Mono" w:hAnsi="DejaVu Sans Mono" w:cs="DejaVu Sans Mono"/>
                 <w:color w:val="E2E8F0"/>
                 <w:sz w:val="17"/>
               </w:rPr>
-              <w:t xml:space="preserve">  export function aturUlang() {</w:t>
-            </w:r>
-            <w:br/>
-            <w:r>
-              <w:rPr>
-                <w:rFonts w:ascii="DejaVu Sans Mono" w:eastAsia="DejaVu Sans Mono" w:hAnsi="DejaVu Sans Mono" w:cs="DejaVu Sans Mono"/>
-                <w:color w:val="E2E8F0"/>
-                <w:sz w:val="17"/>
-              </w:rPr>
-              <w:t xml:space="preserve">    localStorage.removeItem(KUNCI);</w:t>
-            </w:r>
-            <w:br/>
-            <w:r>
-              <w:rPr>
-                <w:rFonts w:ascii="DejaVu Sans Mono" w:eastAsia="DejaVu Sans Mono" w:hAnsi="DejaVu Sans Mono" w:cs="DejaVu Sans Mono"/>
-                <w:color w:val="E2E8F0"/>
-                <w:sz w:val="17"/>
-              </w:rPr>
-              <w:t xml:space="preserve">    state.kategoriAktif = 'semua';</w:t>
-            </w:r>
-            <w:br/>
-            <w:r>
-              <w:rPr>
-                <w:rFonts w:ascii="DejaVu Sans Mono" w:eastAsia="DejaVu Sans Mono" w:hAnsi="DejaVu Sans Mono" w:cs="DejaVu Sans Mono"/>
-                <w:color w:val="E2E8F0"/>
-                <w:sz w:val="17"/>
-              </w:rPr>
-              <w:t xml:space="preserve">    state.favorit = [];</w:t>
-            </w:r>
-            <w:br/>
-            <w:r>
-              <w:rPr>
-                <w:rFonts w:ascii="DejaVu Sans Mono" w:eastAsia="DejaVu Sans Mono" w:hAnsi="DejaVu Sans Mono" w:cs="DejaVu Sans Mono"/>
-                <w:color w:val="E2E8F0"/>
-                <w:sz w:val="17"/>
-              </w:rPr>
               <w:t xml:space="preserve">    render(state);</w:t>
             </w:r>
-            <w:br/>
+            <w:r>
+              <w:br/>
+            </w:r>
             <w:r>
               <w:rPr>
                 <w:rFonts w:ascii="DejaVu Sans Mono" w:eastAsia="DejaVu Sans Mono" w:hAnsi="DejaVu Sans Mono" w:cs="DejaVu Sans Mono"/>
@@ -8963,7 +8898,7 @@
                 <w:color w:val="FFFFFF"/>
                 <w:sz w:val="18"/>
               </w:rPr>
-              <w:t xml:space="preserve">Yang dipakai</w:t>
+              <w:t>Yang dipakai</w:t>
             </w:r>
           </w:p>
         </w:tc>
@@ -8989,7 +8924,7 @@
                 <w:color w:val="FFFFFF"/>
                 <w:sz w:val="18"/>
               </w:rPr>
-              <w:t xml:space="preserve">Perannya</w:t>
+              <w:t>Perannya</w:t>
             </w:r>
           </w:p>
         </w:tc>
@@ -9015,7 +8950,7 @@
                 <w:color w:val="FFFFFF"/>
                 <w:sz w:val="18"/>
               </w:rPr>
-              <w:t xml:space="preserve">Kapan dijalankan</w:t>
+              <w:t>Kapan dijalankan</w:t>
             </w:r>
           </w:p>
         </w:tc>
@@ -9045,7 +8980,7 @@
                 <w:rFonts w:cs="Carlito"/>
                 <w:sz w:val="18"/>
               </w:rPr>
-              <w:t xml:space="preserve">localStorage.setItem(...)</w:t>
+              <w:t>localStorage.setItem(...)</w:t>
             </w:r>
           </w:p>
         </w:tc>
@@ -9068,7 +9003,7 @@
                 <w:rFonts w:cs="Carlito"/>
                 <w:sz w:val="18"/>
               </w:rPr>
-              <w:t xml:space="preserve">Menyimpan teks dengan satu nama kunci</w:t>
+              <w:t>Menyimpan teks dengan satu nama kunci</w:t>
             </w:r>
           </w:p>
         </w:tc>
@@ -9091,7 +9026,7 @@
                 <w:rFonts w:cs="Carlito"/>
                 <w:sz w:val="18"/>
               </w:rPr>
-              <w:t xml:space="preserve">Sesudah keadaan berubah dan sebelum render</w:t>
+              <w:t>Sesudah keadaan berubah dan sebelum render</w:t>
             </w:r>
           </w:p>
         </w:tc>
@@ -9121,7 +9056,7 @@
                 <w:rFonts w:cs="Carlito"/>
                 <w:sz w:val="18"/>
               </w:rPr>
-              <w:t xml:space="preserve">localStorage.getItem(...)</w:t>
+              <w:t>localStorage.getItem(...)</w:t>
             </w:r>
           </w:p>
         </w:tc>
@@ -9144,7 +9079,7 @@
                 <w:rFonts w:cs="Carlito"/>
                 <w:sz w:val="18"/>
               </w:rPr>
-              <w:t xml:space="preserve">Membaca kembali; null bila belum pernah disimpan</w:t>
+              <w:t>Membaca kembali; null bila belum pernah disimpan</w:t>
             </w:r>
           </w:p>
         </w:tc>
@@ -9167,7 +9102,7 @@
                 <w:rFonts w:cs="Carlito"/>
                 <w:sz w:val="18"/>
               </w:rPr>
-              <w:t xml:space="preserve">Sekali saja, saat halaman pertama dimuat</w:t>
+              <w:t>Sekali saja, saat halaman pertama dimuat</w:t>
             </w:r>
           </w:p>
         </w:tc>
@@ -9197,7 +9132,7 @@
                 <w:rFonts w:cs="Carlito"/>
                 <w:sz w:val="18"/>
               </w:rPr>
-              <w:t xml:space="preserve">JSON.stringify(objek)</w:t>
+              <w:t>JSON.stringify(objek)</w:t>
             </w:r>
           </w:p>
         </w:tc>
@@ -9220,7 +9155,7 @@
                 <w:rFonts w:cs="Carlito"/>
                 <w:sz w:val="18"/>
               </w:rPr>
-              <w:t xml:space="preserve">Mengubah objek menjadi teks</w:t>
+              <w:t>Mengubah objek menjadi teks</w:t>
             </w:r>
           </w:p>
         </w:tc>
@@ -9243,7 +9178,7 @@
                 <w:rFonts w:cs="Carlito"/>
                 <w:sz w:val="18"/>
               </w:rPr>
-              <w:t xml:space="preserve">Seluruh isi yang berupa objek atau array</w:t>
+              <w:t>Seluruh isi yang berupa objek atau array</w:t>
             </w:r>
           </w:p>
         </w:tc>
@@ -9273,7 +9208,7 @@
                 <w:rFonts w:cs="Carlito"/>
                 <w:sz w:val="18"/>
               </w:rPr>
-              <w:t xml:space="preserve">JSON.parse(teks)</w:t>
+              <w:t>JSON.parse(teks)</w:t>
             </w:r>
           </w:p>
         </w:tc>
@@ -9296,7 +9231,7 @@
                 <w:rFonts w:cs="Carlito"/>
                 <w:sz w:val="18"/>
               </w:rPr>
-              <w:t xml:space="preserve">Mengubah teks kembali menjadi objek</w:t>
+              <w:t>Mengubah teks kembali menjadi objek</w:t>
             </w:r>
           </w:p>
         </w:tc>
@@ -9319,7 +9254,7 @@
                 <w:rFonts w:cs="Carlito"/>
                 <w:sz w:val="18"/>
               </w:rPr>
-              <w:t xml:space="preserve">Segera sesudah membaca, dibungkus try/catch</w:t>
+              <w:t>Segera sesudah membaca, dibungkus try/catch</w:t>
             </w:r>
           </w:p>
         </w:tc>
@@ -9349,7 +9284,7 @@
                 <w:rFonts w:cs="Carlito"/>
                 <w:sz w:val="18"/>
               </w:rPr>
-              <w:t xml:space="preserve">localStorage.removeItem(...)</w:t>
+              <w:t>localStorage.removeItem(...)</w:t>
             </w:r>
           </w:p>
         </w:tc>
@@ -9372,7 +9307,7 @@
                 <w:rFonts w:cs="Carlito"/>
                 <w:sz w:val="18"/>
               </w:rPr>
-              <w:t xml:space="preserve">Menghapus simpanan</w:t>
+              <w:t>Menghapus simpanan</w:t>
             </w:r>
           </w:p>
         </w:tc>
@@ -9395,7 +9330,7 @@
                 <w:rFonts w:cs="Carlito"/>
                 <w:sz w:val="18"/>
               </w:rPr>
-              <w:t xml:space="preserve">Tombol atur ulang</w:t>
+              <w:t>Tombol atur ulang</w:t>
             </w:r>
           </w:p>
         </w:tc>
@@ -9417,7 +9352,7 @@
           <w:b/>
           <w:color w:val="003796"/>
         </w:rPr>
-        <w:t xml:space="preserve">D.2  Nilai bawaan pada kunjungan pertama</w:t>
+        <w:t>D.2  Nilai bawaan pada kunjungan pertama</w:t>
       </w:r>
     </w:p>
     <w:p>
@@ -9426,7 +9361,15 @@
           <w:rFonts w:cs="Carlito"/>
           <w:sz w:val="20"/>
         </w:rPr>
-        <w:t xml:space="preserve">Pada kunjungan pertama getItem mengembalikan null, bukan galat. Nilai itu harus diganti dengan nilai bawaan sebelum dipakai — dan pemeriksaan null itu wajib ada, bukan pilihan. Setelah itu, tambahkan simpan(state) di setiap fungsi pengubah, tepat sebelum render(state), supaya setiap perubahan langsung tersimpan. Tombol atur ulang juga dibuat sekarang, karena dinilai di rubrik: tambahkan &lt;button id="atur-ulang"&gt;Atur ulang&lt;/button&gt; di profil.html, lalu di events.js pasang satu pendengar klik yang memanggil aturUlang().</w:t>
+        <w:t xml:space="preserve">Pada kunjungan pertama getItem mengembalikan null, bukan galat. Nilai itu harus diganti dengan nilai bawaan sebelum dipakai — dan pemeriksaan null itu wajib ada, bukan pilihan. Setelah itu, tambahkan simpan(state) di setiap fungsi pengubah, tepat sebelum render(state), supaya setiap perubahan langsung tersimpan. Tombol atur </w:t>
+      </w:r>
+      <w:r>
+        <w:rPr>
+          <w:rFonts w:cs="Carlito"/>
+          <w:sz w:val="20"/>
+        </w:rPr>
+        <w:lastRenderedPageBreak/>
+        <w:t>ulang juga dibuat sekarang, karena dinilai di rubrik: tambahkan &lt;button id="atur-ulang"&gt;Atur ulang&lt;/button&gt; di profil.html, lalu di events.js pasang satu pendengar klik yang memanggil aturUlang().</w:t>
       </w:r>
     </w:p>
     <w:tbl>
@@ -9469,7 +9412,7 @@
                 <w:color w:val="FFFFFF"/>
                 <w:sz w:val="18"/>
               </w:rPr>
-              <w:t xml:space="preserve">Keadaan</w:t>
+              <w:t>Keadaan</w:t>
             </w:r>
           </w:p>
         </w:tc>
@@ -9495,7 +9438,7 @@
                 <w:color w:val="FFFFFF"/>
                 <w:sz w:val="18"/>
               </w:rPr>
-              <w:t xml:space="preserve">Nilai bawaan yang saya pakai</w:t>
+              <w:t>Nilai bawaan yang saya pakai</w:t>
             </w:r>
           </w:p>
         </w:tc>
@@ -9521,7 +9464,7 @@
                 <w:color w:val="FFFFFF"/>
                 <w:sz w:val="18"/>
               </w:rPr>
-              <w:t xml:space="preserve">Alasannya</w:t>
+              <w:t>Alasannya</w:t>
             </w:r>
           </w:p>
         </w:tc>
@@ -9551,7 +9494,7 @@
                 <w:rFonts w:cs="Carlito"/>
                 <w:sz w:val="18"/>
               </w:rPr>
-              <w:t xml:space="preserve">Kategori aktif</w:t>
+              <w:t>Kategori aktif</w:t>
             </w:r>
           </w:p>
         </w:tc>
@@ -9569,13 +9512,6 @@
             <w:pPr>
               <w:spacing w:before="20" w:after="20" w:line="252" w:lineRule="auto"/>
             </w:pPr>
-            <w:r>
-              <w:rPr>
-                <w:rFonts w:cs="Carlito"/>
-                <w:sz w:val="18"/>
-              </w:rPr>
-              <w:t xml:space="preserve"/>
-            </w:r>
           </w:p>
         </w:tc>
         <w:tc>
@@ -9592,13 +9528,6 @@
             <w:pPr>
               <w:spacing w:before="20" w:after="20" w:line="252" w:lineRule="auto"/>
             </w:pPr>
-            <w:r>
-              <w:rPr>
-                <w:rFonts w:cs="Carlito"/>
-                <w:sz w:val="18"/>
-              </w:rPr>
-              <w:t xml:space="preserve"/>
-            </w:r>
           </w:p>
         </w:tc>
       </w:tr>
@@ -9627,7 +9556,7 @@
                 <w:rFonts w:cs="Carlito"/>
                 <w:sz w:val="18"/>
               </w:rPr>
-              <w:t xml:space="preserve">Daftar favorit</w:t>
+              <w:t>Daftar favorit</w:t>
             </w:r>
           </w:p>
         </w:tc>
@@ -9645,13 +9574,6 @@
             <w:pPr>
               <w:spacing w:before="20" w:after="20" w:line="252" w:lineRule="auto"/>
             </w:pPr>
-            <w:r>
-              <w:rPr>
-                <w:rFonts w:cs="Carlito"/>
-                <w:sz w:val="18"/>
-              </w:rPr>
-              <w:t xml:space="preserve"/>
-            </w:r>
           </w:p>
         </w:tc>
         <w:tc>
@@ -9668,13 +9590,6 @@
             <w:pPr>
               <w:spacing w:before="20" w:after="20" w:line="252" w:lineRule="auto"/>
             </w:pPr>
-            <w:r>
-              <w:rPr>
-                <w:rFonts w:cs="Carlito"/>
-                <w:sz w:val="18"/>
-              </w:rPr>
-              <w:t xml:space="preserve"/>
-            </w:r>
           </w:p>
         </w:tc>
       </w:tr>
@@ -9695,7 +9610,7 @@
           <w:b/>
           <w:color w:val="003796"/>
         </w:rPr>
-        <w:t xml:space="preserve">D.3  Batas penyimpanan klien</w:t>
+        <w:t>D.3  Batas penyimpanan klien</w:t>
       </w:r>
     </w:p>
     <w:p>
@@ -9704,7 +9619,7 @@
           <w:rFonts w:cs="Carlito"/>
           <w:sz w:val="20"/>
         </w:rPr>
-        <w:t xml:space="preserve">Penyimpanan klien mudah dipakai dan mudah disalahgunakan. Batasnya bukan pendapat, melainkan sifat peramban — dan ada hal yang tidak boleh disimpan sama sekali.</w:t>
+        <w:t>Penyimpanan klien mudah dipakai dan mudah disalahgunakan. Batasnya bukan pendapat, melainkan sifat peramban — dan ada hal yang tidak boleh disimpan sama sekali.</w:t>
       </w:r>
     </w:p>
     <w:tbl>
@@ -9747,7 +9662,7 @@
                 <w:color w:val="FFFFFF"/>
                 <w:sz w:val="18"/>
               </w:rPr>
-              <w:t xml:space="preserve">Batas</w:t>
+              <w:t>Batas</w:t>
             </w:r>
           </w:p>
         </w:tc>
@@ -9773,7 +9688,7 @@
                 <w:color w:val="FFFFFF"/>
                 <w:sz w:val="18"/>
               </w:rPr>
-              <w:t xml:space="preserve">Artinya</w:t>
+              <w:t>Artinya</w:t>
             </w:r>
           </w:p>
         </w:tc>
@@ -9799,7 +9714,7 @@
                 <w:color w:val="FFFFFF"/>
                 <w:sz w:val="18"/>
               </w:rPr>
-              <w:t xml:space="preserve">Akibatnya bagi pekerjaan Anda</w:t>
+              <w:t>Akibatnya bagi pekerjaan Anda</w:t>
             </w:r>
           </w:p>
         </w:tc>
@@ -9829,7 +9744,7 @@
                 <w:rFonts w:cs="Carlito"/>
                 <w:sz w:val="18"/>
               </w:rPr>
-              <w:t xml:space="preserve">Hanya teks</w:t>
+              <w:t>Hanya teks</w:t>
             </w:r>
           </w:p>
         </w:tc>
@@ -9852,7 +9767,7 @@
                 <w:rFonts w:cs="Carlito"/>
                 <w:sz w:val="18"/>
               </w:rPr>
-              <w:t xml:space="preserve">Angka, objek, dan array harus diubah lebih dulu</w:t>
+              <w:t>Angka, objek, dan array harus diubah lebih dulu</w:t>
             </w:r>
           </w:p>
         </w:tc>
@@ -9875,7 +9790,7 @@
                 <w:rFonts w:cs="Carlito"/>
                 <w:sz w:val="18"/>
               </w:rPr>
-              <w:t xml:space="preserve">Selalu lewat JSON sebelum disimpan</w:t>
+              <w:t>Selalu lewat JSON sebelum disimpan</w:t>
             </w:r>
           </w:p>
         </w:tc>
@@ -9905,7 +9820,7 @@
                 <w:rFonts w:cs="Carlito"/>
                 <w:sz w:val="18"/>
               </w:rPr>
-              <w:t xml:space="preserve">Sekitar 5 MB per alamat</w:t>
+              <w:t>Sekitar 5 MB per alamat</w:t>
             </w:r>
           </w:p>
         </w:tc>
@@ -9928,7 +9843,7 @@
                 <w:rFonts w:cs="Carlito"/>
                 <w:sz w:val="18"/>
               </w:rPr>
-              <w:t xml:space="preserve">Batasnya per alamat, bukan per berkas</w:t>
+              <w:t>Batasnya per alamat, bukan per berkas</w:t>
             </w:r>
           </w:p>
         </w:tc>
@@ -9951,7 +9866,7 @@
                 <w:rFonts w:cs="Carlito"/>
                 <w:sz w:val="18"/>
               </w:rPr>
-              <w:t xml:space="preserve">Simpan pilihan, bukan gambar atau data besar</w:t>
+              <w:t>Simpan pilihan, bukan gambar atau data besar</w:t>
             </w:r>
           </w:p>
         </w:tc>
@@ -9981,7 +9896,7 @@
                 <w:rFonts w:cs="Carlito"/>
                 <w:sz w:val="18"/>
               </w:rPr>
-              <w:t xml:space="preserve">Sinkron dan menghambat</w:t>
+              <w:t>Sinkron dan menghambat</w:t>
             </w:r>
           </w:p>
         </w:tc>
@@ -10004,7 +9919,7 @@
                 <w:rFonts w:cs="Carlito"/>
                 <w:sz w:val="18"/>
               </w:rPr>
-              <w:t xml:space="preserve">Membaca dan menulis menahan halaman sejenak</w:t>
+              <w:t>Membaca dan menulis menahan halaman sejenak</w:t>
             </w:r>
           </w:p>
         </w:tc>
@@ -10027,7 +9942,7 @@
                 <w:rFonts w:cs="Carlito"/>
                 <w:sz w:val="18"/>
               </w:rPr>
-              <w:t xml:space="preserve">Jangan menyimpan pada setiap ketikan</w:t>
+              <w:t>Jangan menyimpan pada setiap ketikan</w:t>
             </w:r>
           </w:p>
         </w:tc>
@@ -10057,7 +9972,7 @@
                 <w:rFonts w:cs="Carlito"/>
                 <w:sz w:val="18"/>
               </w:rPr>
-              <w:t xml:space="preserve">Tidak terenkripsi</w:t>
+              <w:t>Tidak terenkripsi</w:t>
             </w:r>
           </w:p>
         </w:tc>
@@ -10080,7 +9995,7 @@
                 <w:rFonts w:cs="Carlito"/>
                 <w:sz w:val="18"/>
               </w:rPr>
-              <w:t xml:space="preserve">Isinya bisa dibaca siapa pun yang memakai komputer itu</w:t>
+              <w:t>Isinya bisa dibaca siapa pun yang memakai komputer itu</w:t>
             </w:r>
           </w:p>
         </w:tc>
@@ -10103,7 +10018,7 @@
                 <w:rFonts w:cs="Carlito"/>
                 <w:sz w:val="18"/>
               </w:rPr>
-              <w:t xml:space="preserve">Jangan simpan token, kata sandi, atau data pribadi</w:t>
+              <w:t>Jangan simpan token, kata sandi, atau data pribadi</w:t>
             </w:r>
           </w:p>
         </w:tc>
@@ -10133,7 +10048,7 @@
                 <w:rFonts w:cs="Carlito"/>
                 <w:sz w:val="18"/>
               </w:rPr>
-              <w:t xml:space="preserve">Terikat alamat</w:t>
+              <w:t>Terikat alamat</w:t>
             </w:r>
           </w:p>
         </w:tc>
@@ -10156,7 +10071,7 @@
                 <w:rFonts w:cs="Carlito"/>
                 <w:sz w:val="18"/>
               </w:rPr>
-              <w:t xml:space="preserve">Simpanan satu alamat tidak terlihat oleh alamat lain</w:t>
+              <w:t>Simpanan satu alamat tidak terlihat oleh alamat lain</w:t>
             </w:r>
           </w:p>
         </w:tc>
@@ -10179,7 +10094,7 @@
                 <w:rFonts w:cs="Carlito"/>
                 <w:sz w:val="18"/>
               </w:rPr>
-              <w:t xml:space="preserve">Simpanan hilang bila nomor port server lokal berubah</w:t>
+              <w:t>Simpanan hilang bila nomor port server lokal berubah</w:t>
             </w:r>
           </w:p>
         </w:tc>
@@ -10201,7 +10116,7 @@
           <w:b/>
           <w:color w:val="003796"/>
         </w:rPr>
-        <w:t xml:space="preserve">D.4  Yang saya simpan, dan yang sengaja tidak</w:t>
+        <w:t>D.4  Yang saya simpan, dan yang sengaja tidak</w:t>
       </w:r>
     </w:p>
     <w:tbl>
@@ -10244,7 +10159,7 @@
                 <w:color w:val="FFFFFF"/>
                 <w:sz w:val="18"/>
               </w:rPr>
-              <w:t xml:space="preserve">Keadaan</w:t>
+              <w:t>Keadaan</w:t>
             </w:r>
           </w:p>
         </w:tc>
@@ -10270,7 +10185,7 @@
                 <w:color w:val="FFFFFF"/>
                 <w:sz w:val="18"/>
               </w:rPr>
-              <w:t xml:space="preserve">Disimpan?</w:t>
+              <w:t>Disimpan?</w:t>
             </w:r>
           </w:p>
         </w:tc>
@@ -10296,7 +10211,7 @@
                 <w:color w:val="FFFFFF"/>
                 <w:sz w:val="18"/>
               </w:rPr>
-              <w:t xml:space="preserve">Alasannya</w:t>
+              <w:t>Alasannya</w:t>
             </w:r>
           </w:p>
         </w:tc>
@@ -10326,7 +10241,7 @@
                 <w:rFonts w:cs="Carlito"/>
                 <w:sz w:val="18"/>
               </w:rPr>
-              <w:t xml:space="preserve">Kategori aktif</w:t>
+              <w:t>Kategori aktif</w:t>
             </w:r>
           </w:p>
         </w:tc>
@@ -10344,13 +10259,6 @@
             <w:pPr>
               <w:spacing w:before="20" w:after="20" w:line="252" w:lineRule="auto"/>
             </w:pPr>
-            <w:r>
-              <w:rPr>
-                <w:rFonts w:cs="Carlito"/>
-                <w:sz w:val="18"/>
-              </w:rPr>
-              <w:t xml:space="preserve"/>
-            </w:r>
           </w:p>
         </w:tc>
         <w:tc>
@@ -10367,13 +10275,6 @@
             <w:pPr>
               <w:spacing w:before="20" w:after="20" w:line="252" w:lineRule="auto"/>
             </w:pPr>
-            <w:r>
-              <w:rPr>
-                <w:rFonts w:cs="Carlito"/>
-                <w:sz w:val="18"/>
-              </w:rPr>
-              <w:t xml:space="preserve"/>
-            </w:r>
           </w:p>
         </w:tc>
       </w:tr>
@@ -10402,7 +10303,7 @@
                 <w:rFonts w:cs="Carlito"/>
                 <w:sz w:val="18"/>
               </w:rPr>
-              <w:t xml:space="preserve">Daftar favorit</w:t>
+              <w:t>Daftar favorit</w:t>
             </w:r>
           </w:p>
         </w:tc>
@@ -10420,13 +10321,6 @@
             <w:pPr>
               <w:spacing w:before="20" w:after="20" w:line="252" w:lineRule="auto"/>
             </w:pPr>
-            <w:r>
-              <w:rPr>
-                <w:rFonts w:cs="Carlito"/>
-                <w:sz w:val="18"/>
-              </w:rPr>
-              <w:t xml:space="preserve"/>
-            </w:r>
           </w:p>
         </w:tc>
         <w:tc>
@@ -10443,13 +10337,6 @@
             <w:pPr>
               <w:spacing w:before="20" w:after="20" w:line="252" w:lineRule="auto"/>
             </w:pPr>
-            <w:r>
-              <w:rPr>
-                <w:rFonts w:cs="Carlito"/>
-                <w:sz w:val="18"/>
-              </w:rPr>
-              <w:t xml:space="preserve"/>
-            </w:r>
           </w:p>
         </w:tc>
       </w:tr>
@@ -10478,7 +10365,7 @@
                 <w:rFonts w:cs="Carlito"/>
                 <w:sz w:val="18"/>
               </w:rPr>
-              <w:t xml:space="preserve">Data proyek dari server</w:t>
+              <w:t>Data proyek dari server</w:t>
             </w:r>
           </w:p>
         </w:tc>
@@ -10496,13 +10383,6 @@
             <w:pPr>
               <w:spacing w:before="20" w:after="20" w:line="252" w:lineRule="auto"/>
             </w:pPr>
-            <w:r>
-              <w:rPr>
-                <w:rFonts w:cs="Carlito"/>
-                <w:sz w:val="18"/>
-              </w:rPr>
-              <w:t xml:space="preserve"/>
-            </w:r>
           </w:p>
         </w:tc>
         <w:tc>
@@ -10519,13 +10399,6 @@
             <w:pPr>
               <w:spacing w:before="20" w:after="20" w:line="252" w:lineRule="auto"/>
             </w:pPr>
-            <w:r>
-              <w:rPr>
-                <w:rFonts w:cs="Carlito"/>
-                <w:sz w:val="18"/>
-              </w:rPr>
-              <w:t xml:space="preserve"/>
-            </w:r>
           </w:p>
         </w:tc>
       </w:tr>
@@ -10554,7 +10427,7 @@
                 <w:rFonts w:cs="Carlito"/>
                 <w:sz w:val="18"/>
               </w:rPr>
-              <w:t xml:space="preserve">Token atau data pribadi</w:t>
+              <w:t>Token atau data pribadi</w:t>
             </w:r>
           </w:p>
         </w:tc>
@@ -10577,7 +10450,7 @@
                 <w:rFonts w:cs="Carlito"/>
                 <w:sz w:val="18"/>
               </w:rPr>
-              <w:t xml:space="preserve">Tidak</w:t>
+              <w:t>Tidak</w:t>
             </w:r>
           </w:p>
         </w:tc>
@@ -10600,7 +10473,7 @@
                 <w:rFonts w:cs="Carlito"/>
                 <w:sz w:val="18"/>
               </w:rPr>
-              <w:t xml:space="preserve">Tidak terenkripsi dan bisa dibaca siapa pun</w:t>
+              <w:t>Tidak terenkripsi dan bisa dibaca siapa pun</w:t>
             </w:r>
           </w:p>
         </w:tc>
@@ -10643,7 +10516,7 @@
                 <w:color w:val="1B6B3A"/>
                 <w:sz w:val="20"/>
               </w:rPr>
-              <w:t xml:space="preserve">Uji dengan cara yang paling meyakinkan:  ubah pilihannya, tutup tab, lalu buka lagi. Bukan sekadar muat ulang — tutup tab benar-benar, karena simpanan harus bertahan melewati penutupan tab.</w:t>
+              <w:t>Uji dengan cara yang paling meyakinkan:  ubah pilihannya, tutup tab, lalu buka lagi. Bukan sekadar muat ulang — tutup tab benar-benar, karena simpanan harus bertahan melewati penutupan tab.</w:t>
             </w:r>
           </w:p>
         </w:tc>
@@ -10683,7 +10556,7 @@
                 <w:b/>
                 <w:color w:val="FFFFFF"/>
               </w:rPr>
-              <w:t xml:space="preserve">▌  SIMPAN KE GIT — SETELAH LEMBAR D</w:t>
+              <w:t>▌  SIMPAN KE GIT — SETELAH LEMBAR D</w:t>
             </w:r>
           </w:p>
         </w:tc>
@@ -10728,52 +10601,54 @@
                 <w:color w:val="E2E8F0"/>
                 <w:sz w:val="17"/>
               </w:rPr>
-              <w:t xml:space="preserve">git add .</w:t>
-            </w:r>
-            <w:br/>
+              <w:t>git add .</w:t>
+            </w:r>
+            <w:r>
+              <w:br/>
+            </w:r>
             <w:r>
               <w:rPr>
                 <w:rFonts w:ascii="DejaVu Sans Mono" w:eastAsia="DejaVu Sans Mono" w:hAnsi="DejaVu Sans Mono" w:cs="DejaVu Sans Mono"/>
                 <w:color w:val="E2E8F0"/>
                 <w:sz w:val="17"/>
               </w:rPr>
-              <w:t xml:space="preserve">git commit -m "pesan Anda"</w:t>
-            </w:r>
-            <w:br/>
+              <w:t>git commit -m "pesan Anda"</w:t>
+            </w:r>
+            <w:r>
+              <w:br/>
+            </w:r>
             <w:r>
               <w:rPr>
                 <w:rFonts w:ascii="DejaVu Sans Mono" w:eastAsia="DejaVu Sans Mono" w:hAnsi="DejaVu Sans Mono" w:cs="DejaVu Sans Mono"/>
                 <w:color w:val="E2E8F0"/>
                 <w:sz w:val="17"/>
               </w:rPr>
-              <w:t xml:space="preserve">git push</w:t>
-            </w:r>
-            <w:br/>
+              <w:t>git push</w:t>
+            </w:r>
+            <w:r>
+              <w:br/>
+            </w:r>
+            <w:r>
+              <w:br/>
+            </w:r>
             <w:r>
               <w:rPr>
                 <w:rFonts w:ascii="DejaVu Sans Mono" w:eastAsia="DejaVu Sans Mono" w:hAnsi="DejaVu Sans Mono" w:cs="DejaVu Sans Mono"/>
                 <w:color w:val="E2E8F0"/>
                 <w:sz w:val="17"/>
               </w:rPr>
-              <w:t xml:space="preserve"/>
-            </w:r>
-            <w:br/>
+              <w:t># pesan commit yang disarankan:</w:t>
+            </w:r>
+            <w:r>
+              <w:br/>
+            </w:r>
             <w:r>
               <w:rPr>
                 <w:rFonts w:ascii="DejaVu Sans Mono" w:eastAsia="DejaVu Sans Mono" w:hAnsi="DejaVu Sans Mono" w:cs="DejaVu Sans Mono"/>
                 <w:color w:val="E2E8F0"/>
                 <w:sz w:val="17"/>
               </w:rPr>
-              <w:t xml:space="preserve"># pesan commit yang disarankan:</w:t>
-            </w:r>
-            <w:br/>
-            <w:r>
-              <w:rPr>
-                <w:rFonts w:ascii="DejaVu Sans Mono" w:eastAsia="DejaVu Sans Mono" w:hAnsi="DejaVu Sans Mono" w:cs="DejaVu Sans Mono"/>
-                <w:color w:val="E2E8F0"/>
-                <w:sz w:val="17"/>
-              </w:rPr>
-              <w:t xml:space="preserve"># P11 — halaman mengingat</w:t>
+              <w:t># P11 — halaman mengingat</w:t>
             </w:r>
           </w:p>
         </w:tc>
@@ -10790,7 +10665,7 @@
           <w:rFonts w:cs="Carlito"/>
           <w:sz w:val="20"/>
         </w:rPr>
-        <w:t xml:space="preserve">Lembar D sudah selesai? Simpan hasilnya sekarang, jangan menunggu kelas berakhir. Simpanan ini tidak memerlukan langkah tambahan apa pun — hanya memastikan pekerjaan Anda tidak bergantung pada satu berkas di satu komputer.</w:t>
+        <w:t>Lembar D sudah selesai? Simpan hasilnya sekarang, jangan menunggu kelas berakhir. Simpanan ini tidak memerlukan langkah tambahan apa pun — hanya memastikan pekerjaan Anda tidak bergantung pada satu berkas di satu komputer.</w:t>
       </w:r>
     </w:p>
     <w:p>
@@ -10805,7 +10680,7 @@
           <w:color w:val="5A6080"/>
           <w:sz w:val="17"/>
         </w:rPr>
-        <w:t xml:space="preserve">D — simpan perubahan</w:t>
+        <w:t>D — simpan perubahan</w:t>
       </w:r>
     </w:p>
     <w:p>
@@ -10814,7 +10689,7 @@
           <w:rFonts w:cs="Carlito"/>
           <w:sz w:val="20"/>
         </w:rPr>
-        <w:t xml:space="preserve">Cara memastikan: ubah kategori dan tambahkan satu favorit, tutup tabnya, lalu buka lagi. Pilihan terakhir Anda masih ada.</w:t>
+        <w:t>Cara memastikan: ubah kategori dan tambahkan satu favorit, tutup tabnya, lalu buka lagi. Pilihan terakhir Anda masih ada.</w:t>
       </w:r>
     </w:p>
     <w:p>
@@ -10866,6 +10741,7 @@
                 <w:color w:val="FFFFFF"/>
                 <w:sz w:val="22"/>
               </w:rPr>
+              <w:lastRenderedPageBreak/>
               <w:t>WORKSHEET</w:t>
             </w:r>
           </w:p>
@@ -10893,7 +10769,7 @@
                 <w:color w:val="1A1A2E"/>
                 <w:sz w:val="30"/>
               </w:rPr>
-              <w:t xml:space="preserve">E</w:t>
+              <w:t>E</w:t>
             </w:r>
           </w:p>
         </w:tc>
@@ -10919,7 +10795,7 @@
                 <w:color w:val="003796"/>
                 <w:sz w:val="18"/>
               </w:rPr>
-              <w:t xml:space="preserve">Pertemuan 11  ·  Modul, State, dan Penyimpanan Klien</w:t>
+              <w:t>Pertemuan 11  ·  Modul, State, dan Penyimpanan Klien</w:t>
             </w:r>
           </w:p>
         </w:tc>
@@ -10937,7 +10813,7 @@
           <w:color w:val="5A6080"/>
           <w:sz w:val="17"/>
         </w:rPr>
-        <w:t xml:space="preserve">Lembar E — Simpanan yang rusak dan jalan pulangnya</w:t>
+        <w:t>Lembar E — Simpanan yang rusak dan jalan pulangnya</w:t>
       </w:r>
     </w:p>
     <w:p>
@@ -10969,7 +10845,7 @@
                 <w:b/>
                 <w:color w:val="FFFFFF"/>
               </w:rPr>
-              <w:t xml:space="preserve">▌  SIMPANAN BISA RUSAK, SIAPKAN JALAN PULANGNYA</w:t>
+              <w:t>▌  SIMPANAN BISA RUSAK, SIAPKAN JALAN PULANGNYA</w:t>
             </w:r>
           </w:p>
         </w:tc>
@@ -10986,7 +10862,7 @@
           <w:rFonts w:cs="Carlito"/>
           <w:sz w:val="20"/>
         </w:rPr>
-        <w:t xml:space="preserve">Setelah data mulai disimpan, kegagalan berpindah tempat: bukan lagi di kode Anda, melainkan pada isi simpanan yang sudah lebih dulu berbeda dari dugaan. Tiga bentuk kegagalan di bawah ini paling sering terjadi, dan ketiganya bisa Anda buat sekarang.</w:t>
+        <w:t>Setelah data mulai disimpan, kegagalan berpindah tempat: bukan lagi di kode Anda, melainkan pada isi simpanan yang sudah lebih dulu berbeda dari dugaan. Tiga bentuk kegagalan di bawah ini paling sering terjadi, dan ketiganya bisa Anda buat sekarang.</w:t>
       </w:r>
     </w:p>
     <w:p>
@@ -11005,7 +10881,7 @@
           <w:b/>
           <w:color w:val="003796"/>
         </w:rPr>
-        <w:t xml:space="preserve">E.1  Tiga cara simpanan menjadi rusak</w:t>
+        <w:t>E.1  Tiga cara simpanan menjadi rusak</w:t>
       </w:r>
     </w:p>
     <w:p>
@@ -11014,7 +10890,7 @@
           <w:rFonts w:cs="Carlito"/>
           <w:sz w:val="20"/>
         </w:rPr>
-        <w:t xml:space="preserve">Yang dinilai bukan keberhasilan mencegah kerusakan — kerusakan itu datang dari luar — melainkan apakah halaman Anda tetap terbuka ketika kerusakan itu terjadi.</w:t>
+        <w:t>Yang dinilai bukan keberhasilan mencegah kerusakan — kerusakan itu datang dari luar — melainkan apakah halaman Anda tetap terbuka ketika kerusakan itu terjadi.</w:t>
       </w:r>
     </w:p>
     <w:tbl>
@@ -11057,7 +10933,7 @@
                 <w:color w:val="FFFFFF"/>
                 <w:sz w:val="18"/>
               </w:rPr>
-              <w:t xml:space="preserve">Kasus</w:t>
+              <w:t>Kasus</w:t>
             </w:r>
           </w:p>
         </w:tc>
@@ -11083,7 +10959,7 @@
                 <w:color w:val="FFFFFF"/>
                 <w:sz w:val="18"/>
               </w:rPr>
-              <w:t xml:space="preserve">Artinya</w:t>
+              <w:t>Artinya</w:t>
             </w:r>
           </w:p>
         </w:tc>
@@ -11109,7 +10985,7 @@
                 <w:color w:val="FFFFFF"/>
                 <w:sz w:val="18"/>
               </w:rPr>
-              <w:t xml:space="preserve">Yang dilakukan</w:t>
+              <w:t>Yang dilakukan</w:t>
             </w:r>
           </w:p>
         </w:tc>
@@ -11139,7 +11015,7 @@
                 <w:rFonts w:cs="Carlito"/>
                 <w:sz w:val="18"/>
               </w:rPr>
-              <w:t xml:space="preserve">Simpanan rusak atau null</w:t>
+              <w:t>Simpanan rusak atau null</w:t>
             </w:r>
           </w:p>
         </w:tc>
@@ -11162,7 +11038,7 @@
                 <w:rFonts w:cs="Carlito"/>
                 <w:sz w:val="18"/>
               </w:rPr>
-              <w:t xml:space="preserve">Isinya bukan JSON yang sah, sehingga JSON.parse melempar galat dan skrip berhenti</w:t>
+              <w:t>Isinya bukan JSON yang sah, sehingga JSON.parse melempar galat dan skrip berhenti</w:t>
             </w:r>
           </w:p>
         </w:tc>
@@ -11185,7 +11061,7 @@
                 <w:rFonts w:cs="Carlito"/>
                 <w:sz w:val="18"/>
               </w:rPr>
-              <w:t xml:space="preserve">Bungkus pembacaan dengan try/catch; bila gagal, buang simpanan itu dan pakai nilai bawaan</w:t>
+              <w:t>Bungkus pembacaan dengan try/catch; bila gagal, buang simpanan itu dan pakai nilai bawaan</w:t>
             </w:r>
           </w:p>
         </w:tc>
@@ -11215,7 +11091,7 @@
                 <w:rFonts w:cs="Carlito"/>
                 <w:sz w:val="18"/>
               </w:rPr>
-              <w:t xml:space="preserve">Versi skema lama</w:t>
+              <w:t>Versi skema lama</w:t>
             </w:r>
           </w:p>
         </w:tc>
@@ -11238,7 +11114,7 @@
                 <w:rFonts w:cs="Carlito"/>
                 <w:sz w:val="18"/>
               </w:rPr>
-              <w:t xml:space="preserve">Bentuk isi berubah antarpertemuan, sehingga properti yang dicari tidak ada</w:t>
+              <w:t>Bentuk isi berubah antarpertemuan, sehingga properti yang dicari tidak ada</w:t>
             </w:r>
           </w:p>
         </w:tc>
@@ -11261,7 +11137,7 @@
                 <w:rFonts w:cs="Carlito"/>
                 <w:sz w:val="18"/>
               </w:rPr>
-              <w:t xml:space="preserve">Sertakan nomor versi pada isi simpanan; bila versinya berbeda, buang dan mulai dari nilai bawaan</w:t>
+              <w:t>Sertakan nomor versi pada isi simpanan; bila versinya berbeda, buang dan mulai dari nilai bawaan</w:t>
             </w:r>
           </w:p>
         </w:tc>
@@ -11291,7 +11167,7 @@
                 <w:rFonts w:cs="Carlito"/>
                 <w:sz w:val="18"/>
               </w:rPr>
-              <w:t xml:space="preserve">Data yang tergoda disimpan</w:t>
+              <w:t>Data yang tergoda disimpan</w:t>
             </w:r>
           </w:p>
         </w:tc>
@@ -11314,7 +11190,7 @@
                 <w:rFonts w:cs="Carlito"/>
                 <w:sz w:val="18"/>
               </w:rPr>
-              <w:t xml:space="preserve">Token atau data pribadi ikut tersimpan karena mudah</w:t>
+              <w:t>Token atau data pribadi ikut tersimpan karena mudah</w:t>
             </w:r>
           </w:p>
         </w:tc>
@@ -11337,7 +11213,7 @@
                 <w:rFonts w:cs="Carlito"/>
                 <w:sz w:val="18"/>
               </w:rPr>
-              <w:t xml:space="preserve">Simpan hanya pilihan tampilan, dan sebutkan dalam catatan apa yang sengaja tidak disimpan</w:t>
+              <w:t>Simpan hanya pilihan tampilan, dan sebutkan dalam catatan apa yang sengaja tidak disimpan</w:t>
             </w:r>
           </w:p>
         </w:tc>
@@ -11359,7 +11235,7 @@
           <w:b/>
           <w:color w:val="003796"/>
         </w:rPr>
-        <w:t xml:space="preserve">E.2  Nomor versi pada isi simpanan</w:t>
+        <w:t>E.2  Nomor versi pada isi simpanan</w:t>
       </w:r>
     </w:p>
     <w:p>
@@ -11368,7 +11244,7 @@
           <w:rFonts w:cs="Carlito"/>
           <w:sz w:val="20"/>
         </w:rPr>
-        <w:t xml:space="preserve">Nomor versi adalah satu properti tambahan yang menyebut bentuk isi simpanan. Tanpa itu, isi bentuk lama akan tetap dipakai dan propertinya hilang satu per satu tanpa pesan galat. Periksa pada saat memuat, bukan pada saat menyimpan. Yang berubah di bawah ini bukan fungsi tambahan: fungsi muat() dari D.1 diganti dengan versi ini, jangan ditulis sebagai fungsi kedua. VERSI tidak ditulis ulang, karena sudah ada di D.1.</w:t>
+        <w:t>Nomor versi adalah satu properti tambahan yang menyebut bentuk isi simpanan. Tanpa itu, isi bentuk lama akan tetap dipakai dan propertinya hilang satu per satu tanpa pesan galat. Periksa pada saat memuat, bukan pada saat menyimpan. Yang berubah di bawah ini bukan fungsi tambahan: fungsi muat() dari D.1 diganti dengan versi ini, jangan ditulis sebagai fungsi kedua. VERSI tidak ditulis ulang, karena sudah ada di D.1.</w:t>
       </w:r>
     </w:p>
     <w:tbl>
@@ -11407,7 +11283,9 @@
               </w:rPr>
               <w:t xml:space="preserve">  // js/state.js: muat() dari D.1 diganti dengan ini</w:t>
             </w:r>
-            <w:br/>
+            <w:r>
+              <w:br/>
+            </w:r>
             <w:r>
               <w:rPr>
                 <w:rFonts w:ascii="DejaVu Sans Mono" w:eastAsia="DejaVu Sans Mono" w:hAnsi="DejaVu Sans Mono" w:cs="DejaVu Sans Mono"/>
@@ -11416,7 +11294,9 @@
               </w:rPr>
               <w:t xml:space="preserve">  export function muat() {</w:t>
             </w:r>
-            <w:br/>
+            <w:r>
+              <w:br/>
+            </w:r>
             <w:r>
               <w:rPr>
                 <w:rFonts w:ascii="DejaVu Sans Mono" w:eastAsia="DejaVu Sans Mono" w:hAnsi="DejaVu Sans Mono" w:cs="DejaVu Sans Mono"/>
@@ -11425,7 +11305,9 @@
               </w:rPr>
               <w:t xml:space="preserve">    try {</w:t>
             </w:r>
-            <w:br/>
+            <w:r>
+              <w:br/>
+            </w:r>
             <w:r>
               <w:rPr>
                 <w:rFonts w:ascii="DejaVu Sans Mono" w:eastAsia="DejaVu Sans Mono" w:hAnsi="DejaVu Sans Mono" w:cs="DejaVu Sans Mono"/>
@@ -11434,7 +11316,9 @@
               </w:rPr>
               <w:t xml:space="preserve">      const isi = JSON.parse(localStorage.getItem(KUNCI));</w:t>
             </w:r>
-            <w:br/>
+            <w:r>
+              <w:br/>
+            </w:r>
             <w:r>
               <w:rPr>
                 <w:rFonts w:ascii="DejaVu Sans Mono" w:eastAsia="DejaVu Sans Mono" w:hAnsi="DejaVu Sans Mono" w:cs="DejaVu Sans Mono"/>
@@ -11443,7 +11327,9 @@
               </w:rPr>
               <w:t xml:space="preserve">      if (isi?.versi !== VERSI) {</w:t>
             </w:r>
-            <w:br/>
+            <w:r>
+              <w:br/>
+            </w:r>
             <w:r>
               <w:rPr>
                 <w:rFonts w:ascii="DejaVu Sans Mono" w:eastAsia="DejaVu Sans Mono" w:hAnsi="DejaVu Sans Mono" w:cs="DejaVu Sans Mono"/>
@@ -11452,7 +11338,9 @@
               </w:rPr>
               <w:t xml:space="preserve">        localStorage.removeItem(KUNCI);   // bentuk lama: buang</w:t>
             </w:r>
-            <w:br/>
+            <w:r>
+              <w:br/>
+            </w:r>
             <w:r>
               <w:rPr>
                 <w:rFonts w:ascii="DejaVu Sans Mono" w:eastAsia="DejaVu Sans Mono" w:hAnsi="DejaVu Sans Mono" w:cs="DejaVu Sans Mono"/>
@@ -11461,7 +11349,9 @@
               </w:rPr>
               <w:t xml:space="preserve">        return null;</w:t>
             </w:r>
-            <w:br/>
+            <w:r>
+              <w:br/>
+            </w:r>
             <w:r>
               <w:rPr>
                 <w:rFonts w:ascii="DejaVu Sans Mono" w:eastAsia="DejaVu Sans Mono" w:hAnsi="DejaVu Sans Mono" w:cs="DejaVu Sans Mono"/>
@@ -11470,7 +11360,9 @@
               </w:rPr>
               <w:t xml:space="preserve">      }</w:t>
             </w:r>
-            <w:br/>
+            <w:r>
+              <w:br/>
+            </w:r>
             <w:r>
               <w:rPr>
                 <w:rFonts w:ascii="DejaVu Sans Mono" w:eastAsia="DejaVu Sans Mono" w:hAnsi="DejaVu Sans Mono" w:cs="DejaVu Sans Mono"/>
@@ -11479,7 +11371,9 @@
               </w:rPr>
               <w:t xml:space="preserve">      return isi;</w:t>
             </w:r>
-            <w:br/>
+            <w:r>
+              <w:br/>
+            </w:r>
             <w:r>
               <w:rPr>
                 <w:rFonts w:ascii="DejaVu Sans Mono" w:eastAsia="DejaVu Sans Mono" w:hAnsi="DejaVu Sans Mono" w:cs="DejaVu Sans Mono"/>
@@ -11488,7 +11382,9 @@
               </w:rPr>
               <w:t xml:space="preserve">    } catch {</w:t>
             </w:r>
-            <w:br/>
+            <w:r>
+              <w:br/>
+            </w:r>
             <w:r>
               <w:rPr>
                 <w:rFonts w:ascii="DejaVu Sans Mono" w:eastAsia="DejaVu Sans Mono" w:hAnsi="DejaVu Sans Mono" w:cs="DejaVu Sans Mono"/>
@@ -11497,7 +11393,9 @@
               </w:rPr>
               <w:t xml:space="preserve">      localStorage.removeItem(KUNCI);     // isi rusak: buang</w:t>
             </w:r>
-            <w:br/>
+            <w:r>
+              <w:br/>
+            </w:r>
             <w:r>
               <w:rPr>
                 <w:rFonts w:ascii="DejaVu Sans Mono" w:eastAsia="DejaVu Sans Mono" w:hAnsi="DejaVu Sans Mono" w:cs="DejaVu Sans Mono"/>
@@ -11506,7 +11404,9 @@
               </w:rPr>
               <w:t xml:space="preserve">      return null;</w:t>
             </w:r>
-            <w:br/>
+            <w:r>
+              <w:br/>
+            </w:r>
             <w:r>
               <w:rPr>
                 <w:rFonts w:ascii="DejaVu Sans Mono" w:eastAsia="DejaVu Sans Mono" w:hAnsi="DejaVu Sans Mono" w:cs="DejaVu Sans Mono"/>
@@ -11515,7 +11415,9 @@
               </w:rPr>
               <w:t xml:space="preserve">    }</w:t>
             </w:r>
-            <w:br/>
+            <w:r>
+              <w:br/>
+            </w:r>
             <w:r>
               <w:rPr>
                 <w:rFonts w:ascii="DejaVu Sans Mono" w:eastAsia="DejaVu Sans Mono" w:hAnsi="DejaVu Sans Mono" w:cs="DejaVu Sans Mono"/>
@@ -11544,7 +11446,7 @@
           <w:b/>
           <w:color w:val="003796"/>
         </w:rPr>
-        <w:t xml:space="preserve">E.3  Uji kerusakannya sendiri</w:t>
+        <w:t>E.3  Uji kerusakannya sendiri</w:t>
       </w:r>
     </w:p>
     <w:p>
@@ -11553,7 +11455,7 @@
           <w:rFonts w:cs="Carlito"/>
           <w:sz w:val="20"/>
         </w:rPr>
-        <w:t xml:space="preserve">Jangan menunggu kerusakan terjadi. Buat kerusakannya di Console, muat ulang halaman, lalu pastikan halaman Anda tetap terbuka. Ini pemeriksaan yang paling cepat dan paling sering dilewatkan.</w:t>
+        <w:t>Jangan menunggu kerusakan terjadi. Buat kerusakannya di Console, muat ulang halaman, lalu pastikan halaman Anda tetap terbuka. Ini pemeriksaan yang paling cepat dan paling sering dilewatkan.</w:t>
       </w:r>
     </w:p>
     <w:tbl>
@@ -11596,7 +11498,7 @@
                 <w:color w:val="FFFFFF"/>
                 <w:sz w:val="18"/>
               </w:rPr>
-              <w:t xml:space="preserve">Yang ditulis di Console</w:t>
+              <w:t>Yang ditulis di Console</w:t>
             </w:r>
           </w:p>
         </w:tc>
@@ -11622,7 +11524,7 @@
                 <w:color w:val="FFFFFF"/>
                 <w:sz w:val="18"/>
               </w:rPr>
-              <w:t xml:space="preserve">Yang harus terjadi</w:t>
+              <w:t>Yang harus terjadi</w:t>
             </w:r>
           </w:p>
         </w:tc>
@@ -11648,7 +11550,7 @@
                 <w:color w:val="FFFFFF"/>
                 <w:sz w:val="18"/>
               </w:rPr>
-              <w:t xml:space="preserve">Hasil yang saya dapat</w:t>
+              <w:t>Hasil yang saya dapat</w:t>
             </w:r>
           </w:p>
         </w:tc>
@@ -11678,7 +11580,7 @@
                 <w:rFonts w:cs="Carlito"/>
                 <w:sz w:val="18"/>
               </w:rPr>
-              <w:t xml:space="preserve">localStorage.setItem("pabw-p11", "bukan-json")</w:t>
+              <w:t>localStorage.setItem("pabw-p11", "bukan-json")</w:t>
             </w:r>
           </w:p>
         </w:tc>
@@ -11701,7 +11603,7 @@
                 <w:rFonts w:cs="Carlito"/>
                 <w:sz w:val="18"/>
               </w:rPr>
-              <w:t xml:space="preserve">Halaman tetap terbuka; simpanan dibuang; nilai bawaan dipakai</w:t>
+              <w:t>Halaman tetap terbuka; simpanan dibuang; nilai bawaan dipakai</w:t>
             </w:r>
           </w:p>
         </w:tc>
@@ -11719,13 +11621,6 @@
             <w:pPr>
               <w:spacing w:before="20" w:after="20" w:line="252" w:lineRule="auto"/>
             </w:pPr>
-            <w:r>
-              <w:rPr>
-                <w:rFonts w:cs="Carlito"/>
-                <w:sz w:val="18"/>
-              </w:rPr>
-              <w:t xml:space="preserve"/>
-            </w:r>
           </w:p>
         </w:tc>
       </w:tr>
@@ -11754,7 +11649,7 @@
                 <w:rFonts w:cs="Carlito"/>
                 <w:sz w:val="18"/>
               </w:rPr>
-              <w:t xml:space="preserve">localStorage.setItem("pabw-p11", "{}")</w:t>
+              <w:t>localStorage.setItem("pabw-p11", "{}")</w:t>
             </w:r>
           </w:p>
         </w:tc>
@@ -11777,7 +11672,7 @@
                 <w:rFonts w:cs="Carlito"/>
                 <w:sz w:val="18"/>
               </w:rPr>
-              <w:t xml:space="preserve">Versi tidak cocok; simpanan dibuang; nilai bawaan dipakai</w:t>
+              <w:t>Versi tidak cocok; simpanan dibuang; nilai bawaan dipakai</w:t>
             </w:r>
           </w:p>
         </w:tc>
@@ -11795,13 +11690,6 @@
             <w:pPr>
               <w:spacing w:before="20" w:after="20" w:line="252" w:lineRule="auto"/>
             </w:pPr>
-            <w:r>
-              <w:rPr>
-                <w:rFonts w:cs="Carlito"/>
-                <w:sz w:val="18"/>
-              </w:rPr>
-              <w:t xml:space="preserve"/>
-            </w:r>
           </w:p>
         </w:tc>
       </w:tr>
@@ -11830,7 +11718,7 @@
                 <w:rFonts w:cs="Carlito"/>
                 <w:sz w:val="18"/>
               </w:rPr>
-              <w:t xml:space="preserve">localStorage.getItem("pabw-p11")  (setelah muat ulang)</w:t>
+              <w:t>localStorage.getItem("pabw-p11")  (setelah muat ulang)</w:t>
             </w:r>
           </w:p>
         </w:tc>
@@ -11853,7 +11741,7 @@
                 <w:rFonts w:cs="Carlito"/>
                 <w:sz w:val="18"/>
               </w:rPr>
-              <w:t xml:space="preserve">null karena simpanan rusak sudah dibuang; tidak ada galat yang menghentikan skrip</w:t>
+              <w:t>null karena simpanan rusak sudah dibuang; tidak ada galat yang menghentikan skrip</w:t>
             </w:r>
           </w:p>
         </w:tc>
@@ -11871,13 +11759,6 @@
             <w:pPr>
               <w:spacing w:before="20" w:after="20" w:line="252" w:lineRule="auto"/>
             </w:pPr>
-            <w:r>
-              <w:rPr>
-                <w:rFonts w:cs="Carlito"/>
-                <w:sz w:val="18"/>
-              </w:rPr>
-              <w:t xml:space="preserve"/>
-            </w:r>
           </w:p>
         </w:tc>
       </w:tr>
@@ -11898,7 +11779,8 @@
           <w:b/>
           <w:color w:val="003796"/>
         </w:rPr>
-        <w:t xml:space="preserve">E.4  Catatan: apa yang sengaja tidak saya simpan</w:t>
+        <w:lastRenderedPageBreak/>
+        <w:t>E.4  Catatan: apa yang sengaja tidak saya simpan</w:t>
       </w:r>
     </w:p>
     <w:tbl>
@@ -11940,7 +11822,7 @@
                 <w:color w:val="FFFFFF"/>
                 <w:sz w:val="19"/>
               </w:rPr>
-              <w:t xml:space="preserve">Yang tidak disimpan</w:t>
+              <w:t>Yang tidak disimpan</w:t>
             </w:r>
           </w:p>
         </w:tc>
@@ -11966,7 +11848,7 @@
                 <w:color w:val="FFFFFF"/>
                 <w:sz w:val="19"/>
               </w:rPr>
-              <w:t xml:space="preserve">Alasan saya</w:t>
+              <w:t>Alasan saya</w:t>
             </w:r>
           </w:p>
         </w:tc>
@@ -11991,35 +11873,28 @@
             <w:pPr>
               <w:spacing w:before="20" w:after="20" w:line="252" w:lineRule="auto"/>
             </w:pPr>
+          </w:p>
+        </w:tc>
+        <w:tc>
+          <w:tcPr>
+            <w:tcW w:w="6151" w:type="dxa"/>
+            <w:tcBorders>
+              <w:top w:val="single" w:sz="6" w:space="0" w:color="D8DEE9"/>
+              <w:left w:val="single" w:sz="6" w:space="0" w:color="D8DEE9"/>
+              <w:bottom w:val="single" w:sz="6" w:space="0" w:color="D8DEE9"/>
+              <w:right w:val="single" w:sz="6" w:space="0" w:color="D8DEE9"/>
+            </w:tcBorders>
+          </w:tcPr>
+          <w:p>
+            <w:pPr>
+              <w:spacing w:before="20" w:after="20" w:line="252" w:lineRule="auto"/>
+            </w:pPr>
             <w:r>
               <w:rPr>
                 <w:rFonts w:cs="Carlito"/>
                 <w:sz w:val="19"/>
               </w:rPr>
-              <w:t xml:space="preserve"/>
-            </w:r>
-          </w:p>
-        </w:tc>
-        <w:tc>
-          <w:tcPr>
-            <w:tcW w:w="6151" w:type="dxa"/>
-            <w:tcBorders>
-              <w:top w:val="single" w:sz="6" w:space="0" w:color="D8DEE9"/>
-              <w:left w:val="single" w:sz="6" w:space="0" w:color="D8DEE9"/>
-              <w:bottom w:val="single" w:sz="6" w:space="0" w:color="D8DEE9"/>
-              <w:right w:val="single" w:sz="6" w:space="0" w:color="D8DEE9"/>
-            </w:tcBorders>
-          </w:tcPr>
-          <w:p>
-            <w:pPr>
-              <w:spacing w:before="20" w:after="20" w:line="252" w:lineRule="auto"/>
-            </w:pPr>
-            <w:r>
-              <w:rPr>
-                <w:rFonts w:cs="Carlito"/>
-                <w:sz w:val="19"/>
-              </w:rPr>
-              <w:t xml:space="preserve">Token dan kata sandi tidak terenkripsi di peramban</w:t>
+              <w:t>Token dan kata sandi tidak terenkripsi di peramban</w:t>
             </w:r>
           </w:p>
         </w:tc>
@@ -12044,13 +11919,6 @@
             <w:pPr>
               <w:spacing w:before="20" w:after="20" w:line="252" w:lineRule="auto"/>
             </w:pPr>
-            <w:r>
-              <w:rPr>
-                <w:rFonts w:cs="Carlito"/>
-                <w:sz w:val="19"/>
-              </w:rPr>
-              <w:t xml:space="preserve"/>
-            </w:r>
           </w:p>
         </w:tc>
         <w:tc>
@@ -12067,13 +11935,6 @@
             <w:pPr>
               <w:spacing w:before="20" w:after="20" w:line="252" w:lineRule="auto"/>
             </w:pPr>
-            <w:r>
-              <w:rPr>
-                <w:rFonts w:cs="Carlito"/>
-                <w:sz w:val="19"/>
-              </w:rPr>
-              <w:t xml:space="preserve"/>
-            </w:r>
           </w:p>
         </w:tc>
       </w:tr>
@@ -12115,7 +11976,7 @@
                 <w:color w:val="8A5A00"/>
                 <w:sz w:val="20"/>
               </w:rPr>
-              <w:t xml:space="preserve">Simpan dua tangkapan layar: satu saat simpanan rusak sengaja dibuat, satu setelah halaman pulih dengan nilai bawaan.  Ketiganya Anda perlukan di lembar F.</w:t>
+              <w:t>Simpan dua tangkapan layar: satu saat simpanan rusak sengaja dibuat, satu setelah halaman pulih dengan nilai bawaan.  Ketiganya Anda perlukan di lembar F.</w:t>
             </w:r>
           </w:p>
         </w:tc>
@@ -12155,7 +12016,7 @@
                 <w:b/>
                 <w:color w:val="FFFFFF"/>
               </w:rPr>
-              <w:t xml:space="preserve">▌  SIMPAN KE GIT — SETELAH LEMBAR E</w:t>
+              <w:t>▌  SIMPAN KE GIT — SETELAH LEMBAR E</w:t>
             </w:r>
           </w:p>
         </w:tc>
@@ -12200,52 +12061,54 @@
                 <w:color w:val="E2E8F0"/>
                 <w:sz w:val="17"/>
               </w:rPr>
-              <w:t xml:space="preserve">git add .</w:t>
-            </w:r>
-            <w:br/>
+              <w:t>git add .</w:t>
+            </w:r>
+            <w:r>
+              <w:br/>
+            </w:r>
             <w:r>
               <w:rPr>
                 <w:rFonts w:ascii="DejaVu Sans Mono" w:eastAsia="DejaVu Sans Mono" w:hAnsi="DejaVu Sans Mono" w:cs="DejaVu Sans Mono"/>
                 <w:color w:val="E2E8F0"/>
                 <w:sz w:val="17"/>
               </w:rPr>
-              <w:t xml:space="preserve">git commit -m "pesan Anda"</w:t>
-            </w:r>
-            <w:br/>
+              <w:t>git commit -m "pesan Anda"</w:t>
+            </w:r>
+            <w:r>
+              <w:br/>
+            </w:r>
             <w:r>
               <w:rPr>
                 <w:rFonts w:ascii="DejaVu Sans Mono" w:eastAsia="DejaVu Sans Mono" w:hAnsi="DejaVu Sans Mono" w:cs="DejaVu Sans Mono"/>
                 <w:color w:val="E2E8F0"/>
                 <w:sz w:val="17"/>
               </w:rPr>
-              <w:t xml:space="preserve">git push</w:t>
-            </w:r>
-            <w:br/>
+              <w:t>git push</w:t>
+            </w:r>
+            <w:r>
+              <w:br/>
+            </w:r>
+            <w:r>
+              <w:br/>
+            </w:r>
             <w:r>
               <w:rPr>
                 <w:rFonts w:ascii="DejaVu Sans Mono" w:eastAsia="DejaVu Sans Mono" w:hAnsi="DejaVu Sans Mono" w:cs="DejaVu Sans Mono"/>
                 <w:color w:val="E2E8F0"/>
                 <w:sz w:val="17"/>
               </w:rPr>
-              <w:t xml:space="preserve"/>
-            </w:r>
-            <w:br/>
+              <w:t># pesan commit yang disarankan:</w:t>
+            </w:r>
+            <w:r>
+              <w:br/>
+            </w:r>
             <w:r>
               <w:rPr>
                 <w:rFonts w:ascii="DejaVu Sans Mono" w:eastAsia="DejaVu Sans Mono" w:hAnsi="DejaVu Sans Mono" w:cs="DejaVu Sans Mono"/>
                 <w:color w:val="E2E8F0"/>
                 <w:sz w:val="17"/>
               </w:rPr>
-              <w:t xml:space="preserve"># pesan commit yang disarankan:</w:t>
-            </w:r>
-            <w:br/>
-            <w:r>
-              <w:rPr>
-                <w:rFonts w:ascii="DejaVu Sans Mono" w:eastAsia="DejaVu Sans Mono" w:hAnsi="DejaVu Sans Mono" w:cs="DejaVu Sans Mono"/>
-                <w:color w:val="E2E8F0"/>
-                <w:sz w:val="17"/>
-              </w:rPr>
-              <w:t xml:space="preserve"># P11 — jalan pulang tersedia</w:t>
+              <w:t># P11 — jalan pulang tersedia</w:t>
             </w:r>
           </w:p>
         </w:tc>
@@ -12262,7 +12125,7 @@
           <w:rFonts w:cs="Carlito"/>
           <w:sz w:val="20"/>
         </w:rPr>
-        <w:t xml:space="preserve">Lembar E sudah selesai? Simpan hasilnya sekarang, jangan menunggu kelas berakhir. Simpanan ini tidak memerlukan langkah tambahan apa pun — hanya memastikan pekerjaan Anda tidak bergantung pada satu berkas di satu komputer.</w:t>
+        <w:t>Lembar E sudah selesai? Simpan hasilnya sekarang, jangan menunggu kelas berakhir. Simpanan ini tidak memerlukan langkah tambahan apa pun — hanya memastikan pekerjaan Anda tidak bergantung pada satu berkas di satu komputer.</w:t>
       </w:r>
     </w:p>
     <w:p>
@@ -12277,7 +12140,7 @@
           <w:color w:val="5A6080"/>
           <w:sz w:val="17"/>
         </w:rPr>
-        <w:t xml:space="preserve">E — simpan perubahan</w:t>
+        <w:t>E — simpan perubahan</w:t>
       </w:r>
     </w:p>
     <w:p>
@@ -12286,7 +12149,7 @@
           <w:rFonts w:cs="Carlito"/>
           <w:sz w:val="20"/>
         </w:rPr>
-        <w:t xml:space="preserve">Cara memastikan: rusakkan simpanannya sendiri dari Console. Halaman tetap terbuka, dan Console tidak menampilkan galat yang belum tertangani.</w:t>
+        <w:t>Cara memastikan: rusakkan simpanannya sendiri dari Console. Halaman tetap terbuka, dan Console tidak menampilkan galat yang belum tertangani.</w:t>
       </w:r>
     </w:p>
     <w:p>
@@ -12338,6 +12201,7 @@
                 <w:color w:val="FFFFFF"/>
                 <w:sz w:val="22"/>
               </w:rPr>
+              <w:lastRenderedPageBreak/>
               <w:t>WORKSHEET</w:t>
             </w:r>
           </w:p>
@@ -12365,7 +12229,7 @@
                 <w:color w:val="1A1A2E"/>
                 <w:sz w:val="30"/>
               </w:rPr>
-              <w:t xml:space="preserve">F</w:t>
+              <w:t>F</w:t>
             </w:r>
           </w:p>
         </w:tc>
@@ -12391,7 +12255,7 @@
                 <w:color w:val="003796"/>
                 <w:sz w:val="18"/>
               </w:rPr>
-              <w:t xml:space="preserve">Pertemuan 11  ·  Modul, State, dan Penyimpanan Klien</w:t>
+              <w:t>Pertemuan 11  ·  Modul, State, dan Penyimpanan Klien</w:t>
             </w:r>
           </w:p>
         </w:tc>
@@ -12409,7 +12273,7 @@
           <w:color w:val="5A6080"/>
           <w:sz w:val="17"/>
         </w:rPr>
-        <w:t xml:space="preserve">Lembar F — Tiket keluar dan penilaian mandiri</w:t>
+        <w:t>Lembar F — Tiket keluar dan penilaian mandiri</w:t>
       </w:r>
     </w:p>
     <w:p>
@@ -12441,7 +12305,7 @@
                 <w:b/>
                 <w:color w:val="FFFFFF"/>
               </w:rPr>
-              <w:t xml:space="preserve">▌  TIKET KELUAR</w:t>
+              <w:t>▌  TIKET KELUAR</w:t>
             </w:r>
           </w:p>
         </w:tc>
@@ -12479,7 +12343,7 @@
                 <w:color w:val="1B6B3A"/>
                 <w:sz w:val="20"/>
               </w:rPr>
-              <w:t xml:space="preserve">Dikerjakan sendiri, tanpa berdiskusi.  Lembar ini mengukur pemahaman Anda, bukan kecepatan Anda menyalin jawaban teman.</w:t>
+              <w:t>Dikerjakan sendiri, tanpa berdiskusi.  Lembar ini mengukur pemahaman Anda, bukan kecepatan Anda menyalin jawaban teman.</w:t>
             </w:r>
           </w:p>
         </w:tc>
@@ -12500,7 +12364,7 @@
           <w:rFonts w:cs="Carlito"/>
           <w:sz w:val="20"/>
         </w:rPr>
-        <w:t xml:space="preserve">1.  Sebutkan satu berkas yang Anda buat hari ini, tanggung jawabnya, dan dua berkas lain yang mengimpornya.</w:t>
+        <w:t>1.  Sebutkan satu berkas yang Anda buat hari ini, tanggung jawabnya, dan dua berkas lain yang mengimpornya.</w:t>
       </w:r>
     </w:p>
     <w:tbl>
@@ -12562,7 +12426,7 @@
           <w:rFonts w:cs="Carlito"/>
           <w:sz w:val="20"/>
         </w:rPr>
-        <w:t xml:space="preserve">2.  Mengapa jalur import wajib berawalan ./ dan berakhiran .js? Apa yang muncul di Console bila keduanya dilewatkan?</w:t>
+        <w:t>2.  Mengapa jalur import wajib berawalan ./ dan berakhiran .js? Apa yang muncul di Console bila keduanya dilewatkan?</w:t>
       </w:r>
     </w:p>
     <w:tbl>
@@ -12624,7 +12488,7 @@
           <w:rFonts w:cs="Carlito"/>
           <w:sz w:val="20"/>
         </w:rPr>
-        <w:t xml:space="preserve">3.  Sebelum hari ini, di mana keadaan kategori aktif disimpan? Mengapa cara itu akhirnya kacau saat daftar digambar ulang?</w:t>
+        <w:t>3.  Sebelum hari ini, di mana keadaan kategori aktif disimpan? Mengapa cara itu akhirnya kacau saat daftar digambar ulang?</w:t>
       </w:r>
     </w:p>
     <w:tbl>
@@ -12686,7 +12550,7 @@
           <w:rFonts w:cs="Carlito"/>
           <w:sz w:val="20"/>
         </w:rPr>
-        <w:t xml:space="preserve">4.  Apa yang harus dilakukan sebelum dipakai, ketika getItem mengembalikan null pada kunjungan pertama?</w:t>
+        <w:t>4.  Apa yang harus dilakukan sebelum dipakai, ketika getItem mengembalikan null pada kunjungan pertama?</w:t>
       </w:r>
     </w:p>
     <w:tbl>
@@ -12748,7 +12612,7 @@
           <w:rFonts w:cs="Carlito"/>
           <w:sz w:val="20"/>
         </w:rPr>
-        <w:t xml:space="preserve">5.  Mengapa simpanan yang rusak harus tetap membuat halaman terbuka? Tulis cara Anda menanganinya.</w:t>
+        <w:t>5.  Mengapa simpanan yang rusak harus tetap membuat halaman terbuka? Tulis cara Anda menanganinya.</w:t>
       </w:r>
     </w:p>
     <w:tbl>
@@ -12810,7 +12674,7 @@
           <w:rFonts w:cs="Carlito"/>
           <w:sz w:val="20"/>
         </w:rPr>
-        <w:t xml:space="preserve">6.  Sebutkan satu hal yang bisa Anda simpan di localStorage dan satu hal yang tidak boleh. Jelaskan bedanya.</w:t>
+        <w:t>6.  Sebutkan satu hal yang bisa Anda simpan di localStorage dan satu hal yang tidak boleh. Jelaskan bedanya.</w:t>
       </w:r>
     </w:p>
     <w:tbl>
@@ -12873,7 +12737,7 @@
           <w:b/>
           <w:color w:val="003796"/>
         </w:rPr>
-        <w:t xml:space="preserve">F.1  Periksa satu per satu</w:t>
+        <w:t>F.1  Periksa satu per satu</w:t>
       </w:r>
     </w:p>
     <w:p>
@@ -12882,7 +12746,7 @@
           <w:rFonts w:cs="Carlito"/>
           <w:sz w:val="20"/>
         </w:rPr>
-        <w:t xml:space="preserve">Jangan menyerahkan pekerjaan sebelum menjalankan daftar ini. Semua yang diperiksa di bawah bisa Anda lihat sendiri dalam lima menit, dan semuanya benar-benar dinilai.</w:t>
+        <w:t>Jangan menyerahkan pekerjaan sebelum menjalankan daftar ini. Semua yang diperiksa di bawah bisa Anda lihat sendiri dalam lima menit, dan semuanya benar-benar dinilai.</w:t>
       </w:r>
     </w:p>
     <w:tbl>
@@ -12915,21 +12779,11 @@
                 <w:color w:val="003796"/>
                 <w:sz w:val="22"/>
               </w:rPr>
-              <w:t xml:space="preserve">☐  Berkas  lima modul ada di repositori: data.js, state.js, dom.js, events.js, app.js — ditambah js/api.js dari P10</w:t>
+              <w:t>☐  Berkas  lima modul ada di repositori: data.js, state.js, dom.js, events.js, app.js — ditambah js/api.js dari P10</w:t>
             </w:r>
           </w:p>
         </w:tc>
       </w:tr>
-    </w:tbl>
-    <w:tbl>
-      <w:tblPr>
-        <w:tblW w:w="0" w:type="auto"/>
-        <w:tblLayout w:type="fixed"/>
-        <w:tblLook w:val="04A0" w:firstRow="1" w:lastRow="0" w:firstColumn="1" w:lastColumn="0" w:noHBand="0" w:noVBand="1"/>
-      </w:tblPr>
-      <w:tblGrid>
-        <w:gridCol w:w="9751"/>
-      </w:tblGrid>
       <w:tr>
         <w:tc>
           <w:tcPr>
@@ -12951,21 +12805,11 @@
                 <w:color w:val="003796"/>
                 <w:sz w:val="22"/>
               </w:rPr>
-              <w:t xml:space="preserve">☐  Impor  seluruh jalur berawalan ./ dan berakhiran .js; Console bersih tanpa satu pun galat impor</w:t>
+              <w:t>☐  Impor  seluruh jalur berawalan ./ dan berakhiran .js; Console bersih tanpa satu pun galat impor</w:t>
             </w:r>
           </w:p>
         </w:tc>
       </w:tr>
-    </w:tbl>
-    <w:tbl>
-      <w:tblPr>
-        <w:tblW w:w="0" w:type="auto"/>
-        <w:tblLayout w:type="fixed"/>
-        <w:tblLook w:val="04A0" w:firstRow="1" w:lastRow="0" w:firstColumn="1" w:lastColumn="0" w:noHBand="0" w:noVBand="1"/>
-      </w:tblPr>
-      <w:tblGrid>
-        <w:gridCol w:w="9751"/>
-      </w:tblGrid>
       <w:tr>
         <w:tc>
           <w:tcPr>
@@ -12987,21 +12831,11 @@
                 <w:color w:val="003796"/>
                 <w:sz w:val="22"/>
               </w:rPr>
-              <w:t xml:space="preserve">☐  Perilaku  halaman bekerja persis seperti akhir Pertemuan 10, ditambah tombol favorit; tidak ada fitur lain yang ditambahkan</w:t>
+              <w:t>☐  Perilaku  halaman bekerja persis seperti akhir Pertemuan 10, ditambah tombol favorit; tidak ada fitur lain yang ditambahkan</w:t>
             </w:r>
           </w:p>
         </w:tc>
       </w:tr>
-    </w:tbl>
-    <w:tbl>
-      <w:tblPr>
-        <w:tblW w:w="0" w:type="auto"/>
-        <w:tblLayout w:type="fixed"/>
-        <w:tblLook w:val="04A0" w:firstRow="1" w:lastRow="0" w:firstColumn="1" w:lastColumn="0" w:noHBand="0" w:noVBand="1"/>
-      </w:tblPr>
-      <w:tblGrid>
-        <w:gridCol w:w="9751"/>
-      </w:tblGrid>
       <w:tr>
         <w:tc>
           <w:tcPr>
@@ -13023,21 +12857,20 @@
                 <w:color w:val="003796"/>
                 <w:sz w:val="22"/>
               </w:rPr>
-              <w:t xml:space="preserve">☐  State  seluruh keadaan yang bisa berubah berada di satu objek state, dan tidak ada keadaan yang dibaca kembali dari DOM</w:t>
+              <w:t xml:space="preserve">☐  State  seluruh keadaan yang bisa berubah berada di satu objek state, dan tidak ada keadaan yang </w:t>
+            </w:r>
+            <w:r>
+              <w:rPr>
+                <w:rFonts w:cs="Carlito"/>
+                <w:color w:val="003796"/>
+                <w:sz w:val="22"/>
+              </w:rPr>
+              <w:lastRenderedPageBreak/>
+              <w:t>dibaca kembali dari DOM</w:t>
             </w:r>
           </w:p>
         </w:tc>
       </w:tr>
-    </w:tbl>
-    <w:tbl>
-      <w:tblPr>
-        <w:tblW w:w="0" w:type="auto"/>
-        <w:tblLayout w:type="fixed"/>
-        <w:tblLook w:val="04A0" w:firstRow="1" w:lastRow="0" w:firstColumn="1" w:lastColumn="0" w:noHBand="0" w:noVBand="1"/>
-      </w:tblPr>
-      <w:tblGrid>
-        <w:gridCol w:w="9751"/>
-      </w:tblGrid>
       <w:tr>
         <w:tc>
           <w:tcPr>
@@ -13059,21 +12892,12 @@
                 <w:color w:val="003796"/>
                 <w:sz w:val="22"/>
               </w:rPr>
-              <w:t xml:space="preserve">☐  Pengubah  setiap perubahan keadaan ditulis sebagai fungsi bernama di state.js, dan fungsi itulah yang memanggil render</w:t>
+              <w:lastRenderedPageBreak/>
+              <w:t>☐  Pengubah  setiap perubahan keadaan ditulis sebagai fungsi bernama di state.js, dan fungsi itulah yang memanggil render</w:t>
             </w:r>
           </w:p>
         </w:tc>
       </w:tr>
-    </w:tbl>
-    <w:tbl>
-      <w:tblPr>
-        <w:tblW w:w="0" w:type="auto"/>
-        <w:tblLayout w:type="fixed"/>
-        <w:tblLook w:val="04A0" w:firstRow="1" w:lastRow="0" w:firstColumn="1" w:lastColumn="0" w:noHBand="0" w:noVBand="1"/>
-      </w:tblPr>
-      <w:tblGrid>
-        <w:gridCol w:w="9751"/>
-      </w:tblGrid>
       <w:tr>
         <w:tc>
           <w:tcPr>
@@ -13095,21 +12919,11 @@
                 <w:color w:val="003796"/>
                 <w:sz w:val="22"/>
               </w:rPr>
-              <w:t xml:space="preserve">☐  Simpanan  pilihan bertahan setelah tab ditutup; JSON dipakai; nilai bawaan terpasang; tombol atur ulang bekerja</w:t>
+              <w:t>☐  Simpanan  pilihan bertahan setelah tab ditutup; JSON dipakai; nilai bawaan terpasang; tombol atur ulang bekerja</w:t>
             </w:r>
           </w:p>
         </w:tc>
       </w:tr>
-    </w:tbl>
-    <w:tbl>
-      <w:tblPr>
-        <w:tblW w:w="0" w:type="auto"/>
-        <w:tblLayout w:type="fixed"/>
-        <w:tblLook w:val="04A0" w:firstRow="1" w:lastRow="0" w:firstColumn="1" w:lastColumn="0" w:noHBand="0" w:noVBand="1"/>
-      </w:tblPr>
-      <w:tblGrid>
-        <w:gridCol w:w="9751"/>
-      </w:tblGrid>
       <w:tr>
         <w:tc>
           <w:tcPr>
@@ -13131,21 +12945,11 @@
                 <w:color w:val="003796"/>
                 <w:sz w:val="22"/>
               </w:rPr>
-              <w:t xml:space="preserve">☐  Simpanan rusak  try/catch dipakai, nomor versi diperiksa, dan saya sudah mencoba merusaknya sendiri dari Console</w:t>
+              <w:t>☐  Simpanan rusak  try/catch dipakai, nomor versi diperiksa, dan saya sudah mencoba merusaknya sendiri dari Console</w:t>
             </w:r>
           </w:p>
         </w:tc>
       </w:tr>
-    </w:tbl>
-    <w:tbl>
-      <w:tblPr>
-        <w:tblW w:w="0" w:type="auto"/>
-        <w:tblLayout w:type="fixed"/>
-        <w:tblLook w:val="04A0" w:firstRow="1" w:lastRow="0" w:firstColumn="1" w:lastColumn="0" w:noHBand="0" w:noVBand="1"/>
-      </w:tblPr>
-      <w:tblGrid>
-        <w:gridCol w:w="9751"/>
-      </w:tblGrid>
       <w:tr>
         <w:tc>
           <w:tcPr>
@@ -13167,21 +12971,11 @@
                 <w:color w:val="003796"/>
                 <w:sz w:val="22"/>
               </w:rPr>
-              <w:t xml:space="preserve">☐  Deklarasi AI  bagian README menyebutkan bagian mana yang dibantu AI dan bagian mana yang saya kerjakan sendiri</w:t>
+              <w:t>☐  Deklarasi AI  bagian README menyebutkan bagian mana yang dibantu AI dan bagian mana yang saya kerjakan sendiri</w:t>
             </w:r>
           </w:p>
         </w:tc>
       </w:tr>
-    </w:tbl>
-    <w:tbl>
-      <w:tblPr>
-        <w:tblW w:w="0" w:type="auto"/>
-        <w:tblLayout w:type="fixed"/>
-        <w:tblLook w:val="04A0" w:firstRow="1" w:lastRow="0" w:firstColumn="1" w:lastColumn="0" w:noHBand="0" w:noVBand="1"/>
-      </w:tblPr>
-      <w:tblGrid>
-        <w:gridCol w:w="9751"/>
-      </w:tblGrid>
       <w:tr>
         <w:tc>
           <w:tcPr>
@@ -13203,7 +12997,7 @@
                 <w:color w:val="003796"/>
                 <w:sz w:val="22"/>
               </w:rPr>
-              <w:t xml:space="preserve">☐  Git  ada lebih dari satu commit hari ini, dan pesan commit-nya menjelaskan isinya</w:t>
+              <w:t>☐  Git  ada lebih dari satu commit hari ini, dan pesan commit-nya menjelaskan isinya</w:t>
             </w:r>
           </w:p>
         </w:tc>
@@ -13225,7 +13019,7 @@
           <w:b/>
           <w:color w:val="003796"/>
         </w:rPr>
-        <w:t xml:space="preserve">F.2  Pekerjaan rumah sebelum Pertemuan 12</w:t>
+        <w:t>F.2  Pekerjaan rumah sebelum Pertemuan 12</w:t>
       </w:r>
     </w:p>
     <w:tbl>
@@ -13235,12 +13029,16 @@
         <w:tblLook w:val="04A0" w:firstRow="1" w:lastRow="0" w:firstColumn="1" w:lastColumn="0" w:noHBand="0" w:noVBand="1"/>
       </w:tblPr>
       <w:tblGrid>
-        <w:gridCol w:w="9751"/>
+        <w:gridCol w:w="2400"/>
+        <w:gridCol w:w="2600"/>
+        <w:gridCol w:w="4151"/>
+        <w:gridCol w:w="600"/>
       </w:tblGrid>
       <w:tr>
         <w:tc>
           <w:tcPr>
             <w:tcW w:w="9751" w:type="dxa"/>
+            <w:gridSpan w:val="4"/>
             <w:tcBorders>
               <w:top w:val="single" w:sz="8" w:space="0" w:color="E53E3E"/>
               <w:left w:val="single" w:sz="8" w:space="0" w:color="E53E3E"/>
@@ -13260,26 +13058,18 @@
                 <w:color w:val="B00020"/>
                 <w:sz w:val="20"/>
               </w:rPr>
-              <w:t xml:space="preserve">Pasang Node.js LTS di laptop Anda, bukan versi Current.  Buktikan node -v dan npm -v berjalan di terminal, lalu catat dua nomor versinya di README bagian Pertemuan 11. Bila perintahnya tidak dikenali: tutup dan buka ulang terminal, periksa PATH, pastikan yang terpasang versi LTS.</w:t>
+              <w:t>Pasang Node.js LTS di laptop Anda, bukan versi Current.  Buktikan node -v dan npm -v berjalan di terminal, lalu catat dua nomor versinya di README bagian Pertemuan 11. Bila perintahnya tidak dikenali: tutup dan buka ulang terminal, periksa PATH, pastikan yang terpasang versi LTS.</w:t>
             </w:r>
           </w:p>
         </w:tc>
       </w:tr>
-    </w:tbl>
-    <w:tbl>
-      <w:tblPr>
-        <w:tblW w:w="9151" w:type="dxa"/>
-        <w:jc w:val="center"/>
-        <w:tblLayout w:type="fixed"/>
-        <w:tblLook w:val="04A0" w:firstRow="1" w:lastRow="0" w:firstColumn="1" w:lastColumn="0" w:noHBand="0" w:noVBand="1"/>
-      </w:tblPr>
-      <w:tblGrid>
-        <w:gridCol w:w="2400"/>
-        <w:gridCol w:w="2600"/>
-        <w:gridCol w:w="4151"/>
-      </w:tblGrid>
       <w:tr>
+        <w:tblPrEx>
+          <w:jc w:val="center"/>
+        </w:tblPrEx>
         <w:trPr>
+          <w:gridAfter w:val="1"/>
+          <w:wAfter w:w="600" w:type="dxa"/>
           <w:cantSplit/>
           <w:tblHeader/>
           <w:jc w:val="center"/>
@@ -13306,7 +13096,7 @@
                 <w:color w:val="FFFFFF"/>
                 <w:sz w:val="18"/>
               </w:rPr>
-              <w:t xml:space="preserve">Perintah</w:t>
+              <w:t>Perintah</w:t>
             </w:r>
           </w:p>
         </w:tc>
@@ -13332,7 +13122,7 @@
                 <w:color w:val="FFFFFF"/>
                 <w:sz w:val="18"/>
               </w:rPr>
-              <w:t xml:space="preserve">Versi yang muncul</w:t>
+              <w:t>Versi yang muncul</w:t>
             </w:r>
           </w:p>
         </w:tc>
@@ -13358,13 +13148,18 @@
                 <w:color w:val="FFFFFF"/>
                 <w:sz w:val="18"/>
               </w:rPr>
-              <w:t xml:space="preserve">Catatan bila gagal</w:t>
+              <w:t>Catatan bila gagal</w:t>
             </w:r>
           </w:p>
         </w:tc>
       </w:tr>
       <w:tr>
+        <w:tblPrEx>
+          <w:jc w:val="center"/>
+        </w:tblPrEx>
         <w:trPr>
+          <w:gridAfter w:val="1"/>
+          <w:wAfter w:w="600" w:type="dxa"/>
           <w:cantSplit/>
           <w:trHeight w:val="311"/>
           <w:jc w:val="center"/>
@@ -13388,7 +13183,7 @@
                 <w:rFonts w:cs="Carlito"/>
                 <w:sz w:val="18"/>
               </w:rPr>
-              <w:t xml:space="preserve">node -v</w:t>
+              <w:t>node -v</w:t>
             </w:r>
           </w:p>
         </w:tc>
@@ -13406,13 +13201,6 @@
             <w:pPr>
               <w:spacing w:before="20" w:after="20" w:line="252" w:lineRule="auto"/>
             </w:pPr>
-            <w:r>
-              <w:rPr>
-                <w:rFonts w:cs="Carlito"/>
-                <w:sz w:val="18"/>
-              </w:rPr>
-              <w:t xml:space="preserve"/>
-            </w:r>
           </w:p>
         </w:tc>
         <w:tc>
@@ -13429,18 +13217,16 @@
             <w:pPr>
               <w:spacing w:before="20" w:after="20" w:line="252" w:lineRule="auto"/>
             </w:pPr>
-            <w:r>
-              <w:rPr>
-                <w:rFonts w:cs="Carlito"/>
-                <w:sz w:val="18"/>
-              </w:rPr>
-              <w:t xml:space="preserve"/>
-            </w:r>
           </w:p>
         </w:tc>
       </w:tr>
       <w:tr>
+        <w:tblPrEx>
+          <w:jc w:val="center"/>
+        </w:tblPrEx>
         <w:trPr>
+          <w:gridAfter w:val="1"/>
+          <w:wAfter w:w="600" w:type="dxa"/>
           <w:cantSplit/>
           <w:trHeight w:val="311"/>
           <w:jc w:val="center"/>
@@ -13464,7 +13250,7 @@
                 <w:rFonts w:cs="Carlito"/>
                 <w:sz w:val="18"/>
               </w:rPr>
-              <w:t xml:space="preserve">npm -v</w:t>
+              <w:t>npm -v</w:t>
             </w:r>
           </w:p>
         </w:tc>
@@ -13482,13 +13268,6 @@
             <w:pPr>
               <w:spacing w:before="20" w:after="20" w:line="252" w:lineRule="auto"/>
             </w:pPr>
-            <w:r>
-              <w:rPr>
-                <w:rFonts w:cs="Carlito"/>
-                <w:sz w:val="18"/>
-              </w:rPr>
-              <w:t xml:space="preserve"/>
-            </w:r>
           </w:p>
         </w:tc>
         <w:tc>
@@ -13505,13 +13284,6 @@
             <w:pPr>
               <w:spacing w:before="20" w:after="20" w:line="252" w:lineRule="auto"/>
             </w:pPr>
-            <w:r>
-              <w:rPr>
-                <w:rFonts w:cs="Carlito"/>
-                <w:sz w:val="18"/>
-              </w:rPr>
-              <w:t xml:space="preserve"/>
-            </w:r>
           </w:p>
         </w:tc>
       </w:tr>
@@ -13532,7 +13304,7 @@
           <w:b/>
           <w:color w:val="003796"/>
         </w:rPr>
-        <w:t xml:space="preserve">F.3  Satu baris untuk diingat</w:t>
+        <w:t>F.3  Satu baris untuk diingat</w:t>
       </w:r>
     </w:p>
     <w:p>
@@ -13541,7 +13313,7 @@
           <w:rFonts w:cs="Carlito"/>
           <w:sz w:val="20"/>
         </w:rPr>
-        <w:t xml:space="preserve">Tulis satu kalimat — bukan untuk dosen, untuk Anda sendiri dua pekan dari sekarang — tentang hal yang hari ini paling sering membuat Anda salah.</w:t>
+        <w:t>Tulis satu kalimat — bukan untuk dosen, untuk Anda sendiri dua pekan dari sekarang — tentang hal yang hari ini paling sering membuat Anda salah.</w:t>
       </w:r>
     </w:p>
     <w:tbl>
@@ -13604,7 +13376,7 @@
           <w:b/>
           <w:color w:val="003796"/>
         </w:rPr>
-        <w:t xml:space="preserve">F.4  Penilaian mandiri</w:t>
+        <w:t>F.4  Penilaian mandiri</w:t>
       </w:r>
     </w:p>
     <w:p>
@@ -13613,7 +13385,7 @@
           <w:rFonts w:cs="Carlito"/>
           <w:sz w:val="20"/>
         </w:rPr>
-        <w:t xml:space="preserve">Isi perkiraan nilai Anda apa adanya sebelum menyerahkan lembar ini. Kolom Bukti diisi nama berkas atau baris kode yang bisa dibuka dosen.</w:t>
+        <w:t>Isi perkiraan nilai Anda apa adanya sebelum menyerahkan lembar ini. Kolom Bukti diisi nama berkas atau baris kode yang bisa dibuka dosen.</w:t>
       </w:r>
     </w:p>
     <w:tbl>
@@ -13646,21 +13418,11 @@
                 <w:color w:val="003796"/>
                 <w:sz w:val="22"/>
               </w:rPr>
-              <w:t xml:space="preserve">☐  Pengungkapan AI  README menyebutkan bagian mana yang dibantu AI dan bagian mana yang saya kerjakan sendiri</w:t>
+              <w:t>☐  Pengungkapan AI  README menyebutkan bagian mana yang dibantu AI dan bagian mana yang saya kerjakan sendiri</w:t>
             </w:r>
           </w:p>
         </w:tc>
       </w:tr>
-    </w:tbl>
-    <w:tbl>
-      <w:tblPr>
-        <w:tblW w:w="0" w:type="auto"/>
-        <w:tblLayout w:type="fixed"/>
-        <w:tblLook w:val="04A0" w:firstRow="1" w:lastRow="0" w:firstColumn="1" w:lastColumn="0" w:noHBand="0" w:noVBand="1"/>
-      </w:tblPr>
-      <w:tblGrid>
-        <w:gridCol w:w="9751"/>
-      </w:tblGrid>
       <w:tr>
         <w:tc>
           <w:tcPr>
@@ -13682,7 +13444,7 @@
                 <w:color w:val="003796"/>
                 <w:sz w:val="22"/>
               </w:rPr>
-              <w:t xml:space="preserve">☐  Keaslian  topik dan isi halaman ini milik saya sendiri, tidak menyalin pekerjaan mahasiswa lain</w:t>
+              <w:t>☐  Keaslian  topik dan isi halaman ini milik saya sendiri, tidak menyalin pekerjaan mahasiswa lain</w:t>
             </w:r>
           </w:p>
         </w:tc>
@@ -13734,7 +13496,7 @@
                 <w:color w:val="FFFFFF"/>
                 <w:sz w:val="18"/>
               </w:rPr>
-              <w:t xml:space="preserve">Bagian</w:t>
+              <w:t>Bagian</w:t>
             </w:r>
           </w:p>
         </w:tc>
@@ -13760,7 +13522,7 @@
                 <w:color w:val="FFFFFF"/>
                 <w:sz w:val="18"/>
               </w:rPr>
-              <w:t xml:space="preserve">Bobot</w:t>
+              <w:t>Bobot</w:t>
             </w:r>
           </w:p>
         </w:tc>
@@ -13786,7 +13548,7 @@
                 <w:color w:val="FFFFFF"/>
                 <w:sz w:val="18"/>
               </w:rPr>
-              <w:t xml:space="preserve">Nilai saya</w:t>
+              <w:t>Nilai saya</w:t>
             </w:r>
           </w:p>
         </w:tc>
@@ -13812,7 +13574,7 @@
                 <w:color w:val="FFFFFF"/>
                 <w:sz w:val="18"/>
               </w:rPr>
-              <w:t xml:space="preserve">Bukti</w:t>
+              <w:t>Bukti</w:t>
             </w:r>
           </w:p>
         </w:tc>
@@ -13842,7 +13604,7 @@
                 <w:rFonts w:cs="Carlito"/>
                 <w:sz w:val="18"/>
               </w:rPr>
-              <w:t xml:space="preserve">Pemecahan modul dan impor</w:t>
+              <w:t>Pemecahan modul dan impor</w:t>
             </w:r>
           </w:p>
         </w:tc>
@@ -13865,7 +13627,7 @@
                 <w:rFonts w:cs="Carlito"/>
                 <w:sz w:val="18"/>
               </w:rPr>
-              <w:t xml:space="preserve">25</w:t>
+              <w:t>25</w:t>
             </w:r>
           </w:p>
         </w:tc>
@@ -13883,13 +13645,6 @@
             <w:pPr>
               <w:spacing w:before="20" w:after="20" w:line="252" w:lineRule="auto"/>
             </w:pPr>
-            <w:r>
-              <w:rPr>
-                <w:rFonts w:cs="Carlito"/>
-                <w:sz w:val="18"/>
-              </w:rPr>
-              <w:t xml:space="preserve"/>
-            </w:r>
           </w:p>
         </w:tc>
         <w:tc>
@@ -13906,13 +13661,6 @@
             <w:pPr>
               <w:spacing w:before="20" w:after="20" w:line="252" w:lineRule="auto"/>
             </w:pPr>
-            <w:r>
-              <w:rPr>
-                <w:rFonts w:cs="Carlito"/>
-                <w:sz w:val="18"/>
-              </w:rPr>
-              <w:t xml:space="preserve"/>
-            </w:r>
           </w:p>
         </w:tc>
       </w:tr>
@@ -13941,7 +13689,7 @@
                 <w:rFonts w:cs="Carlito"/>
                 <w:sz w:val="18"/>
               </w:rPr>
-              <w:t xml:space="preserve">Pemisahan state dari tampilan</w:t>
+              <w:t>Pemisahan state dari tampilan</w:t>
             </w:r>
           </w:p>
         </w:tc>
@@ -13964,7 +13712,7 @@
                 <w:rFonts w:cs="Carlito"/>
                 <w:sz w:val="18"/>
               </w:rPr>
-              <w:t xml:space="preserve">25</w:t>
+              <w:t>25</w:t>
             </w:r>
           </w:p>
         </w:tc>
@@ -13982,13 +13730,6 @@
             <w:pPr>
               <w:spacing w:before="20" w:after="20" w:line="252" w:lineRule="auto"/>
             </w:pPr>
-            <w:r>
-              <w:rPr>
-                <w:rFonts w:cs="Carlito"/>
-                <w:sz w:val="18"/>
-              </w:rPr>
-              <w:t xml:space="preserve"/>
-            </w:r>
           </w:p>
         </w:tc>
         <w:tc>
@@ -14005,13 +13746,6 @@
             <w:pPr>
               <w:spacing w:before="20" w:after="20" w:line="252" w:lineRule="auto"/>
             </w:pPr>
-            <w:r>
-              <w:rPr>
-                <w:rFonts w:cs="Carlito"/>
-                <w:sz w:val="18"/>
-              </w:rPr>
-              <w:t xml:space="preserve"/>
-            </w:r>
           </w:p>
         </w:tc>
       </w:tr>
@@ -14040,7 +13774,7 @@
                 <w:rFonts w:cs="Carlito"/>
                 <w:sz w:val="18"/>
               </w:rPr>
-              <w:t xml:space="preserve">Simpan dan muat localStorage</w:t>
+              <w:t>Simpan dan muat localStorage</w:t>
             </w:r>
           </w:p>
         </w:tc>
@@ -14063,7 +13797,7 @@
                 <w:rFonts w:cs="Carlito"/>
                 <w:sz w:val="18"/>
               </w:rPr>
-              <w:t xml:space="preserve">25</w:t>
+              <w:t>25</w:t>
             </w:r>
           </w:p>
         </w:tc>
@@ -14081,13 +13815,6 @@
             <w:pPr>
               <w:spacing w:before="20" w:after="20" w:line="252" w:lineRule="auto"/>
             </w:pPr>
-            <w:r>
-              <w:rPr>
-                <w:rFonts w:cs="Carlito"/>
-                <w:sz w:val="18"/>
-              </w:rPr>
-              <w:t xml:space="preserve"/>
-            </w:r>
           </w:p>
         </w:tc>
         <w:tc>
@@ -14104,13 +13831,6 @@
             <w:pPr>
               <w:spacing w:before="20" w:after="20" w:line="252" w:lineRule="auto"/>
             </w:pPr>
-            <w:r>
-              <w:rPr>
-                <w:rFonts w:cs="Carlito"/>
-                <w:sz w:val="18"/>
-              </w:rPr>
-              <w:t xml:space="preserve"/>
-            </w:r>
           </w:p>
         </w:tc>
       </w:tr>
@@ -14139,7 +13859,7 @@
                 <w:rFonts w:cs="Carlito"/>
                 <w:sz w:val="18"/>
               </w:rPr>
-              <w:t xml:space="preserve">Penanganan simpanan rusak</w:t>
+              <w:t>Penanganan simpanan rusak</w:t>
             </w:r>
           </w:p>
         </w:tc>
@@ -14162,7 +13882,7 @@
                 <w:rFonts w:cs="Carlito"/>
                 <w:sz w:val="18"/>
               </w:rPr>
-              <w:t xml:space="preserve">15</w:t>
+              <w:t>15</w:t>
             </w:r>
           </w:p>
         </w:tc>
@@ -14180,13 +13900,6 @@
             <w:pPr>
               <w:spacing w:before="20" w:after="20" w:line="252" w:lineRule="auto"/>
             </w:pPr>
-            <w:r>
-              <w:rPr>
-                <w:rFonts w:cs="Carlito"/>
-                <w:sz w:val="18"/>
-              </w:rPr>
-              <w:t xml:space="preserve"/>
-            </w:r>
           </w:p>
         </w:tc>
         <w:tc>
@@ -14203,13 +13916,6 @@
             <w:pPr>
               <w:spacing w:before="20" w:after="20" w:line="252" w:lineRule="auto"/>
             </w:pPr>
-            <w:r>
-              <w:rPr>
-                <w:rFonts w:cs="Carlito"/>
-                <w:sz w:val="18"/>
-              </w:rPr>
-              <w:t xml:space="preserve"/>
-            </w:r>
           </w:p>
         </w:tc>
       </w:tr>
@@ -14238,7 +13944,7 @@
                 <w:rFonts w:cs="Carlito"/>
                 <w:sz w:val="18"/>
               </w:rPr>
-              <w:t xml:space="preserve">Kebersihan kode, deklarasi AI, dan bukti</w:t>
+              <w:t>Kebersihan kode, deklarasi AI, dan bukti</w:t>
             </w:r>
           </w:p>
         </w:tc>
@@ -14261,7 +13967,7 @@
                 <w:rFonts w:cs="Carlito"/>
                 <w:sz w:val="18"/>
               </w:rPr>
-              <w:t xml:space="preserve">10</w:t>
+              <w:t>10</w:t>
             </w:r>
           </w:p>
         </w:tc>
@@ -14279,13 +13985,6 @@
             <w:pPr>
               <w:spacing w:before="20" w:after="20" w:line="252" w:lineRule="auto"/>
             </w:pPr>
-            <w:r>
-              <w:rPr>
-                <w:rFonts w:cs="Carlito"/>
-                <w:sz w:val="18"/>
-              </w:rPr>
-              <w:t xml:space="preserve"/>
-            </w:r>
           </w:p>
         </w:tc>
         <w:tc>
@@ -14302,13 +14001,6 @@
             <w:pPr>
               <w:spacing w:before="20" w:after="20" w:line="252" w:lineRule="auto"/>
             </w:pPr>
-            <w:r>
-              <w:rPr>
-                <w:rFonts w:cs="Carlito"/>
-                <w:sz w:val="18"/>
-              </w:rPr>
-              <w:t xml:space="preserve"/>
-            </w:r>
           </w:p>
         </w:tc>
       </w:tr>
@@ -14337,7 +14029,7 @@
                 <w:rFonts w:cs="Carlito"/>
                 <w:sz w:val="18"/>
               </w:rPr>
-              <w:t xml:space="preserve">TOTAL</w:t>
+              <w:t>TOTAL</w:t>
             </w:r>
           </w:p>
         </w:tc>
@@ -14360,7 +14052,7 @@
                 <w:rFonts w:cs="Carlito"/>
                 <w:sz w:val="18"/>
               </w:rPr>
-              <w:t xml:space="preserve">100</w:t>
+              <w:t>100</w:t>
             </w:r>
           </w:p>
         </w:tc>
@@ -14378,13 +14070,6 @@
             <w:pPr>
               <w:spacing w:before="20" w:after="20" w:line="252" w:lineRule="auto"/>
             </w:pPr>
-            <w:r>
-              <w:rPr>
-                <w:rFonts w:cs="Carlito"/>
-                <w:sz w:val="18"/>
-              </w:rPr>
-              <w:t xml:space="preserve"/>
-            </w:r>
           </w:p>
         </w:tc>
         <w:tc>
@@ -14401,13 +14086,6 @@
             <w:pPr>
               <w:spacing w:before="20" w:after="20" w:line="252" w:lineRule="auto"/>
             </w:pPr>
-            <w:r>
-              <w:rPr>
-                <w:rFonts w:cs="Carlito"/>
-                <w:sz w:val="18"/>
-              </w:rPr>
-              <w:t xml:space="preserve"/>
-            </w:r>
           </w:p>
         </w:tc>
       </w:tr>
@@ -14428,7 +14106,7 @@
           <w:b/>
           <w:color w:val="003796"/>
         </w:rPr>
-        <w:t xml:space="preserve">F.5  Catatan untuk pengampu</w:t>
+        <w:t>F.5  Catatan untuk pengampu</w:t>
       </w:r>
     </w:p>
     <w:p>
@@ -14437,7 +14115,7 @@
           <w:rFonts w:cs="Carlito"/>
           <w:sz w:val="20"/>
         </w:rPr>
-        <w:t xml:space="preserve">Bagian tersulit hari ini:</w:t>
+        <w:t>Bagian tersulit hari ini:</w:t>
       </w:r>
     </w:p>
     <w:tbl>
@@ -14495,7 +14173,7 @@
           <w:rFonts w:cs="Carlito"/>
           <w:sz w:val="20"/>
         </w:rPr>
-        <w:t xml:space="preserve">Yang ingin saya bahas di kelas berikutnya:</w:t>
+        <w:t>Yang ingin saya bahas di kelas berikutnya:</w:t>
       </w:r>
     </w:p>
     <w:tbl>
@@ -14553,7 +14231,7 @@
           <w:rFonts w:cs="Carlito"/>
           <w:sz w:val="20"/>
         </w:rPr>
-        <w:t xml:space="preserve">Berkas tambahan yang saya bawa dari Pertemuan 10:</w:t>
+        <w:t>Berkas tambahan yang saya bawa dari Pertemuan 10:</w:t>
       </w:r>
     </w:p>
     <w:tbl>
@@ -14653,7 +14331,7 @@
                 <w:b/>
                 <w:color w:val="FFFFFF"/>
               </w:rPr>
-              <w:t xml:space="preserve">▌  SIMPAN KE GIT — SETELAH LEMBAR F</w:t>
+              <w:t>▌  SIMPAN KE GIT — SETELAH LEMBAR F</w:t>
             </w:r>
           </w:p>
         </w:tc>
@@ -14698,52 +14376,54 @@
                 <w:color w:val="E2E8F0"/>
                 <w:sz w:val="17"/>
               </w:rPr>
-              <w:t xml:space="preserve">git add .</w:t>
-            </w:r>
-            <w:br/>
+              <w:t>git add .</w:t>
+            </w:r>
+            <w:r>
+              <w:br/>
+            </w:r>
             <w:r>
               <w:rPr>
                 <w:rFonts w:ascii="DejaVu Sans Mono" w:eastAsia="DejaVu Sans Mono" w:hAnsi="DejaVu Sans Mono" w:cs="DejaVu Sans Mono"/>
                 <w:color w:val="E2E8F0"/>
                 <w:sz w:val="17"/>
               </w:rPr>
-              <w:t xml:space="preserve">git commit -m "pesan Anda"</w:t>
-            </w:r>
-            <w:br/>
+              <w:t>git commit -m "pesan Anda"</w:t>
+            </w:r>
+            <w:r>
+              <w:br/>
+            </w:r>
             <w:r>
               <w:rPr>
                 <w:rFonts w:ascii="DejaVu Sans Mono" w:eastAsia="DejaVu Sans Mono" w:hAnsi="DejaVu Sans Mono" w:cs="DejaVu Sans Mono"/>
                 <w:color w:val="E2E8F0"/>
                 <w:sz w:val="17"/>
               </w:rPr>
-              <w:t xml:space="preserve">git push</w:t>
-            </w:r>
-            <w:br/>
+              <w:t>git push</w:t>
+            </w:r>
+            <w:r>
+              <w:br/>
+            </w:r>
+            <w:r>
+              <w:br/>
+            </w:r>
             <w:r>
               <w:rPr>
                 <w:rFonts w:ascii="DejaVu Sans Mono" w:eastAsia="DejaVu Sans Mono" w:hAnsi="DejaVu Sans Mono" w:cs="DejaVu Sans Mono"/>
                 <w:color w:val="E2E8F0"/>
                 <w:sz w:val="17"/>
               </w:rPr>
-              <w:t xml:space="preserve"/>
-            </w:r>
-            <w:br/>
+              <w:t># pesan commit yang disarankan:</w:t>
+            </w:r>
+            <w:r>
+              <w:br/>
+            </w:r>
             <w:r>
               <w:rPr>
                 <w:rFonts w:ascii="DejaVu Sans Mono" w:eastAsia="DejaVu Sans Mono" w:hAnsi="DejaVu Sans Mono" w:cs="DejaVu Sans Mono"/>
                 <w:color w:val="E2E8F0"/>
                 <w:sz w:val="17"/>
               </w:rPr>
-              <w:t xml:space="preserve"># pesan commit yang disarankan:</w:t>
-            </w:r>
-            <w:br/>
-            <w:r>
-              <w:rPr>
-                <w:rFonts w:ascii="DejaVu Sans Mono" w:eastAsia="DejaVu Sans Mono" w:hAnsi="DejaVu Sans Mono" w:cs="DejaVu Sans Mono"/>
-                <w:color w:val="E2E8F0"/>
-                <w:sz w:val="17"/>
-              </w:rPr>
-              <w:t xml:space="preserve"># P11 — periksa, lalu simpan</w:t>
+              <w:t># P11 — periksa, lalu simpan</w:t>
             </w:r>
           </w:p>
         </w:tc>
@@ -14760,7 +14440,7 @@
           <w:rFonts w:cs="Carlito"/>
           <w:sz w:val="20"/>
         </w:rPr>
-        <w:t xml:space="preserve">Lembar F sudah selesai? Simpan hasilnya sekarang, jangan menunggu kelas berakhir. Simpanan ini tidak memerlukan langkah tambahan apa pun — hanya memastikan pekerjaan Anda tidak bergantung pada satu berkas di satu komputer.</w:t>
+        <w:t>Lembar F sudah selesai? Simpan hasilnya sekarang, jangan menunggu kelas berakhir. Simpanan ini tidak memerlukan langkah tambahan apa pun — hanya memastikan pekerjaan Anda tidak bergantung pada satu berkas di satu komputer.</w:t>
       </w:r>
     </w:p>
     <w:p>
@@ -14775,7 +14455,7 @@
           <w:color w:val="5A6080"/>
           <w:sz w:val="17"/>
         </w:rPr>
-        <w:t xml:space="preserve">F — simpan perubahan</w:t>
+        <w:t>F — simpan perubahan</w:t>
       </w:r>
     </w:p>
     <w:p>
@@ -14784,7 +14464,7 @@
           <w:rFonts w:cs="Carlito"/>
           <w:sz w:val="20"/>
         </w:rPr>
-        <w:t xml:space="preserve">Cara memastikan: buka README di repositori Anda. Bagian Pertemuan 11 sudah memuat deklarasi AI dan dua nomor versi Node.js, dan commit terakhir adalah commit terbaru.</w:t>
+        <w:t>Cara memastikan: buka README di repositori Anda. Bagian Pertemuan 11 sudah memuat deklarasi AI dan dua nomor versi Node.js, dan commit terakhir adalah commit terbaru.</w:t>
       </w:r>
     </w:p>
     <w:p>
@@ -14836,6 +14516,7 @@
                 <w:color w:val="FFFFFF"/>
                 <w:sz w:val="22"/>
               </w:rPr>
+              <w:lastRenderedPageBreak/>
               <w:t>WORKSHEET</w:t>
             </w:r>
           </w:p>
@@ -14863,7 +14544,7 @@
                 <w:color w:val="1A1A2E"/>
                 <w:sz w:val="30"/>
               </w:rPr>
-              <w:t xml:space="preserve">H</w:t>
+              <w:t>H</w:t>
             </w:r>
           </w:p>
         </w:tc>
@@ -14889,7 +14570,7 @@
                 <w:color w:val="003796"/>
                 <w:sz w:val="18"/>
               </w:rPr>
-              <w:t xml:space="preserve">Pertemuan 11  ·  Modul, State, dan Penyimpanan Klien</w:t>
+              <w:t>Pertemuan 11  ·  Modul, State, dan Penyimpanan Klien</w:t>
             </w:r>
           </w:p>
         </w:tc>
@@ -14907,7 +14588,7 @@
           <w:color w:val="5A6080"/>
           <w:sz w:val="17"/>
         </w:rPr>
-        <w:t xml:space="preserve">Lampiran A — Rubrik penilaian</w:t>
+        <w:t>Lampiran A — Rubrik penilaian</w:t>
       </w:r>
     </w:p>
     <w:p>
@@ -14939,7 +14620,7 @@
                 <w:b/>
                 <w:color w:val="FFFFFF"/>
               </w:rPr>
-              <w:t xml:space="preserve">▌  RUBRIK PENILAIAN        total 100</w:t>
+              <w:t>▌  RUBRIK PENILAIAN        total 100</w:t>
             </w:r>
           </w:p>
         </w:tc>
@@ -14992,7 +14673,7 @@
                 <w:color w:val="FFFFFF"/>
                 <w:sz w:val="17"/>
               </w:rPr>
-              <w:t xml:space="preserve">Aspek</w:t>
+              <w:t>Aspek</w:t>
             </w:r>
           </w:p>
         </w:tc>
@@ -15018,7 +14699,7 @@
                 <w:color w:val="FFFFFF"/>
                 <w:sz w:val="17"/>
               </w:rPr>
-              <w:t xml:space="preserve">Bobot</w:t>
+              <w:t>Bobot</w:t>
             </w:r>
           </w:p>
         </w:tc>
@@ -15044,7 +14725,7 @@
                 <w:color w:val="FFFFFF"/>
                 <w:sz w:val="17"/>
               </w:rPr>
-              <w:t xml:space="preserve">Nilai 100 — sangat baik</w:t>
+              <w:t>Nilai 100 — sangat baik</w:t>
             </w:r>
           </w:p>
         </w:tc>
@@ -15070,7 +14751,7 @@
                 <w:color w:val="FFFFFF"/>
                 <w:sz w:val="17"/>
               </w:rPr>
-              <w:t xml:space="preserve">Nilai 65 — memadai</w:t>
+              <w:t>Nilai 65 — memadai</w:t>
             </w:r>
           </w:p>
         </w:tc>
@@ -15096,7 +14777,7 @@
                 <w:color w:val="FFFFFF"/>
                 <w:sz w:val="17"/>
               </w:rPr>
-              <w:t xml:space="preserve">Nilai 35 — kurang</w:t>
+              <w:t>Nilai 35 — kurang</w:t>
             </w:r>
           </w:p>
         </w:tc>
@@ -15126,7 +14807,7 @@
                 <w:rFonts w:cs="Carlito"/>
                 <w:sz w:val="17"/>
               </w:rPr>
-              <w:t xml:space="preserve">Pemecahan modul dan impor</w:t>
+              <w:t>Pemecahan modul dan impor</w:t>
             </w:r>
           </w:p>
         </w:tc>
@@ -15149,7 +14830,7 @@
                 <w:rFonts w:cs="Carlito"/>
                 <w:sz w:val="17"/>
               </w:rPr>
-              <w:t xml:space="preserve">25%</w:t>
+              <w:t>25%</w:t>
             </w:r>
           </w:p>
         </w:tc>
@@ -15172,7 +14853,7 @@
                 <w:rFonts w:cs="Carlito"/>
                 <w:sz w:val="17"/>
               </w:rPr>
-              <w:t xml:space="preserve">Lima modul tersusun dengan satu tanggung jawab masing-masing; app.js hanya merakit; seluruh jalur impor benar; Console bersih</w:t>
+              <w:t>Lima modul tersusun dengan satu tanggung jawab masing-masing; app.js hanya merakit; seluruh jalur impor benar; Console bersih</w:t>
             </w:r>
           </w:p>
         </w:tc>
@@ -15195,7 +14876,7 @@
                 <w:rFonts w:cs="Carlito"/>
                 <w:sz w:val="17"/>
               </w:rPr>
-              <w:t xml:space="preserve">Modul terpisah, tetapi satu berkas masih memikul dua tanggung jawab, atau perilaku halaman berubah dari P10</w:t>
+              <w:t>Modul terpisah, tetapi satu berkas masih memikul dua tanggung jawab, atau perilaku halaman berubah dari P10</w:t>
             </w:r>
           </w:p>
         </w:tc>
@@ -15218,7 +14899,7 @@
                 <w:rFonts w:cs="Carlito"/>
                 <w:sz w:val="17"/>
               </w:rPr>
-              <w:t xml:space="preserve">Berkas belum dipecah, atau halaman tidak berjalan karena galat impor</w:t>
+              <w:t>Berkas belum dipecah, atau halaman tidak berjalan karena galat impor</w:t>
             </w:r>
           </w:p>
         </w:tc>
@@ -15248,7 +14929,7 @@
                 <w:rFonts w:cs="Carlito"/>
                 <w:sz w:val="17"/>
               </w:rPr>
-              <w:t xml:space="preserve">Pemisahan state dari tampilan</w:t>
+              <w:t>Pemisahan state dari tampilan</w:t>
             </w:r>
           </w:p>
         </w:tc>
@@ -15271,7 +14952,7 @@
                 <w:rFonts w:cs="Carlito"/>
                 <w:sz w:val="17"/>
               </w:rPr>
-              <w:t xml:space="preserve">25%</w:t>
+              <w:t>25%</w:t>
             </w:r>
           </w:p>
         </w:tc>
@@ -15294,7 +14975,7 @@
                 <w:rFonts w:cs="Carlito"/>
                 <w:sz w:val="17"/>
               </w:rPr>
-              <w:t xml:space="preserve">Seluruh keadaan berada di satu objek state; perubahan hanya lewat fungsi pengubah; tidak ada keadaan yang dibaca kembali dari DOM</w:t>
+              <w:t>Seluruh keadaan berada di satu objek state; perubahan hanya lewat fungsi pengubah; tidak ada keadaan yang dibaca kembali dari DOM</w:t>
             </w:r>
           </w:p>
         </w:tc>
@@ -15317,7 +14998,7 @@
                 <w:rFonts w:cs="Carlito"/>
                 <w:sz w:val="17"/>
               </w:rPr>
-              <w:t xml:space="preserve">State sudah ada, tetapi sebagian perubahan masih ditulis langsung dari events.js atau nilai keadaan masih disimpan pada elemen</w:t>
+              <w:t>State sudah ada, tetapi sebagian perubahan masih ditulis langsung dari events.js atau nilai keadaan masih disimpan pada elemen</w:t>
             </w:r>
           </w:p>
         </w:tc>
@@ -15340,7 +15021,7 @@
                 <w:rFonts w:cs="Carlito"/>
                 <w:sz w:val="17"/>
               </w:rPr>
-              <w:t xml:space="preserve">Keadaan masih menempel di DOM, atau halaman lupa setelah render ulang</w:t>
+              <w:t>Keadaan masih menempel di DOM, atau halaman lupa setelah render ulang</w:t>
             </w:r>
           </w:p>
         </w:tc>
@@ -15370,7 +15051,7 @@
                 <w:rFonts w:cs="Carlito"/>
                 <w:sz w:val="17"/>
               </w:rPr>
-              <w:t xml:space="preserve">Simpan dan muat localStorage</w:t>
+              <w:t>Simpan dan muat localStorage</w:t>
             </w:r>
           </w:p>
         </w:tc>
@@ -15393,7 +15074,7 @@
                 <w:rFonts w:cs="Carlito"/>
                 <w:sz w:val="17"/>
               </w:rPr>
-              <w:t xml:space="preserve">25%</w:t>
+              <w:t>25%</w:t>
             </w:r>
           </w:p>
         </w:tc>
@@ -15416,7 +15097,7 @@
                 <w:rFonts w:cs="Carlito"/>
                 <w:sz w:val="17"/>
               </w:rPr>
-              <w:t xml:space="preserve">JSON.stringify dan JSON.parse dipakai tepat; nilai bawaan terpasang; pilihan bertahan setelah tab ditutup; tombol atur ulang bekerja</w:t>
+              <w:t>JSON.stringify dan JSON.parse dipakai tepat; nilai bawaan terpasang; pilihan bertahan setelah tab ditutup; tombol atur ulang bekerja</w:t>
             </w:r>
           </w:p>
         </w:tc>
@@ -15439,7 +15120,7 @@
                 <w:rFonts w:cs="Carlito"/>
                 <w:sz w:val="17"/>
               </w:rPr>
-              <w:t xml:space="preserve">Simpanan bekerja, tetapi nilai bawaan belum dipasang atau tombol atur ulang belum membersihkan simpanannya</w:t>
+              <w:t>Simpanan bekerja, tetapi nilai bawaan belum dipasang atau tombol atur ulang belum membersihkan simpanannya</w:t>
             </w:r>
           </w:p>
         </w:tc>
@@ -15462,7 +15143,7 @@
                 <w:rFonts w:cs="Carlito"/>
                 <w:sz w:val="17"/>
               </w:rPr>
-              <w:t xml:space="preserve">Simpanan tidak bertahan, atau objek tersimpan tanpa JSON sehingga isinya [object Object]</w:t>
+              <w:t>Simpanan tidak bertahan, atau objek tersimpan tanpa JSON sehingga isinya [object Object]</w:t>
             </w:r>
           </w:p>
         </w:tc>
@@ -15492,7 +15173,7 @@
                 <w:rFonts w:cs="Carlito"/>
                 <w:sz w:val="17"/>
               </w:rPr>
-              <w:t xml:space="preserve">Penanganan simpanan rusak</w:t>
+              <w:t>Penanganan simpanan rusak</w:t>
             </w:r>
           </w:p>
         </w:tc>
@@ -15515,7 +15196,7 @@
                 <w:rFonts w:cs="Carlito"/>
                 <w:sz w:val="17"/>
               </w:rPr>
-              <w:t xml:space="preserve">15%</w:t>
+              <w:t>15%</w:t>
             </w:r>
           </w:p>
         </w:tc>
@@ -15538,7 +15219,7 @@
                 <w:rFonts w:cs="Carlito"/>
                 <w:sz w:val="17"/>
               </w:rPr>
-              <w:t xml:space="preserve">Pembacaan dibungkus try/catch; nomor versi diperiksa; simpanan lama dibuang; halaman tetap terbuka; ada catatan apa yang sengaja tidak disimpan</w:t>
+              <w:t>Pembacaan dibungkus try/catch; nomor versi diperiksa; simpanan lama dibuang; halaman tetap terbuka; ada catatan apa yang sengaja tidak disimpan</w:t>
             </w:r>
           </w:p>
         </w:tc>
@@ -15561,7 +15242,7 @@
                 <w:rFonts w:cs="Carlito"/>
                 <w:sz w:val="17"/>
               </w:rPr>
-              <w:t xml:space="preserve">try/catch ada, tetapi nomor versi belum dipakai atau catatan pengecualian belum ditulis</w:t>
+              <w:t>try/catch ada, tetapi nomor versi belum dipakai atau catatan pengecualian belum ditulis</w:t>
             </w:r>
           </w:p>
         </w:tc>
@@ -15584,7 +15265,7 @@
                 <w:rFonts w:cs="Carlito"/>
                 <w:sz w:val="17"/>
               </w:rPr>
-              <w:t xml:space="preserve">Simpanan rusak membuat halaman gagal terbuka, atau data pribadi ikut disimpan</w:t>
+              <w:t>Simpanan rusak membuat halaman gagal terbuka, atau data pribadi ikut disimpan</w:t>
             </w:r>
           </w:p>
         </w:tc>
@@ -15614,7 +15295,7 @@
                 <w:rFonts w:cs="Carlito"/>
                 <w:sz w:val="17"/>
               </w:rPr>
-              <w:t xml:space="preserve">Kebersihan kode, deklarasi AI, dan bukti</w:t>
+              <w:t>Kebersihan kode, deklarasi AI, dan bukti</w:t>
             </w:r>
           </w:p>
         </w:tc>
@@ -15637,7 +15318,7 @@
                 <w:rFonts w:cs="Carlito"/>
                 <w:sz w:val="17"/>
               </w:rPr>
-              <w:t xml:space="preserve">10%</w:t>
+              <w:t>10%</w:t>
             </w:r>
           </w:p>
         </w:tc>
@@ -15660,7 +15341,7 @@
                 <w:rFonts w:cs="Carlito"/>
                 <w:sz w:val="17"/>
               </w:rPr>
-              <w:t xml:space="preserve">Penamaan berkas dan fungsi konsisten; tidak ada kode mati dari P9 dan P10; deklarasi AI terisi; lebih dari satu commit dengan pesan yang menjelaskan</w:t>
+              <w:t>Penamaan berkas dan fungsi konsisten; tidak ada kode mati dari P9 dan P10; deklarasi AI terisi; lebih dari satu commit dengan pesan yang menjelaskan</w:t>
             </w:r>
           </w:p>
         </w:tc>
@@ -15683,7 +15364,7 @@
                 <w:rFonts w:cs="Carlito"/>
                 <w:sz w:val="17"/>
               </w:rPr>
-              <w:t xml:space="preserve">Kode rapi tetapi deklarasi AI belum lengkap, atau hanya satu commit</w:t>
+              <w:t>Kode rapi tetapi deklarasi AI belum lengkap, atau hanya satu commit</w:t>
             </w:r>
           </w:p>
         </w:tc>
@@ -15706,7 +15387,7 @@
                 <w:rFonts w:cs="Carlito"/>
                 <w:sz w:val="17"/>
               </w:rPr>
-              <w:t xml:space="preserve">Deklarasi AI kosong, atau pekerjaan tidak tersimpan di repositori</w:t>
+              <w:t>Deklarasi AI kosong, atau pekerjaan tidak tersimpan di repositori</w:t>
             </w:r>
           </w:p>
         </w:tc>
@@ -15749,7 +15430,7 @@
                 <w:color w:val="003796"/>
                 <w:sz w:val="20"/>
               </w:rPr>
-              <w:t xml:space="preserve">Yang dinilai adalah pekerjaan Anda sendiri.  Topik yang berbeda antar mahasiswa membuat penilaian tidak bisa dibandingkan antar pekerjaan — karena itu yang diperiksa adalah apakah setiap bagian bekerja sebagaimana dimaksud, bukan apakah ia sama dengan contoh.</w:t>
+              <w:t>Yang dinilai adalah pekerjaan Anda sendiri.  Topik yang berbeda antar mahasiswa membuat penilaian tidak bisa dibandingkan antar pekerjaan — karena itu yang diperiksa adalah apakah setiap bagian bekerja sebagaimana dimaksud, bukan apakah ia sama dengan contoh.</w:t>
             </w:r>
           </w:p>
         </w:tc>
@@ -15772,7 +15453,7 @@
           <w:color w:val="5A6080"/>
           <w:sz w:val="17"/>
         </w:rPr>
-        <w:t xml:space="preserve">Lampiran B — Rujukan cepat dan kalau macet</w:t>
+        <w:t>Lampiran B — Rujukan cepat dan kalau macet</w:t>
       </w:r>
     </w:p>
     <w:p>
@@ -15804,7 +15485,7 @@
                 <w:b/>
                 <w:color w:val="FFFFFF"/>
               </w:rPr>
-              <w:t xml:space="preserve">▌  REFERENSI CEPAT MODUL, STATE, DAN SIMPANAN        hafalkan yang ini</w:t>
+              <w:t>▌  REFERENSI CEPAT MODUL, STATE, DAN SIMPANAN        hafalkan yang ini</w:t>
             </w:r>
           </w:p>
         </w:tc>
@@ -15855,7 +15536,7 @@
                 <w:color w:val="FFFFFF"/>
                 <w:sz w:val="19"/>
               </w:rPr>
-              <w:t xml:space="preserve">Yang dipakai</w:t>
+              <w:t>Yang dipakai</w:t>
             </w:r>
           </w:p>
         </w:tc>
@@ -15881,7 +15562,7 @@
                 <w:color w:val="FFFFFF"/>
                 <w:sz w:val="19"/>
               </w:rPr>
-              <w:t xml:space="preserve">Perannya</w:t>
+              <w:t>Perannya</w:t>
             </w:r>
           </w:p>
         </w:tc>
@@ -15907,7 +15588,7 @@
                 <w:color w:val="FFFFFF"/>
                 <w:sz w:val="19"/>
               </w:rPr>
-              <w:t xml:space="preserve">Kapan dipakai</w:t>
+              <w:t>Kapan dipakai</w:t>
             </w:r>
           </w:p>
         </w:tc>
@@ -15937,7 +15618,7 @@
                 <w:rFonts w:cs="Carlito"/>
                 <w:sz w:val="19"/>
               </w:rPr>
-              <w:t xml:space="preserve">export / import</w:t>
+              <w:t>export / import</w:t>
             </w:r>
           </w:p>
         </w:tc>
@@ -15960,7 +15641,7 @@
                 <w:rFonts w:cs="Carlito"/>
                 <w:sz w:val="19"/>
               </w:rPr>
-              <w:t xml:space="preserve">Menyerahkan isi modul kepada berkas lain</w:t>
+              <w:t>Menyerahkan isi modul kepada berkas lain</w:t>
             </w:r>
           </w:p>
         </w:tc>
@@ -16006,7 +15687,7 @@
                 <w:rFonts w:cs="Carlito"/>
                 <w:sz w:val="19"/>
               </w:rPr>
-              <w:t xml:space="preserve">jalur './berkas.js'</w:t>
+              <w:t>jalur './berkas.js'</w:t>
             </w:r>
           </w:p>
         </w:tc>
@@ -16029,7 +15710,7 @@
                 <w:rFonts w:cs="Carlito"/>
                 <w:sz w:val="19"/>
               </w:rPr>
-              <w:t xml:space="preserve">Menunjuk modul lain secara relatif</w:t>
+              <w:t>Menunjuk modul lain secara relatif</w:t>
             </w:r>
           </w:p>
         </w:tc>
@@ -16075,7 +15756,7 @@
                 <w:rFonts w:cs="Carlito"/>
                 <w:sz w:val="19"/>
               </w:rPr>
-              <w:t xml:space="preserve">const state = { }</w:t>
+              <w:t>const state = { }</w:t>
             </w:r>
           </w:p>
         </w:tc>
@@ -16098,7 +15779,7 @@
                 <w:rFonts w:cs="Carlito"/>
                 <w:sz w:val="19"/>
               </w:rPr>
-              <w:t xml:space="preserve">Menampung seluruh keadaan aplikasi</w:t>
+              <w:t>Menampung seluruh keadaan aplikasi</w:t>
             </w:r>
           </w:p>
         </w:tc>
@@ -16144,7 +15825,7 @@
                 <w:rFonts w:cs="Carlito"/>
                 <w:sz w:val="19"/>
               </w:rPr>
-              <w:t xml:space="preserve">fungsi pengubah</w:t>
+              <w:t>fungsi pengubah</w:t>
             </w:r>
           </w:p>
         </w:tc>
@@ -16167,7 +15848,7 @@
                 <w:rFonts w:cs="Carlito"/>
                 <w:sz w:val="19"/>
               </w:rPr>
-              <w:t xml:space="preserve">Satu pintu masuk setiap perubahan keadaan</w:t>
+              <w:t>Satu pintu masuk setiap perubahan keadaan</w:t>
             </w:r>
           </w:p>
         </w:tc>
@@ -16213,7 +15894,7 @@
                 <w:rFonts w:cs="Carlito"/>
                 <w:sz w:val="19"/>
               </w:rPr>
-              <w:t xml:space="preserve">render(state)</w:t>
+              <w:t>render(state)</w:t>
             </w:r>
           </w:p>
         </w:tc>
@@ -16236,7 +15917,7 @@
                 <w:rFonts w:cs="Carlito"/>
                 <w:sz w:val="19"/>
               </w:rPr>
-              <w:t xml:space="preserve">Menggambar ulang halaman dari keadaan</w:t>
+              <w:t>Menggambar ulang halaman dari keadaan</w:t>
             </w:r>
           </w:p>
         </w:tc>
@@ -16282,7 +15963,7 @@
                 <w:rFonts w:cs="Carlito"/>
                 <w:sz w:val="19"/>
               </w:rPr>
-              <w:t xml:space="preserve">JSON.stringify</w:t>
+              <w:t>JSON.stringify</w:t>
             </w:r>
           </w:p>
         </w:tc>
@@ -16305,7 +15986,7 @@
                 <w:rFonts w:cs="Carlito"/>
                 <w:sz w:val="19"/>
               </w:rPr>
-              <w:t xml:space="preserve">Mengubah objek menjadi teks</w:t>
+              <w:t>Mengubah objek menjadi teks</w:t>
             </w:r>
           </w:p>
         </w:tc>
@@ -16351,7 +16032,8 @@
                 <w:rFonts w:cs="Carlito"/>
                 <w:sz w:val="19"/>
               </w:rPr>
-              <w:t xml:space="preserve">JSON.parse</w:t>
+              <w:lastRenderedPageBreak/>
+              <w:t>JSON.parse</w:t>
             </w:r>
           </w:p>
         </w:tc>
@@ -16374,7 +16056,7 @@
                 <w:rFonts w:cs="Carlito"/>
                 <w:sz w:val="19"/>
               </w:rPr>
-              <w:t xml:space="preserve">Mengubah teks kembali menjadi objek</w:t>
+              <w:t>Mengubah teks kembali menjadi objek</w:t>
             </w:r>
           </w:p>
         </w:tc>
@@ -16420,7 +16102,7 @@
                 <w:rFonts w:cs="Carlito"/>
                 <w:sz w:val="19"/>
               </w:rPr>
-              <w:t xml:space="preserve">localStorage.setItem / getItem</w:t>
+              <w:t>localStorage.setItem / getItem</w:t>
             </w:r>
           </w:p>
         </w:tc>
@@ -16443,7 +16125,7 @@
                 <w:rFonts w:cs="Carlito"/>
                 <w:sz w:val="19"/>
               </w:rPr>
-              <w:t xml:space="preserve">Menyimpan dan membaca teks</w:t>
+              <w:t>Menyimpan dan membaca teks</w:t>
             </w:r>
           </w:p>
         </w:tc>
@@ -16489,7 +16171,7 @@
                 <w:rFonts w:cs="Carlito"/>
                 <w:sz w:val="19"/>
               </w:rPr>
-              <w:t xml:space="preserve">localStorage.removeItem</w:t>
+              <w:t>localStorage.removeItem</w:t>
             </w:r>
           </w:p>
         </w:tc>
@@ -16512,7 +16194,7 @@
                 <w:rFonts w:cs="Carlito"/>
                 <w:sz w:val="19"/>
               </w:rPr>
-              <w:t xml:space="preserve">Menghapus simpanan</w:t>
+              <w:t>Menghapus simpanan</w:t>
             </w:r>
           </w:p>
         </w:tc>
@@ -16581,7 +16263,7 @@
                 <w:rFonts w:cs="Carlito"/>
                 <w:sz w:val="19"/>
               </w:rPr>
-              <w:t xml:space="preserve">Mengganti null pada kunjungan pertama</w:t>
+              <w:t>Mengganti null pada kunjungan pertama</w:t>
             </w:r>
           </w:p>
         </w:tc>
@@ -16632,7 +16314,7 @@
                 <w:b/>
                 <w:color w:val="FFFFFF"/>
               </w:rPr>
-              <w:t xml:space="preserve">▌  KALAU MACET        cari gejalanya di sini</w:t>
+              <w:t>▌  KALAU MACET        cari gejalanya di sini</w:t>
             </w:r>
           </w:p>
         </w:tc>
@@ -16683,7 +16365,7 @@
                 <w:color w:val="FFFFFF"/>
                 <w:sz w:val="18"/>
               </w:rPr>
-              <w:t xml:space="preserve">Gejala</w:t>
+              <w:t>Gejala</w:t>
             </w:r>
           </w:p>
         </w:tc>
@@ -16709,7 +16391,7 @@
                 <w:color w:val="FFFFFF"/>
                 <w:sz w:val="18"/>
               </w:rPr>
-              <w:t xml:space="preserve">Penyebab yang paling sering</w:t>
+              <w:t>Penyebab yang paling sering</w:t>
             </w:r>
           </w:p>
         </w:tc>
@@ -16735,7 +16417,7 @@
                 <w:color w:val="FFFFFF"/>
                 <w:sz w:val="18"/>
               </w:rPr>
-              <w:t xml:space="preserve">Yang dilakukan</w:t>
+              <w:t>Yang dilakukan</w:t>
             </w:r>
           </w:p>
         </w:tc>
@@ -16765,7 +16447,7 @@
                 <w:rFonts w:cs="Carlito"/>
                 <w:sz w:val="18"/>
               </w:rPr>
-              <w:t xml:space="preserve">Failed to resolve module specifier</w:t>
+              <w:t>Failed to resolve module specifier</w:t>
             </w:r>
           </w:p>
         </w:tc>
@@ -16788,7 +16470,7 @@
                 <w:rFonts w:cs="Carlito"/>
                 <w:sz w:val="18"/>
               </w:rPr>
-              <w:t xml:space="preserve">Jalur import tidak diawali ./ atau tidak berakhiran .js</w:t>
+              <w:t>Jalur import tidak diawali ./ atau tidak berakhiran .js</w:t>
             </w:r>
           </w:p>
         </w:tc>
@@ -16811,7 +16493,7 @@
                 <w:rFonts w:cs="Carlito"/>
                 <w:sz w:val="18"/>
               </w:rPr>
-              <w:t xml:space="preserve">Tulis './data.js' — peramban tidak menambahkan akhiran sendiri</w:t>
+              <w:t>Tulis './data.js' — peramban tidak menambahkan akhiran sendiri</w:t>
             </w:r>
           </w:p>
         </w:tc>
@@ -16841,7 +16523,7 @@
                 <w:rFonts w:cs="Carlito"/>
                 <w:sz w:val="18"/>
               </w:rPr>
-              <w:t xml:space="preserve">Console: Unexpected token 'export'</w:t>
+              <w:t>Console: Unexpected token 'export'</w:t>
             </w:r>
           </w:p>
         </w:tc>
@@ -16864,7 +16546,7 @@
                 <w:rFonts w:cs="Carlito"/>
                 <w:sz w:val="18"/>
               </w:rPr>
-              <w:t xml:space="preserve">Skrip tidak memakai type="module"</w:t>
+              <w:t>Skrip tidak memakai type="module"</w:t>
             </w:r>
           </w:p>
         </w:tc>
@@ -16887,7 +16569,7 @@
                 <w:rFonts w:cs="Carlito"/>
                 <w:sz w:val="18"/>
               </w:rPr>
-              <w:t xml:space="preserve">Tambahkan type="module" pada baris &lt;script&gt; pemanggilnya</w:t>
+              <w:t>Tambahkan type="module" pada baris &lt;script&gt; pemanggilnya</w:t>
             </w:r>
           </w:p>
         </w:tc>
@@ -16917,7 +16599,7 @@
                 <w:rFonts w:cs="Carlito"/>
                 <w:sz w:val="18"/>
               </w:rPr>
-              <w:t xml:space="preserve">Console: Cannot use import statement outside a module</w:t>
+              <w:t>Console: Cannot use import statement outside a module</w:t>
             </w:r>
           </w:p>
         </w:tc>
@@ -16940,7 +16622,7 @@
                 <w:rFonts w:cs="Carlito"/>
                 <w:sz w:val="18"/>
               </w:rPr>
-              <w:t xml:space="preserve">Berkas dimuat sebagai skrip biasa, bukan modul</w:t>
+              <w:t>Berkas dimuat sebagai skrip biasa, bukan modul</w:t>
             </w:r>
           </w:p>
         </w:tc>
@@ -16963,7 +16645,7 @@
                 <w:rFonts w:cs="Carlito"/>
                 <w:sz w:val="18"/>
               </w:rPr>
-              <w:t xml:space="preserve">Periksa atribut type pada seluruh baris &lt;script&gt;</w:t>
+              <w:t>Periksa atribut type pada seluruh baris &lt;script&gt;</w:t>
             </w:r>
           </w:p>
         </w:tc>
@@ -16993,7 +16675,7 @@
                 <w:rFonts w:cs="Carlito"/>
                 <w:sz w:val="18"/>
               </w:rPr>
-              <w:t xml:space="preserve">Halaman diam setelah dipecah, Console bersih</w:t>
+              <w:t>Halaman diam setelah dipecah, Console bersih</w:t>
             </w:r>
           </w:p>
         </w:tc>
@@ -17016,7 +16698,7 @@
                 <w:rFonts w:cs="Carlito"/>
                 <w:sz w:val="18"/>
               </w:rPr>
-              <w:t xml:space="preserve">app.js belum memanggil fungsi dari modul yang baru dibuat</w:t>
+              <w:t>app.js belum memanggil fungsi dari modul yang baru dibuat</w:t>
             </w:r>
           </w:p>
         </w:tc>
@@ -17039,7 +16721,7 @@
                 <w:rFonts w:cs="Carlito"/>
                 <w:sz w:val="18"/>
               </w:rPr>
-              <w:t xml:space="preserve">Impor fungsinya, lalu panggil di app.js</w:t>
+              <w:t>Impor fungsinya, lalu panggil di app.js</w:t>
             </w:r>
           </w:p>
         </w:tc>
@@ -17069,7 +16751,7 @@
                 <w:rFonts w:cs="Carlito"/>
                 <w:sz w:val="18"/>
               </w:rPr>
-              <w:t xml:space="preserve">Nilai berubah acak antarberkas</w:t>
+              <w:t>Nilai berubah acak antarberkas</w:t>
             </w:r>
           </w:p>
         </w:tc>
@@ -17092,7 +16774,7 @@
                 <w:rFonts w:cs="Carlito"/>
                 <w:sz w:val="18"/>
               </w:rPr>
-              <w:t xml:space="preserve">Modul mengimpor memutar: A mengimpor B, B mengimpor A</w:t>
+              <w:t>Modul mengimpor memutar: A mengimpor B, B mengimpor A</w:t>
             </w:r>
           </w:p>
         </w:tc>
@@ -17115,7 +16797,7 @@
                 <w:rFonts w:cs="Carlito"/>
                 <w:sz w:val="18"/>
               </w:rPr>
-              <w:t xml:space="preserve">Pindahkan bagian yang dipakai bersama ke modul ketiga</w:t>
+              <w:t>Pindahkan bagian yang dipakai bersama ke modul ketiga</w:t>
             </w:r>
           </w:p>
         </w:tc>
@@ -17145,7 +16827,7 @@
                 <w:rFonts w:cs="Carlito"/>
                 <w:sz w:val="18"/>
               </w:rPr>
-              <w:t xml:space="preserve">Simpanan tersimpan sebagai [object Object]</w:t>
+              <w:t>Simpanan tersimpan sebagai [object Object]</w:t>
             </w:r>
           </w:p>
         </w:tc>
@@ -17168,7 +16850,7 @@
                 <w:rFonts w:cs="Carlito"/>
                 <w:sz w:val="18"/>
               </w:rPr>
-              <w:t xml:space="preserve">Objek disimpan tanpa JSON.stringify</w:t>
+              <w:t>Objek disimpan tanpa JSON.stringify</w:t>
             </w:r>
           </w:p>
         </w:tc>
@@ -17191,7 +16873,7 @@
                 <w:rFonts w:cs="Carlito"/>
                 <w:sz w:val="18"/>
               </w:rPr>
-              <w:t xml:space="preserve">Ubah dulu menjadi teks sebelum disimpan</w:t>
+              <w:t>Ubah dulu menjadi teks sebelum disimpan</w:t>
             </w:r>
           </w:p>
         </w:tc>
@@ -17221,7 +16903,7 @@
                 <w:rFonts w:cs="Carlito"/>
                 <w:sz w:val="18"/>
               </w:rPr>
-              <w:t xml:space="preserve">Halaman gagal terbuka setelah simpanan lama ada</w:t>
+              <w:t>Halaman gagal terbuka setelah simpanan lama ada</w:t>
             </w:r>
           </w:p>
         </w:tc>
@@ -17244,7 +16926,7 @@
                 <w:rFonts w:cs="Carlito"/>
                 <w:sz w:val="18"/>
               </w:rPr>
-              <w:t xml:space="preserve">JSON.parse melempar galat dan tidak ditangkap</w:t>
+              <w:t>JSON.parse melempar galat dan tidak ditangkap</w:t>
             </w:r>
           </w:p>
         </w:tc>
@@ -17267,7 +16949,7 @@
                 <w:rFonts w:cs="Carlito"/>
                 <w:sz w:val="18"/>
               </w:rPr>
-              <w:t xml:space="preserve">Bungkus dengan try/catch, buang simpanannya, pakai nilai bawaan</w:t>
+              <w:t>Bungkus dengan try/catch, buang simpanannya, pakai nilai bawaan</w:t>
             </w:r>
           </w:p>
         </w:tc>
@@ -17297,7 +16979,7 @@
                 <w:rFonts w:cs="Carlito"/>
                 <w:sz w:val="18"/>
               </w:rPr>
-              <w:t xml:space="preserve">Simpanan tetap ada padahal sudah diatur ulang</w:t>
+              <w:t>Simpanan tetap ada padahal sudah diatur ulang</w:t>
             </w:r>
           </w:p>
         </w:tc>
@@ -17320,7 +17002,7 @@
                 <w:rFonts w:cs="Carlito"/>
                 <w:sz w:val="18"/>
               </w:rPr>
-              <w:t xml:space="preserve">removeItem tidak dipanggil, hanya tampilannya yang dikosongkan</w:t>
+              <w:t>removeItem tidak dipanggil, hanya tampilannya yang dikosongkan</w:t>
             </w:r>
           </w:p>
         </w:tc>
@@ -17343,7 +17025,7 @@
                 <w:rFonts w:cs="Carlito"/>
                 <w:sz w:val="18"/>
               </w:rPr>
-              <w:t xml:space="preserve">Panggil localStorage.removeItem(KUNCI), lalu gambar ulang</w:t>
+              <w:t>Panggil localStorage.removeItem(KUNCI), lalu gambar ulang</w:t>
             </w:r>
           </w:p>
         </w:tc>
@@ -17373,7 +17055,7 @@
                 <w:rFonts w:cs="Carlito"/>
                 <w:sz w:val="18"/>
               </w:rPr>
-              <w:t xml:space="preserve">Pilihan hilang saat port server berubah</w:t>
+              <w:t>Pilihan hilang saat port server berubah</w:t>
             </w:r>
           </w:p>
         </w:tc>
@@ -17396,7 +17078,7 @@
                 <w:rFonts w:cs="Carlito"/>
                 <w:sz w:val="18"/>
               </w:rPr>
-              <w:t xml:space="preserve">Simpanan terikat pada alamat, termasuk nomor portnya</w:t>
+              <w:t>Simpanan terikat pada alamat, termasuk nomor portnya</w:t>
             </w:r>
           </w:p>
         </w:tc>
@@ -17419,7 +17101,7 @@
                 <w:rFonts w:cs="Carlito"/>
                 <w:sz w:val="18"/>
               </w:rPr>
-              <w:t xml:space="preserve">Pakai satu nomor port tetap selama mengerjakan proyek ini</w:t>
+              <w:t>Pakai satu nomor port tetap selama mengerjakan proyek ini</w:t>
             </w:r>
           </w:p>
         </w:tc>
@@ -17449,7 +17131,7 @@
                 <w:rFonts w:cs="Carlito"/>
                 <w:sz w:val="18"/>
               </w:rPr>
-              <w:t xml:space="preserve">Kartu berlipat setiap kali render</w:t>
+              <w:t>Kartu berlipat setiap kali render</w:t>
             </w:r>
           </w:p>
         </w:tc>
@@ -17472,7 +17154,7 @@
                 <w:rFonts w:cs="Carlito"/>
                 <w:sz w:val="18"/>
               </w:rPr>
-              <w:t xml:space="preserve">Wadah tidak dikosongkan di baris pertama render</w:t>
+              <w:t>Wadah tidak dikosongkan di baris pertama render</w:t>
             </w:r>
           </w:p>
         </w:tc>
@@ -17495,7 +17177,7 @@
                 <w:rFonts w:cs="Carlito"/>
                 <w:sz w:val="18"/>
               </w:rPr>
-              <w:t xml:space="preserve">Tambahkan wadah.textContent = "" di awal fungsi render</w:t>
+              <w:t>Tambahkan wadah.textContent = "" di awal fungsi render</w:t>
             </w:r>
           </w:p>
         </w:tc>
@@ -17525,7 +17207,7 @@
                 <w:rFonts w:cs="Carlito"/>
                 <w:sz w:val="18"/>
               </w:rPr>
-              <w:t xml:space="preserve">Versi skema berbeda tanpa pesan galat</w:t>
+              <w:t>Versi skema berbeda tanpa pesan galat</w:t>
             </w:r>
           </w:p>
         </w:tc>
@@ -17548,7 +17230,7 @@
                 <w:rFonts w:cs="Carlito"/>
                 <w:sz w:val="18"/>
               </w:rPr>
-              <w:t xml:space="preserve">Isi bentuk lama dipakai karena tidak ada nomor versi</w:t>
+              <w:t>Isi bentuk lama dipakai karena tidak ada nomor versi</w:t>
             </w:r>
           </w:p>
         </w:tc>
@@ -17571,7 +17253,7 @@
                 <w:rFonts w:cs="Carlito"/>
                 <w:sz w:val="18"/>
               </w:rPr>
-              <w:t xml:space="preserve">Sertakan properti versi dan periksa saat memuat</w:t>
+              <w:t>Sertakan properti versi dan periksa saat memuat</w:t>
             </w:r>
           </w:p>
         </w:tc>
@@ -17588,7 +17270,7 @@
           <w:rFonts w:cs="Carlito"/>
           <w:sz w:val="20"/>
         </w:rPr>
-        <w:t xml:space="preserve">Halaman yang Anda bangun hari ini adalah bahan Pertemuan 12: proyek lima modul ini akan diporting menjadi komponen Vue, lalu dibangun untuk produksi. Simpan pekerjaan ini rapi di repositori Anda, dan jangan lupa memasang Node.js LTS sebelum pertemuan berikutnya.</w:t>
+        <w:t>Halaman yang Anda bangun hari ini adalah bahan Pertemuan 12: proyek lima modul ini akan diporting menjadi komponen Vue, lalu dibangun untuk produksi. Simpan pekerjaan ini rapi di repositori Anda, dan jangan lupa memasang Node.js LTS sebelum pertemuan berikutnya.</w:t>
       </w:r>
     </w:p>
     <w:p>
@@ -17625,7 +17307,7 @@
                 <w:b/>
                 <w:color w:val="FFFFFF"/>
               </w:rPr>
-              <w:t xml:space="preserve">▌  LAMPIRAN — MENYIMPAN PEKERJAAN ANDA KE GIT        sekali saja, bukan tiap pertemuan</w:t>
+              <w:t>▌  LAMPIRAN — MENYIMPAN PEKERJAAN ANDA KE GIT        sekali saja, bukan tiap pertemuan</w:t>
             </w:r>
           </w:p>
         </w:tc>
@@ -17642,7 +17324,7 @@
           <w:rFonts w:cs="Carlito"/>
           <w:sz w:val="20"/>
         </w:rPr>
-        <w:t xml:space="preserve">Lampiran ini bukan pengantar Git. Panduan Git dan GitHub yang sudah Anda pakai sejak Pertemuan 3 masih berlaku seluruhnya; bagian ini hanya mengulang tiga perintah yang paling sering dipakai, karena mulai hari ini jumlah berkasnya bertambah.</w:t>
+        <w:t>Lampiran ini bukan pengantar Git. Panduan Git dan GitHub yang sudah Anda pakai sejak Pertemuan 3 masih berlaku seluruhnya; bagian ini hanya mengulang tiga perintah yang paling sering dipakai, karena mulai hari ini jumlah berkasnya bertambah.</w:t>
       </w:r>
     </w:p>
     <w:p>
@@ -17661,7 +17343,7 @@
           <w:b/>
           <w:color w:val="003796"/>
         </w:rPr>
-        <w:t xml:space="preserve">Tiga perintah yang akan Anda pakai terus</w:t>
+        <w:t>Tiga perintah yang akan Anda pakai terus</w:t>
       </w:r>
     </w:p>
     <w:tbl>
@@ -17704,7 +17386,7 @@
                 <w:color w:val="FFFFFF"/>
                 <w:sz w:val="18"/>
               </w:rPr>
-              <w:t xml:space="preserve">Perintah</w:t>
+              <w:t>Perintah</w:t>
             </w:r>
           </w:p>
         </w:tc>
@@ -17730,7 +17412,7 @@
                 <w:color w:val="FFFFFF"/>
                 <w:sz w:val="18"/>
               </w:rPr>
-              <w:t xml:space="preserve">Artinya</w:t>
+              <w:t>Artinya</w:t>
             </w:r>
           </w:p>
         </w:tc>
@@ -17756,7 +17438,7 @@
                 <w:color w:val="FFFFFF"/>
                 <w:sz w:val="18"/>
               </w:rPr>
-              <w:t xml:space="preserve">Kapan dijalankan</w:t>
+              <w:t>Kapan dijalankan</w:t>
             </w:r>
           </w:p>
         </w:tc>
@@ -17786,7 +17468,7 @@
                 <w:rFonts w:cs="Carlito"/>
                 <w:sz w:val="18"/>
               </w:rPr>
-              <w:t xml:space="preserve">git add .</w:t>
+              <w:t>git add .</w:t>
             </w:r>
           </w:p>
         </w:tc>
@@ -17809,7 +17491,7 @@
                 <w:rFonts w:cs="Carlito"/>
                 <w:sz w:val="18"/>
               </w:rPr>
-              <w:t xml:space="preserve">Menandai seluruh perubahan di folder ini untuk disimpan</w:t>
+              <w:t>Menandai seluruh perubahan di folder ini untuk disimpan</w:t>
             </w:r>
           </w:p>
         </w:tc>
@@ -17832,7 +17514,7 @@
                 <w:rFonts w:cs="Carlito"/>
                 <w:sz w:val="18"/>
               </w:rPr>
-              <w:t xml:space="preserve">Setiap kali selesai satu lembar</w:t>
+              <w:t>Setiap kali selesai satu lembar</w:t>
             </w:r>
           </w:p>
         </w:tc>
@@ -17862,7 +17544,7 @@
                 <w:rFonts w:cs="Carlito"/>
                 <w:sz w:val="18"/>
               </w:rPr>
-              <w:t xml:space="preserve">git commit -m "pesan"</w:t>
+              <w:t>git commit -m "pesan"</w:t>
             </w:r>
           </w:p>
         </w:tc>
@@ -17885,7 +17567,7 @@
                 <w:rFonts w:cs="Carlito"/>
                 <w:sz w:val="18"/>
               </w:rPr>
-              <w:t xml:space="preserve">Menyimpan perubahan itu sebagai satu riwayat</w:t>
+              <w:t>Menyimpan perubahan itu sebagai satu riwayat</w:t>
             </w:r>
           </w:p>
         </w:tc>
@@ -17908,7 +17590,7 @@
                 <w:rFonts w:cs="Carlito"/>
                 <w:sz w:val="18"/>
               </w:rPr>
-              <w:t xml:space="preserve">Langsung setelah git add</w:t>
+              <w:t>Langsung setelah git add</w:t>
             </w:r>
           </w:p>
         </w:tc>
@@ -17938,7 +17620,8 @@
                 <w:rFonts w:cs="Carlito"/>
                 <w:sz w:val="18"/>
               </w:rPr>
-              <w:t xml:space="preserve">git push</w:t>
+              <w:lastRenderedPageBreak/>
+              <w:t>git push</w:t>
             </w:r>
           </w:p>
         </w:tc>
@@ -17961,7 +17644,7 @@
                 <w:rFonts w:cs="Carlito"/>
                 <w:sz w:val="18"/>
               </w:rPr>
-              <w:t xml:space="preserve">Mengirim riwayat itu ke GitHub</w:t>
+              <w:t>Mengirim riwayat itu ke GitHub</w:t>
             </w:r>
           </w:p>
         </w:tc>
@@ -17984,7 +17667,7 @@
                 <w:rFonts w:cs="Carlito"/>
                 <w:sz w:val="18"/>
               </w:rPr>
-              <w:t xml:space="preserve">Setelah commit, supaya dosen bisa melihatnya</w:t>
+              <w:t>Setelah commit, supaya dosen bisa melihatnya</w:t>
             </w:r>
           </w:p>
         </w:tc>
@@ -18027,7 +17710,7 @@
                 <w:color w:val="003796"/>
                 <w:sz w:val="20"/>
               </w:rPr>
-              <w:t xml:space="preserve">Titik pada git add .  Titik itu berarti "seluruh berkas di folder ini".  Tanpa titik, Git tidak tahu apa yang harus disimpan. Berkas baru seperti state.js dan events.js ikut tersimpan karena berada di dalam folder semester.</w:t>
+              <w:t>Titik pada git add .  Titik itu berarti "seluruh berkas di folder ini".  Tanpa titik, Git tidak tahu apa yang harus disimpan. Berkas baru seperti state.js dan events.js ikut tersimpan karena berada di dalam folder semester.</w:t>
             </w:r>
           </w:p>
         </w:tc>
@@ -18049,7 +17732,7 @@
           <w:b/>
           <w:color w:val="003796"/>
         </w:rPr>
-        <w:t xml:space="preserve">Berapa kali harus menyimpan?</w:t>
+        <w:t>Berapa kali harus menyimpan?</w:t>
       </w:r>
     </w:p>
     <w:p>
@@ -18058,7 +17741,7 @@
           <w:rFonts w:cs="Carlito"/>
           <w:sz w:val="20"/>
         </w:rPr>
-        <w:t xml:space="preserve">Tidak ada angka yang benar, tetapi patokannya begini: bila Anda sudah menyelesaikan satu hal yang berarti dan bisa Anda jelaskan, simpanlah. Pada pertemuan ini minimal tiga kali: setelah modul terpecah, setelah keadaan keluar dari DOM, dan setelah simpanan bekerja.</w:t>
+        <w:t>Tidak ada angka yang benar, tetapi patokannya begini: bila Anda sudah menyelesaikan satu hal yang berarti dan bisa Anda jelaskan, simpanlah. Pada pertemuan ini minimal tiga kali: setelah modul terpecah, setelah keadaan keluar dari DOM, dan setelah simpanan bekerja.</w:t>
       </w:r>
     </w:p>
     <w:tbl>
@@ -18100,7 +17783,7 @@
                 <w:color w:val="FFFFFF"/>
                 <w:sz w:val="19"/>
               </w:rPr>
-              <w:t xml:space="preserve">Kalau ini terjadi</w:t>
+              <w:t>Kalau ini terjadi</w:t>
             </w:r>
           </w:p>
         </w:tc>
@@ -18126,7 +17809,7 @@
                 <w:color w:val="FFFFFF"/>
                 <w:sz w:val="19"/>
               </w:rPr>
-              <w:t xml:space="preserve">Yang Anda lakukan</w:t>
+              <w:t>Yang Anda lakukan</w:t>
             </w:r>
           </w:p>
         </w:tc>
@@ -18156,7 +17839,7 @@
                 <w:rFonts w:cs="Carlito"/>
                 <w:sz w:val="19"/>
               </w:rPr>
-              <w:t xml:space="preserve">Sudah menulis banyak, belum pernah commit</w:t>
+              <w:t>Sudah menulis banyak, belum pernah commit</w:t>
             </w:r>
           </w:p>
         </w:tc>
@@ -18179,7 +17862,7 @@
                 <w:rFonts w:cs="Carlito"/>
                 <w:sz w:val="19"/>
               </w:rPr>
-              <w:t xml:space="preserve">Simpan sekarang juga</w:t>
+              <w:t>Simpan sekarang juga</w:t>
             </w:r>
           </w:p>
         </w:tc>
@@ -18209,7 +17892,7 @@
                 <w:rFonts w:cs="Carlito"/>
                 <w:sz w:val="19"/>
               </w:rPr>
-              <w:t xml:space="preserve">Salah commit, belum push</w:t>
+              <w:t>Salah commit, belum push</w:t>
             </w:r>
           </w:p>
         </w:tc>
@@ -18232,7 +17915,7 @@
                 <w:rFonts w:cs="Carlito"/>
                 <w:sz w:val="19"/>
               </w:rPr>
-              <w:t xml:space="preserve">Perbaiki lalu commit lagi — jangan hapus repositori</w:t>
+              <w:t>Perbaiki lalu commit lagi — jangan hapus repositori</w:t>
             </w:r>
           </w:p>
         </w:tc>
@@ -18262,7 +17945,7 @@
                 <w:rFonts w:cs="Carlito"/>
                 <w:sz w:val="19"/>
               </w:rPr>
-              <w:t xml:space="preserve">Sudah push, lalu menemukan kekeliruan</w:t>
+              <w:t>Sudah push, lalu menemukan kekeliruan</w:t>
             </w:r>
           </w:p>
         </w:tc>
@@ -18285,7 +17968,7 @@
                 <w:rFonts w:cs="Carlito"/>
                 <w:sz w:val="19"/>
               </w:rPr>
-              <w:t xml:space="preserve">Perbaiki berkasnya dan commit lagi; riwayat lama tidak hilang dan itu wajar</w:t>
+              <w:t>Perbaiki berkasnya dan commit lagi; riwayat lama tidak hilang dan itu wajar</w:t>
             </w:r>
           </w:p>
         </w:tc>
@@ -18328,7 +18011,7 @@
                 <w:color w:val="1B6B3A"/>
                 <w:sz w:val="20"/>
               </w:rPr>
-              <w:t xml:space="preserve">Yang dinilai bukan jumlah commit.  Menyimpan sering membuat pekerjaan Anda tidak bergantung pada satu berkas di satu komputer — dan pada pertemuan ujian, repositori itulah yang menentukan apakah pekerjaan Anda bisa dinilai.</w:t>
+              <w:t>Yang dinilai bukan jumlah commit.  Menyimpan sering membuat pekerjaan Anda tidak bergantung pada satu berkas di satu komputer — dan pada pertemuan ujian, repositori itulah yang menentukan apakah pekerjaan Anda bisa dinilai.</w:t>
             </w:r>
           </w:p>
         </w:tc>
@@ -18356,7 +18039,7 @@
 </file>
 
 <file path=word/endnotes.xml><?xml version="1.0" encoding="utf-8"?>
-<w:endnotes xmlns:wpc="http://schemas.microsoft.com/office/word/2010/wordprocessingCanvas" xmlns:cx="http://schemas.microsoft.com/office/drawing/2014/chartex" xmlns:cx1="http://schemas.microsoft.com/office/drawing/2015/9/8/chartex" xmlns:cx2="http://schemas.microsoft.com/office/drawing/2015/10/21/chartex" xmlns:cx3="http://schemas.microsoft.com/office/drawing/2016/5/9/chartex" xmlns:cx4="http://schemas.microsoft.com/office/drawing/2016/5/10/chartex" xmlns:cx5="http://schemas.microsoft.com/office/drawing/2016/5/11/chartex" xmlns:cx6="http://schemas.microsoft.com/office/drawing/2016/5/12/chartex" xmlns:cx7="http://schemas.microsoft.com/office/drawing/2016/5/13/chartex" xmlns:cx8="http://schemas.microsoft.com/office/drawing/2016/5/14/chartex" xmlns:mc="http://schemas.openxmlformats.org/markup-compatibility/2006" xmlns:m="http://schemas.openxmlformats.org/officeDocument/2006/math" xmlns:aink="http://schemas.microsoft.com/office/drawing/2016/ink" xmlns:am3d="http://schemas.microsoft.com/office/drawing/2017/model3d" xmlns:oel="http://schemas.microsoft.com/office/2019/extlst" xmlns:r="http://schemas.openxmlformats.org/officeDocument/2006/relationships" xmlns:wp14="http://schemas.microsoft.com/office/word/2010/wordprocessingDrawing" xmlns:wp="http://schemas.openxmlformats.org/drawingml/2006/wordprocessingDrawing" xmlns:wpg="http://schemas.microsoft.com/office/word/2010/wordprocessingGroup" xmlns:wpi="http://schemas.microsoft.com/office/word/2010/wordprocessingInk" xmlns:wps="http://schemas.microsoft.com/office/word/2010/wordprocessingShape" xmlns:o="urn:schemas-microsoft-com:office:office" xmlns:v="urn:schemas-microsoft-com:vml" xmlns:w10="urn:schemas-microsoft-com:office:word" xmlns:w="http://schemas.openxmlformats.org/wordprocessingml/2006/main" xmlns:w14="http://schemas.microsoft.com/office/word/2010/wordml" xmlns:w15="http://schemas.microsoft.com/office/word/2012/wordml" xmlns:w16cex="http://schemas.microsoft.com/office/word/2018/wordml/cex" xmlns:w16cid="http://schemas.microsoft.com/office/word/2016/wordml/cid" xmlns:w16="http://schemas.microsoft.com/office/word/2018/wordml" xmlns:w16sdtdh="http://schemas.microsoft.com/office/word/2020/wordml/sdtdatahash" xmlns:w16sdtfl="http://schemas.microsoft.com/office/word/2024/wordml/sdtformatlock" xmlns:w16se="http://schemas.microsoft.com/office/word/2015/wordml/symex" xmlns:w16du="http://schemas.microsoft.com/office/word/2023/wordml/word16du" xmlns:wne="http://schemas.microsoft.com/office/word/2006/wordml" mc:Ignorable="w14 w15 w16se w16cid w16 w16cex w16sdtdh w16sdtfl w16du wp14">
+<w:endnotes xmlns:wpc="http://schemas.microsoft.com/office/word/2010/wordprocessingCanvas" xmlns:cx="http://schemas.microsoft.com/office/drawing/2014/chartex" xmlns:cx1="http://schemas.microsoft.com/office/drawing/2015/9/8/chartex" xmlns:cx2="http://schemas.microsoft.com/office/drawing/2015/10/21/chartex" xmlns:cx3="http://schemas.microsoft.com/office/drawing/2016/5/9/chartex" xmlns:cx4="http://schemas.microsoft.com/office/drawing/2016/5/10/chartex" xmlns:cx5="http://schemas.microsoft.com/office/drawing/2016/5/11/chartex" xmlns:cx6="http://schemas.microsoft.com/office/drawing/2016/5/12/chartex" xmlns:cx7="http://schemas.microsoft.com/office/drawing/2016/5/13/chartex" xmlns:cx8="http://schemas.microsoft.com/office/drawing/2016/5/14/chartex" xmlns:mc="http://schemas.openxmlformats.org/markup-compatibility/2006" xmlns:aink="http://schemas.microsoft.com/office/drawing/2016/ink" xmlns:am3d="http://schemas.microsoft.com/office/drawing/2017/model3d" xmlns:o="urn:schemas-microsoft-com:office:office" xmlns:oel="http://schemas.microsoft.com/office/2019/extlst" xmlns:r="http://schemas.openxmlformats.org/officeDocument/2006/relationships" xmlns:m="http://schemas.openxmlformats.org/officeDocument/2006/math" xmlns:v="urn:schemas-microsoft-com:vml" xmlns:wp14="http://schemas.microsoft.com/office/word/2010/wordprocessingDrawing" xmlns:wp="http://schemas.openxmlformats.org/drawingml/2006/wordprocessingDrawing" xmlns:w10="urn:schemas-microsoft-com:office:word" xmlns:w="http://schemas.openxmlformats.org/wordprocessingml/2006/main" xmlns:w14="http://schemas.microsoft.com/office/word/2010/wordml" xmlns:w15="http://schemas.microsoft.com/office/word/2012/wordml" xmlns:w16cex="http://schemas.microsoft.com/office/word/2018/wordml/cex" xmlns:w16cid="http://schemas.microsoft.com/office/word/2016/wordml/cid" xmlns:w16="http://schemas.microsoft.com/office/word/2018/wordml" xmlns:w16du="http://schemas.microsoft.com/office/word/2023/wordml/word16du" xmlns:w16sdtdh="http://schemas.microsoft.com/office/word/2020/wordml/sdtdatahash" xmlns:w16sdtfl="http://schemas.microsoft.com/office/word/2024/wordml/sdtformatlock" xmlns:w16se="http://schemas.microsoft.com/office/word/2015/wordml/symex" xmlns:wpg="http://schemas.microsoft.com/office/word/2010/wordprocessingGroup" xmlns:wpi="http://schemas.microsoft.com/office/word/2010/wordprocessingInk" xmlns:wne="http://schemas.microsoft.com/office/word/2006/wordml" xmlns:wps="http://schemas.microsoft.com/office/word/2010/wordprocessingShape" mc:Ignorable="w14 w15 w16se w16cid w16 w16cex w16sdtdh w16sdtfl w16du wp14">
   <w:endnote w:type="separator" w:id="-1">
     <w:p>
       <w:pPr>
@@ -18381,7 +18064,7 @@
 </file>
 
 <file path=word/footer1.xml><?xml version="1.0" encoding="utf-8"?>
-<w:ftr xmlns:wpc="http://schemas.microsoft.com/office/word/2010/wordprocessingCanvas" xmlns:cx="http://schemas.microsoft.com/office/drawing/2014/chartex" xmlns:cx1="http://schemas.microsoft.com/office/drawing/2015/9/8/chartex" xmlns:cx2="http://schemas.microsoft.com/office/drawing/2015/10/21/chartex" xmlns:cx3="http://schemas.microsoft.com/office/drawing/2016/5/9/chartex" xmlns:cx4="http://schemas.microsoft.com/office/drawing/2016/5/10/chartex" xmlns:cx5="http://schemas.microsoft.com/office/drawing/2016/5/11/chartex" xmlns:cx6="http://schemas.microsoft.com/office/drawing/2016/5/12/chartex" xmlns:cx7="http://schemas.microsoft.com/office/drawing/2016/5/13/chartex" xmlns:cx8="http://schemas.microsoft.com/office/drawing/2016/5/14/chartex" xmlns:mc="http://schemas.openxmlformats.org/markup-compatibility/2006" xmlns:m="http://schemas.openxmlformats.org/officeDocument/2006/math" xmlns:aink="http://schemas.microsoft.com/office/drawing/2016/ink" xmlns:am3d="http://schemas.microsoft.com/office/drawing/2017/model3d" xmlns:oel="http://schemas.microsoft.com/office/2019/extlst" xmlns:r="http://schemas.openxmlformats.org/officeDocument/2006/relationships" xmlns:wp14="http://schemas.microsoft.com/office/word/2010/wordprocessingDrawing" xmlns:wp="http://schemas.openxmlformats.org/drawingml/2006/wordprocessingDrawing" xmlns:wpg="http://schemas.microsoft.com/office/word/2010/wordprocessingGroup" xmlns:wpi="http://schemas.microsoft.com/office/word/2010/wordprocessingInk" xmlns:wps="http://schemas.microsoft.com/office/word/2010/wordprocessingShape" xmlns:o="urn:schemas-microsoft-com:office:office" xmlns:v="urn:schemas-microsoft-com:vml" xmlns:w10="urn:schemas-microsoft-com:office:word" xmlns:w="http://schemas.openxmlformats.org/wordprocessingml/2006/main" xmlns:w14="http://schemas.microsoft.com/office/word/2010/wordml" xmlns:w15="http://schemas.microsoft.com/office/word/2012/wordml" xmlns:w16cex="http://schemas.microsoft.com/office/word/2018/wordml/cex" xmlns:w16cid="http://schemas.microsoft.com/office/word/2016/wordml/cid" xmlns:w16="http://schemas.microsoft.com/office/word/2018/wordml" xmlns:w16sdtdh="http://schemas.microsoft.com/office/word/2020/wordml/sdtdatahash" xmlns:w16sdtfl="http://schemas.microsoft.com/office/word/2024/wordml/sdtformatlock" xmlns:w16se="http://schemas.microsoft.com/office/word/2015/wordml/symex" xmlns:w16du="http://schemas.microsoft.com/office/word/2023/wordml/word16du" xmlns:wne="http://schemas.microsoft.com/office/word/2006/wordml" mc:Ignorable="w14 w15 w16se w16cid w16 w16cex w16sdtdh w16sdtfl w16du wp14">
+<w:ftr xmlns:wpc="http://schemas.microsoft.com/office/word/2010/wordprocessingCanvas" xmlns:cx="http://schemas.microsoft.com/office/drawing/2014/chartex" xmlns:cx1="http://schemas.microsoft.com/office/drawing/2015/9/8/chartex" xmlns:cx2="http://schemas.microsoft.com/office/drawing/2015/10/21/chartex" xmlns:cx3="http://schemas.microsoft.com/office/drawing/2016/5/9/chartex" xmlns:cx4="http://schemas.microsoft.com/office/drawing/2016/5/10/chartex" xmlns:cx5="http://schemas.microsoft.com/office/drawing/2016/5/11/chartex" xmlns:cx6="http://schemas.microsoft.com/office/drawing/2016/5/12/chartex" xmlns:cx7="http://schemas.microsoft.com/office/drawing/2016/5/13/chartex" xmlns:cx8="http://schemas.microsoft.com/office/drawing/2016/5/14/chartex" xmlns:mc="http://schemas.openxmlformats.org/markup-compatibility/2006" xmlns:aink="http://schemas.microsoft.com/office/drawing/2016/ink" xmlns:am3d="http://schemas.microsoft.com/office/drawing/2017/model3d" xmlns:o="urn:schemas-microsoft-com:office:office" xmlns:oel="http://schemas.microsoft.com/office/2019/extlst" xmlns:r="http://schemas.openxmlformats.org/officeDocument/2006/relationships" xmlns:m="http://schemas.openxmlformats.org/officeDocument/2006/math" xmlns:v="urn:schemas-microsoft-com:vml" xmlns:wp14="http://schemas.microsoft.com/office/word/2010/wordprocessingDrawing" xmlns:wp="http://schemas.openxmlformats.org/drawingml/2006/wordprocessingDrawing" xmlns:w10="urn:schemas-microsoft-com:office:word" xmlns:w="http://schemas.openxmlformats.org/wordprocessingml/2006/main" xmlns:w14="http://schemas.microsoft.com/office/word/2010/wordml" xmlns:w15="http://schemas.microsoft.com/office/word/2012/wordml" xmlns:w16cex="http://schemas.microsoft.com/office/word/2018/wordml/cex" xmlns:w16cid="http://schemas.microsoft.com/office/word/2016/wordml/cid" xmlns:w16="http://schemas.microsoft.com/office/word/2018/wordml" xmlns:w16du="http://schemas.microsoft.com/office/word/2023/wordml/word16du" xmlns:w16sdtdh="http://schemas.microsoft.com/office/word/2020/wordml/sdtdatahash" xmlns:w16sdtfl="http://schemas.microsoft.com/office/word/2024/wordml/sdtformatlock" xmlns:w16se="http://schemas.microsoft.com/office/word/2015/wordml/symex" xmlns:wpg="http://schemas.microsoft.com/office/word/2010/wordprocessingGroup" xmlns:wpi="http://schemas.microsoft.com/office/word/2010/wordprocessingInk" xmlns:wne="http://schemas.microsoft.com/office/word/2006/wordml" xmlns:wps="http://schemas.microsoft.com/office/word/2010/wordprocessingShape" mc:Ignorable="w14 w15 w16se w16cid w16 w16cex w16sdtdh w16sdtfl w16du wp14">
   <w:p>
     <w:pPr>
       <w:pStyle w:val="Footer"/>
@@ -18393,7 +18076,7 @@
         <w:color w:val="5A6080"/>
         <w:sz w:val="15"/>
       </w:rPr>
-      <w:t>PABW 2026/2027  ·  Pertemuan 11  ·  Modul, State, dan Penyimpanan Klien  ·  Universitas Islam Indonesia  ·  halaman </w:t>
+      <w:t>PABW 2026/</w:t>
     </w:r>
     <w:proofErr w:type="gramStart"/>
     <w:r>
@@ -18402,7 +18085,7 @@
         <w:color w:val="5A6080"/>
         <w:sz w:val="15"/>
       </w:rPr>
-      <w:t/>
+      <w:t>2027  ·</w:t>
     </w:r>
     <w:proofErr w:type="gramEnd"/>
     <w:r>
@@ -18411,7 +18094,7 @@
         <w:color w:val="5A6080"/>
         <w:sz w:val="15"/>
       </w:rPr>
-      <w:t xml:space="preserve"/>
+      <w:t xml:space="preserve">  </w:t>
     </w:r>
     <w:proofErr w:type="spellStart"/>
     <w:r>
@@ -18420,7 +18103,7 @@
         <w:color w:val="5A6080"/>
         <w:sz w:val="15"/>
       </w:rPr>
-      <w:t/>
+      <w:t>Pertemuan</w:t>
     </w:r>
     <w:proofErr w:type="spellEnd"/>
     <w:r>
@@ -18429,7 +18112,7 @@
         <w:color w:val="5A6080"/>
         <w:sz w:val="15"/>
       </w:rPr>
-      <w:t xml:space="preserve"/>
+      <w:t xml:space="preserve"> </w:t>
     </w:r>
     <w:proofErr w:type="gramStart"/>
     <w:r>
@@ -18438,7 +18121,7 @@
         <w:color w:val="5A6080"/>
         <w:sz w:val="15"/>
       </w:rPr>
-      <w:t/>
+      <w:t>11  ·</w:t>
     </w:r>
     <w:proofErr w:type="gramEnd"/>
     <w:r>
@@ -18447,7 +18130,7 @@
         <w:color w:val="5A6080"/>
         <w:sz w:val="15"/>
       </w:rPr>
-      <w:t xml:space="preserve"/>
+      <w:t xml:space="preserve">  Modul, State, dan </w:t>
     </w:r>
     <w:proofErr w:type="spellStart"/>
     <w:r>
@@ -18456,7 +18139,7 @@
         <w:color w:val="5A6080"/>
         <w:sz w:val="15"/>
       </w:rPr>
-      <w:t/>
+      <w:t>Penyimpanan</w:t>
     </w:r>
     <w:proofErr w:type="spellEnd"/>
     <w:r>
@@ -18465,9 +18148,8 @@
         <w:color w:val="5A6080"/>
         <w:sz w:val="15"/>
       </w:rPr>
-      <w:t xml:space="preserve"/>
+      <w:t xml:space="preserve"> </w:t>
     </w:r>
-    <w:proofErr w:type="spellStart"/>
     <w:proofErr w:type="gramStart"/>
     <w:r>
       <w:rPr>
@@ -18475,16 +18157,25 @@
         <w:color w:val="5A6080"/>
         <w:sz w:val="15"/>
       </w:rPr>
-      <w:t/>
+      <w:t>Klien  ·</w:t>
     </w:r>
-    <w:proofErr w:type="spellEnd"/>
+    <w:proofErr w:type="gramEnd"/>
     <w:r>
       <w:rPr>
         <w:rFonts w:cs="Carlito"/>
         <w:color w:val="5A6080"/>
         <w:sz w:val="15"/>
       </w:rPr>
-      <w:t xml:space="preserve"/>
+      <w:t xml:space="preserve">  Universitas Islam </w:t>
+    </w:r>
+    <w:proofErr w:type="gramStart"/>
+    <w:r>
+      <w:rPr>
+        <w:rFonts w:cs="Carlito"/>
+        <w:color w:val="5A6080"/>
+        <w:sz w:val="15"/>
+      </w:rPr>
+      <w:t>Indonesia  ·</w:t>
     </w:r>
     <w:proofErr w:type="gramEnd"/>
     <w:r>
@@ -18493,43 +18184,7 @@
         <w:color w:val="5A6080"/>
         <w:sz w:val="15"/>
       </w:rPr>
-      <w:t xml:space="preserve"/>
-    </w:r>
-    <w:proofErr w:type="gramStart"/>
-    <w:r>
-      <w:rPr>
-        <w:rFonts w:cs="Carlito"/>
-        <w:color w:val="5A6080"/>
-        <w:sz w:val="15"/>
-      </w:rPr>
-      <w:t/>
-    </w:r>
-    <w:proofErr w:type="gramEnd"/>
-    <w:r>
-      <w:rPr>
-        <w:rFonts w:cs="Carlito"/>
-        <w:color w:val="5A6080"/>
-        <w:sz w:val="15"/>
-      </w:rPr>
-      <w:t xml:space="preserve"/>
-    </w:r>
-    <w:proofErr w:type="spellStart"/>
-    <w:r>
-      <w:rPr>
-        <w:rFonts w:cs="Carlito"/>
-        <w:color w:val="5A6080"/>
-        <w:sz w:val="15"/>
-      </w:rPr>
-      <w:t/>
-    </w:r>
-    <w:proofErr w:type="spellEnd"/>
-    <w:r>
-      <w:rPr>
-        <w:rFonts w:cs="Carlito"/>
-        <w:color w:val="5A6080"/>
-        <w:sz w:val="15"/>
-      </w:rPr>
-      <w:t xml:space="preserve"/>
+      <w:t xml:space="preserve">  halaman</w:t>
     </w:r>
     <w:r>
       <w:fldChar w:fldCharType="begin"/>
@@ -18542,10 +18197,9 @@
     </w:r>
     <w:r>
       <w:rPr>
-        <w:color w:val="5A6080"/>
-        <w:sz w:val="15"/>
-      </w:rPr>
-      <w:t/>
+        <w:noProof/>
+      </w:rPr>
+      <w:t>1</w:t>
     </w:r>
     <w:r>
       <w:rPr>
@@ -18559,7 +18213,7 @@
 </file>
 
 <file path=word/footnotes.xml><?xml version="1.0" encoding="utf-8"?>
-<w:footnotes xmlns:wpc="http://schemas.microsoft.com/office/word/2010/wordprocessingCanvas" xmlns:cx="http://schemas.microsoft.com/office/drawing/2014/chartex" xmlns:cx1="http://schemas.microsoft.com/office/drawing/2015/9/8/chartex" xmlns:cx2="http://schemas.microsoft.com/office/drawing/2015/10/21/chartex" xmlns:cx3="http://schemas.microsoft.com/office/drawing/2016/5/9/chartex" xmlns:cx4="http://schemas.microsoft.com/office/drawing/2016/5/10/chartex" xmlns:cx5="http://schemas.microsoft.com/office/drawing/2016/5/11/chartex" xmlns:cx6="http://schemas.microsoft.com/office/drawing/2016/5/12/chartex" xmlns:cx7="http://schemas.microsoft.com/office/drawing/2016/5/13/chartex" xmlns:cx8="http://schemas.microsoft.com/office/drawing/2016/5/14/chartex" xmlns:mc="http://schemas.openxmlformats.org/markup-compatibility/2006" xmlns:m="http://schemas.openxmlformats.org/officeDocument/2006/math" xmlns:aink="http://schemas.microsoft.com/office/drawing/2016/ink" xmlns:am3d="http://schemas.microsoft.com/office/drawing/2017/model3d" xmlns:oel="http://schemas.microsoft.com/office/2019/extlst" xmlns:r="http://schemas.openxmlformats.org/officeDocument/2006/relationships" xmlns:wp14="http://schemas.microsoft.com/office/word/2010/wordprocessingDrawing" xmlns:wp="http://schemas.openxmlformats.org/drawingml/2006/wordprocessingDrawing" xmlns:wpg="http://schemas.microsoft.com/office/word/2010/wordprocessingGroup" xmlns:wpi="http://schemas.microsoft.com/office/word/2010/wordprocessingInk" xmlns:wps="http://schemas.microsoft.com/office/word/2010/wordprocessingShape" xmlns:o="urn:schemas-microsoft-com:office:office" xmlns:v="urn:schemas-microsoft-com:vml" xmlns:w10="urn:schemas-microsoft-com:office:word" xmlns:w="http://schemas.openxmlformats.org/wordprocessingml/2006/main" xmlns:w14="http://schemas.microsoft.com/office/word/2010/wordml" xmlns:w15="http://schemas.microsoft.com/office/word/2012/wordml" xmlns:w16cex="http://schemas.microsoft.com/office/word/2018/wordml/cex" xmlns:w16cid="http://schemas.microsoft.com/office/word/2016/wordml/cid" xmlns:w16="http://schemas.microsoft.com/office/word/2018/wordml" xmlns:w16sdtdh="http://schemas.microsoft.com/office/word/2020/wordml/sdtdatahash" xmlns:w16sdtfl="http://schemas.microsoft.com/office/word/2024/wordml/sdtformatlock" xmlns:w16se="http://schemas.microsoft.com/office/word/2015/wordml/symex" xmlns:w16du="http://schemas.microsoft.com/office/word/2023/wordml/word16du" xmlns:wne="http://schemas.microsoft.com/office/word/2006/wordml" mc:Ignorable="w14 w15 w16se w16cid w16 w16cex w16sdtdh w16sdtfl w16du wp14">
+<w:footnotes xmlns:wpc="http://schemas.microsoft.com/office/word/2010/wordprocessingCanvas" xmlns:cx="http://schemas.microsoft.com/office/drawing/2014/chartex" xmlns:cx1="http://schemas.microsoft.com/office/drawing/2015/9/8/chartex" xmlns:cx2="http://schemas.microsoft.com/office/drawing/2015/10/21/chartex" xmlns:cx3="http://schemas.microsoft.com/office/drawing/2016/5/9/chartex" xmlns:cx4="http://schemas.microsoft.com/office/drawing/2016/5/10/chartex" xmlns:cx5="http://schemas.microsoft.com/office/drawing/2016/5/11/chartex" xmlns:cx6="http://schemas.microsoft.com/office/drawing/2016/5/12/chartex" xmlns:cx7="http://schemas.microsoft.com/office/drawing/2016/5/13/chartex" xmlns:cx8="http://schemas.microsoft.com/office/drawing/2016/5/14/chartex" xmlns:mc="http://schemas.openxmlformats.org/markup-compatibility/2006" xmlns:aink="http://schemas.microsoft.com/office/drawing/2016/ink" xmlns:am3d="http://schemas.microsoft.com/office/drawing/2017/model3d" xmlns:o="urn:schemas-microsoft-com:office:office" xmlns:oel="http://schemas.microsoft.com/office/2019/extlst" xmlns:r="http://schemas.openxmlformats.org/officeDocument/2006/relationships" xmlns:m="http://schemas.openxmlformats.org/officeDocument/2006/math" xmlns:v="urn:schemas-microsoft-com:vml" xmlns:wp14="http://schemas.microsoft.com/office/word/2010/wordprocessingDrawing" xmlns:wp="http://schemas.openxmlformats.org/drawingml/2006/wordprocessingDrawing" xmlns:w10="urn:schemas-microsoft-com:office:word" xmlns:w="http://schemas.openxmlformats.org/wordprocessingml/2006/main" xmlns:w14="http://schemas.microsoft.com/office/word/2010/wordml" xmlns:w15="http://schemas.microsoft.com/office/word/2012/wordml" xmlns:w16cex="http://schemas.microsoft.com/office/word/2018/wordml/cex" xmlns:w16cid="http://schemas.microsoft.com/office/word/2016/wordml/cid" xmlns:w16="http://schemas.microsoft.com/office/word/2018/wordml" xmlns:w16du="http://schemas.microsoft.com/office/word/2023/wordml/word16du" xmlns:w16sdtdh="http://schemas.microsoft.com/office/word/2020/wordml/sdtdatahash" xmlns:w16sdtfl="http://schemas.microsoft.com/office/word/2024/wordml/sdtformatlock" xmlns:w16se="http://schemas.microsoft.com/office/word/2015/wordml/symex" xmlns:wpg="http://schemas.microsoft.com/office/word/2010/wordprocessingGroup" xmlns:wpi="http://schemas.microsoft.com/office/word/2010/wordprocessingInk" xmlns:wne="http://schemas.microsoft.com/office/word/2006/wordml" xmlns:wps="http://schemas.microsoft.com/office/word/2010/wordprocessingShape" mc:Ignorable="w14 w15 w16se w16cid w16 w16cex w16sdtdh w16sdtfl w16du wp14">
   <w:footnote w:type="separator" w:id="-1">
     <w:p>
       <w:pPr>
@@ -18584,7 +18238,7 @@
 </file>
 
 <file path=word/numbering.xml><?xml version="1.0" encoding="utf-8"?>
-<w:numbering xmlns:wpc="http://schemas.microsoft.com/office/word/2010/wordprocessingCanvas" xmlns:cx="http://schemas.microsoft.com/office/drawing/2014/chartex" xmlns:cx1="http://schemas.microsoft.com/office/drawing/2015/9/8/chartex" xmlns:cx2="http://schemas.microsoft.com/office/drawing/2015/10/21/chartex" xmlns:cx3="http://schemas.microsoft.com/office/drawing/2016/5/9/chartex" xmlns:cx4="http://schemas.microsoft.com/office/drawing/2016/5/10/chartex" xmlns:cx5="http://schemas.microsoft.com/office/drawing/2016/5/11/chartex" xmlns:cx6="http://schemas.microsoft.com/office/drawing/2016/5/12/chartex" xmlns:cx7="http://schemas.microsoft.com/office/drawing/2016/5/13/chartex" xmlns:cx8="http://schemas.microsoft.com/office/drawing/2016/5/14/chartex" xmlns:mc="http://schemas.openxmlformats.org/markup-compatibility/2006" xmlns:m="http://schemas.openxmlformats.org/officeDocument/2006/math" xmlns:aink="http://schemas.microsoft.com/office/drawing/2016/ink" xmlns:am3d="http://schemas.microsoft.com/office/drawing/2017/model3d" xmlns:oel="http://schemas.microsoft.com/office/2019/extlst" xmlns:r="http://schemas.openxmlformats.org/officeDocument/2006/relationships" xmlns:wp14="http://schemas.microsoft.com/office/word/2010/wordprocessingDrawing" xmlns:wp="http://schemas.openxmlformats.org/drawingml/2006/wordprocessingDrawing" xmlns:wpg="http://schemas.microsoft.com/office/word/2010/wordprocessingGroup" xmlns:wpi="http://schemas.microsoft.com/office/word/2010/wordprocessingInk" xmlns:wps="http://schemas.microsoft.com/office/word/2010/wordprocessingShape" xmlns:o="urn:schemas-microsoft-com:office:office" xmlns:v="urn:schemas-microsoft-com:vml" xmlns:w10="urn:schemas-microsoft-com:office:word" xmlns:w="http://schemas.openxmlformats.org/wordprocessingml/2006/main" xmlns:w14="http://schemas.microsoft.com/office/word/2010/wordml" xmlns:w15="http://schemas.microsoft.com/office/word/2012/wordml" xmlns:w16cex="http://schemas.microsoft.com/office/word/2018/wordml/cex" xmlns:w16cid="http://schemas.microsoft.com/office/word/2016/wordml/cid" xmlns:w16="http://schemas.microsoft.com/office/word/2018/wordml" xmlns:w16sdtdh="http://schemas.microsoft.com/office/word/2020/wordml/sdtdatahash" xmlns:w16sdtfl="http://schemas.microsoft.com/office/word/2024/wordml/sdtformatlock" xmlns:w16se="http://schemas.microsoft.com/office/word/2015/wordml/symex" xmlns:w16du="http://schemas.microsoft.com/office/word/2023/wordml/word16du" xmlns:wne="http://schemas.microsoft.com/office/word/2006/wordml" mc:Ignorable="w14 w15 w16se w16cid w16 w16cex w16sdtdh w16sdtfl w16du wp14">
+<w:numbering xmlns:wpc="http://schemas.microsoft.com/office/word/2010/wordprocessingCanvas" xmlns:cx="http://schemas.microsoft.com/office/drawing/2014/chartex" xmlns:cx1="http://schemas.microsoft.com/office/drawing/2015/9/8/chartex" xmlns:cx2="http://schemas.microsoft.com/office/drawing/2015/10/21/chartex" xmlns:cx3="http://schemas.microsoft.com/office/drawing/2016/5/9/chartex" xmlns:cx4="http://schemas.microsoft.com/office/drawing/2016/5/10/chartex" xmlns:cx5="http://schemas.microsoft.com/office/drawing/2016/5/11/chartex" xmlns:cx6="http://schemas.microsoft.com/office/drawing/2016/5/12/chartex" xmlns:cx7="http://schemas.microsoft.com/office/drawing/2016/5/13/chartex" xmlns:cx8="http://schemas.microsoft.com/office/drawing/2016/5/14/chartex" xmlns:mc="http://schemas.openxmlformats.org/markup-compatibility/2006" xmlns:aink="http://schemas.microsoft.com/office/drawing/2016/ink" xmlns:am3d="http://schemas.microsoft.com/office/drawing/2017/model3d" xmlns:o="urn:schemas-microsoft-com:office:office" xmlns:oel="http://schemas.microsoft.com/office/2019/extlst" xmlns:r="http://schemas.openxmlformats.org/officeDocument/2006/relationships" xmlns:m="http://schemas.openxmlformats.org/officeDocument/2006/math" xmlns:v="urn:schemas-microsoft-com:vml" xmlns:wp14="http://schemas.microsoft.com/office/word/2010/wordprocessingDrawing" xmlns:wp="http://schemas.openxmlformats.org/drawingml/2006/wordprocessingDrawing" xmlns:w10="urn:schemas-microsoft-com:office:word" xmlns:w="http://schemas.openxmlformats.org/wordprocessingml/2006/main" xmlns:w14="http://schemas.microsoft.com/office/word/2010/wordml" xmlns:w15="http://schemas.microsoft.com/office/word/2012/wordml" xmlns:w16cex="http://schemas.microsoft.com/office/word/2018/wordml/cex" xmlns:w16cid="http://schemas.microsoft.com/office/word/2016/wordml/cid" xmlns:w16="http://schemas.microsoft.com/office/word/2018/wordml" xmlns:w16du="http://schemas.microsoft.com/office/word/2023/wordml/word16du" xmlns:w16sdtdh="http://schemas.microsoft.com/office/word/2020/wordml/sdtdatahash" xmlns:w16sdtfl="http://schemas.microsoft.com/office/word/2024/wordml/sdtformatlock" xmlns:w16se="http://schemas.microsoft.com/office/word/2015/wordml/symex" xmlns:wpg="http://schemas.microsoft.com/office/word/2010/wordprocessingGroup" xmlns:wpi="http://schemas.microsoft.com/office/word/2010/wordprocessingInk" xmlns:wne="http://schemas.microsoft.com/office/word/2006/wordml" xmlns:wps="http://schemas.microsoft.com/office/word/2010/wordprocessingShape" mc:Ignorable="w14 w15 w16se w16cid w16 w16cex w16sdtdh w16sdtfl w16du wp14">
   <w:abstractNum w:abstractNumId="0" w15:restartNumberingAfterBreak="0">
     <w:nsid w:val="FFFFFF7C"/>
     <w:multiLevelType w:val="singleLevel"/>
@@ -18787,7 +18441,7 @@
 </file>
 
 <file path=word/styles.xml><?xml version="1.0" encoding="utf-8"?>
-<w:styles xmlns:mc="http://schemas.openxmlformats.org/markup-compatibility/2006" xmlns:r="http://schemas.openxmlformats.org/officeDocument/2006/relationships" xmlns:w="http://schemas.openxmlformats.org/wordprocessingml/2006/main" xmlns:w14="http://schemas.microsoft.com/office/word/2010/wordml" xmlns:w15="http://schemas.microsoft.com/office/word/2012/wordml" xmlns:w16cex="http://schemas.microsoft.com/office/word/2018/wordml/cex" xmlns:w16cid="http://schemas.microsoft.com/office/word/2016/wordml/cid" xmlns:w16="http://schemas.microsoft.com/office/word/2018/wordml" xmlns:w16sdtdh="http://schemas.microsoft.com/office/word/2020/wordml/sdtdatahash" xmlns:w16sdtfl="http://schemas.microsoft.com/office/word/2024/wordml/sdtformatlock" xmlns:w16se="http://schemas.microsoft.com/office/word/2015/wordml/symex" xmlns:w16du="http://schemas.microsoft.com/office/word/2023/wordml/word16du" mc:Ignorable="w14 w15 w16se w16cid w16 w16cex w16sdtdh w16sdtfl w16du">
+<w:styles xmlns:mc="http://schemas.openxmlformats.org/markup-compatibility/2006" xmlns:r="http://schemas.openxmlformats.org/officeDocument/2006/relationships" xmlns:w="http://schemas.openxmlformats.org/wordprocessingml/2006/main" xmlns:w14="http://schemas.microsoft.com/office/word/2010/wordml" xmlns:w15="http://schemas.microsoft.com/office/word/2012/wordml" xmlns:w16cex="http://schemas.microsoft.com/office/word/2018/wordml/cex" xmlns:w16cid="http://schemas.microsoft.com/office/word/2016/wordml/cid" xmlns:w16="http://schemas.microsoft.com/office/word/2018/wordml" xmlns:w16du="http://schemas.microsoft.com/office/word/2023/wordml/word16du" xmlns:w16sdtdh="http://schemas.microsoft.com/office/word/2020/wordml/sdtdatahash" xmlns:w16sdtfl="http://schemas.microsoft.com/office/word/2024/wordml/sdtformatlock" xmlns:w16se="http://schemas.microsoft.com/office/word/2015/wordml/symex" mc:Ignorable="w14 w15 w16se w16cid w16 w16cex w16sdtdh w16sdtfl w16du">
   <w:docDefaults>
     <w:rPrDefault>
       <w:rPr>

--- a/ORLANDO RYAN SADEWA - P11/Worksheet/11. Worksheet_PABW_Pertemuan11 - ID (revisi sinkron).docx
+++ b/ORLANDO RYAN SADEWA - P11/Worksheet/11. Worksheet_PABW_Pertemuan11 - ID (revisi sinkron).docx
@@ -2110,7 +2110,18 @@
           <w:p>
             <w:pPr>
               <w:spacing w:before="20" w:after="20" w:line="252" w:lineRule="auto"/>
-            </w:pPr>
+              <w:rPr>
+                <w:sz w:val="18"/>
+                <w:szCs w:val="18"/>
+              </w:rPr>
+            </w:pPr>
+            <w:r>
+              <w:rPr>
+                <w:sz w:val="18"/>
+                <w:szCs w:val="18"/>
+              </w:rPr>
+              <w:t>Ada</w:t>
+            </w:r>
           </w:p>
         </w:tc>
         <w:tc>
@@ -2126,7 +2137,18 @@
           <w:p>
             <w:pPr>
               <w:spacing w:before="20" w:after="20" w:line="252" w:lineRule="auto"/>
-            </w:pPr>
+              <w:rPr>
+                <w:sz w:val="18"/>
+                <w:szCs w:val="18"/>
+              </w:rPr>
+            </w:pPr>
+            <w:r>
+              <w:rPr>
+                <w:sz w:val="18"/>
+                <w:szCs w:val="18"/>
+              </w:rPr>
+              <w:t>224</w:t>
+            </w:r>
           </w:p>
         </w:tc>
       </w:tr>
@@ -2195,7 +2217,18 @@
           <w:p>
             <w:pPr>
               <w:spacing w:before="20" w:after="20" w:line="252" w:lineRule="auto"/>
-            </w:pPr>
+              <w:rPr>
+                <w:sz w:val="18"/>
+                <w:szCs w:val="18"/>
+              </w:rPr>
+            </w:pPr>
+            <w:r>
+              <w:rPr>
+                <w:sz w:val="18"/>
+                <w:szCs w:val="18"/>
+              </w:rPr>
+              <w:t>Ada</w:t>
+            </w:r>
           </w:p>
         </w:tc>
         <w:tc>
@@ -2211,7 +2244,18 @@
           <w:p>
             <w:pPr>
               <w:spacing w:before="20" w:after="20" w:line="252" w:lineRule="auto"/>
-            </w:pPr>
+              <w:rPr>
+                <w:sz w:val="18"/>
+                <w:szCs w:val="18"/>
+              </w:rPr>
+            </w:pPr>
+            <w:r>
+              <w:rPr>
+                <w:sz w:val="18"/>
+                <w:szCs w:val="18"/>
+              </w:rPr>
+              <w:t>551</w:t>
+            </w:r>
           </w:p>
         </w:tc>
       </w:tr>
@@ -2280,7 +2324,18 @@
           <w:p>
             <w:pPr>
               <w:spacing w:before="20" w:after="20" w:line="252" w:lineRule="auto"/>
-            </w:pPr>
+              <w:rPr>
+                <w:sz w:val="18"/>
+                <w:szCs w:val="18"/>
+              </w:rPr>
+            </w:pPr>
+            <w:r>
+              <w:rPr>
+                <w:sz w:val="18"/>
+                <w:szCs w:val="18"/>
+              </w:rPr>
+              <w:t>Ada</w:t>
+            </w:r>
           </w:p>
         </w:tc>
         <w:tc>
@@ -2296,7 +2351,18 @@
           <w:p>
             <w:pPr>
               <w:spacing w:before="20" w:after="20" w:line="252" w:lineRule="auto"/>
-            </w:pPr>
+              <w:rPr>
+                <w:sz w:val="18"/>
+                <w:szCs w:val="18"/>
+              </w:rPr>
+            </w:pPr>
+            <w:r>
+              <w:rPr>
+                <w:sz w:val="18"/>
+                <w:szCs w:val="18"/>
+              </w:rPr>
+              <w:t>62</w:t>
+            </w:r>
           </w:p>
         </w:tc>
       </w:tr>
@@ -2365,7 +2431,18 @@
           <w:p>
             <w:pPr>
               <w:spacing w:before="20" w:after="20" w:line="252" w:lineRule="auto"/>
-            </w:pPr>
+              <w:rPr>
+                <w:sz w:val="18"/>
+                <w:szCs w:val="18"/>
+              </w:rPr>
+            </w:pPr>
+            <w:r>
+              <w:rPr>
+                <w:sz w:val="18"/>
+                <w:szCs w:val="18"/>
+              </w:rPr>
+              <w:t>Ada</w:t>
+            </w:r>
           </w:p>
         </w:tc>
         <w:tc>
@@ -2381,7 +2458,18 @@
           <w:p>
             <w:pPr>
               <w:spacing w:before="20" w:after="20" w:line="252" w:lineRule="auto"/>
-            </w:pPr>
+              <w:rPr>
+                <w:sz w:val="18"/>
+                <w:szCs w:val="18"/>
+              </w:rPr>
+            </w:pPr>
+            <w:r>
+              <w:rPr>
+                <w:sz w:val="18"/>
+                <w:szCs w:val="18"/>
+              </w:rPr>
+              <w:t>60</w:t>
+            </w:r>
           </w:p>
         </w:tc>
       </w:tr>
@@ -2450,7 +2538,18 @@
           <w:p>
             <w:pPr>
               <w:spacing w:before="20" w:after="20" w:line="252" w:lineRule="auto"/>
-            </w:pPr>
+              <w:rPr>
+                <w:sz w:val="18"/>
+                <w:szCs w:val="18"/>
+              </w:rPr>
+            </w:pPr>
+            <w:r>
+              <w:rPr>
+                <w:sz w:val="18"/>
+                <w:szCs w:val="18"/>
+              </w:rPr>
+              <w:t>Ada</w:t>
+            </w:r>
           </w:p>
         </w:tc>
         <w:tc>
@@ -2466,7 +2565,18 @@
           <w:p>
             <w:pPr>
               <w:spacing w:before="20" w:after="20" w:line="252" w:lineRule="auto"/>
-            </w:pPr>
+              <w:rPr>
+                <w:sz w:val="18"/>
+                <w:szCs w:val="18"/>
+              </w:rPr>
+            </w:pPr>
+            <w:r>
+              <w:rPr>
+                <w:sz w:val="18"/>
+                <w:szCs w:val="18"/>
+              </w:rPr>
+              <w:t>17</w:t>
+            </w:r>
           </w:p>
         </w:tc>
       </w:tr>
@@ -2615,7 +2725,18 @@
           <w:p>
             <w:pPr>
               <w:spacing w:before="20" w:after="20" w:line="252" w:lineRule="auto"/>
-            </w:pPr>
+              <w:rPr>
+                <w:sz w:val="18"/>
+                <w:szCs w:val="18"/>
+              </w:rPr>
+            </w:pPr>
+            <w:r>
+              <w:rPr>
+                <w:sz w:val="18"/>
+                <w:szCs w:val="18"/>
+              </w:rPr>
+              <w:t>App.js</w:t>
+            </w:r>
           </w:p>
         </w:tc>
         <w:tc>
@@ -2631,7 +2752,27 @@
           <w:p>
             <w:pPr>
               <w:spacing w:before="20" w:after="20" w:line="252" w:lineRule="auto"/>
-            </w:pPr>
+              <w:rPr>
+                <w:sz w:val="18"/>
+                <w:szCs w:val="18"/>
+              </w:rPr>
+            </w:pPr>
+            <w:r>
+              <w:rPr>
+                <w:sz w:val="18"/>
+                <w:szCs w:val="18"/>
+              </w:rPr>
+              <w:t xml:space="preserve">Tidak </w:t>
+            </w:r>
+            <w:proofErr w:type="spellStart"/>
+            <w:r>
+              <w:rPr>
+                <w:sz w:val="18"/>
+                <w:szCs w:val="18"/>
+              </w:rPr>
+              <w:t>ada</w:t>
+            </w:r>
+            <w:proofErr w:type="spellEnd"/>
           </w:p>
         </w:tc>
         <w:tc>
@@ -2647,7 +2788,50 @@
           <w:p>
             <w:pPr>
               <w:spacing w:before="20" w:after="20" w:line="252" w:lineRule="auto"/>
-            </w:pPr>
+              <w:rPr>
+                <w:sz w:val="18"/>
+                <w:szCs w:val="18"/>
+              </w:rPr>
+            </w:pPr>
+            <w:r>
+              <w:rPr>
+                <w:sz w:val="18"/>
+                <w:szCs w:val="18"/>
+              </w:rPr>
+              <w:t xml:space="preserve">Hanya </w:t>
+            </w:r>
+            <w:proofErr w:type="spellStart"/>
+            <w:r>
+              <w:rPr>
+                <w:sz w:val="18"/>
+                <w:szCs w:val="18"/>
+              </w:rPr>
+              <w:t>mengambil</w:t>
+            </w:r>
+            <w:proofErr w:type="spellEnd"/>
+            <w:r>
+              <w:rPr>
+                <w:sz w:val="18"/>
+                <w:szCs w:val="18"/>
+              </w:rPr>
+              <w:t xml:space="preserve"> </w:t>
+            </w:r>
+            <w:proofErr w:type="spellStart"/>
+            <w:r>
+              <w:rPr>
+                <w:sz w:val="18"/>
+                <w:szCs w:val="18"/>
+              </w:rPr>
+              <w:t>dari</w:t>
+            </w:r>
+            <w:proofErr w:type="spellEnd"/>
+            <w:r>
+              <w:rPr>
+                <w:sz w:val="18"/>
+                <w:szCs w:val="18"/>
+              </w:rPr>
+              <w:t xml:space="preserve"> P10</w:t>
+            </w:r>
           </w:p>
         </w:tc>
       </w:tr>
@@ -2670,7 +2854,18 @@
           <w:p>
             <w:pPr>
               <w:spacing w:before="20" w:after="20" w:line="252" w:lineRule="auto"/>
-            </w:pPr>
+              <w:rPr>
+                <w:sz w:val="18"/>
+                <w:szCs w:val="18"/>
+              </w:rPr>
+            </w:pPr>
+            <w:r>
+              <w:rPr>
+                <w:sz w:val="18"/>
+                <w:szCs w:val="18"/>
+              </w:rPr>
+              <w:t>Dom.js</w:t>
+            </w:r>
           </w:p>
         </w:tc>
         <w:tc>
@@ -2686,7 +2881,27 @@
           <w:p>
             <w:pPr>
               <w:spacing w:before="20" w:after="20" w:line="252" w:lineRule="auto"/>
-            </w:pPr>
+              <w:rPr>
+                <w:sz w:val="18"/>
+                <w:szCs w:val="18"/>
+              </w:rPr>
+            </w:pPr>
+            <w:r>
+              <w:rPr>
+                <w:sz w:val="18"/>
+                <w:szCs w:val="18"/>
+              </w:rPr>
+              <w:t xml:space="preserve">Tidak </w:t>
+            </w:r>
+            <w:proofErr w:type="spellStart"/>
+            <w:r>
+              <w:rPr>
+                <w:sz w:val="18"/>
+                <w:szCs w:val="18"/>
+              </w:rPr>
+              <w:t>ada</w:t>
+            </w:r>
+            <w:proofErr w:type="spellEnd"/>
           </w:p>
         </w:tc>
         <w:tc>
@@ -2702,7 +2917,50 @@
           <w:p>
             <w:pPr>
               <w:spacing w:before="20" w:after="20" w:line="252" w:lineRule="auto"/>
-            </w:pPr>
+              <w:rPr>
+                <w:sz w:val="18"/>
+                <w:szCs w:val="18"/>
+              </w:rPr>
+            </w:pPr>
+            <w:r>
+              <w:rPr>
+                <w:sz w:val="18"/>
+                <w:szCs w:val="18"/>
+              </w:rPr>
+              <w:t xml:space="preserve">Hanya </w:t>
+            </w:r>
+            <w:proofErr w:type="spellStart"/>
+            <w:r>
+              <w:rPr>
+                <w:sz w:val="18"/>
+                <w:szCs w:val="18"/>
+              </w:rPr>
+              <w:t>mengambil</w:t>
+            </w:r>
+            <w:proofErr w:type="spellEnd"/>
+            <w:r>
+              <w:rPr>
+                <w:sz w:val="18"/>
+                <w:szCs w:val="18"/>
+              </w:rPr>
+              <w:t xml:space="preserve"> </w:t>
+            </w:r>
+            <w:proofErr w:type="spellStart"/>
+            <w:r>
+              <w:rPr>
+                <w:sz w:val="18"/>
+                <w:szCs w:val="18"/>
+              </w:rPr>
+              <w:t>dari</w:t>
+            </w:r>
+            <w:proofErr w:type="spellEnd"/>
+            <w:r>
+              <w:rPr>
+                <w:sz w:val="18"/>
+                <w:szCs w:val="18"/>
+              </w:rPr>
+              <w:t xml:space="preserve"> P10</w:t>
+            </w:r>
           </w:p>
         </w:tc>
       </w:tr>
@@ -2725,7 +2983,18 @@
           <w:p>
             <w:pPr>
               <w:spacing w:before="20" w:after="20" w:line="252" w:lineRule="auto"/>
-            </w:pPr>
+              <w:rPr>
+                <w:sz w:val="18"/>
+                <w:szCs w:val="18"/>
+              </w:rPr>
+            </w:pPr>
+            <w:r>
+              <w:rPr>
+                <w:sz w:val="18"/>
+                <w:szCs w:val="18"/>
+              </w:rPr>
+              <w:t>Api.js</w:t>
+            </w:r>
           </w:p>
         </w:tc>
         <w:tc>
@@ -2741,7 +3010,27 @@
           <w:p>
             <w:pPr>
               <w:spacing w:before="20" w:after="20" w:line="252" w:lineRule="auto"/>
-            </w:pPr>
+              <w:rPr>
+                <w:sz w:val="18"/>
+                <w:szCs w:val="18"/>
+              </w:rPr>
+            </w:pPr>
+            <w:r>
+              <w:rPr>
+                <w:sz w:val="18"/>
+                <w:szCs w:val="18"/>
+              </w:rPr>
+              <w:t xml:space="preserve">Tidak </w:t>
+            </w:r>
+            <w:proofErr w:type="spellStart"/>
+            <w:r>
+              <w:rPr>
+                <w:sz w:val="18"/>
+                <w:szCs w:val="18"/>
+              </w:rPr>
+              <w:t>ada</w:t>
+            </w:r>
+            <w:proofErr w:type="spellEnd"/>
           </w:p>
         </w:tc>
         <w:tc>
@@ -2757,7 +3046,50 @@
           <w:p>
             <w:pPr>
               <w:spacing w:before="20" w:after="20" w:line="252" w:lineRule="auto"/>
-            </w:pPr>
+              <w:rPr>
+                <w:sz w:val="18"/>
+                <w:szCs w:val="18"/>
+              </w:rPr>
+            </w:pPr>
+            <w:r>
+              <w:rPr>
+                <w:sz w:val="18"/>
+                <w:szCs w:val="18"/>
+              </w:rPr>
+              <w:t xml:space="preserve">Hanya </w:t>
+            </w:r>
+            <w:proofErr w:type="spellStart"/>
+            <w:r>
+              <w:rPr>
+                <w:sz w:val="18"/>
+                <w:szCs w:val="18"/>
+              </w:rPr>
+              <w:t>mengambil</w:t>
+            </w:r>
+            <w:proofErr w:type="spellEnd"/>
+            <w:r>
+              <w:rPr>
+                <w:sz w:val="18"/>
+                <w:szCs w:val="18"/>
+              </w:rPr>
+              <w:t xml:space="preserve"> </w:t>
+            </w:r>
+            <w:proofErr w:type="spellStart"/>
+            <w:r>
+              <w:rPr>
+                <w:sz w:val="18"/>
+                <w:szCs w:val="18"/>
+              </w:rPr>
+              <w:t>dari</w:t>
+            </w:r>
+            <w:proofErr w:type="spellEnd"/>
+            <w:r>
+              <w:rPr>
+                <w:sz w:val="18"/>
+                <w:szCs w:val="18"/>
+              </w:rPr>
+              <w:t xml:space="preserve"> P10</w:t>
+            </w:r>
           </w:p>
         </w:tc>
       </w:tr>
@@ -2972,7 +3304,18 @@
           <w:p>
             <w:pPr>
               <w:spacing w:before="20" w:after="20" w:line="252" w:lineRule="auto"/>
-            </w:pPr>
+              <w:rPr>
+                <w:sz w:val="18"/>
+                <w:szCs w:val="18"/>
+              </w:rPr>
+            </w:pPr>
+            <w:r>
+              <w:rPr>
+                <w:sz w:val="18"/>
+                <w:szCs w:val="18"/>
+              </w:rPr>
+              <w:t>62</w:t>
+            </w:r>
           </w:p>
         </w:tc>
         <w:tc>
@@ -2988,7 +3331,40 @@
           <w:p>
             <w:pPr>
               <w:spacing w:before="20" w:after="20" w:line="252" w:lineRule="auto"/>
-            </w:pPr>
+              <w:rPr>
+                <w:sz w:val="18"/>
+                <w:szCs w:val="18"/>
+                <w:lang w:val="en-ID"/>
+              </w:rPr>
+            </w:pPr>
+            <w:proofErr w:type="spellStart"/>
+            <w:proofErr w:type="gramStart"/>
+            <w:r>
+              <w:rPr>
+                <w:sz w:val="18"/>
+                <w:szCs w:val="18"/>
+                <w:lang w:val="en-ID"/>
+              </w:rPr>
+              <w:t>muat</w:t>
+            </w:r>
+            <w:proofErr w:type="spellEnd"/>
+            <w:r>
+              <w:rPr>
+                <w:sz w:val="18"/>
+                <w:szCs w:val="18"/>
+                <w:lang w:val="en-ID"/>
+              </w:rPr>
+              <w:t>(</w:t>
+            </w:r>
+            <w:proofErr w:type="gramEnd"/>
+            <w:r>
+              <w:rPr>
+                <w:sz w:val="18"/>
+                <w:szCs w:val="18"/>
+                <w:lang w:val="en-ID"/>
+              </w:rPr>
+              <w:t>);</w:t>
+            </w:r>
           </w:p>
         </w:tc>
       </w:tr>
@@ -3034,7 +3410,18 @@
           <w:p>
             <w:pPr>
               <w:spacing w:before="20" w:after="20" w:line="252" w:lineRule="auto"/>
-            </w:pPr>
+              <w:rPr>
+                <w:sz w:val="18"/>
+                <w:szCs w:val="18"/>
+              </w:rPr>
+            </w:pPr>
+            <w:r>
+              <w:rPr>
+                <w:sz w:val="18"/>
+                <w:szCs w:val="18"/>
+              </w:rPr>
+              <w:t>60</w:t>
+            </w:r>
           </w:p>
         </w:tc>
         <w:tc>
@@ -3050,7 +3437,20 @@
           <w:p>
             <w:pPr>
               <w:spacing w:before="20" w:after="20" w:line="252" w:lineRule="auto"/>
-            </w:pPr>
+              <w:rPr>
+                <w:sz w:val="18"/>
+                <w:szCs w:val="18"/>
+                <w:lang w:val="en-ID"/>
+              </w:rPr>
+            </w:pPr>
+            <w:r>
+              <w:rPr>
+                <w:sz w:val="18"/>
+                <w:szCs w:val="18"/>
+                <w:lang w:val="en-ID"/>
+              </w:rPr>
+              <w:t>}</w:t>
+            </w:r>
           </w:p>
         </w:tc>
       </w:tr>
@@ -3246,7 +3646,18 @@
           <w:p>
             <w:pPr>
               <w:spacing w:before="20" w:after="20" w:line="252" w:lineRule="auto"/>
-            </w:pPr>
+              <w:rPr>
+                <w:sz w:val="18"/>
+                <w:szCs w:val="18"/>
+              </w:rPr>
+            </w:pPr>
+            <w:r>
+              <w:rPr>
+                <w:sz w:val="18"/>
+                <w:szCs w:val="18"/>
+              </w:rPr>
+              <w:t>Dari P10</w:t>
+            </w:r>
           </w:p>
         </w:tc>
       </w:tr>
@@ -3315,7 +3726,52 @@
           <w:p>
             <w:pPr>
               <w:spacing w:before="20" w:after="20" w:line="252" w:lineRule="auto"/>
-            </w:pPr>
+              <w:rPr>
+                <w:sz w:val="18"/>
+                <w:szCs w:val="18"/>
+              </w:rPr>
+            </w:pPr>
+            <w:proofErr w:type="spellStart"/>
+            <w:r>
+              <w:rPr>
+                <w:sz w:val="18"/>
+                <w:szCs w:val="18"/>
+              </w:rPr>
+              <w:t>Buat</w:t>
+            </w:r>
+            <w:proofErr w:type="spellEnd"/>
+            <w:r>
+              <w:rPr>
+                <w:sz w:val="18"/>
+                <w:szCs w:val="18"/>
+              </w:rPr>
+              <w:t xml:space="preserve"> </w:t>
+            </w:r>
+            <w:proofErr w:type="spellStart"/>
+            <w:r>
+              <w:rPr>
+                <w:sz w:val="18"/>
+                <w:szCs w:val="18"/>
+              </w:rPr>
+              <w:t>dari</w:t>
+            </w:r>
+            <w:proofErr w:type="spellEnd"/>
+            <w:r>
+              <w:rPr>
+                <w:sz w:val="18"/>
+                <w:szCs w:val="18"/>
+              </w:rPr>
+              <w:t xml:space="preserve"> P11 </w:t>
+            </w:r>
+            <w:proofErr w:type="spellStart"/>
+            <w:r>
+              <w:rPr>
+                <w:sz w:val="18"/>
+                <w:szCs w:val="18"/>
+              </w:rPr>
+              <w:t>ini</w:t>
+            </w:r>
+            <w:proofErr w:type="spellEnd"/>
           </w:p>
         </w:tc>
       </w:tr>
@@ -3384,7 +3840,18 @@
           <w:p>
             <w:pPr>
               <w:spacing w:before="20" w:after="20" w:line="252" w:lineRule="auto"/>
-            </w:pPr>
+              <w:rPr>
+                <w:sz w:val="18"/>
+                <w:szCs w:val="18"/>
+              </w:rPr>
+            </w:pPr>
+            <w:r>
+              <w:rPr>
+                <w:sz w:val="18"/>
+                <w:szCs w:val="18"/>
+              </w:rPr>
+              <w:t>Dari P10</w:t>
+            </w:r>
           </w:p>
         </w:tc>
       </w:tr>
@@ -3453,7 +3920,52 @@
           <w:p>
             <w:pPr>
               <w:spacing w:before="20" w:after="20" w:line="252" w:lineRule="auto"/>
-            </w:pPr>
+              <w:rPr>
+                <w:sz w:val="18"/>
+                <w:szCs w:val="18"/>
+              </w:rPr>
+            </w:pPr>
+            <w:proofErr w:type="spellStart"/>
+            <w:r>
+              <w:rPr>
+                <w:sz w:val="18"/>
+                <w:szCs w:val="18"/>
+              </w:rPr>
+              <w:t>Buat</w:t>
+            </w:r>
+            <w:proofErr w:type="spellEnd"/>
+            <w:r>
+              <w:rPr>
+                <w:sz w:val="18"/>
+                <w:szCs w:val="18"/>
+              </w:rPr>
+              <w:t xml:space="preserve"> </w:t>
+            </w:r>
+            <w:proofErr w:type="spellStart"/>
+            <w:r>
+              <w:rPr>
+                <w:sz w:val="18"/>
+                <w:szCs w:val="18"/>
+              </w:rPr>
+              <w:t>dari</w:t>
+            </w:r>
+            <w:proofErr w:type="spellEnd"/>
+            <w:r>
+              <w:rPr>
+                <w:sz w:val="18"/>
+                <w:szCs w:val="18"/>
+              </w:rPr>
+              <w:t xml:space="preserve"> P11 </w:t>
+            </w:r>
+            <w:proofErr w:type="spellStart"/>
+            <w:r>
+              <w:rPr>
+                <w:sz w:val="18"/>
+                <w:szCs w:val="18"/>
+              </w:rPr>
+              <w:t>ini</w:t>
+            </w:r>
+            <w:proofErr w:type="spellEnd"/>
           </w:p>
         </w:tc>
       </w:tr>
@@ -3522,7 +4034,18 @@
           <w:p>
             <w:pPr>
               <w:spacing w:before="20" w:after="20" w:line="252" w:lineRule="auto"/>
-            </w:pPr>
+              <w:rPr>
+                <w:sz w:val="18"/>
+                <w:szCs w:val="18"/>
+              </w:rPr>
+            </w:pPr>
+            <w:r>
+              <w:rPr>
+                <w:sz w:val="18"/>
+                <w:szCs w:val="18"/>
+              </w:rPr>
+              <w:t>Dari P10</w:t>
+            </w:r>
           </w:p>
         </w:tc>
       </w:tr>
@@ -3644,7 +4167,19 @@
           <w:p>
             <w:pPr>
               <w:spacing w:before="20" w:after="20" w:line="252" w:lineRule="auto"/>
-            </w:pPr>
+              <w:rPr>
+                <w:sz w:val="19"/>
+                <w:szCs w:val="19"/>
+              </w:rPr>
+            </w:pPr>
+            <w:r>
+              <w:rPr>
+                <w:rFonts w:ascii="Segoe UI Symbol" w:hAnsi="Segoe UI Symbol" w:cs="Segoe UI Symbol"/>
+                <w:sz w:val="19"/>
+                <w:szCs w:val="19"/>
+              </w:rPr>
+              <w:t>☑</w:t>
+            </w:r>
           </w:p>
         </w:tc>
       </w:tr>
@@ -3690,7 +4225,19 @@
           <w:p>
             <w:pPr>
               <w:spacing w:before="20" w:after="20" w:line="252" w:lineRule="auto"/>
-            </w:pPr>
+              <w:rPr>
+                <w:sz w:val="19"/>
+                <w:szCs w:val="19"/>
+              </w:rPr>
+            </w:pPr>
+            <w:r>
+              <w:rPr>
+                <w:rFonts w:ascii="Segoe UI Symbol" w:hAnsi="Segoe UI Symbol" w:cs="Segoe UI Symbol"/>
+                <w:sz w:val="19"/>
+                <w:szCs w:val="19"/>
+              </w:rPr>
+              <w:t>☑</w:t>
+            </w:r>
           </w:p>
         </w:tc>
       </w:tr>
@@ -3736,7 +4283,19 @@
           <w:p>
             <w:pPr>
               <w:spacing w:before="20" w:after="20" w:line="252" w:lineRule="auto"/>
-            </w:pPr>
+              <w:rPr>
+                <w:sz w:val="19"/>
+                <w:szCs w:val="19"/>
+              </w:rPr>
+            </w:pPr>
+            <w:r>
+              <w:rPr>
+                <w:rFonts w:ascii="Segoe UI Symbol" w:hAnsi="Segoe UI Symbol" w:cs="Segoe UI Symbol"/>
+                <w:sz w:val="19"/>
+                <w:szCs w:val="19"/>
+              </w:rPr>
+              <w:t>☑</w:t>
+            </w:r>
           </w:p>
         </w:tc>
       </w:tr>
@@ -3782,7 +4341,19 @@
           <w:p>
             <w:pPr>
               <w:spacing w:before="20" w:after="20" w:line="252" w:lineRule="auto"/>
-            </w:pPr>
+              <w:rPr>
+                <w:sz w:val="19"/>
+                <w:szCs w:val="19"/>
+              </w:rPr>
+            </w:pPr>
+            <w:r>
+              <w:rPr>
+                <w:rFonts w:ascii="Segoe UI Symbol" w:hAnsi="Segoe UI Symbol" w:cs="Segoe UI Symbol"/>
+                <w:sz w:val="19"/>
+                <w:szCs w:val="19"/>
+              </w:rPr>
+              <w:t>☑</w:t>
+            </w:r>
           </w:p>
         </w:tc>
       </w:tr>
@@ -3828,7 +4399,19 @@
           <w:p>
             <w:pPr>
               <w:spacing w:before="20" w:after="20" w:line="252" w:lineRule="auto"/>
-            </w:pPr>
+              <w:rPr>
+                <w:sz w:val="19"/>
+                <w:szCs w:val="19"/>
+              </w:rPr>
+            </w:pPr>
+            <w:r>
+              <w:rPr>
+                <w:rFonts w:ascii="Segoe UI Symbol" w:hAnsi="Segoe UI Symbol" w:cs="Segoe UI Symbol"/>
+                <w:sz w:val="19"/>
+                <w:szCs w:val="19"/>
+              </w:rPr>
+              <w:t>☑</w:t>
+            </w:r>
           </w:p>
         </w:tc>
       </w:tr>
@@ -19050,7 +19633,6 @@
   <w:style w:type="character" w:default="1" w:styleId="DefaultParagraphFont">
     <w:name w:val="Default Paragraph Font"/>
     <w:uiPriority w:val="1"/>
-    <w:semiHidden/>
     <w:unhideWhenUsed/>
   </w:style>
   <w:style w:type="table" w:default="1" w:styleId="TableNormal">

--- a/ORLANDO RYAN SADEWA - P11/Worksheet/11. Worksheet_PABW_Pertemuan11 - ID (revisi sinkron).docx
+++ b/ORLANDO RYAN SADEWA - P11/Worksheet/11. Worksheet_PABW_Pertemuan11 - ID (revisi sinkron).docx
@@ -2762,75 +2762,34 @@
                 <w:sz w:val="18"/>
                 <w:szCs w:val="18"/>
               </w:rPr>
-              <w:t xml:space="preserve">Tidak </w:t>
-            </w:r>
-            <w:proofErr w:type="spellStart"/>
-            <w:r>
+              <w:t>Tidak ada</w:t>
+            </w:r>
+          </w:p>
+        </w:tc>
+        <w:tc>
+          <w:tcPr>
+            <w:tcW w:w="2801" w:type="dxa"/>
+            <w:tcBorders>
+              <w:top w:val="single" w:sz="6" w:space="0" w:color="D8DEE9"/>
+              <w:left w:val="single" w:sz="6" w:space="0" w:color="D8DEE9"/>
+              <w:bottom w:val="single" w:sz="6" w:space="0" w:color="D8DEE9"/>
+              <w:right w:val="single" w:sz="6" w:space="0" w:color="D8DEE9"/>
+            </w:tcBorders>
+          </w:tcPr>
+          <w:p>
+            <w:pPr>
+              <w:spacing w:before="20" w:after="20" w:line="252" w:lineRule="auto"/>
               <w:rPr>
                 <w:sz w:val="18"/>
                 <w:szCs w:val="18"/>
               </w:rPr>
-              <w:t>ada</w:t>
-            </w:r>
-            <w:proofErr w:type="spellEnd"/>
-          </w:p>
-        </w:tc>
-        <w:tc>
-          <w:tcPr>
-            <w:tcW w:w="2801" w:type="dxa"/>
-            <w:tcBorders>
-              <w:top w:val="single" w:sz="6" w:space="0" w:color="D8DEE9"/>
-              <w:left w:val="single" w:sz="6" w:space="0" w:color="D8DEE9"/>
-              <w:bottom w:val="single" w:sz="6" w:space="0" w:color="D8DEE9"/>
-              <w:right w:val="single" w:sz="6" w:space="0" w:color="D8DEE9"/>
-            </w:tcBorders>
-          </w:tcPr>
-          <w:p>
-            <w:pPr>
-              <w:spacing w:before="20" w:after="20" w:line="252" w:lineRule="auto"/>
+            </w:pPr>
+            <w:r>
               <w:rPr>
                 <w:sz w:val="18"/>
                 <w:szCs w:val="18"/>
               </w:rPr>
-            </w:pPr>
-            <w:r>
-              <w:rPr>
-                <w:sz w:val="18"/>
-                <w:szCs w:val="18"/>
-              </w:rPr>
-              <w:t xml:space="preserve">Hanya </w:t>
-            </w:r>
-            <w:proofErr w:type="spellStart"/>
-            <w:r>
-              <w:rPr>
-                <w:sz w:val="18"/>
-                <w:szCs w:val="18"/>
-              </w:rPr>
-              <w:t>mengambil</w:t>
-            </w:r>
-            <w:proofErr w:type="spellEnd"/>
-            <w:r>
-              <w:rPr>
-                <w:sz w:val="18"/>
-                <w:szCs w:val="18"/>
-              </w:rPr>
-              <w:t xml:space="preserve"> </w:t>
-            </w:r>
-            <w:proofErr w:type="spellStart"/>
-            <w:r>
-              <w:rPr>
-                <w:sz w:val="18"/>
-                <w:szCs w:val="18"/>
-              </w:rPr>
-              <w:t>dari</w:t>
-            </w:r>
-            <w:proofErr w:type="spellEnd"/>
-            <w:r>
-              <w:rPr>
-                <w:sz w:val="18"/>
-                <w:szCs w:val="18"/>
-              </w:rPr>
-              <w:t xml:space="preserve"> P10</w:t>
+              <w:t>Hanya mengambil dari P10</w:t>
             </w:r>
           </w:p>
         </w:tc>
@@ -2891,75 +2850,34 @@
                 <w:sz w:val="18"/>
                 <w:szCs w:val="18"/>
               </w:rPr>
-              <w:t xml:space="preserve">Tidak </w:t>
-            </w:r>
-            <w:proofErr w:type="spellStart"/>
-            <w:r>
+              <w:t>Tidak ada</w:t>
+            </w:r>
+          </w:p>
+        </w:tc>
+        <w:tc>
+          <w:tcPr>
+            <w:tcW w:w="2801" w:type="dxa"/>
+            <w:tcBorders>
+              <w:top w:val="single" w:sz="6" w:space="0" w:color="D8DEE9"/>
+              <w:left w:val="single" w:sz="6" w:space="0" w:color="D8DEE9"/>
+              <w:bottom w:val="single" w:sz="6" w:space="0" w:color="D8DEE9"/>
+              <w:right w:val="single" w:sz="6" w:space="0" w:color="D8DEE9"/>
+            </w:tcBorders>
+          </w:tcPr>
+          <w:p>
+            <w:pPr>
+              <w:spacing w:before="20" w:after="20" w:line="252" w:lineRule="auto"/>
               <w:rPr>
                 <w:sz w:val="18"/>
                 <w:szCs w:val="18"/>
               </w:rPr>
-              <w:t>ada</w:t>
-            </w:r>
-            <w:proofErr w:type="spellEnd"/>
-          </w:p>
-        </w:tc>
-        <w:tc>
-          <w:tcPr>
-            <w:tcW w:w="2801" w:type="dxa"/>
-            <w:tcBorders>
-              <w:top w:val="single" w:sz="6" w:space="0" w:color="D8DEE9"/>
-              <w:left w:val="single" w:sz="6" w:space="0" w:color="D8DEE9"/>
-              <w:bottom w:val="single" w:sz="6" w:space="0" w:color="D8DEE9"/>
-              <w:right w:val="single" w:sz="6" w:space="0" w:color="D8DEE9"/>
-            </w:tcBorders>
-          </w:tcPr>
-          <w:p>
-            <w:pPr>
-              <w:spacing w:before="20" w:after="20" w:line="252" w:lineRule="auto"/>
+            </w:pPr>
+            <w:r>
               <w:rPr>
                 <w:sz w:val="18"/>
                 <w:szCs w:val="18"/>
               </w:rPr>
-            </w:pPr>
-            <w:r>
-              <w:rPr>
-                <w:sz w:val="18"/>
-                <w:szCs w:val="18"/>
-              </w:rPr>
-              <w:t xml:space="preserve">Hanya </w:t>
-            </w:r>
-            <w:proofErr w:type="spellStart"/>
-            <w:r>
-              <w:rPr>
-                <w:sz w:val="18"/>
-                <w:szCs w:val="18"/>
-              </w:rPr>
-              <w:t>mengambil</w:t>
-            </w:r>
-            <w:proofErr w:type="spellEnd"/>
-            <w:r>
-              <w:rPr>
-                <w:sz w:val="18"/>
-                <w:szCs w:val="18"/>
-              </w:rPr>
-              <w:t xml:space="preserve"> </w:t>
-            </w:r>
-            <w:proofErr w:type="spellStart"/>
-            <w:r>
-              <w:rPr>
-                <w:sz w:val="18"/>
-                <w:szCs w:val="18"/>
-              </w:rPr>
-              <w:t>dari</w:t>
-            </w:r>
-            <w:proofErr w:type="spellEnd"/>
-            <w:r>
-              <w:rPr>
-                <w:sz w:val="18"/>
-                <w:szCs w:val="18"/>
-              </w:rPr>
-              <w:t xml:space="preserve"> P10</w:t>
+              <w:t>Hanya mengambil dari P10</w:t>
             </w:r>
           </w:p>
         </w:tc>
@@ -3020,75 +2938,34 @@
                 <w:sz w:val="18"/>
                 <w:szCs w:val="18"/>
               </w:rPr>
-              <w:t xml:space="preserve">Tidak </w:t>
-            </w:r>
-            <w:proofErr w:type="spellStart"/>
-            <w:r>
+              <w:t>Tidak ada</w:t>
+            </w:r>
+          </w:p>
+        </w:tc>
+        <w:tc>
+          <w:tcPr>
+            <w:tcW w:w="2801" w:type="dxa"/>
+            <w:tcBorders>
+              <w:top w:val="single" w:sz="6" w:space="0" w:color="D8DEE9"/>
+              <w:left w:val="single" w:sz="6" w:space="0" w:color="D8DEE9"/>
+              <w:bottom w:val="single" w:sz="6" w:space="0" w:color="D8DEE9"/>
+              <w:right w:val="single" w:sz="6" w:space="0" w:color="D8DEE9"/>
+            </w:tcBorders>
+          </w:tcPr>
+          <w:p>
+            <w:pPr>
+              <w:spacing w:before="20" w:after="20" w:line="252" w:lineRule="auto"/>
               <w:rPr>
                 <w:sz w:val="18"/>
                 <w:szCs w:val="18"/>
               </w:rPr>
-              <w:t>ada</w:t>
-            </w:r>
-            <w:proofErr w:type="spellEnd"/>
-          </w:p>
-        </w:tc>
-        <w:tc>
-          <w:tcPr>
-            <w:tcW w:w="2801" w:type="dxa"/>
-            <w:tcBorders>
-              <w:top w:val="single" w:sz="6" w:space="0" w:color="D8DEE9"/>
-              <w:left w:val="single" w:sz="6" w:space="0" w:color="D8DEE9"/>
-              <w:bottom w:val="single" w:sz="6" w:space="0" w:color="D8DEE9"/>
-              <w:right w:val="single" w:sz="6" w:space="0" w:color="D8DEE9"/>
-            </w:tcBorders>
-          </w:tcPr>
-          <w:p>
-            <w:pPr>
-              <w:spacing w:before="20" w:after="20" w:line="252" w:lineRule="auto"/>
+            </w:pPr>
+            <w:r>
               <w:rPr>
                 <w:sz w:val="18"/>
                 <w:szCs w:val="18"/>
               </w:rPr>
-            </w:pPr>
-            <w:r>
-              <w:rPr>
-                <w:sz w:val="18"/>
-                <w:szCs w:val="18"/>
-              </w:rPr>
-              <w:t xml:space="preserve">Hanya </w:t>
-            </w:r>
-            <w:proofErr w:type="spellStart"/>
-            <w:r>
-              <w:rPr>
-                <w:sz w:val="18"/>
-                <w:szCs w:val="18"/>
-              </w:rPr>
-              <w:t>mengambil</w:t>
-            </w:r>
-            <w:proofErr w:type="spellEnd"/>
-            <w:r>
-              <w:rPr>
-                <w:sz w:val="18"/>
-                <w:szCs w:val="18"/>
-              </w:rPr>
-              <w:t xml:space="preserve"> </w:t>
-            </w:r>
-            <w:proofErr w:type="spellStart"/>
-            <w:r>
-              <w:rPr>
-                <w:sz w:val="18"/>
-                <w:szCs w:val="18"/>
-              </w:rPr>
-              <w:t>dari</w:t>
-            </w:r>
-            <w:proofErr w:type="spellEnd"/>
-            <w:r>
-              <w:rPr>
-                <w:sz w:val="18"/>
-                <w:szCs w:val="18"/>
-              </w:rPr>
-              <w:t xml:space="preserve"> P10</w:t>
+              <w:t>Hanya mengambil dari P10</w:t>
             </w:r>
           </w:p>
         </w:tc>
@@ -3337,33 +3214,13 @@
                 <w:lang w:val="en-ID"/>
               </w:rPr>
             </w:pPr>
-            <w:proofErr w:type="spellStart"/>
-            <w:proofErr w:type="gramStart"/>
             <w:r>
               <w:rPr>
                 <w:sz w:val="18"/>
                 <w:szCs w:val="18"/>
                 <w:lang w:val="en-ID"/>
               </w:rPr>
-              <w:t>muat</w:t>
-            </w:r>
-            <w:proofErr w:type="spellEnd"/>
-            <w:r>
-              <w:rPr>
-                <w:sz w:val="18"/>
-                <w:szCs w:val="18"/>
-                <w:lang w:val="en-ID"/>
-              </w:rPr>
-              <w:t>(</w:t>
-            </w:r>
-            <w:proofErr w:type="gramEnd"/>
-            <w:r>
-              <w:rPr>
-                <w:sz w:val="18"/>
-                <w:szCs w:val="18"/>
-                <w:lang w:val="en-ID"/>
-              </w:rPr>
-              <w:t>);</w:t>
+              <w:t>muat();</w:t>
             </w:r>
           </w:p>
         </w:tc>
@@ -3731,47 +3588,13 @@
                 <w:szCs w:val="18"/>
               </w:rPr>
             </w:pPr>
-            <w:proofErr w:type="spellStart"/>
             <w:r>
               <w:rPr>
                 <w:sz w:val="18"/>
                 <w:szCs w:val="18"/>
               </w:rPr>
-              <w:t>Buat</w:t>
-            </w:r>
-            <w:proofErr w:type="spellEnd"/>
-            <w:r>
-              <w:rPr>
-                <w:sz w:val="18"/>
-                <w:szCs w:val="18"/>
-              </w:rPr>
-              <w:t xml:space="preserve"> </w:t>
-            </w:r>
-            <w:proofErr w:type="spellStart"/>
-            <w:r>
-              <w:rPr>
-                <w:sz w:val="18"/>
-                <w:szCs w:val="18"/>
-              </w:rPr>
-              <w:t>dari</w:t>
-            </w:r>
-            <w:proofErr w:type="spellEnd"/>
-            <w:r>
-              <w:rPr>
-                <w:sz w:val="18"/>
-                <w:szCs w:val="18"/>
-              </w:rPr>
-              <w:t xml:space="preserve"> P11 </w:t>
-            </w:r>
-            <w:proofErr w:type="spellStart"/>
-            <w:r>
-              <w:rPr>
-                <w:sz w:val="18"/>
-                <w:szCs w:val="18"/>
-              </w:rPr>
-              <w:t>ini</w:t>
-            </w:r>
-            <w:proofErr w:type="spellEnd"/>
+              <w:t>Buat dari P11 ini</w:t>
+            </w:r>
           </w:p>
         </w:tc>
       </w:tr>
@@ -3925,47 +3748,13 @@
                 <w:szCs w:val="18"/>
               </w:rPr>
             </w:pPr>
-            <w:proofErr w:type="spellStart"/>
             <w:r>
               <w:rPr>
                 <w:sz w:val="18"/>
                 <w:szCs w:val="18"/>
               </w:rPr>
-              <w:t>Buat</w:t>
-            </w:r>
-            <w:proofErr w:type="spellEnd"/>
-            <w:r>
-              <w:rPr>
-                <w:sz w:val="18"/>
-                <w:szCs w:val="18"/>
-              </w:rPr>
-              <w:t xml:space="preserve"> </w:t>
-            </w:r>
-            <w:proofErr w:type="spellStart"/>
-            <w:r>
-              <w:rPr>
-                <w:sz w:val="18"/>
-                <w:szCs w:val="18"/>
-              </w:rPr>
-              <w:t>dari</w:t>
-            </w:r>
-            <w:proofErr w:type="spellEnd"/>
-            <w:r>
-              <w:rPr>
-                <w:sz w:val="18"/>
-                <w:szCs w:val="18"/>
-              </w:rPr>
-              <w:t xml:space="preserve"> P11 </w:t>
-            </w:r>
-            <w:proofErr w:type="spellStart"/>
-            <w:r>
-              <w:rPr>
-                <w:sz w:val="18"/>
-                <w:szCs w:val="18"/>
-              </w:rPr>
-              <w:t>ini</w:t>
-            </w:r>
-            <w:proofErr w:type="spellEnd"/>
+              <w:t>Buat dari P11 ini</w:t>
+            </w:r>
           </w:p>
         </w:tc>
       </w:tr>
@@ -6476,7 +6265,18 @@
           <w:p>
             <w:pPr>
               <w:spacing w:before="20" w:after="20" w:line="252" w:lineRule="auto"/>
-            </w:pPr>
+              <w:rPr>
+                <w:sz w:val="18"/>
+                <w:szCs w:val="18"/>
+              </w:rPr>
+            </w:pPr>
+            <w:r>
+              <w:rPr>
+                <w:sz w:val="18"/>
+                <w:szCs w:val="18"/>
+              </w:rPr>
+              <w:t>Sudah sesuai</w:t>
+            </w:r>
           </w:p>
         </w:tc>
       </w:tr>
@@ -6545,7 +6345,18 @@
           <w:p>
             <w:pPr>
               <w:spacing w:before="20" w:after="20" w:line="252" w:lineRule="auto"/>
-            </w:pPr>
+              <w:rPr>
+                <w:sz w:val="18"/>
+                <w:szCs w:val="18"/>
+              </w:rPr>
+            </w:pPr>
+            <w:r>
+              <w:rPr>
+                <w:sz w:val="18"/>
+                <w:szCs w:val="18"/>
+              </w:rPr>
+              <w:t>Sudah sesuai</w:t>
+            </w:r>
           </w:p>
         </w:tc>
       </w:tr>
@@ -6614,7 +6425,18 @@
           <w:p>
             <w:pPr>
               <w:spacing w:before="20" w:after="20" w:line="252" w:lineRule="auto"/>
-            </w:pPr>
+              <w:rPr>
+                <w:sz w:val="18"/>
+                <w:szCs w:val="18"/>
+              </w:rPr>
+            </w:pPr>
+            <w:r>
+              <w:rPr>
+                <w:sz w:val="18"/>
+                <w:szCs w:val="18"/>
+              </w:rPr>
+              <w:t>Sudah sesuai</w:t>
+            </w:r>
           </w:p>
         </w:tc>
       </w:tr>
@@ -6683,7 +6505,18 @@
           <w:p>
             <w:pPr>
               <w:spacing w:before="20" w:after="20" w:line="252" w:lineRule="auto"/>
-            </w:pPr>
+              <w:rPr>
+                <w:sz w:val="18"/>
+                <w:szCs w:val="18"/>
+              </w:rPr>
+            </w:pPr>
+            <w:r>
+              <w:rPr>
+                <w:sz w:val="18"/>
+                <w:szCs w:val="18"/>
+              </w:rPr>
+              <w:t>Sudah sesuai</w:t>
+            </w:r>
           </w:p>
         </w:tc>
       </w:tr>
@@ -6753,7 +6586,18 @@
           <w:p>
             <w:pPr>
               <w:spacing w:before="20" w:after="20" w:line="252" w:lineRule="auto"/>
-            </w:pPr>
+              <w:rPr>
+                <w:sz w:val="18"/>
+                <w:szCs w:val="18"/>
+              </w:rPr>
+            </w:pPr>
+            <w:r>
+              <w:rPr>
+                <w:sz w:val="18"/>
+                <w:szCs w:val="18"/>
+              </w:rPr>
+              <w:t>Sudah sesuai</w:t>
+            </w:r>
           </w:p>
         </w:tc>
       </w:tr>
@@ -8505,7 +8349,18 @@
           <w:p>
             <w:pPr>
               <w:spacing w:before="20" w:after="20" w:line="252" w:lineRule="auto"/>
-            </w:pPr>
+              <w:rPr>
+                <w:sz w:val="18"/>
+                <w:szCs w:val="18"/>
+              </w:rPr>
+            </w:pPr>
+            <w:r>
+              <w:rPr>
+                <w:sz w:val="18"/>
+                <w:szCs w:val="18"/>
+              </w:rPr>
+              <w:t>Sudah sesuai</w:t>
+            </w:r>
           </w:p>
         </w:tc>
       </w:tr>
@@ -8574,7 +8429,18 @@
           <w:p>
             <w:pPr>
               <w:spacing w:before="20" w:after="20" w:line="252" w:lineRule="auto"/>
-            </w:pPr>
+              <w:rPr>
+                <w:sz w:val="18"/>
+                <w:szCs w:val="18"/>
+              </w:rPr>
+            </w:pPr>
+            <w:r>
+              <w:rPr>
+                <w:sz w:val="18"/>
+                <w:szCs w:val="18"/>
+              </w:rPr>
+              <w:t>Sudah sesuai</w:t>
+            </w:r>
           </w:p>
         </w:tc>
       </w:tr>
@@ -8643,7 +8509,18 @@
           <w:p>
             <w:pPr>
               <w:spacing w:before="20" w:after="20" w:line="252" w:lineRule="auto"/>
-            </w:pPr>
+              <w:rPr>
+                <w:sz w:val="18"/>
+                <w:szCs w:val="18"/>
+              </w:rPr>
+            </w:pPr>
+            <w:r>
+              <w:rPr>
+                <w:sz w:val="18"/>
+                <w:szCs w:val="18"/>
+              </w:rPr>
+              <w:t>Sudah sesuai</w:t>
+            </w:r>
           </w:p>
         </w:tc>
       </w:tr>
@@ -8712,7 +8589,18 @@
           <w:p>
             <w:pPr>
               <w:spacing w:before="20" w:after="20" w:line="252" w:lineRule="auto"/>
-            </w:pPr>
+              <w:rPr>
+                <w:sz w:val="18"/>
+                <w:szCs w:val="18"/>
+              </w:rPr>
+            </w:pPr>
+            <w:r>
+              <w:rPr>
+                <w:sz w:val="18"/>
+                <w:szCs w:val="18"/>
+              </w:rPr>
+              <w:t>Sudah sesuai</w:t>
+            </w:r>
           </w:p>
         </w:tc>
       </w:tr>
@@ -10094,7 +9982,18 @@
           <w:p>
             <w:pPr>
               <w:spacing w:before="20" w:after="20" w:line="252" w:lineRule="auto"/>
-            </w:pPr>
+              <w:rPr>
+                <w:sz w:val="18"/>
+                <w:szCs w:val="18"/>
+              </w:rPr>
+            </w:pPr>
+            <w:r>
+              <w:rPr>
+                <w:sz w:val="18"/>
+                <w:szCs w:val="18"/>
+              </w:rPr>
+              <w:t>“Semua”</w:t>
+            </w:r>
           </w:p>
         </w:tc>
         <w:tc>
@@ -10110,7 +10009,18 @@
           <w:p>
             <w:pPr>
               <w:spacing w:before="20" w:after="20" w:line="252" w:lineRule="auto"/>
-            </w:pPr>
+              <w:rPr>
+                <w:sz w:val="18"/>
+                <w:szCs w:val="18"/>
+              </w:rPr>
+            </w:pPr>
+            <w:r>
+              <w:rPr>
+                <w:sz w:val="18"/>
+                <w:szCs w:val="18"/>
+              </w:rPr>
+              <w:t>Agar semua kategori proyek ditampilkan saat halaman pertama kali dibuka.</w:t>
+            </w:r>
           </w:p>
         </w:tc>
       </w:tr>
@@ -10156,7 +10066,18 @@
           <w:p>
             <w:pPr>
               <w:spacing w:before="20" w:after="20" w:line="252" w:lineRule="auto"/>
-            </w:pPr>
+              <w:rPr>
+                <w:sz w:val="18"/>
+                <w:szCs w:val="18"/>
+              </w:rPr>
+            </w:pPr>
+            <w:r>
+              <w:rPr>
+                <w:sz w:val="18"/>
+                <w:szCs w:val="18"/>
+              </w:rPr>
+              <w:t>[] (array kosong)</w:t>
+            </w:r>
           </w:p>
         </w:tc>
         <w:tc>
@@ -10172,7 +10093,18 @@
           <w:p>
             <w:pPr>
               <w:spacing w:before="20" w:after="20" w:line="252" w:lineRule="auto"/>
-            </w:pPr>
+              <w:rPr>
+                <w:sz w:val="18"/>
+                <w:szCs w:val="18"/>
+              </w:rPr>
+            </w:pPr>
+            <w:r>
+              <w:rPr>
+                <w:sz w:val="18"/>
+                <w:szCs w:val="18"/>
+              </w:rPr>
+              <w:t>Karena belum ada proyek yang ditandai sebagai favorit oleh pengguna.</w:t>
+            </w:r>
           </w:p>
         </w:tc>
       </w:tr>
@@ -10841,7 +10773,18 @@
           <w:p>
             <w:pPr>
               <w:spacing w:before="20" w:after="20" w:line="252" w:lineRule="auto"/>
-            </w:pPr>
+              <w:rPr>
+                <w:sz w:val="18"/>
+                <w:szCs w:val="18"/>
+              </w:rPr>
+            </w:pPr>
+            <w:r>
+              <w:rPr>
+                <w:sz w:val="18"/>
+                <w:szCs w:val="18"/>
+              </w:rPr>
+              <w:t>Ya</w:t>
+            </w:r>
           </w:p>
         </w:tc>
         <w:tc>
@@ -10857,7 +10800,18 @@
           <w:p>
             <w:pPr>
               <w:spacing w:before="20" w:after="20" w:line="252" w:lineRule="auto"/>
-            </w:pPr>
+              <w:rPr>
+                <w:sz w:val="18"/>
+                <w:szCs w:val="18"/>
+              </w:rPr>
+            </w:pPr>
+            <w:r>
+              <w:rPr>
+                <w:sz w:val="18"/>
+                <w:szCs w:val="18"/>
+              </w:rPr>
+              <w:t>Agar pilihan kategori terakhir tetap ada.</w:t>
+            </w:r>
           </w:p>
         </w:tc>
       </w:tr>
@@ -10903,7 +10857,18 @@
           <w:p>
             <w:pPr>
               <w:spacing w:before="20" w:after="20" w:line="252" w:lineRule="auto"/>
-            </w:pPr>
+              <w:rPr>
+                <w:sz w:val="18"/>
+                <w:szCs w:val="18"/>
+              </w:rPr>
+            </w:pPr>
+            <w:r>
+              <w:rPr>
+                <w:sz w:val="18"/>
+                <w:szCs w:val="18"/>
+              </w:rPr>
+              <w:t>Ya</w:t>
+            </w:r>
           </w:p>
         </w:tc>
         <w:tc>
@@ -10919,7 +10884,18 @@
           <w:p>
             <w:pPr>
               <w:spacing w:before="20" w:after="20" w:line="252" w:lineRule="auto"/>
-            </w:pPr>
+              <w:rPr>
+                <w:sz w:val="18"/>
+                <w:szCs w:val="18"/>
+              </w:rPr>
+            </w:pPr>
+            <w:r>
+              <w:rPr>
+                <w:sz w:val="18"/>
+                <w:szCs w:val="18"/>
+              </w:rPr>
+              <w:t>Agar favorit tidak hilang saat halaman dibuka kembali.</w:t>
+            </w:r>
           </w:p>
         </w:tc>
       </w:tr>
@@ -10965,7 +10941,18 @@
           <w:p>
             <w:pPr>
               <w:spacing w:before="20" w:after="20" w:line="252" w:lineRule="auto"/>
-            </w:pPr>
+              <w:rPr>
+                <w:sz w:val="18"/>
+                <w:szCs w:val="18"/>
+              </w:rPr>
+            </w:pPr>
+            <w:r>
+              <w:rPr>
+                <w:sz w:val="18"/>
+                <w:szCs w:val="18"/>
+              </w:rPr>
+              <w:t>Tidak</w:t>
+            </w:r>
           </w:p>
         </w:tc>
         <w:tc>
@@ -10981,7 +10968,18 @@
           <w:p>
             <w:pPr>
               <w:spacing w:before="20" w:after="20" w:line="252" w:lineRule="auto"/>
-            </w:pPr>
+              <w:rPr>
+                <w:sz w:val="18"/>
+                <w:szCs w:val="18"/>
+              </w:rPr>
+            </w:pPr>
+            <w:r>
+              <w:rPr>
+                <w:sz w:val="18"/>
+                <w:szCs w:val="18"/>
+              </w:rPr>
+              <w:t>Data dimuat kembali dari server melalui ambilProyek().</w:t>
+            </w:r>
           </w:p>
         </w:tc>
       </w:tr>
@@ -11027,11 +11025,16 @@
           <w:p>
             <w:pPr>
               <w:spacing w:before="20" w:after="20" w:line="252" w:lineRule="auto"/>
-            </w:pPr>
-            <w:r>
-              <w:rPr>
-                <w:rFonts w:cs="Carlito"/>
-                <w:sz w:val="18"/>
+              <w:rPr>
+                <w:sz w:val="18"/>
+                <w:szCs w:val="18"/>
+              </w:rPr>
+            </w:pPr>
+            <w:r>
+              <w:rPr>
+                <w:rFonts w:cs="Carlito"/>
+                <w:sz w:val="18"/>
+                <w:szCs w:val="18"/>
               </w:rPr>
               <w:t>Tidak</w:t>
             </w:r>
@@ -11050,11 +11053,16 @@
           <w:p>
             <w:pPr>
               <w:spacing w:before="20" w:after="20" w:line="252" w:lineRule="auto"/>
-            </w:pPr>
-            <w:r>
-              <w:rPr>
-                <w:rFonts w:cs="Carlito"/>
-                <w:sz w:val="18"/>
+              <w:rPr>
+                <w:sz w:val="18"/>
+                <w:szCs w:val="18"/>
+              </w:rPr>
+            </w:pPr>
+            <w:r>
+              <w:rPr>
+                <w:rFonts w:cs="Carlito"/>
+                <w:sz w:val="18"/>
+                <w:szCs w:val="18"/>
               </w:rPr>
               <w:t>Tidak terenkripsi dan bisa dibaca siapa pun</w:t>
             </w:r>
@@ -12203,7 +12211,34 @@
           <w:p>
             <w:pPr>
               <w:spacing w:before="20" w:after="20" w:line="252" w:lineRule="auto"/>
-            </w:pPr>
+              <w:rPr>
+                <w:sz w:val="18"/>
+                <w:szCs w:val="18"/>
+              </w:rPr>
+            </w:pPr>
+            <w:r>
+              <w:rPr>
+                <w:sz w:val="18"/>
+                <w:szCs w:val="18"/>
+              </w:rPr>
+              <w:t xml:space="preserve">Untuk hasil pertama galat “undifined”. Dan kemudian di refersh dan dicoba dengan </w:t>
+            </w:r>
+            <w:r>
+              <w:rPr>
+                <w:rFonts w:cs="Carlito"/>
+                <w:sz w:val="18"/>
+                <w:szCs w:val="18"/>
+              </w:rPr>
+              <w:t xml:space="preserve">localStorage.getItem("pabw-p11") </w:t>
+            </w:r>
+            <w:r>
+              <w:rPr>
+                <w:rFonts w:cs="Carlito"/>
+                <w:sz w:val="18"/>
+                <w:szCs w:val="18"/>
+              </w:rPr>
+              <w:t>, maka hasilnya “Null”</w:t>
+            </w:r>
           </w:p>
         </w:tc>
       </w:tr>
@@ -12232,6 +12267,7 @@
                 <w:rFonts w:cs="Carlito"/>
                 <w:sz w:val="18"/>
               </w:rPr>
+              <w:lastRenderedPageBreak/>
               <w:t>localStorage.setItem("pabw-p11", "{}")</w:t>
             </w:r>
           </w:p>
@@ -12272,7 +12308,26 @@
           <w:p>
             <w:pPr>
               <w:spacing w:before="20" w:after="20" w:line="252" w:lineRule="auto"/>
-            </w:pPr>
+              <w:rPr>
+                <w:sz w:val="18"/>
+                <w:szCs w:val="18"/>
+              </w:rPr>
+            </w:pPr>
+            <w:r>
+              <w:rPr>
+                <w:sz w:val="18"/>
+                <w:szCs w:val="18"/>
+              </w:rPr>
+              <w:t xml:space="preserve">Untuk hasil pertama galat “undifined”. Dan kemudian di refersh dan dicoba dengan </w:t>
+            </w:r>
+            <w:r>
+              <w:rPr>
+                <w:rFonts w:cs="Carlito"/>
+                <w:sz w:val="18"/>
+                <w:szCs w:val="18"/>
+              </w:rPr>
+              <w:t>localStorage.getItem("pabw-p11") , maka hasilnya “Null”</w:t>
+            </w:r>
           </w:p>
         </w:tc>
       </w:tr>
@@ -12341,7 +12396,18 @@
           <w:p>
             <w:pPr>
               <w:spacing w:before="20" w:after="20" w:line="252" w:lineRule="auto"/>
-            </w:pPr>
+              <w:rPr>
+                <w:sz w:val="18"/>
+                <w:szCs w:val="18"/>
+              </w:rPr>
+            </w:pPr>
+            <w:r>
+              <w:rPr>
+                <w:sz w:val="18"/>
+                <w:szCs w:val="18"/>
+              </w:rPr>
+              <w:t>Hasil “Null”</w:t>
+            </w:r>
           </w:p>
         </w:tc>
       </w:tr>
@@ -12362,7 +12428,6 @@
           <w:b/>
           <w:color w:val="003796"/>
         </w:rPr>
-        <w:lastRenderedPageBreak/>
         <w:t>E.4  Catatan: apa yang sengaja tidak saya simpan</w:t>
       </w:r>
     </w:p>
@@ -12455,7 +12520,18 @@
           <w:p>
             <w:pPr>
               <w:spacing w:before="20" w:after="20" w:line="252" w:lineRule="auto"/>
-            </w:pPr>
+              <w:rPr>
+                <w:sz w:val="18"/>
+                <w:szCs w:val="18"/>
+              </w:rPr>
+            </w:pPr>
+            <w:r>
+              <w:rPr>
+                <w:sz w:val="18"/>
+                <w:szCs w:val="18"/>
+              </w:rPr>
+              <w:t>Token dan kata sandi</w:t>
+            </w:r>
           </w:p>
         </w:tc>
         <w:tc>
@@ -12471,53 +12547,18 @@
           <w:p>
             <w:pPr>
               <w:spacing w:before="20" w:after="20" w:line="252" w:lineRule="auto"/>
-            </w:pPr>
-            <w:r>
-              <w:rPr>
-                <w:rFonts w:cs="Carlito"/>
-                <w:sz w:val="19"/>
-              </w:rPr>
-              <w:t>Token dan kata sandi tidak terenkripsi di peramban</w:t>
-            </w:r>
-          </w:p>
-        </w:tc>
-      </w:tr>
-      <w:tr>
-        <w:trPr>
-          <w:cantSplit/>
-          <w:trHeight w:val="198"/>
-          <w:jc w:val="center"/>
-        </w:trPr>
-        <w:tc>
-          <w:tcPr>
-            <w:tcW w:w="3600" w:type="dxa"/>
-            <w:tcBorders>
-              <w:top w:val="single" w:sz="6" w:space="0" w:color="D8DEE9"/>
-              <w:left w:val="single" w:sz="6" w:space="0" w:color="D8DEE9"/>
-              <w:bottom w:val="single" w:sz="6" w:space="0" w:color="D8DEE9"/>
-              <w:right w:val="single" w:sz="6" w:space="0" w:color="D8DEE9"/>
-            </w:tcBorders>
-          </w:tcPr>
-          <w:p>
-            <w:pPr>
-              <w:spacing w:before="20" w:after="20" w:line="252" w:lineRule="auto"/>
-            </w:pPr>
-          </w:p>
-        </w:tc>
-        <w:tc>
-          <w:tcPr>
-            <w:tcW w:w="6151" w:type="dxa"/>
-            <w:tcBorders>
-              <w:top w:val="single" w:sz="6" w:space="0" w:color="D8DEE9"/>
-              <w:left w:val="single" w:sz="6" w:space="0" w:color="D8DEE9"/>
-              <w:bottom w:val="single" w:sz="6" w:space="0" w:color="D8DEE9"/>
-              <w:right w:val="single" w:sz="6" w:space="0" w:color="D8DEE9"/>
-            </w:tcBorders>
-          </w:tcPr>
-          <w:p>
-            <w:pPr>
-              <w:spacing w:before="20" w:after="20" w:line="252" w:lineRule="auto"/>
-            </w:pPr>
+              <w:rPr>
+                <w:sz w:val="18"/>
+                <w:szCs w:val="18"/>
+              </w:rPr>
+            </w:pPr>
+            <w:r>
+              <w:rPr>
+                <w:sz w:val="18"/>
+                <w:szCs w:val="18"/>
+              </w:rPr>
+              <w:t>Tidak terenkripsi di peramban sehingga dapat dibaca oleh orang yang menggunakan komputer tersebut.</w:t>
+            </w:r>
           </w:p>
         </w:tc>
       </w:tr>
@@ -12941,11 +12982,16 @@
       <w:pPr>
         <w:keepNext/>
         <w:spacing w:after="80"/>
+        <w:rPr>
+          <w:sz w:val="20"/>
+          <w:szCs w:val="20"/>
+        </w:rPr>
       </w:pPr>
       <w:r>
         <w:rPr>
           <w:rFonts w:cs="Carlito"/>
           <w:sz w:val="20"/>
+          <w:szCs w:val="20"/>
         </w:rPr>
         <w:t>1.  Sebutkan satu berkas yang Anda buat hari ini, tanggung jawabnya, dan dua berkas lain yang mengimpornya.</w:t>
       </w:r>
@@ -12973,41 +13019,47 @@
               <w:right w:val="single" w:sz="4" w:space="0" w:color="B9C6E2"/>
             </w:tcBorders>
           </w:tcPr>
-          <w:p/>
-        </w:tc>
-      </w:tr>
-      <w:tr>
-        <w:trPr>
-          <w:trHeight w:val="351"/>
-        </w:trPr>
-        <w:tc>
-          <w:tcPr>
-            <w:tcW w:w="9751" w:type="dxa"/>
-            <w:tcBorders>
-              <w:top w:val="single" w:sz="4" w:space="0" w:color="B9C6E2"/>
-              <w:left w:val="single" w:sz="4" w:space="0" w:color="B9C6E2"/>
-              <w:bottom w:val="single" w:sz="4" w:space="0" w:color="B9C6E2"/>
-              <w:right w:val="single" w:sz="4" w:space="0" w:color="B9C6E2"/>
-            </w:tcBorders>
-          </w:tcPr>
-          <w:p/>
+          <w:p>
+            <w:pPr>
+              <w:rPr>
+                <w:sz w:val="20"/>
+                <w:szCs w:val="20"/>
+              </w:rPr>
+            </w:pPr>
+            <w:r>
+              <w:rPr>
+                <w:sz w:val="20"/>
+                <w:szCs w:val="20"/>
+              </w:rPr>
+              <w:t>state.js mengelola state dan penyimpanan; app.js dan events.js mengimpor fungsi-fungsinya.</w:t>
+            </w:r>
+          </w:p>
         </w:tc>
       </w:tr>
     </w:tbl>
     <w:p>
       <w:pPr>
         <w:spacing w:after="60"/>
+        <w:rPr>
+          <w:sz w:val="20"/>
+          <w:szCs w:val="20"/>
+        </w:rPr>
       </w:pPr>
     </w:p>
     <w:p>
       <w:pPr>
         <w:keepNext/>
         <w:spacing w:after="80"/>
+        <w:rPr>
+          <w:sz w:val="20"/>
+          <w:szCs w:val="20"/>
+        </w:rPr>
       </w:pPr>
       <w:r>
         <w:rPr>
           <w:rFonts w:cs="Carlito"/>
           <w:sz w:val="20"/>
+          <w:szCs w:val="20"/>
         </w:rPr>
         <w:t>2.  Mengapa jalur import wajib berawalan ./ dan berakhiran .js? Apa yang muncul di Console bila keduanya dilewatkan?</w:t>
       </w:r>
@@ -13035,41 +13087,47 @@
               <w:right w:val="single" w:sz="4" w:space="0" w:color="B9C6E2"/>
             </w:tcBorders>
           </w:tcPr>
-          <w:p/>
-        </w:tc>
-      </w:tr>
-      <w:tr>
-        <w:trPr>
-          <w:trHeight w:val="351"/>
-        </w:trPr>
-        <w:tc>
-          <w:tcPr>
-            <w:tcW w:w="9751" w:type="dxa"/>
-            <w:tcBorders>
-              <w:top w:val="single" w:sz="4" w:space="0" w:color="B9C6E2"/>
-              <w:left w:val="single" w:sz="4" w:space="0" w:color="B9C6E2"/>
-              <w:bottom w:val="single" w:sz="4" w:space="0" w:color="B9C6E2"/>
-              <w:right w:val="single" w:sz="4" w:space="0" w:color="B9C6E2"/>
-            </w:tcBorders>
-          </w:tcPr>
-          <w:p/>
+          <w:p>
+            <w:pPr>
+              <w:rPr>
+                <w:sz w:val="20"/>
+                <w:szCs w:val="20"/>
+              </w:rPr>
+            </w:pPr>
+            <w:r>
+              <w:rPr>
+                <w:sz w:val="20"/>
+                <w:szCs w:val="20"/>
+              </w:rPr>
+              <w:t>./ menunjukkan jalur relatif, sedangkan .js menunjukkan berkas modul; jika tidak sesuai, Console dapat menampilkan galat resolusi modul.</w:t>
+            </w:r>
+          </w:p>
         </w:tc>
       </w:tr>
     </w:tbl>
     <w:p>
       <w:pPr>
         <w:spacing w:after="60"/>
+        <w:rPr>
+          <w:sz w:val="20"/>
+          <w:szCs w:val="20"/>
+        </w:rPr>
       </w:pPr>
     </w:p>
     <w:p>
       <w:pPr>
         <w:keepNext/>
         <w:spacing w:after="80"/>
+        <w:rPr>
+          <w:sz w:val="20"/>
+          <w:szCs w:val="20"/>
+        </w:rPr>
       </w:pPr>
       <w:r>
         <w:rPr>
           <w:rFonts w:cs="Carlito"/>
           <w:sz w:val="20"/>
+          <w:szCs w:val="20"/>
         </w:rPr>
         <w:t>3.  Sebelum hari ini, di mana keadaan kategori aktif disimpan? Mengapa cara itu akhirnya kacau saat daftar digambar ulang?</w:t>
       </w:r>
@@ -13097,41 +13155,47 @@
               <w:right w:val="single" w:sz="4" w:space="0" w:color="B9C6E2"/>
             </w:tcBorders>
           </w:tcPr>
-          <w:p/>
-        </w:tc>
-      </w:tr>
-      <w:tr>
-        <w:trPr>
-          <w:trHeight w:val="351"/>
-        </w:trPr>
-        <w:tc>
-          <w:tcPr>
-            <w:tcW w:w="9751" w:type="dxa"/>
-            <w:tcBorders>
-              <w:top w:val="single" w:sz="4" w:space="0" w:color="B9C6E2"/>
-              <w:left w:val="single" w:sz="4" w:space="0" w:color="B9C6E2"/>
-              <w:bottom w:val="single" w:sz="4" w:space="0" w:color="B9C6E2"/>
-              <w:right w:val="single" w:sz="4" w:space="0" w:color="B9C6E2"/>
-            </w:tcBorders>
-          </w:tcPr>
-          <w:p/>
+          <w:p>
+            <w:pPr>
+              <w:rPr>
+                <w:sz w:val="20"/>
+                <w:szCs w:val="20"/>
+              </w:rPr>
+            </w:pPr>
+            <w:r>
+              <w:rPr>
+                <w:sz w:val="20"/>
+                <w:szCs w:val="20"/>
+              </w:rPr>
+              <w:t>Kategori aktif tersimpan pada elemen DOM; ketika DOM digambar ulang, elemen dan keadaan sebelumnya bisa hilang atau tidak sinkron.</w:t>
+            </w:r>
+          </w:p>
         </w:tc>
       </w:tr>
     </w:tbl>
     <w:p>
       <w:pPr>
         <w:spacing w:after="60"/>
+        <w:rPr>
+          <w:sz w:val="20"/>
+          <w:szCs w:val="20"/>
+        </w:rPr>
       </w:pPr>
     </w:p>
     <w:p>
       <w:pPr>
         <w:keepNext/>
         <w:spacing w:after="80"/>
+        <w:rPr>
+          <w:sz w:val="20"/>
+          <w:szCs w:val="20"/>
+        </w:rPr>
       </w:pPr>
       <w:r>
         <w:rPr>
           <w:rFonts w:cs="Carlito"/>
           <w:sz w:val="20"/>
+          <w:szCs w:val="20"/>
         </w:rPr>
         <w:t>4.  Apa yang harus dilakukan sebelum dipakai, ketika getItem mengembalikan null pada kunjungan pertama?</w:t>
       </w:r>
@@ -13159,41 +13223,47 @@
               <w:right w:val="single" w:sz="4" w:space="0" w:color="B9C6E2"/>
             </w:tcBorders>
           </w:tcPr>
-          <w:p/>
-        </w:tc>
-      </w:tr>
-      <w:tr>
-        <w:trPr>
-          <w:trHeight w:val="351"/>
-        </w:trPr>
-        <w:tc>
-          <w:tcPr>
-            <w:tcW w:w="9751" w:type="dxa"/>
-            <w:tcBorders>
-              <w:top w:val="single" w:sz="4" w:space="0" w:color="B9C6E2"/>
-              <w:left w:val="single" w:sz="4" w:space="0" w:color="B9C6E2"/>
-              <w:bottom w:val="single" w:sz="4" w:space="0" w:color="B9C6E2"/>
-              <w:right w:val="single" w:sz="4" w:space="0" w:color="B9C6E2"/>
-            </w:tcBorders>
-          </w:tcPr>
-          <w:p/>
+          <w:p>
+            <w:pPr>
+              <w:rPr>
+                <w:sz w:val="20"/>
+                <w:szCs w:val="20"/>
+              </w:rPr>
+            </w:pPr>
+            <w:r>
+              <w:rPr>
+                <w:sz w:val="20"/>
+                <w:szCs w:val="20"/>
+              </w:rPr>
+              <w:t>Gunakan nilai bawaan, misalnya kategoriAktif = "semua" dan favorit = [].</w:t>
+            </w:r>
+          </w:p>
         </w:tc>
       </w:tr>
     </w:tbl>
     <w:p>
       <w:pPr>
         <w:spacing w:after="60"/>
+        <w:rPr>
+          <w:sz w:val="20"/>
+          <w:szCs w:val="20"/>
+        </w:rPr>
       </w:pPr>
     </w:p>
     <w:p>
       <w:pPr>
         <w:keepNext/>
         <w:spacing w:after="80"/>
+        <w:rPr>
+          <w:sz w:val="20"/>
+          <w:szCs w:val="20"/>
+        </w:rPr>
       </w:pPr>
       <w:r>
         <w:rPr>
           <w:rFonts w:cs="Carlito"/>
           <w:sz w:val="20"/>
+          <w:szCs w:val="20"/>
         </w:rPr>
         <w:t>5.  Mengapa simpanan yang rusak harus tetap membuat halaman terbuka? Tulis cara Anda menanganinya.</w:t>
       </w:r>
@@ -13221,41 +13291,47 @@
               <w:right w:val="single" w:sz="4" w:space="0" w:color="B9C6E2"/>
             </w:tcBorders>
           </w:tcPr>
-          <w:p/>
-        </w:tc>
-      </w:tr>
-      <w:tr>
-        <w:trPr>
-          <w:trHeight w:val="351"/>
-        </w:trPr>
-        <w:tc>
-          <w:tcPr>
-            <w:tcW w:w="9751" w:type="dxa"/>
-            <w:tcBorders>
-              <w:top w:val="single" w:sz="4" w:space="0" w:color="B9C6E2"/>
-              <w:left w:val="single" w:sz="4" w:space="0" w:color="B9C6E2"/>
-              <w:bottom w:val="single" w:sz="4" w:space="0" w:color="B9C6E2"/>
-              <w:right w:val="single" w:sz="4" w:space="0" w:color="B9C6E2"/>
-            </w:tcBorders>
-          </w:tcPr>
-          <w:p/>
+          <w:p>
+            <w:pPr>
+              <w:rPr>
+                <w:sz w:val="20"/>
+                <w:szCs w:val="20"/>
+              </w:rPr>
+            </w:pPr>
+            <w:r>
+              <w:rPr>
+                <w:sz w:val="20"/>
+                <w:szCs w:val="20"/>
+              </w:rPr>
+              <w:t>Simpanan rusak tidak boleh membuat halaman berhenti karena aplikasi harus tetap dapat digunakan. Saya menanganinya dengan try...catch, menghapus simpanan yang rusak menggunakan localStorage.removeItem(), lalu memakai nilai bawaan.</w:t>
+            </w:r>
+          </w:p>
         </w:tc>
       </w:tr>
     </w:tbl>
     <w:p>
       <w:pPr>
         <w:spacing w:after="60"/>
+        <w:rPr>
+          <w:sz w:val="20"/>
+          <w:szCs w:val="20"/>
+        </w:rPr>
       </w:pPr>
     </w:p>
     <w:p>
       <w:pPr>
         <w:keepNext/>
         <w:spacing w:after="80"/>
+        <w:rPr>
+          <w:sz w:val="20"/>
+          <w:szCs w:val="20"/>
+        </w:rPr>
       </w:pPr>
       <w:r>
         <w:rPr>
           <w:rFonts w:cs="Carlito"/>
           <w:sz w:val="20"/>
+          <w:szCs w:val="20"/>
         </w:rPr>
         <w:t>6.  Sebutkan satu hal yang bisa Anda simpan di localStorage dan satu hal yang tidak boleh. Jelaskan bedanya.</w:t>
       </w:r>
@@ -13283,24 +13359,21 @@
               <w:right w:val="single" w:sz="4" w:space="0" w:color="B9C6E2"/>
             </w:tcBorders>
           </w:tcPr>
-          <w:p/>
-        </w:tc>
-      </w:tr>
-      <w:tr>
-        <w:trPr>
-          <w:trHeight w:val="351"/>
-        </w:trPr>
-        <w:tc>
-          <w:tcPr>
-            <w:tcW w:w="9751" w:type="dxa"/>
-            <w:tcBorders>
-              <w:top w:val="single" w:sz="4" w:space="0" w:color="B9C6E2"/>
-              <w:left w:val="single" w:sz="4" w:space="0" w:color="B9C6E2"/>
-              <w:bottom w:val="single" w:sz="4" w:space="0" w:color="B9C6E2"/>
-              <w:right w:val="single" w:sz="4" w:space="0" w:color="B9C6E2"/>
-            </w:tcBorders>
-          </w:tcPr>
-          <w:p/>
+          <w:p>
+            <w:pPr>
+              <w:rPr>
+                <w:sz w:val="20"/>
+                <w:szCs w:val="20"/>
+              </w:rPr>
+            </w:pPr>
+            <w:r>
+              <w:rPr>
+                <w:sz w:val="20"/>
+                <w:szCs w:val="20"/>
+              </w:rPr>
+              <w:t>Saya dapat menyimpan kategori aktif di localStorage agar pilihan tetap tersimpan setelah halaman dimuat ulang. Saya tidak menyimpan kata sandi karena data localStorage tidak terenkripsi secara otomatis sehingga berisiko dibaca pihak lain.</w:t>
+            </w:r>
+          </w:p>
         </w:tc>
       </w:tr>
     </w:tbl>
@@ -13358,11 +13431,19 @@
             </w:pPr>
             <w:r>
               <w:rPr>
+                <w:rFonts w:ascii="Segoe UI Symbol" w:hAnsi="Segoe UI Symbol" w:cs="Segoe UI Symbol"/>
+                <w:sz w:val="19"/>
+                <w:szCs w:val="19"/>
+              </w:rPr>
+              <w:t>☑</w:t>
+            </w:r>
+            <w:r>
+              <w:rPr>
                 <w:rFonts w:cs="Carlito"/>
                 <w:color w:val="003796"/>
                 <w:sz w:val="22"/>
               </w:rPr>
-              <w:t>☐  Berkas  lima modul ada di repositori: data.js, state.js, dom.js, events.js, app.js — ditambah js/api.js dari P10</w:t>
+              <w:t xml:space="preserve"> Berkas  lima modul ada di repositori: data.js, state.js, dom.js, events.js, app.js — ditambah js/api.js dari P10</w:t>
             </w:r>
           </w:p>
         </w:tc>
@@ -13384,11 +13465,19 @@
             </w:pPr>
             <w:r>
               <w:rPr>
+                <w:rFonts w:ascii="Segoe UI Symbol" w:hAnsi="Segoe UI Symbol" w:cs="Segoe UI Symbol"/>
+                <w:sz w:val="19"/>
+                <w:szCs w:val="19"/>
+              </w:rPr>
+              <w:t>☑</w:t>
+            </w:r>
+            <w:r>
+              <w:rPr>
                 <w:rFonts w:cs="Carlito"/>
                 <w:color w:val="003796"/>
                 <w:sz w:val="22"/>
               </w:rPr>
-              <w:t>☐  Impor  seluruh jalur berawalan ./ dan berakhiran .js; Console bersih tanpa satu pun galat impor</w:t>
+              <w:t xml:space="preserve">  Impor  seluruh jalur berawalan ./ dan berakhiran .js; Console bersih tanpa satu pun galat impor</w:t>
             </w:r>
           </w:p>
         </w:tc>
@@ -13410,11 +13499,19 @@
             </w:pPr>
             <w:r>
               <w:rPr>
+                <w:rFonts w:ascii="Segoe UI Symbol" w:hAnsi="Segoe UI Symbol" w:cs="Segoe UI Symbol"/>
+                <w:sz w:val="19"/>
+                <w:szCs w:val="19"/>
+              </w:rPr>
+              <w:t>☑</w:t>
+            </w:r>
+            <w:r>
+              <w:rPr>
                 <w:rFonts w:cs="Carlito"/>
                 <w:color w:val="003796"/>
                 <w:sz w:val="22"/>
               </w:rPr>
-              <w:t>☐  Perilaku  halaman bekerja persis seperti akhir Pertemuan 10, ditambah tombol favorit; tidak ada fitur lain yang ditambahkan</w:t>
+              <w:t xml:space="preserve">  Perilaku  halaman bekerja persis seperti akhir Pertemuan 10, ditambah tombol favorit; tidak ada fitur lain yang ditambahkan</w:t>
             </w:r>
           </w:p>
         </w:tc>
@@ -13436,20 +13533,19 @@
             </w:pPr>
             <w:r>
               <w:rPr>
+                <w:rFonts w:ascii="Segoe UI Symbol" w:hAnsi="Segoe UI Symbol" w:cs="Segoe UI Symbol"/>
+                <w:sz w:val="19"/>
+                <w:szCs w:val="19"/>
+              </w:rPr>
+              <w:t>☑</w:t>
+            </w:r>
+            <w:r>
+              <w:rPr>
                 <w:rFonts w:cs="Carlito"/>
                 <w:color w:val="003796"/>
                 <w:sz w:val="22"/>
               </w:rPr>
-              <w:t xml:space="preserve">☐  State  seluruh keadaan yang bisa berubah berada di satu objek state, dan tidak ada keadaan yang </w:t>
-            </w:r>
-            <w:r>
-              <w:rPr>
-                <w:rFonts w:cs="Carlito"/>
-                <w:color w:val="003796"/>
-                <w:sz w:val="22"/>
-              </w:rPr>
-              <w:lastRenderedPageBreak/>
-              <w:t>dibaca kembali dari DOM</w:t>
+              <w:t xml:space="preserve">  State  seluruh keadaan yang bisa berubah berada di satu objek state, dan tidak ada keadaan yang dibaca kembali dari DOM</w:t>
             </w:r>
           </w:p>
         </w:tc>
@@ -13471,12 +13567,19 @@
             </w:pPr>
             <w:r>
               <w:rPr>
+                <w:rFonts w:ascii="Segoe UI Symbol" w:hAnsi="Segoe UI Symbol" w:cs="Segoe UI Symbol"/>
+                <w:sz w:val="19"/>
+                <w:szCs w:val="19"/>
+              </w:rPr>
+              <w:t>☑</w:t>
+            </w:r>
+            <w:r>
+              <w:rPr>
                 <w:rFonts w:cs="Carlito"/>
                 <w:color w:val="003796"/>
                 <w:sz w:val="22"/>
               </w:rPr>
-              <w:lastRenderedPageBreak/>
-              <w:t>☐  Pengubah  setiap perubahan keadaan ditulis sebagai fungsi bernama di state.js, dan fungsi itulah yang memanggil render</w:t>
+              <w:t xml:space="preserve">  Pengubah  setiap perubahan keadaan ditulis sebagai fungsi bernama di state.js, dan fungsi itulah yang memanggil render</w:t>
             </w:r>
           </w:p>
         </w:tc>
@@ -13498,11 +13601,20 @@
             </w:pPr>
             <w:r>
               <w:rPr>
+                <w:rFonts w:ascii="Segoe UI Symbol" w:hAnsi="Segoe UI Symbol" w:cs="Segoe UI Symbol"/>
+                <w:sz w:val="19"/>
+                <w:szCs w:val="19"/>
+              </w:rPr>
+              <w:lastRenderedPageBreak/>
+              <w:t>☑</w:t>
+            </w:r>
+            <w:r>
+              <w:rPr>
                 <w:rFonts w:cs="Carlito"/>
                 <w:color w:val="003796"/>
                 <w:sz w:val="22"/>
               </w:rPr>
-              <w:t>☐  Simpanan  pilihan bertahan setelah tab ditutup; JSON dipakai; nilai bawaan terpasang; tombol atur ulang bekerja</w:t>
+              <w:t xml:space="preserve">  Simpanan  pilihan bertahan setelah tab ditutup; JSON dipakai; nilai bawaan terpasang; tombol atur ulang bekerja</w:t>
             </w:r>
           </w:p>
         </w:tc>
@@ -13524,11 +13636,19 @@
             </w:pPr>
             <w:r>
               <w:rPr>
+                <w:rFonts w:ascii="Segoe UI Symbol" w:hAnsi="Segoe UI Symbol" w:cs="Segoe UI Symbol"/>
+                <w:sz w:val="19"/>
+                <w:szCs w:val="19"/>
+              </w:rPr>
+              <w:t>☑</w:t>
+            </w:r>
+            <w:r>
+              <w:rPr>
                 <w:rFonts w:cs="Carlito"/>
                 <w:color w:val="003796"/>
                 <w:sz w:val="22"/>
               </w:rPr>
-              <w:t>☐  Simpanan rusak  try/catch dipakai, nomor versi diperiksa, dan saya sudah mencoba merusaknya sendiri dari Console</w:t>
+              <w:t xml:space="preserve">  Simpanan rusak  try/catch dipakai, nomor versi diperiksa, dan saya sudah mencoba merusaknya sendiri dari Console</w:t>
             </w:r>
           </w:p>
         </w:tc>
@@ -13550,11 +13670,19 @@
             </w:pPr>
             <w:r>
               <w:rPr>
+                <w:rFonts w:ascii="Segoe UI Symbol" w:hAnsi="Segoe UI Symbol" w:cs="Segoe UI Symbol"/>
+                <w:sz w:val="19"/>
+                <w:szCs w:val="19"/>
+              </w:rPr>
+              <w:t>☑</w:t>
+            </w:r>
+            <w:r>
+              <w:rPr>
                 <w:rFonts w:cs="Carlito"/>
                 <w:color w:val="003796"/>
                 <w:sz w:val="22"/>
               </w:rPr>
-              <w:t>☐  Deklarasi AI  bagian README menyebutkan bagian mana yang dibantu AI dan bagian mana yang saya kerjakan sendiri</w:t>
+              <w:t xml:space="preserve"> Deklarasi AI  bagian README menyebutkan bagian mana yang dibantu AI dan bagian mana yang saya kerjakan sendiri</w:t>
             </w:r>
           </w:p>
         </w:tc>
@@ -13576,11 +13704,19 @@
             </w:pPr>
             <w:r>
               <w:rPr>
+                <w:rFonts w:ascii="Segoe UI Symbol" w:hAnsi="Segoe UI Symbol" w:cs="Segoe UI Symbol"/>
+                <w:sz w:val="19"/>
+                <w:szCs w:val="19"/>
+              </w:rPr>
+              <w:t>☑</w:t>
+            </w:r>
+            <w:r>
+              <w:rPr>
                 <w:rFonts w:cs="Carlito"/>
                 <w:color w:val="003796"/>
                 <w:sz w:val="22"/>
               </w:rPr>
-              <w:t>☐  Git  ada lebih dari satu commit hari ini, dan pesan commit-nya menjelaskan isinya</w:t>
+              <w:t xml:space="preserve"> Git  ada lebih dari satu commit hari ini, dan pesan commit-nya menjelaskan isinya</w:t>
             </w:r>
           </w:p>
         </w:tc>
@@ -13783,7 +13919,18 @@
           <w:p>
             <w:pPr>
               <w:spacing w:before="20" w:after="20" w:line="252" w:lineRule="auto"/>
-            </w:pPr>
+              <w:rPr>
+                <w:sz w:val="18"/>
+                <w:szCs w:val="18"/>
+              </w:rPr>
+            </w:pPr>
+            <w:r>
+              <w:rPr>
+                <w:sz w:val="18"/>
+                <w:szCs w:val="18"/>
+              </w:rPr>
+              <w:t>V24.22.0</w:t>
+            </w:r>
           </w:p>
         </w:tc>
         <w:tc>
@@ -13799,7 +13946,18 @@
           <w:p>
             <w:pPr>
               <w:spacing w:before="20" w:after="20" w:line="252" w:lineRule="auto"/>
-            </w:pPr>
+              <w:rPr>
+                <w:sz w:val="18"/>
+                <w:szCs w:val="18"/>
+              </w:rPr>
+            </w:pPr>
+            <w:r>
+              <w:rPr>
+                <w:sz w:val="18"/>
+                <w:szCs w:val="18"/>
+              </w:rPr>
+              <w:t>Berhasil</w:t>
+            </w:r>
           </w:p>
         </w:tc>
       </w:tr>
@@ -13850,7 +14008,18 @@
           <w:p>
             <w:pPr>
               <w:spacing w:before="20" w:after="20" w:line="252" w:lineRule="auto"/>
-            </w:pPr>
+              <w:rPr>
+                <w:sz w:val="18"/>
+                <w:szCs w:val="18"/>
+              </w:rPr>
+            </w:pPr>
+            <w:r>
+              <w:rPr>
+                <w:sz w:val="18"/>
+                <w:szCs w:val="18"/>
+              </w:rPr>
+              <w:t>10.9.2</w:t>
+            </w:r>
           </w:p>
         </w:tc>
         <w:tc>
@@ -13866,7 +14035,18 @@
           <w:p>
             <w:pPr>
               <w:spacing w:before="20" w:after="20" w:line="252" w:lineRule="auto"/>
-            </w:pPr>
+              <w:rPr>
+                <w:sz w:val="18"/>
+                <w:szCs w:val="18"/>
+              </w:rPr>
+            </w:pPr>
+            <w:r>
+              <w:rPr>
+                <w:sz w:val="18"/>
+                <w:szCs w:val="18"/>
+              </w:rPr>
+              <w:t>Karena menggunakan perintah npm -v gagal, jadi saya menggunakan perintah npm.cmd -v. sehingga didapat hasil versi npm tersebut.</w:t>
+            </w:r>
           </w:p>
         </w:tc>
       </w:tr>
@@ -13922,24 +14102,15 @@
               <w:right w:val="single" w:sz="4" w:space="0" w:color="B9C6E2"/>
             </w:tcBorders>
           </w:tcPr>
-          <w:p/>
-        </w:tc>
-      </w:tr>
-      <w:tr>
-        <w:trPr>
-          <w:trHeight w:val="351"/>
-        </w:trPr>
-        <w:tc>
-          <w:tcPr>
-            <w:tcW w:w="9751" w:type="dxa"/>
-            <w:tcBorders>
-              <w:top w:val="single" w:sz="4" w:space="0" w:color="B9C6E2"/>
-              <w:left w:val="single" w:sz="4" w:space="0" w:color="B9C6E2"/>
-              <w:bottom w:val="single" w:sz="4" w:space="0" w:color="B9C6E2"/>
-              <w:right w:val="single" w:sz="4" w:space="0" w:color="B9C6E2"/>
-            </w:tcBorders>
-          </w:tcPr>
-          <w:p/>
+          <w:p>
+            <w:r>
+              <w:rPr>
+                <w:sz w:val="20"/>
+                <w:szCs w:val="20"/>
+              </w:rPr>
+              <w:t>Mengatur state, localStorage, dan penanganan simpanan rusak agar halaman tetap berjalan.</w:t>
+            </w:r>
+          </w:p>
         </w:tc>
       </w:tr>
     </w:tbl>
@@ -13997,11 +14168,19 @@
             </w:pPr>
             <w:r>
               <w:rPr>
+                <w:rFonts w:ascii="Segoe UI Symbol" w:hAnsi="Segoe UI Symbol" w:cs="Segoe UI Symbol"/>
+                <w:sz w:val="19"/>
+                <w:szCs w:val="19"/>
+              </w:rPr>
+              <w:t>☑</w:t>
+            </w:r>
+            <w:r>
+              <w:rPr>
                 <w:rFonts w:cs="Carlito"/>
                 <w:color w:val="003796"/>
                 <w:sz w:val="22"/>
               </w:rPr>
-              <w:t>☐  Pengungkapan AI  README menyebutkan bagian mana yang dibantu AI dan bagian mana yang saya kerjakan sendiri</w:t>
+              <w:t xml:space="preserve">  Pengungkapan AI  README menyebutkan bagian mana yang dibantu AI dan bagian mana yang saya kerjakan sendiri</w:t>
             </w:r>
           </w:p>
         </w:tc>
@@ -14023,11 +14202,19 @@
             </w:pPr>
             <w:r>
               <w:rPr>
+                <w:rFonts w:ascii="Segoe UI Symbol" w:hAnsi="Segoe UI Symbol" w:cs="Segoe UI Symbol"/>
+                <w:sz w:val="19"/>
+                <w:szCs w:val="19"/>
+              </w:rPr>
+              <w:t>☑</w:t>
+            </w:r>
+            <w:r>
+              <w:rPr>
                 <w:rFonts w:cs="Carlito"/>
                 <w:color w:val="003796"/>
                 <w:sz w:val="22"/>
               </w:rPr>
-              <w:t>☐  Keaslian  topik dan isi halaman ini milik saya sendiri, tidak menyalin pekerjaan mahasiswa lain</w:t>
+              <w:t xml:space="preserve">  Keaslian  topik dan isi halaman ini milik saya sendiri, tidak menyalin pekerjaan mahasiswa lain</w:t>
             </w:r>
           </w:p>
         </w:tc>
@@ -14227,7 +14414,18 @@
           <w:p>
             <w:pPr>
               <w:spacing w:before="20" w:after="20" w:line="252" w:lineRule="auto"/>
-            </w:pPr>
+              <w:rPr>
+                <w:sz w:val="18"/>
+                <w:szCs w:val="18"/>
+              </w:rPr>
+            </w:pPr>
+            <w:r>
+              <w:rPr>
+                <w:sz w:val="18"/>
+                <w:szCs w:val="18"/>
+              </w:rPr>
+              <w:t>25</w:t>
+            </w:r>
           </w:p>
         </w:tc>
         <w:tc>
@@ -14243,7 +14441,18 @@
           <w:p>
             <w:pPr>
               <w:spacing w:before="20" w:after="20" w:line="252" w:lineRule="auto"/>
-            </w:pPr>
+              <w:rPr>
+                <w:sz w:val="18"/>
+                <w:szCs w:val="18"/>
+              </w:rPr>
+            </w:pPr>
+            <w:r>
+              <w:rPr>
+                <w:sz w:val="18"/>
+                <w:szCs w:val="18"/>
+              </w:rPr>
+              <w:t>Sudah</w:t>
+            </w:r>
           </w:p>
         </w:tc>
       </w:tr>
@@ -14312,7 +14521,18 @@
           <w:p>
             <w:pPr>
               <w:spacing w:before="20" w:after="20" w:line="252" w:lineRule="auto"/>
-            </w:pPr>
+              <w:rPr>
+                <w:sz w:val="18"/>
+                <w:szCs w:val="18"/>
+              </w:rPr>
+            </w:pPr>
+            <w:r>
+              <w:rPr>
+                <w:sz w:val="18"/>
+                <w:szCs w:val="18"/>
+              </w:rPr>
+              <w:t>25</w:t>
+            </w:r>
           </w:p>
         </w:tc>
         <w:tc>
@@ -14328,7 +14548,18 @@
           <w:p>
             <w:pPr>
               <w:spacing w:before="20" w:after="20" w:line="252" w:lineRule="auto"/>
-            </w:pPr>
+              <w:rPr>
+                <w:sz w:val="18"/>
+                <w:szCs w:val="18"/>
+              </w:rPr>
+            </w:pPr>
+            <w:r>
+              <w:rPr>
+                <w:sz w:val="18"/>
+                <w:szCs w:val="18"/>
+              </w:rPr>
+              <w:t>Sudah</w:t>
+            </w:r>
           </w:p>
         </w:tc>
       </w:tr>
@@ -14397,7 +14628,18 @@
           <w:p>
             <w:pPr>
               <w:spacing w:before="20" w:after="20" w:line="252" w:lineRule="auto"/>
-            </w:pPr>
+              <w:rPr>
+                <w:sz w:val="18"/>
+                <w:szCs w:val="18"/>
+              </w:rPr>
+            </w:pPr>
+            <w:r>
+              <w:rPr>
+                <w:sz w:val="18"/>
+                <w:szCs w:val="18"/>
+              </w:rPr>
+              <w:t>25-20</w:t>
+            </w:r>
           </w:p>
         </w:tc>
         <w:tc>
@@ -14413,7 +14655,18 @@
           <w:p>
             <w:pPr>
               <w:spacing w:before="20" w:after="20" w:line="252" w:lineRule="auto"/>
-            </w:pPr>
+              <w:rPr>
+                <w:sz w:val="18"/>
+                <w:szCs w:val="18"/>
+              </w:rPr>
+            </w:pPr>
+            <w:r>
+              <w:rPr>
+                <w:sz w:val="18"/>
+                <w:szCs w:val="18"/>
+              </w:rPr>
+              <w:t>Sudah</w:t>
+            </w:r>
           </w:p>
         </w:tc>
       </w:tr>
@@ -14482,7 +14735,18 @@
           <w:p>
             <w:pPr>
               <w:spacing w:before="20" w:after="20" w:line="252" w:lineRule="auto"/>
-            </w:pPr>
+              <w:rPr>
+                <w:sz w:val="18"/>
+                <w:szCs w:val="18"/>
+              </w:rPr>
+            </w:pPr>
+            <w:r>
+              <w:rPr>
+                <w:sz w:val="18"/>
+                <w:szCs w:val="18"/>
+              </w:rPr>
+              <w:t>15-10</w:t>
+            </w:r>
           </w:p>
         </w:tc>
         <w:tc>
@@ -14498,7 +14762,18 @@
           <w:p>
             <w:pPr>
               <w:spacing w:before="20" w:after="20" w:line="252" w:lineRule="auto"/>
-            </w:pPr>
+              <w:rPr>
+                <w:sz w:val="18"/>
+                <w:szCs w:val="18"/>
+              </w:rPr>
+            </w:pPr>
+            <w:r>
+              <w:rPr>
+                <w:sz w:val="18"/>
+                <w:szCs w:val="18"/>
+              </w:rPr>
+              <w:t>3 simpanan rusak, dengan hasil “Null”</w:t>
+            </w:r>
           </w:p>
         </w:tc>
       </w:tr>
@@ -14567,7 +14842,18 @@
           <w:p>
             <w:pPr>
               <w:spacing w:before="20" w:after="20" w:line="252" w:lineRule="auto"/>
-            </w:pPr>
+              <w:rPr>
+                <w:sz w:val="18"/>
+                <w:szCs w:val="18"/>
+              </w:rPr>
+            </w:pPr>
+            <w:r>
+              <w:rPr>
+                <w:sz w:val="18"/>
+                <w:szCs w:val="18"/>
+              </w:rPr>
+              <w:t>10</w:t>
+            </w:r>
           </w:p>
         </w:tc>
         <w:tc>
@@ -14583,7 +14869,18 @@
           <w:p>
             <w:pPr>
               <w:spacing w:before="20" w:after="20" w:line="252" w:lineRule="auto"/>
-            </w:pPr>
+              <w:rPr>
+                <w:sz w:val="18"/>
+                <w:szCs w:val="18"/>
+              </w:rPr>
+            </w:pPr>
+            <w:r>
+              <w:rPr>
+                <w:sz w:val="18"/>
+                <w:szCs w:val="18"/>
+              </w:rPr>
+              <w:t>Jujur, dan deklaeasi ada</w:t>
+            </w:r>
           </w:p>
         </w:tc>
       </w:tr>
@@ -14652,7 +14949,18 @@
           <w:p>
             <w:pPr>
               <w:spacing w:before="20" w:after="20" w:line="252" w:lineRule="auto"/>
-            </w:pPr>
+              <w:rPr>
+                <w:sz w:val="18"/>
+                <w:szCs w:val="18"/>
+              </w:rPr>
+            </w:pPr>
+            <w:r>
+              <w:rPr>
+                <w:sz w:val="18"/>
+                <w:szCs w:val="18"/>
+              </w:rPr>
+              <w:t>100-90</w:t>
+            </w:r>
           </w:p>
         </w:tc>
         <w:tc>
@@ -14668,6 +14976,10 @@
           <w:p>
             <w:pPr>
               <w:spacing w:before="20" w:after="20" w:line="252" w:lineRule="auto"/>
+              <w:rPr>
+                <w:sz w:val="18"/>
+                <w:szCs w:val="18"/>
+              </w:rPr>
             </w:pPr>
           </w:p>
         </w:tc>
@@ -14724,37 +15036,45 @@
               <w:right w:val="single" w:sz="4" w:space="0" w:color="B9C6E2"/>
             </w:tcBorders>
           </w:tcPr>
-          <w:p/>
-        </w:tc>
-      </w:tr>
-      <w:tr>
-        <w:trPr>
-          <w:trHeight w:val="351"/>
-        </w:trPr>
-        <w:tc>
-          <w:tcPr>
-            <w:tcW w:w="9751" w:type="dxa"/>
-            <w:tcBorders>
-              <w:top w:val="single" w:sz="4" w:space="0" w:color="B9C6E2"/>
-              <w:left w:val="single" w:sz="4" w:space="0" w:color="B9C6E2"/>
-              <w:bottom w:val="single" w:sz="4" w:space="0" w:color="B9C6E2"/>
-              <w:right w:val="single" w:sz="4" w:space="0" w:color="B9C6E2"/>
-            </w:tcBorders>
-          </w:tcPr>
-          <w:p/>
+          <w:p>
+            <w:pPr>
+              <w:rPr>
+                <w:sz w:val="20"/>
+                <w:szCs w:val="20"/>
+              </w:rPr>
+            </w:pPr>
+            <w:r>
+              <w:rPr>
+                <w:sz w:val="20"/>
+                <w:szCs w:val="20"/>
+              </w:rPr>
+              <w:t>Mengatur state, localStorage, dan penanganan simpanan rusak agar halaman tetap berjalan.</w:t>
+            </w:r>
+          </w:p>
         </w:tc>
       </w:tr>
     </w:tbl>
     <w:p>
       <w:pPr>
         <w:spacing w:after="60"/>
+        <w:rPr>
+          <w:sz w:val="20"/>
+          <w:szCs w:val="20"/>
+        </w:rPr>
       </w:pPr>
     </w:p>
     <w:p>
+      <w:pPr>
+        <w:rPr>
+          <w:sz w:val="20"/>
+          <w:szCs w:val="20"/>
+        </w:rPr>
+      </w:pPr>
       <w:r>
         <w:rPr>
           <w:rFonts w:cs="Carlito"/>
           <w:sz w:val="20"/>
+          <w:szCs w:val="20"/>
         </w:rPr>
         <w:t>Yang ingin saya bahas di kelas berikutnya:</w:t>
       </w:r>
@@ -14782,24 +15102,21 @@
               <w:right w:val="single" w:sz="4" w:space="0" w:color="B9C6E2"/>
             </w:tcBorders>
           </w:tcPr>
-          <w:p/>
-        </w:tc>
-      </w:tr>
-      <w:tr>
-        <w:trPr>
-          <w:trHeight w:val="351"/>
-        </w:trPr>
-        <w:tc>
-          <w:tcPr>
-            <w:tcW w:w="9751" w:type="dxa"/>
-            <w:tcBorders>
-              <w:top w:val="single" w:sz="4" w:space="0" w:color="B9C6E2"/>
-              <w:left w:val="single" w:sz="4" w:space="0" w:color="B9C6E2"/>
-              <w:bottom w:val="single" w:sz="4" w:space="0" w:color="B9C6E2"/>
-              <w:right w:val="single" w:sz="4" w:space="0" w:color="B9C6E2"/>
-            </w:tcBorders>
-          </w:tcPr>
-          <w:p/>
+          <w:p>
+            <w:pPr>
+              <w:rPr>
+                <w:sz w:val="20"/>
+                <w:szCs w:val="20"/>
+              </w:rPr>
+            </w:pPr>
+            <w:r>
+              <w:rPr>
+                <w:sz w:val="20"/>
+                <w:szCs w:val="20"/>
+              </w:rPr>
+              <w:t>Penanganan versi simpanan dan cara memastikan state tetap sinkron dengan tampilan.</w:t>
+            </w:r>
+          </w:p>
         </w:tc>
       </w:tr>
     </w:tbl>
@@ -14840,24 +15157,29 @@
               <w:right w:val="single" w:sz="4" w:space="0" w:color="B9C6E2"/>
             </w:tcBorders>
           </w:tcPr>
-          <w:p/>
-        </w:tc>
-      </w:tr>
-      <w:tr>
-        <w:trPr>
-          <w:trHeight w:val="351"/>
-        </w:trPr>
-        <w:tc>
-          <w:tcPr>
-            <w:tcW w:w="9751" w:type="dxa"/>
-            <w:tcBorders>
-              <w:top w:val="single" w:sz="4" w:space="0" w:color="B9C6E2"/>
-              <w:left w:val="single" w:sz="4" w:space="0" w:color="B9C6E2"/>
-              <w:bottom w:val="single" w:sz="4" w:space="0" w:color="B9C6E2"/>
-              <w:right w:val="single" w:sz="4" w:space="0" w:color="B9C6E2"/>
-            </w:tcBorders>
-          </w:tcPr>
-          <w:p/>
+          <w:p>
+            <w:pPr>
+              <w:rPr>
+                <w:sz w:val="20"/>
+                <w:szCs w:val="20"/>
+              </w:rPr>
+            </w:pPr>
+            <w:r>
+              <w:rPr>
+                <w:sz w:val="20"/>
+                <w:szCs w:val="20"/>
+              </w:rPr>
+              <w:lastRenderedPageBreak/>
+              <w:t>Semua berkas dari P10 dicopy ke P11</w:t>
+            </w:r>
+            <w:r>
+              <w:rPr>
+                <w:sz w:val="20"/>
+                <w:szCs w:val="20"/>
+              </w:rPr>
+              <w:t>.</w:t>
+            </w:r>
+          </w:p>
         </w:tc>
       </w:tr>
     </w:tbl>
@@ -14872,7 +15194,42 @@
           <w:rFonts w:cs="Carlito"/>
           <w:sz w:val="20"/>
         </w:rPr>
-        <w:t>Tanda tangan: ______________________________     Tanggal: ______________     Jam selesai: __________</w:t>
+        <w:t>Tanda tangan:</w:t>
+      </w:r>
+      <w:r>
+        <w:rPr>
+          <w:rFonts w:cs="Carlito"/>
+          <w:sz w:val="20"/>
+        </w:rPr>
+        <w:t xml:space="preserve"> -</w:t>
+      </w:r>
+      <w:r>
+        <w:rPr>
+          <w:rFonts w:cs="Carlito"/>
+          <w:sz w:val="20"/>
+        </w:rPr>
+        <w:t xml:space="preserve">     Tanggal: </w:t>
+      </w:r>
+      <w:r>
+        <w:rPr>
+          <w:rFonts w:cs="Carlito"/>
+          <w:sz w:val="20"/>
+        </w:rPr>
+        <w:t>19 October 2026</w:t>
+      </w:r>
+      <w:r>
+        <w:rPr>
+          <w:rFonts w:cs="Carlito"/>
+          <w:sz w:val="20"/>
+        </w:rPr>
+        <w:t xml:space="preserve">     Jam selesai: </w:t>
+      </w:r>
+      <w:r>
+        <w:rPr>
+          <w:rFonts w:cs="Carlito"/>
+          <w:sz w:val="20"/>
+        </w:rPr>
+        <w:t>17.25</w:t>
       </w:r>
     </w:p>
     <w:p>
@@ -16241,7 +16598,18 @@
           <w:p>
             <w:pPr>
               <w:spacing w:before="20" w:after="20" w:line="252" w:lineRule="auto"/>
-            </w:pPr>
+              <w:rPr>
+                <w:sz w:val="19"/>
+                <w:szCs w:val="19"/>
+              </w:rPr>
+            </w:pPr>
+            <w:r>
+              <w:rPr>
+                <w:sz w:val="19"/>
+                <w:szCs w:val="19"/>
+              </w:rPr>
+              <w:t>Saat fungsi atau variabel perlu digunakan oleh berkas JavaScript lain.</w:t>
+            </w:r>
           </w:p>
         </w:tc>
       </w:tr>
@@ -16310,7 +16678,18 @@
           <w:p>
             <w:pPr>
               <w:spacing w:before="20" w:after="20" w:line="252" w:lineRule="auto"/>
-            </w:pPr>
+              <w:rPr>
+                <w:sz w:val="19"/>
+                <w:szCs w:val="19"/>
+              </w:rPr>
+            </w:pPr>
+            <w:r>
+              <w:rPr>
+                <w:sz w:val="19"/>
+                <w:szCs w:val="19"/>
+              </w:rPr>
+              <w:t>Saat mengimpor modul dari berkas lain yang jalurnya relatif terhadap berkas saat ini.</w:t>
+            </w:r>
           </w:p>
         </w:tc>
       </w:tr>
@@ -16379,7 +16758,18 @@
           <w:p>
             <w:pPr>
               <w:spacing w:before="20" w:after="20" w:line="252" w:lineRule="auto"/>
-            </w:pPr>
+              <w:rPr>
+                <w:sz w:val="19"/>
+                <w:szCs w:val="19"/>
+              </w:rPr>
+            </w:pPr>
+            <w:r>
+              <w:rPr>
+                <w:sz w:val="19"/>
+                <w:szCs w:val="19"/>
+              </w:rPr>
+              <w:t>Saat membuat tempat untuk menyimpan keadaan aplikasi, seperti kategori aktif dan daftar favorit.</w:t>
+            </w:r>
           </w:p>
         </w:tc>
       </w:tr>
@@ -16448,7 +16838,18 @@
           <w:p>
             <w:pPr>
               <w:spacing w:before="20" w:after="20" w:line="252" w:lineRule="auto"/>
-            </w:pPr>
+              <w:rPr>
+                <w:sz w:val="19"/>
+                <w:szCs w:val="19"/>
+              </w:rPr>
+            </w:pPr>
+            <w:r>
+              <w:rPr>
+                <w:sz w:val="19"/>
+                <w:szCs w:val="19"/>
+              </w:rPr>
+              <w:t>Saat pengguna melakukan tindakan yang mengubah keadaan aplikasi, misalnya memilih kategori atau menambah favorit.</w:t>
+            </w:r>
           </w:p>
         </w:tc>
       </w:tr>
@@ -16477,6 +16878,7 @@
                 <w:rFonts w:cs="Carlito"/>
                 <w:sz w:val="19"/>
               </w:rPr>
+              <w:lastRenderedPageBreak/>
               <w:t>render(state)</w:t>
             </w:r>
           </w:p>
@@ -16517,7 +16919,18 @@
           <w:p>
             <w:pPr>
               <w:spacing w:before="20" w:after="20" w:line="252" w:lineRule="auto"/>
-            </w:pPr>
+              <w:rPr>
+                <w:sz w:val="19"/>
+                <w:szCs w:val="19"/>
+              </w:rPr>
+            </w:pPr>
+            <w:r>
+              <w:rPr>
+                <w:sz w:val="19"/>
+                <w:szCs w:val="19"/>
+              </w:rPr>
+              <w:t>Setelah state berubah untuk memperbarui tampilan agar sesuai dengan keadaan terbaru.</w:t>
+            </w:r>
           </w:p>
         </w:tc>
       </w:tr>
@@ -16586,7 +16999,18 @@
           <w:p>
             <w:pPr>
               <w:spacing w:before="20" w:after="20" w:line="252" w:lineRule="auto"/>
-            </w:pPr>
+              <w:rPr>
+                <w:sz w:val="19"/>
+                <w:szCs w:val="19"/>
+              </w:rPr>
+            </w:pPr>
+            <w:r>
+              <w:rPr>
+                <w:sz w:val="19"/>
+                <w:szCs w:val="19"/>
+              </w:rPr>
+              <w:t>Saat mengubah objek atau array menjadi teks sebelum disimpan ke localStorage.</w:t>
+            </w:r>
           </w:p>
         </w:tc>
       </w:tr>
@@ -16615,7 +17039,6 @@
                 <w:rFonts w:cs="Carlito"/>
                 <w:sz w:val="19"/>
               </w:rPr>
-              <w:lastRenderedPageBreak/>
               <w:t>JSON.parse</w:t>
             </w:r>
           </w:p>
@@ -16656,7 +17079,18 @@
           <w:p>
             <w:pPr>
               <w:spacing w:before="20" w:after="20" w:line="252" w:lineRule="auto"/>
-            </w:pPr>
+              <w:rPr>
+                <w:sz w:val="19"/>
+                <w:szCs w:val="19"/>
+              </w:rPr>
+            </w:pPr>
+            <w:r>
+              <w:rPr>
+                <w:sz w:val="19"/>
+                <w:szCs w:val="19"/>
+              </w:rPr>
+              <w:t>Saat membaca teks dari localStorage dan mengubahnya kembali menjadi objek atau array.</w:t>
+            </w:r>
           </w:p>
         </w:tc>
       </w:tr>
@@ -16725,7 +17159,18 @@
           <w:p>
             <w:pPr>
               <w:spacing w:before="20" w:after="20" w:line="252" w:lineRule="auto"/>
-            </w:pPr>
+              <w:rPr>
+                <w:sz w:val="19"/>
+                <w:szCs w:val="19"/>
+              </w:rPr>
+            </w:pPr>
+            <w:r>
+              <w:rPr>
+                <w:sz w:val="19"/>
+                <w:szCs w:val="19"/>
+              </w:rPr>
+              <w:t>Saat menyimpan atau membaca data pilihan pengguna dari penyimpanan peramban.</w:t>
+            </w:r>
           </w:p>
         </w:tc>
       </w:tr>
@@ -16794,7 +17239,18 @@
           <w:p>
             <w:pPr>
               <w:spacing w:before="20" w:after="20" w:line="252" w:lineRule="auto"/>
-            </w:pPr>
+              <w:rPr>
+                <w:sz w:val="19"/>
+                <w:szCs w:val="19"/>
+              </w:rPr>
+            </w:pPr>
+            <w:r>
+              <w:rPr>
+                <w:sz w:val="19"/>
+                <w:szCs w:val="19"/>
+              </w:rPr>
+              <w:t>Saat menghapus simpanan, misalnya ketika tombol atur ulang ditekan atau simpanan rusak ditemukan.</w:t>
+            </w:r>
           </w:p>
         </w:tc>
       </w:tr>
@@ -16863,7 +17319,18 @@
           <w:p>
             <w:pPr>
               <w:spacing w:before="20" w:after="20" w:line="252" w:lineRule="auto"/>
-            </w:pPr>
+              <w:rPr>
+                <w:sz w:val="19"/>
+                <w:szCs w:val="19"/>
+              </w:rPr>
+            </w:pPr>
+            <w:r>
+              <w:rPr>
+                <w:sz w:val="19"/>
+                <w:szCs w:val="19"/>
+              </w:rPr>
+              <w:t>Saat nilai yang dibaca bernilai null atau undefined, agar aplikasi tetap memiliki nilai awal.</w:t>
+            </w:r>
           </w:p>
         </w:tc>
       </w:tr>
@@ -18203,7 +18670,6 @@
                 <w:rFonts w:cs="Carlito"/>
                 <w:sz w:val="18"/>
               </w:rPr>
-              <w:lastRenderedPageBreak/>
               <w:t>git push</w:t>
             </w:r>
           </w:p>
@@ -18659,115 +19125,7 @@
         <w:color w:val="5A6080"/>
         <w:sz w:val="15"/>
       </w:rPr>
-      <w:t>PABW 2026/</w:t>
-    </w:r>
-    <w:proofErr w:type="gramStart"/>
-    <w:r>
-      <w:rPr>
-        <w:rFonts w:cs="Carlito"/>
-        <w:color w:val="5A6080"/>
-        <w:sz w:val="15"/>
-      </w:rPr>
-      <w:t>2027  ·</w:t>
-    </w:r>
-    <w:proofErr w:type="gramEnd"/>
-    <w:r>
-      <w:rPr>
-        <w:rFonts w:cs="Carlito"/>
-        <w:color w:val="5A6080"/>
-        <w:sz w:val="15"/>
-      </w:rPr>
-      <w:t xml:space="preserve">  </w:t>
-    </w:r>
-    <w:proofErr w:type="spellStart"/>
-    <w:r>
-      <w:rPr>
-        <w:rFonts w:cs="Carlito"/>
-        <w:color w:val="5A6080"/>
-        <w:sz w:val="15"/>
-      </w:rPr>
-      <w:t>Pertemuan</w:t>
-    </w:r>
-    <w:proofErr w:type="spellEnd"/>
-    <w:r>
-      <w:rPr>
-        <w:rFonts w:cs="Carlito"/>
-        <w:color w:val="5A6080"/>
-        <w:sz w:val="15"/>
-      </w:rPr>
-      <w:t xml:space="preserve"> </w:t>
-    </w:r>
-    <w:proofErr w:type="gramStart"/>
-    <w:r>
-      <w:rPr>
-        <w:rFonts w:cs="Carlito"/>
-        <w:color w:val="5A6080"/>
-        <w:sz w:val="15"/>
-      </w:rPr>
-      <w:t>11  ·</w:t>
-    </w:r>
-    <w:proofErr w:type="gramEnd"/>
-    <w:r>
-      <w:rPr>
-        <w:rFonts w:cs="Carlito"/>
-        <w:color w:val="5A6080"/>
-        <w:sz w:val="15"/>
-      </w:rPr>
-      <w:t xml:space="preserve">  Modul, State, dan </w:t>
-    </w:r>
-    <w:proofErr w:type="spellStart"/>
-    <w:r>
-      <w:rPr>
-        <w:rFonts w:cs="Carlito"/>
-        <w:color w:val="5A6080"/>
-        <w:sz w:val="15"/>
-      </w:rPr>
-      <w:t>Penyimpanan</w:t>
-    </w:r>
-    <w:proofErr w:type="spellEnd"/>
-    <w:r>
-      <w:rPr>
-        <w:rFonts w:cs="Carlito"/>
-        <w:color w:val="5A6080"/>
-        <w:sz w:val="15"/>
-      </w:rPr>
-      <w:t xml:space="preserve"> </w:t>
-    </w:r>
-    <w:proofErr w:type="gramStart"/>
-    <w:r>
-      <w:rPr>
-        <w:rFonts w:cs="Carlito"/>
-        <w:color w:val="5A6080"/>
-        <w:sz w:val="15"/>
-      </w:rPr>
-      <w:t>Klien  ·</w:t>
-    </w:r>
-    <w:proofErr w:type="gramEnd"/>
-    <w:r>
-      <w:rPr>
-        <w:rFonts w:cs="Carlito"/>
-        <w:color w:val="5A6080"/>
-        <w:sz w:val="15"/>
-      </w:rPr>
-      <w:t xml:space="preserve">  Universitas Islam </w:t>
-    </w:r>
-    <w:proofErr w:type="gramStart"/>
-    <w:r>
-      <w:rPr>
-        <w:rFonts w:cs="Carlito"/>
-        <w:color w:val="5A6080"/>
-        <w:sz w:val="15"/>
-      </w:rPr>
-      <w:t>Indonesia  ·</w:t>
-    </w:r>
-    <w:proofErr w:type="gramEnd"/>
-    <w:r>
-      <w:rPr>
-        <w:rFonts w:cs="Carlito"/>
-        <w:color w:val="5A6080"/>
-        <w:sz w:val="15"/>
-      </w:rPr>
-      <w:t xml:space="preserve">  halaman</w:t>
+      <w:t>PABW 2026/2027  ·  Pertemuan 11  ·  Modul, State, dan Penyimpanan Klien  ·  Universitas Islam Indonesia  ·  halaman</w:t>
     </w:r>
     <w:r>
       <w:fldChar w:fldCharType="begin"/>
